--- a/docs/Справочная_инфомация/3_Доп_ПО.docx
+++ b/docs/Справочная_инфомация/3_Доп_ПО.docx
@@ -2962,6 +2962,7 @@
     <w:p>
       <w:pPr>
         <w:numPr>
+          <w:ilvl w:val="0"/>
           <w:numId w:val="0"/>
         </w:numPr>
         <w:spacing w:before="120" w:after="120" w:line="240" w:lineRule="auto"/>
@@ -3282,6 +3283,7 @@
     <w:p>
       <w:pPr>
         <w:numPr>
+          <w:ilvl w:val="0"/>
           <w:numId w:val="0"/>
         </w:numPr>
         <w:spacing w:before="120" w:after="120" w:line="240" w:lineRule="auto"/>
@@ -3686,6 +3688,7 @@
     <w:p>
       <w:pPr>
         <w:numPr>
+          <w:ilvl w:val="0"/>
           <w:numId w:val="0"/>
         </w:numPr>
         <w:spacing w:before="120" w:after="120" w:line="240" w:lineRule="auto"/>
@@ -3938,6 +3941,7 @@
     <w:p>
       <w:pPr>
         <w:numPr>
+          <w:ilvl w:val="0"/>
           <w:numId w:val="0"/>
         </w:numPr>
         <w:spacing w:before="120" w:after="120" w:line="240" w:lineRule="auto"/>
@@ -4571,7 +4575,7 @@
           <w:lang w:val="ru-RU"/>
         </w:rPr>
         <w:sectPr>
-          <w:footerReference r:id="rId6" w:type="default"/>
+          <w:footerReference r:id="rId4" w:type="default"/>
           <w:pgSz w:w="11906" w:h="16838"/>
           <w:pgMar w:top="1440" w:right="1800" w:bottom="1440" w:left="1800" w:header="720" w:footer="720" w:gutter="0"/>
           <w:pgNumType w:start="2"/>
@@ -4586,7 +4590,25 @@
           <w:i w:val="0"/>
           <w:sz w:val="28"/>
         </w:rPr>
-        <w:t xml:space="preserve">Для решения конкретных задач пользователь запускает соответствующий launch‑файл из пакета </w:t>
+        <w:t>Для решения конкретных задач пользователь запускает соответствующий launch‑файл из пакет</w:t>
+      </w:r>
+      <w:r>
+        <w:rPr>
+          <w:b w:val="0"/>
+          <w:i w:val="0"/>
+          <w:sz w:val="28"/>
+          <w:lang w:val="ru-RU"/>
+        </w:rPr>
+        <w:t>ов</w:t>
+      </w:r>
+      <w:r>
+        <w:rPr>
+          <w:rFonts w:ascii="Times New Roman" w:hAnsi="Times New Roman"/>
+          <w:b w:val="0"/>
+          <w:i w:val="0"/>
+          <w:sz w:val="28"/>
+        </w:rPr>
+        <w:t xml:space="preserve"> </w:t>
       </w:r>
       <w:r>
         <w:rPr>
@@ -4600,22 +4622,62 @@
       </w:r>
       <w:r>
         <w:rPr>
+          <w:rFonts w:hint="default"/>
+          <w:b w:val="0"/>
+          <w:i w:val="0"/>
+          <w:iCs w:val="0"/>
+          <w:sz w:val="28"/>
+          <w:lang w:val="ru-RU"/>
+        </w:rPr>
+        <w:t xml:space="preserve"> и </w:t>
+      </w:r>
+      <w:r>
+        <w:rPr>
+          <w:rFonts w:hint="default"/>
+          <w:b w:val="0"/>
+          <w:i/>
+          <w:iCs/>
+          <w:sz w:val="28"/>
+          <w:lang w:val="ru-RU"/>
+        </w:rPr>
+        <w:t>jetbot_mirea_description</w:t>
+      </w:r>
+      <w:r>
+        <w:rPr>
           <w:rFonts w:ascii="Times New Roman" w:hAnsi="Times New Roman"/>
           <w:b w:val="0"/>
           <w:i w:val="0"/>
           <w:sz w:val="28"/>
         </w:rPr>
-        <w:t>. Все параметры (использовать ли симуляционное время, какие конфиги навигации подгружать) задаются через аргументы командной строки. Ниже приведены основные сценарии и задействованные в них компонент</w:t>
-      </w:r>
-      <w:r>
-        <w:rPr>
-          <w:rFonts w:ascii="Times New Roman" w:hAnsi="Times New Roman"/>
+        <w:t>. Все параметры (использовать ли симуляционное время</w:t>
+      </w:r>
+      <w:r>
+        <w:rPr>
+          <w:rFonts w:hint="default"/>
           <w:b w:val="0"/>
           <w:i w:val="0"/>
           <w:sz w:val="28"/>
           <w:lang w:val="ru-RU"/>
         </w:rPr>
-        <w:t>ов</w:t>
+        <w:t>, например</w:t>
+      </w:r>
+      <w:r>
+        <w:rPr>
+          <w:rFonts w:ascii="Times New Roman" w:hAnsi="Times New Roman"/>
+          <w:b w:val="0"/>
+          <w:i w:val="0"/>
+          <w:sz w:val="28"/>
+        </w:rPr>
+        <w:t>) задаются через аргументы командной строки. Ниже приведены основные сценарии и задействованные в них компонент</w:t>
+      </w:r>
+      <w:r>
+        <w:rPr>
+          <w:b w:val="0"/>
+          <w:i w:val="0"/>
+          <w:sz w:val="28"/>
+          <w:lang w:val="ru-RU"/>
+        </w:rPr>
+        <w:t>ы</w:t>
       </w:r>
       <w:r>
         <w:rPr>
@@ -4631,7 +4693,7 @@
     <w:tbl>
       <w:tblPr>
         <w:tblStyle w:val="12"/>
-        <w:tblW w:w="0" w:type="auto"/>
+        <w:tblW w:w="14275" w:type="dxa"/>
         <w:tblInd w:w="107" w:type="dxa"/>
         <w:tblBorders>
           <w:top w:val="single" w:color="auto" w:sz="4" w:space="0"/>
@@ -4650,10 +4712,10 @@
         </w:tblCellMar>
       </w:tblPr>
       <w:tblGrid>
-        <w:gridCol w:w="1900"/>
-        <w:gridCol w:w="2762"/>
-        <w:gridCol w:w="2975"/>
-        <w:gridCol w:w="6325"/>
+        <w:gridCol w:w="1974"/>
+        <w:gridCol w:w="3835"/>
+        <w:gridCol w:w="3382"/>
+        <w:gridCol w:w="5084"/>
       </w:tblGrid>
       <w:tr>
         <w:tblPrEx>
@@ -4672,83 +4734,78 @@
             <w:right w:w="108" w:type="dxa"/>
           </w:tblCellMar>
         </w:tblPrEx>
+        <w:trPr>
+          <w:trHeight w:val="297" w:hRule="atLeast"/>
+        </w:trPr>
         <w:tc>
           <w:tcPr>
-            <w:tcW w:w="1900" w:type="dxa"/>
+            <w:tcW w:w="14275" w:type="dxa"/>
+            <w:gridSpan w:val="4"/>
+            <w:tcBorders>
+              <w:top w:val="nil"/>
+              <w:left w:val="nil"/>
+              <w:bottom w:val="single" w:color="auto" w:sz="4" w:space="0"/>
+              <w:right w:val="nil"/>
+            </w:tcBorders>
           </w:tcPr>
           <w:p>
             <w:pPr>
-              <w:spacing w:after="0" w:line="240" w:lineRule="auto"/>
-              <w:ind w:left="0" w:leftChars="0" w:firstLine="0" w:firstLineChars="0"/>
-              <w:jc w:val="left"/>
+              <w:pStyle w:val="7"/>
+              <w:widowControl w:val="0"/>
+              <w:wordWrap w:val="0"/>
+              <w:jc w:val="right"/>
+              <w:rPr>
+                <w:rFonts w:hint="default" w:ascii="Times New Roman" w:hAnsi="Times New Roman"/>
+                <w:b/>
+                <w:sz w:val="24"/>
+                <w:szCs w:val="24"/>
+                <w:lang w:val="ru-RU"/>
+              </w:rPr>
             </w:pPr>
             <w:r>
-              <w:rPr>
-                <w:rFonts w:ascii="Times New Roman" w:hAnsi="Times New Roman"/>
-                <w:b/>
-                <w:sz w:val="28"/>
-              </w:rPr>
-              <w:t>Сценарий</w:t>
-            </w:r>
-          </w:p>
-        </w:tc>
-        <w:tc>
-          <w:tcPr>
-            <w:tcW w:w="2762" w:type="dxa"/>
-          </w:tcPr>
-          <w:p>
-            <w:pPr>
-              <w:spacing w:after="0" w:line="240" w:lineRule="auto"/>
-              <w:ind w:left="0" w:leftChars="0" w:firstLine="0" w:firstLineChars="0"/>
-              <w:jc w:val="left"/>
-            </w:pPr>
-            <w:r>
-              <w:rPr>
-                <w:rFonts w:ascii="Times New Roman" w:hAnsi="Times New Roman"/>
-                <w:b/>
-                <w:sz w:val="28"/>
-              </w:rPr>
-              <w:t>Запускаемый launch‑файл</w:t>
-            </w:r>
-          </w:p>
-        </w:tc>
-        <w:tc>
-          <w:tcPr>
-            <w:tcW w:w="2975" w:type="dxa"/>
-          </w:tcPr>
-          <w:p>
-            <w:pPr>
-              <w:spacing w:after="0" w:line="240" w:lineRule="auto"/>
-              <w:ind w:left="0" w:leftChars="0" w:firstLine="0" w:firstLineChars="0"/>
-              <w:jc w:val="left"/>
-            </w:pPr>
-            <w:r>
-              <w:rPr>
-                <w:rFonts w:ascii="Times New Roman" w:hAnsi="Times New Roman"/>
-                <w:b/>
-                <w:sz w:val="28"/>
-              </w:rPr>
-              <w:t>Задействованные пакеты / уровни</w:t>
-            </w:r>
-          </w:p>
-        </w:tc>
-        <w:tc>
-          <w:tcPr>
-            <w:tcW w:w="6325" w:type="dxa"/>
-          </w:tcPr>
-          <w:p>
-            <w:pPr>
-              <w:spacing w:after="0" w:line="240" w:lineRule="auto"/>
-              <w:ind w:left="0" w:leftChars="0" w:firstLine="0" w:firstLineChars="0"/>
-              <w:jc w:val="left"/>
-            </w:pPr>
-            <w:r>
-              <w:rPr>
-                <w:rFonts w:ascii="Times New Roman" w:hAnsi="Times New Roman"/>
-                <w:b/>
-                <w:sz w:val="28"/>
-              </w:rPr>
-              <w:t>Краткое описание</w:t>
+              <w:t xml:space="preserve">Таблица </w:t>
+            </w:r>
+            <w:r>
+              <w:fldChar w:fldCharType="begin"/>
+            </w:r>
+            <w:r>
+              <w:instrText xml:space="preserve"> SEQ Таблица \* ARABIC </w:instrText>
+            </w:r>
+            <w:r>
+              <w:fldChar w:fldCharType="separate"/>
+            </w:r>
+            <w:r>
+              <w:t>1</w:t>
+            </w:r>
+            <w:r>
+              <w:fldChar w:fldCharType="end"/>
+            </w:r>
+            <w:r>
+              <w:rPr>
+                <w:lang w:val="ru-RU"/>
+              </w:rPr>
+              <w:t>.</w:t>
+            </w:r>
+            <w:r>
+              <w:rPr>
+                <w:rFonts w:hint="default"/>
+                <w:lang w:val="ru-RU"/>
+              </w:rPr>
+              <w:t xml:space="preserve"> Сценарии и </w:t>
+            </w:r>
+            <w:r>
+              <w:rPr>
+                <w:rFonts w:hint="default"/>
+                <w:lang w:val="en-US"/>
+              </w:rPr>
+              <w:t>launch-</w:t>
+            </w:r>
+            <w:r>
+              <w:rPr>
+                <w:rFonts w:hint="default"/>
+                <w:lang w:val="ru-RU"/>
+              </w:rPr>
+              <w:t>файлы</w:t>
             </w:r>
           </w:p>
         </w:tc>
@@ -4772,120 +4829,126 @@
         </w:tblPrEx>
         <w:tc>
           <w:tcPr>
-            <w:tcW w:w="1900" w:type="dxa"/>
+            <w:tcW w:w="1974" w:type="dxa"/>
+            <w:tcBorders>
+              <w:top w:val="single" w:color="auto" w:sz="4" w:space="0"/>
+            </w:tcBorders>
           </w:tcPr>
           <w:p>
             <w:pPr>
+              <w:widowControl w:val="0"/>
               <w:spacing w:after="0" w:line="240" w:lineRule="auto"/>
               <w:ind w:left="0" w:leftChars="0" w:firstLine="0" w:firstLineChars="0"/>
               <w:jc w:val="left"/>
-              <w:rPr>
-                <w:rFonts w:hint="default"/>
-                <w:sz w:val="26"/>
-                <w:szCs w:val="26"/>
-                <w:lang w:val="en-US"/>
-              </w:rPr>
             </w:pPr>
             <w:r>
               <w:rPr>
                 <w:rFonts w:ascii="Times New Roman" w:hAnsi="Times New Roman"/>
-                <w:b w:val="0"/>
-                <w:sz w:val="26"/>
-                <w:szCs w:val="26"/>
-              </w:rPr>
-              <w:t>Визуализация модел</w:t>
+                <w:b/>
+                <w:sz w:val="28"/>
+              </w:rPr>
+              <w:t>Сценарий</w:t>
             </w:r>
           </w:p>
         </w:tc>
         <w:tc>
           <w:tcPr>
-            <w:tcW w:w="2762" w:type="dxa"/>
+            <w:tcW w:w="3835" w:type="dxa"/>
+            <w:tcBorders>
+              <w:top w:val="single" w:color="auto" w:sz="4" w:space="0"/>
+            </w:tcBorders>
           </w:tcPr>
           <w:p>
             <w:pPr>
+              <w:widowControl w:val="0"/>
               <w:spacing w:after="0" w:line="240" w:lineRule="auto"/>
               <w:ind w:left="0" w:leftChars="0" w:firstLine="0" w:firstLineChars="0"/>
               <w:jc w:val="left"/>
               <w:rPr>
                 <w:rFonts w:hint="default"/>
-                <w:i/>
-                <w:iCs/>
-                <w:sz w:val="26"/>
-                <w:szCs w:val="26"/>
-                <w:lang w:val="en-US"/>
+                <w:lang w:val="ru-RU"/>
               </w:rPr>
             </w:pPr>
             <w:r>
               <w:rPr>
+                <w:b/>
+                <w:sz w:val="28"/>
+                <w:lang w:val="ru-RU"/>
+              </w:rPr>
+              <w:t>Команда</w:t>
+            </w:r>
+            <w:r>
+              <w:rPr>
+                <w:rFonts w:hint="default"/>
+                <w:b/>
+                <w:sz w:val="28"/>
+                <w:lang w:val="ru-RU"/>
+              </w:rPr>
+              <w:t xml:space="preserve"> для запуска </w:t>
+            </w:r>
+            <w:r>
+              <w:rPr>
                 <w:rFonts w:ascii="Times New Roman" w:hAnsi="Times New Roman"/>
-                <w:b w:val="0"/>
-                <w:i/>
-                <w:iCs/>
-                <w:sz w:val="26"/>
-                <w:szCs w:val="26"/>
-              </w:rPr>
-              <w:t>rviz_and_robot_descriptin.launch.py</w:t>
+                <w:b/>
+                <w:sz w:val="28"/>
+              </w:rPr>
+              <w:t>launch‑файл</w:t>
+            </w:r>
+            <w:r>
+              <w:rPr>
+                <w:b/>
+                <w:sz w:val="28"/>
+                <w:lang w:val="ru-RU"/>
+              </w:rPr>
+              <w:t>а</w:t>
             </w:r>
           </w:p>
         </w:tc>
         <w:tc>
           <w:tcPr>
-            <w:tcW w:w="2975" w:type="dxa"/>
+            <w:tcW w:w="3382" w:type="dxa"/>
+            <w:tcBorders>
+              <w:top w:val="single" w:color="auto" w:sz="4" w:space="0"/>
+            </w:tcBorders>
           </w:tcPr>
           <w:p>
             <w:pPr>
+              <w:widowControl w:val="0"/>
               <w:spacing w:after="0" w:line="240" w:lineRule="auto"/>
               <w:ind w:left="0" w:leftChars="0" w:firstLine="0" w:firstLineChars="0"/>
               <w:jc w:val="left"/>
-              <w:rPr>
-                <w:sz w:val="26"/>
-                <w:szCs w:val="26"/>
-              </w:rPr>
             </w:pPr>
             <w:r>
               <w:rPr>
                 <w:rFonts w:ascii="Times New Roman" w:hAnsi="Times New Roman"/>
-                <w:b w:val="0"/>
-                <w:i/>
-                <w:iCs/>
-                <w:sz w:val="26"/>
-                <w:szCs w:val="26"/>
-              </w:rPr>
-              <w:t>jetbot_mirea_description</w:t>
-            </w:r>
-            <w:r>
-              <w:rPr>
-                <w:rFonts w:ascii="Times New Roman" w:hAnsi="Times New Roman"/>
-                <w:b w:val="0"/>
-                <w:sz w:val="26"/>
-                <w:szCs w:val="26"/>
-              </w:rPr>
-              <w:t xml:space="preserve"> (уровень 1)</w:t>
+                <w:b/>
+                <w:sz w:val="28"/>
+              </w:rPr>
+              <w:t>Задействованные пакеты / уровни</w:t>
             </w:r>
           </w:p>
         </w:tc>
         <w:tc>
           <w:tcPr>
-            <w:tcW w:w="6325" w:type="dxa"/>
+            <w:tcW w:w="5084" w:type="dxa"/>
+            <w:tcBorders>
+              <w:top w:val="single" w:color="auto" w:sz="4" w:space="0"/>
+            </w:tcBorders>
           </w:tcPr>
           <w:p>
             <w:pPr>
+              <w:widowControl w:val="0"/>
               <w:spacing w:after="0" w:line="240" w:lineRule="auto"/>
               <w:ind w:left="0" w:leftChars="0" w:firstLine="0" w:firstLineChars="0"/>
               <w:jc w:val="left"/>
-              <w:rPr>
-                <w:sz w:val="26"/>
-                <w:szCs w:val="26"/>
-              </w:rPr>
             </w:pPr>
             <w:r>
               <w:rPr>
                 <w:rFonts w:ascii="Times New Roman" w:hAnsi="Times New Roman"/>
-                <w:b w:val="0"/>
-                <w:sz w:val="26"/>
-                <w:szCs w:val="26"/>
-              </w:rPr>
-              <w:t>Публикует трансформации робота и открывает Rviz с предустановленным видом.</w:t>
+                <w:b/>
+                <w:sz w:val="28"/>
+              </w:rPr>
+              <w:t>Краткое описание</w:t>
             </w:r>
           </w:p>
         </w:tc>
@@ -4909,10 +4972,11 @@
         </w:tblPrEx>
         <w:tc>
           <w:tcPr>
-            <w:tcW w:w="1900" w:type="dxa"/>
+            <w:tcW w:w="1974" w:type="dxa"/>
           </w:tcPr>
           <w:p>
             <w:pPr>
+              <w:widowControl w:val="0"/>
               <w:spacing w:after="0" w:line="240" w:lineRule="auto"/>
               <w:ind w:left="0" w:leftChars="0" w:firstLine="0" w:firstLineChars="0"/>
               <w:jc w:val="left"/>
@@ -4920,7 +4984,7 @@
                 <w:rFonts w:hint="default"/>
                 <w:sz w:val="26"/>
                 <w:szCs w:val="26"/>
-                <w:lang w:val="en-US"/>
+                <w:lang w:val="ru-RU"/>
               </w:rPr>
             </w:pPr>
             <w:r>
@@ -4930,16 +4994,26 @@
                 <w:sz w:val="26"/>
                 <w:szCs w:val="26"/>
               </w:rPr>
-              <w:t>Проверка сенсоров и моторов</w:t>
+              <w:t>Визуализация модел</w:t>
+            </w:r>
+            <w:r>
+              <w:rPr>
+                <w:b w:val="0"/>
+                <w:sz w:val="26"/>
+                <w:szCs w:val="26"/>
+                <w:lang w:val="ru-RU"/>
+              </w:rPr>
+              <w:t>и</w:t>
             </w:r>
           </w:p>
         </w:tc>
         <w:tc>
           <w:tcPr>
-            <w:tcW w:w="2762" w:type="dxa"/>
+            <w:tcW w:w="3835" w:type="dxa"/>
           </w:tcPr>
           <w:p>
             <w:pPr>
+              <w:widowControl w:val="0"/>
               <w:spacing w:after="0" w:line="240" w:lineRule="auto"/>
               <w:ind w:left="0" w:leftChars="0" w:firstLine="0" w:firstLineChars="0"/>
               <w:jc w:val="left"/>
@@ -4952,6 +5026,38 @@
                 <w:lang w:val="en-US"/>
               </w:rPr>
             </w:pPr>
+            <w:r>
+              <w:rPr>
+                <w:rFonts w:hint="default" w:ascii="Times New Roman" w:hAnsi="Times New Roman"/>
+                <w:b w:val="0"/>
+                <w:i/>
+                <w:iCs/>
+                <w:sz w:val="26"/>
+                <w:szCs w:val="26"/>
+              </w:rPr>
+              <w:t xml:space="preserve">ros2 launch </w:t>
+            </w:r>
+            <w:r>
+              <w:rPr>
+                <w:rFonts w:ascii="Times New Roman" w:hAnsi="Times New Roman"/>
+                <w:b w:val="0"/>
+                <w:i/>
+                <w:iCs/>
+                <w:sz w:val="28"/>
+              </w:rPr>
+              <w:t>completed_scripts_jetbot</w:t>
+            </w:r>
+            <w:r>
+              <w:rPr>
+                <w:rFonts w:hint="default"/>
+                <w:b w:val="0"/>
+                <w:i/>
+                <w:iCs/>
+                <w:sz w:val="28"/>
+                <w:lang w:val="ru-RU"/>
+              </w:rPr>
+              <w:t xml:space="preserve"> </w:t>
+            </w:r>
             <w:r>
               <w:rPr>
                 <w:rFonts w:ascii="Times New Roman" w:hAnsi="Times New Roman"/>
@@ -4961,16 +5067,17 @@
                 <w:sz w:val="26"/>
                 <w:szCs w:val="26"/>
               </w:rPr>
-              <w:t>jetbot_sensors_and_motos.launch.py</w:t>
+              <w:t>rviz_and_robot_descriptin.launch.py</w:t>
             </w:r>
           </w:p>
         </w:tc>
         <w:tc>
           <w:tcPr>
-            <w:tcW w:w="2975" w:type="dxa"/>
+            <w:tcW w:w="3382" w:type="dxa"/>
           </w:tcPr>
           <w:p>
             <w:pPr>
+              <w:widowControl w:val="0"/>
               <w:spacing w:after="0" w:line="240" w:lineRule="auto"/>
               <w:ind w:left="0" w:leftChars="0" w:firstLine="0" w:firstLineChars="0"/>
               <w:jc w:val="left"/>
@@ -4979,15 +5086,6 @@
                 <w:szCs w:val="26"/>
               </w:rPr>
             </w:pPr>
-            <w:r>
-              <w:rPr>
-                <w:rFonts w:ascii="Times New Roman" w:hAnsi="Times New Roman"/>
-                <w:b w:val="0"/>
-                <w:sz w:val="26"/>
-                <w:szCs w:val="26"/>
-              </w:rPr>
-              <w:t xml:space="preserve">Драйверы (уровень 2), </w:t>
-            </w:r>
             <w:r>
               <w:rPr>
                 <w:rFonts w:ascii="Times New Roman" w:hAnsi="Times New Roman"/>
@@ -4997,7 +5095,7 @@
                 <w:sz w:val="26"/>
                 <w:szCs w:val="26"/>
               </w:rPr>
-              <w:t>lidar_filter</w:t>
+              <w:t>jetbot_mirea_description</w:t>
             </w:r>
             <w:r>
               <w:rPr>
@@ -5006,22 +5104,25 @@
                 <w:sz w:val="26"/>
                 <w:szCs w:val="26"/>
               </w:rPr>
-              <w:t xml:space="preserve"> (уровень 3)</w:t>
+              <w:t xml:space="preserve"> (уровень 1)</w:t>
             </w:r>
           </w:p>
         </w:tc>
         <w:tc>
           <w:tcPr>
-            <w:tcW w:w="6325" w:type="dxa"/>
+            <w:tcW w:w="5084" w:type="dxa"/>
           </w:tcPr>
           <w:p>
             <w:pPr>
+              <w:widowControl w:val="0"/>
               <w:spacing w:after="0" w:line="240" w:lineRule="auto"/>
               <w:ind w:left="0" w:leftChars="0" w:firstLine="0" w:firstLineChars="0"/>
               <w:jc w:val="left"/>
               <w:rPr>
+                <w:rFonts w:hint="default"/>
                 <w:sz w:val="26"/>
                 <w:szCs w:val="26"/>
+                <w:lang w:val="ru-RU"/>
               </w:rPr>
             </w:pPr>
             <w:r>
@@ -5031,160 +5132,17 @@
                 <w:sz w:val="26"/>
                 <w:szCs w:val="26"/>
               </w:rPr>
-              <w:t>Включает лидар, камеру (опционально), моторы; данные можно наблюдать в Rviz.</w:t>
-            </w:r>
-          </w:p>
-        </w:tc>
-      </w:tr>
-      <w:tr>
-        <w:tblPrEx>
-          <w:tblBorders>
-            <w:top w:val="single" w:color="auto" w:sz="4" w:space="0"/>
-            <w:left w:val="single" w:color="auto" w:sz="4" w:space="0"/>
-            <w:bottom w:val="single" w:color="auto" w:sz="4" w:space="0"/>
-            <w:right w:val="single" w:color="auto" w:sz="4" w:space="0"/>
-            <w:insideH w:val="single" w:color="auto" w:sz="4" w:space="0"/>
-            <w:insideV w:val="single" w:color="auto" w:sz="4" w:space="0"/>
-          </w:tblBorders>
-        </w:tblPrEx>
-        <w:tc>
-          <w:tcPr>
-            <w:tcW w:w="1900" w:type="dxa"/>
-          </w:tcPr>
-          <w:p>
-            <w:pPr>
-              <w:spacing w:after="0" w:line="240" w:lineRule="auto"/>
-              <w:ind w:left="0" w:leftChars="0" w:firstLine="0" w:firstLineChars="0"/>
-              <w:jc w:val="left"/>
-              <w:rPr>
-                <w:rFonts w:hint="default"/>
-                <w:sz w:val="26"/>
-                <w:szCs w:val="26"/>
-                <w:lang w:val="en-US"/>
-              </w:rPr>
-            </w:pPr>
-            <w:r>
-              <w:rPr>
-                <w:rFonts w:ascii="Times New Roman" w:hAnsi="Times New Roman"/>
+              <w:t>Публикует трансформации робота и открывает Rviz с предустановленным видом</w:t>
+            </w:r>
+            <w:r>
+              <w:rPr>
+                <w:rFonts w:hint="default"/>
                 <w:b w:val="0"/>
                 <w:sz w:val="26"/>
                 <w:szCs w:val="26"/>
-              </w:rPr>
-              <w:t>Локализация на готовой карте</w:t>
-            </w:r>
-          </w:p>
-        </w:tc>
-        <w:tc>
-          <w:tcPr>
-            <w:tcW w:w="2762" w:type="dxa"/>
-          </w:tcPr>
-          <w:p>
-            <w:pPr>
-              <w:spacing w:after="0" w:line="240" w:lineRule="auto"/>
-              <w:ind w:left="0" w:leftChars="0" w:firstLine="0" w:firstLineChars="0"/>
-              <w:jc w:val="left"/>
-              <w:rPr>
-                <w:rFonts w:hint="default"/>
-                <w:i/>
-                <w:iCs/>
-                <w:sz w:val="26"/>
-                <w:szCs w:val="26"/>
-                <w:lang w:val="en-US"/>
-              </w:rPr>
-            </w:pPr>
-            <w:r>
-              <w:rPr>
-                <w:rFonts w:ascii="Times New Roman" w:hAnsi="Times New Roman"/>
-                <w:b w:val="0"/>
-                <w:i/>
-                <w:iCs/>
-                <w:sz w:val="26"/>
-                <w:szCs w:val="26"/>
-              </w:rPr>
-              <w:t>load_map.launch.py</w:t>
-            </w:r>
-          </w:p>
-        </w:tc>
-        <w:tc>
-          <w:tcPr>
-            <w:tcW w:w="2975" w:type="dxa"/>
-          </w:tcPr>
-          <w:p>
-            <w:pPr>
-              <w:spacing w:after="0" w:line="240" w:lineRule="auto"/>
-              <w:ind w:left="0" w:leftChars="0" w:firstLine="0" w:firstLineChars="0"/>
-              <w:jc w:val="left"/>
-              <w:rPr>
-                <w:rFonts w:hint="default"/>
-                <w:sz w:val="26"/>
-                <w:szCs w:val="26"/>
-                <w:lang w:val="en-US"/>
-              </w:rPr>
-            </w:pPr>
-            <w:r>
-              <w:rPr>
-                <w:rFonts w:ascii="Times New Roman" w:hAnsi="Times New Roman"/>
-                <w:b w:val="0"/>
-                <w:sz w:val="26"/>
-                <w:szCs w:val="26"/>
-              </w:rPr>
-              <w:t xml:space="preserve">Уровни 1–4: описание, драйверы, фильтр, </w:t>
-            </w:r>
-            <w:r>
-              <w:rPr>
-                <w:rFonts w:ascii="Times New Roman" w:hAnsi="Times New Roman"/>
-                <w:b w:val="0"/>
-                <w:i/>
-                <w:iCs/>
-                <w:sz w:val="26"/>
-                <w:szCs w:val="26"/>
-              </w:rPr>
-              <w:t>nav2_map_server, nav2_amcl</w:t>
-            </w:r>
-          </w:p>
-        </w:tc>
-        <w:tc>
-          <w:tcPr>
-            <w:tcW w:w="6325" w:type="dxa"/>
-          </w:tcPr>
-          <w:p>
-            <w:pPr>
-              <w:spacing w:after="0" w:line="240" w:lineRule="auto"/>
-              <w:ind w:left="0" w:leftChars="0" w:firstLine="0" w:firstLineChars="0"/>
-              <w:jc w:val="left"/>
-              <w:rPr>
-                <w:sz w:val="26"/>
-                <w:szCs w:val="26"/>
-              </w:rPr>
-            </w:pPr>
-            <w:r>
-              <w:rPr>
-                <w:rFonts w:ascii="Times New Roman" w:hAnsi="Times New Roman"/>
-                <w:b w:val="0"/>
-                <w:sz w:val="26"/>
-                <w:szCs w:val="26"/>
-              </w:rPr>
-              <w:t xml:space="preserve">Загружает карту из файла map.yaml, запускает AMCL для определения положения робота. Аргумент </w:t>
-            </w:r>
-            <w:r>
-              <w:rPr>
-                <w:rFonts w:ascii="Times New Roman" w:hAnsi="Times New Roman"/>
-                <w:b w:val="0"/>
-                <w:i/>
-                <w:iCs/>
-                <w:sz w:val="26"/>
-                <w:szCs w:val="26"/>
-              </w:rPr>
-              <w:t>config_choice</w:t>
-            </w:r>
-            <w:r>
-              <w:rPr>
-                <w:rFonts w:ascii="Times New Roman" w:hAnsi="Times New Roman"/>
-                <w:b w:val="0"/>
-                <w:sz w:val="26"/>
-                <w:szCs w:val="26"/>
-              </w:rPr>
-              <w:t xml:space="preserve"> определяет, используются параметры для реального робота (1) или симуляции (2).</w:t>
+                <w:lang w:val="ru-RU"/>
+              </w:rPr>
+              <w:t xml:space="preserve"> для просмотра карты при навигации на реальном роботе.</w:t>
             </w:r>
           </w:p>
         </w:tc>
@@ -5208,50 +5166,64 @@
         </w:tblPrEx>
         <w:tc>
           <w:tcPr>
-            <w:tcW w:w="1900" w:type="dxa"/>
+            <w:tcW w:w="1974" w:type="dxa"/>
+            <w:vAlign w:val="top"/>
           </w:tcPr>
           <w:p>
             <w:pPr>
+              <w:widowControl w:val="0"/>
               <w:spacing w:after="0" w:line="240" w:lineRule="auto"/>
               <w:ind w:left="0" w:leftChars="0" w:firstLine="0" w:firstLineChars="0"/>
               <w:jc w:val="left"/>
-              <w:rPr>
-                <w:rFonts w:hint="default"/>
-                <w:sz w:val="26"/>
-                <w:szCs w:val="26"/>
-                <w:lang w:val="en-US"/>
-              </w:rPr>
-            </w:pPr>
-            <w:r>
               <w:rPr>
                 <w:rFonts w:ascii="Times New Roman" w:hAnsi="Times New Roman"/>
                 <w:b w:val="0"/>
                 <w:sz w:val="26"/>
                 <w:szCs w:val="26"/>
               </w:rPr>
-              <w:t>Запуск навигационного стека</w:t>
+            </w:pPr>
+            <w:r>
+              <w:rPr>
+                <w:b w:val="0"/>
+                <w:sz w:val="26"/>
+                <w:szCs w:val="26"/>
+                <w:lang w:val="ru-RU"/>
+              </w:rPr>
+              <w:t>Моделирование</w:t>
+            </w:r>
+            <w:r>
+              <w:rPr>
+                <w:rFonts w:hint="default"/>
+                <w:b w:val="0"/>
+                <w:sz w:val="26"/>
+                <w:szCs w:val="26"/>
+                <w:lang w:val="ru-RU"/>
+              </w:rPr>
+              <w:t xml:space="preserve"> робота и его латчиков в среде симуляции </w:t>
+            </w:r>
+            <w:r>
+              <w:rPr>
+                <w:rFonts w:hint="default"/>
+                <w:b w:val="0"/>
+                <w:sz w:val="26"/>
+                <w:szCs w:val="26"/>
+                <w:lang w:val="en-US"/>
+              </w:rPr>
+              <w:t>Gazebo</w:t>
             </w:r>
           </w:p>
         </w:tc>
         <w:tc>
           <w:tcPr>
-            <w:tcW w:w="2762" w:type="dxa"/>
+            <w:tcW w:w="3835" w:type="dxa"/>
+            <w:vAlign w:val="top"/>
           </w:tcPr>
           <w:p>
             <w:pPr>
+              <w:widowControl w:val="0"/>
               <w:spacing w:after="0" w:line="240" w:lineRule="auto"/>
               <w:ind w:left="0" w:leftChars="0" w:firstLine="0" w:firstLineChars="0"/>
               <w:jc w:val="left"/>
-              <w:rPr>
-                <w:rFonts w:hint="default"/>
-                <w:i/>
-                <w:iCs/>
-                <w:sz w:val="26"/>
-                <w:szCs w:val="26"/>
-                <w:lang w:val="en-US"/>
-              </w:rPr>
-            </w:pPr>
-            <w:r>
               <w:rPr>
                 <w:rFonts w:ascii="Times New Roman" w:hAnsi="Times New Roman"/>
                 <w:b w:val="0"/>
@@ -5260,34 +5232,31 @@
                 <w:sz w:val="26"/>
                 <w:szCs w:val="26"/>
               </w:rPr>
-              <w:t>navigation.launch.py</w:t>
+            </w:pPr>
+            <w:r>
+              <w:rPr>
+                <w:rFonts w:hint="default" w:ascii="Times New Roman" w:hAnsi="Times New Roman"/>
+                <w:b w:val="0"/>
+                <w:i/>
+                <w:iCs/>
+                <w:sz w:val="26"/>
+                <w:szCs w:val="26"/>
+              </w:rPr>
+              <w:t>ros2 launch jetbot_mirea_description gazebo.launch.py</w:t>
             </w:r>
           </w:p>
         </w:tc>
         <w:tc>
           <w:tcPr>
-            <w:tcW w:w="2975" w:type="dxa"/>
+            <w:tcW w:w="3382" w:type="dxa"/>
+            <w:vAlign w:val="top"/>
           </w:tcPr>
           <w:p>
             <w:pPr>
+              <w:widowControl w:val="0"/>
               <w:spacing w:after="0" w:line="240" w:lineRule="auto"/>
               <w:ind w:left="0" w:leftChars="0" w:firstLine="0" w:firstLineChars="0"/>
               <w:jc w:val="left"/>
-              <w:rPr>
-                <w:sz w:val="26"/>
-                <w:szCs w:val="26"/>
-              </w:rPr>
-            </w:pPr>
-            <w:r>
-              <w:rPr>
-                <w:rFonts w:ascii="Times New Roman" w:hAnsi="Times New Roman"/>
-                <w:b w:val="0"/>
-                <w:sz w:val="26"/>
-                <w:szCs w:val="26"/>
-              </w:rPr>
-              <w:t xml:space="preserve">Уровни 1–4: описание, драйверы, фильтр, </w:t>
-            </w:r>
-            <w:r>
               <w:rPr>
                 <w:rFonts w:ascii="Times New Roman" w:hAnsi="Times New Roman"/>
                 <w:b w:val="0"/>
@@ -5296,33 +5265,7 @@
                 <w:sz w:val="26"/>
                 <w:szCs w:val="26"/>
               </w:rPr>
-              <w:t>Nav2 (planner, controller, recovery)</w:t>
-            </w:r>
-          </w:p>
-        </w:tc>
-        <w:tc>
-          <w:tcPr>
-            <w:tcW w:w="6325" w:type="dxa"/>
-          </w:tcPr>
-          <w:p>
-            <w:pPr>
-              <w:spacing w:after="0" w:line="240" w:lineRule="auto"/>
-              <w:ind w:left="0" w:leftChars="0" w:firstLine="0" w:firstLineChars="0"/>
-              <w:jc w:val="left"/>
-              <w:rPr>
-                <w:sz w:val="26"/>
-                <w:szCs w:val="26"/>
-              </w:rPr>
             </w:pPr>
-            <w:r>
-              <w:rPr>
-                <w:rFonts w:ascii="Times New Roman" w:hAnsi="Times New Roman"/>
-                <w:b w:val="0"/>
-                <w:sz w:val="26"/>
-                <w:szCs w:val="26"/>
-              </w:rPr>
-              <w:t xml:space="preserve">Запускает планировщик маршрута, контроллер движения и прочие компоненты Nav2. Может использоваться как самостоятельно (если карта и локализация уже запущены), так и в комбинации с </w:t>
-            </w:r>
             <w:r>
               <w:rPr>
                 <w:rFonts w:ascii="Times New Roman" w:hAnsi="Times New Roman"/>
@@ -5332,7 +5275,7 @@
                 <w:sz w:val="26"/>
                 <w:szCs w:val="26"/>
               </w:rPr>
-              <w:t>load_map.launch.py</w:t>
+              <w:t>jetbot_mirea_description</w:t>
             </w:r>
             <w:r>
               <w:rPr>
@@ -5341,27 +5284,46 @@
                 <w:sz w:val="26"/>
                 <w:szCs w:val="26"/>
               </w:rPr>
-              <w:t xml:space="preserve">. Параметры навигации выбираются аргументом </w:t>
-            </w:r>
-            <w:r>
-              <w:rPr>
-                <w:rFonts w:ascii="Times New Roman" w:hAnsi="Times New Roman"/>
-                <w:b w:val="0"/>
-                <w:i/>
-                <w:iCs/>
-                <w:sz w:val="26"/>
-                <w:szCs w:val="26"/>
-              </w:rPr>
-              <w:t>config_choice</w:t>
-            </w:r>
-            <w:r>
+              <w:t xml:space="preserve"> (уровень 1)</w:t>
+            </w:r>
+          </w:p>
+        </w:tc>
+        <w:tc>
+          <w:tcPr>
+            <w:tcW w:w="5084" w:type="dxa"/>
+            <w:vAlign w:val="top"/>
+          </w:tcPr>
+          <w:p>
+            <w:pPr>
+              <w:widowControl w:val="0"/>
+              <w:spacing w:after="0" w:line="240" w:lineRule="auto"/>
+              <w:ind w:left="0" w:leftChars="0" w:firstLine="0" w:firstLineChars="0"/>
+              <w:jc w:val="left"/>
               <w:rPr>
                 <w:rFonts w:ascii="Times New Roman" w:hAnsi="Times New Roman"/>
                 <w:b w:val="0"/>
                 <w:sz w:val="26"/>
                 <w:szCs w:val="26"/>
               </w:rPr>
-              <w:t>.</w:t>
+            </w:pPr>
+            <w:r>
+              <w:rPr>
+                <w:rFonts w:hint="default"/>
+                <w:b w:val="0"/>
+                <w:sz w:val="26"/>
+                <w:szCs w:val="26"/>
+                <w:lang w:val="ru-RU"/>
+              </w:rPr>
+              <w:t>З</w:t>
+            </w:r>
+            <w:r>
+              <w:rPr>
+                <w:rFonts w:hint="default" w:ascii="Times New Roman" w:hAnsi="Times New Roman"/>
+                <w:b w:val="0"/>
+                <w:sz w:val="26"/>
+                <w:szCs w:val="26"/>
+              </w:rPr>
+              <w:t>апускает симуляцию мобильного робота JetBot в Gazebo с возможностью выбора мира, типа модели робота (идеальная или реальная) и соответствующей конфигурации RViz2 для визуализации или навигации. Он также включает запуск robot_state_publisher и спавн модели робота в симуляции.</w:t>
             </w:r>
           </w:p>
         </w:tc>
@@ -5385,10 +5347,11 @@
         </w:tblPrEx>
         <w:tc>
           <w:tcPr>
-            <w:tcW w:w="1900" w:type="dxa"/>
+            <w:tcW w:w="1974" w:type="dxa"/>
           </w:tcPr>
           <w:p>
             <w:pPr>
+              <w:widowControl w:val="0"/>
               <w:spacing w:after="0" w:line="240" w:lineRule="auto"/>
               <w:ind w:left="0" w:leftChars="0" w:firstLine="0" w:firstLineChars="0"/>
               <w:jc w:val="left"/>
@@ -5406,16 +5369,17 @@
                 <w:sz w:val="26"/>
                 <w:szCs w:val="26"/>
               </w:rPr>
-              <w:t>Построение карты (SLAM)</w:t>
+              <w:t>Проверка сенсоров и моторов</w:t>
             </w:r>
           </w:p>
         </w:tc>
         <w:tc>
           <w:tcPr>
-            <w:tcW w:w="2762" w:type="dxa"/>
+            <w:tcW w:w="3835" w:type="dxa"/>
           </w:tcPr>
           <w:p>
             <w:pPr>
+              <w:widowControl w:val="0"/>
               <w:spacing w:after="0" w:line="240" w:lineRule="auto"/>
               <w:ind w:left="0" w:leftChars="0" w:firstLine="0" w:firstLineChars="0"/>
               <w:jc w:val="left"/>
@@ -5428,6 +5392,38 @@
                 <w:lang w:val="en-US"/>
               </w:rPr>
             </w:pPr>
+            <w:r>
+              <w:rPr>
+                <w:rFonts w:hint="default" w:ascii="Times New Roman" w:hAnsi="Times New Roman"/>
+                <w:b w:val="0"/>
+                <w:i/>
+                <w:iCs/>
+                <w:sz w:val="26"/>
+                <w:szCs w:val="26"/>
+              </w:rPr>
+              <w:t xml:space="preserve">ros2 launch </w:t>
+            </w:r>
+            <w:r>
+              <w:rPr>
+                <w:rFonts w:ascii="Times New Roman" w:hAnsi="Times New Roman"/>
+                <w:b w:val="0"/>
+                <w:i/>
+                <w:iCs/>
+                <w:sz w:val="28"/>
+              </w:rPr>
+              <w:t>completed_scripts_jetbot</w:t>
+            </w:r>
+            <w:r>
+              <w:rPr>
+                <w:rFonts w:hint="default"/>
+                <w:b w:val="0"/>
+                <w:i/>
+                <w:iCs/>
+                <w:sz w:val="28"/>
+                <w:lang w:val="ru-RU"/>
+              </w:rPr>
+              <w:t xml:space="preserve"> </w:t>
+            </w:r>
             <w:r>
               <w:rPr>
                 <w:rFonts w:ascii="Times New Roman" w:hAnsi="Times New Roman"/>
@@ -5437,24 +5433,23 @@
                 <w:sz w:val="26"/>
                 <w:szCs w:val="26"/>
               </w:rPr>
-              <w:t>mapping.launch.py</w:t>
+              <w:t>jetbot_sensors_and_motos.launch.py</w:t>
             </w:r>
           </w:p>
         </w:tc>
         <w:tc>
           <w:tcPr>
-            <w:tcW w:w="2975" w:type="dxa"/>
+            <w:tcW w:w="3382" w:type="dxa"/>
           </w:tcPr>
           <w:p>
             <w:pPr>
+              <w:widowControl w:val="0"/>
               <w:spacing w:after="0" w:line="240" w:lineRule="auto"/>
               <w:ind w:left="0" w:leftChars="0" w:firstLine="0" w:firstLineChars="0"/>
               <w:jc w:val="left"/>
               <w:rPr>
-                <w:rFonts w:hint="default"/>
                 <w:sz w:val="26"/>
                 <w:szCs w:val="26"/>
-                <w:lang w:val="en-US"/>
               </w:rPr>
             </w:pPr>
             <w:r>
@@ -5464,7 +5459,7 @@
                 <w:sz w:val="26"/>
                 <w:szCs w:val="26"/>
               </w:rPr>
-              <w:t xml:space="preserve">Уровни 1–4: описание, драйверы, фильтр, </w:t>
+              <w:t xml:space="preserve">Драйверы (уровень 2), </w:t>
             </w:r>
             <w:r>
               <w:rPr>
@@ -5475,16 +5470,26 @@
                 <w:sz w:val="26"/>
                 <w:szCs w:val="26"/>
               </w:rPr>
-              <w:t>slam_toolbox</w:t>
+              <w:t>lidar_filter</w:t>
+            </w:r>
+            <w:r>
+              <w:rPr>
+                <w:rFonts w:ascii="Times New Roman" w:hAnsi="Times New Roman"/>
+                <w:b w:val="0"/>
+                <w:sz w:val="26"/>
+                <w:szCs w:val="26"/>
+              </w:rPr>
+              <w:t xml:space="preserve"> (уровень 3)</w:t>
             </w:r>
           </w:p>
         </w:tc>
         <w:tc>
           <w:tcPr>
-            <w:tcW w:w="6325" w:type="dxa"/>
+            <w:tcW w:w="5084" w:type="dxa"/>
           </w:tcPr>
           <w:p>
             <w:pPr>
+              <w:widowControl w:val="0"/>
               <w:spacing w:after="0" w:line="240" w:lineRule="auto"/>
               <w:ind w:left="0" w:leftChars="0" w:firstLine="0" w:firstLineChars="0"/>
               <w:jc w:val="left"/>
@@ -5500,27 +5505,7 @@
                 <w:sz w:val="26"/>
                 <w:szCs w:val="26"/>
               </w:rPr>
-              <w:t xml:space="preserve">Запускает SLAM Toolbox для создания карты помещения. Аналогично выбирается конфигурация </w:t>
-            </w:r>
-            <w:r>
-              <w:rPr>
-                <w:rFonts w:ascii="Times New Roman" w:hAnsi="Times New Roman"/>
-                <w:b w:val="0"/>
-                <w:i/>
-                <w:iCs/>
-                <w:sz w:val="26"/>
-                <w:szCs w:val="26"/>
-              </w:rPr>
-              <w:t>real/sim</w:t>
-            </w:r>
-            <w:r>
-              <w:rPr>
-                <w:rFonts w:ascii="Times New Roman" w:hAnsi="Times New Roman"/>
-                <w:b w:val="0"/>
-                <w:sz w:val="26"/>
-                <w:szCs w:val="26"/>
-              </w:rPr>
-              <w:t>.</w:t>
+              <w:t>Включает лидар, камеру (опционально), моторы; данные можно наблюдать в Rviz.</w:t>
             </w:r>
           </w:p>
         </w:tc>
@@ -5544,10 +5529,11 @@
         </w:tblPrEx>
         <w:tc>
           <w:tcPr>
-            <w:tcW w:w="1900" w:type="dxa"/>
+            <w:tcW w:w="1974" w:type="dxa"/>
           </w:tcPr>
           <w:p>
             <w:pPr>
+              <w:widowControl w:val="0"/>
               <w:spacing w:after="0" w:line="240" w:lineRule="auto"/>
               <w:ind w:left="0" w:leftChars="0" w:firstLine="0" w:firstLineChars="0"/>
               <w:jc w:val="left"/>
@@ -5565,26 +5551,61 @@
                 <w:sz w:val="26"/>
                 <w:szCs w:val="26"/>
               </w:rPr>
-              <w:t>Автономное движение по маршруту</w:t>
+              <w:t>Локализация на готовой карте</w:t>
             </w:r>
           </w:p>
         </w:tc>
         <w:tc>
           <w:tcPr>
-            <w:tcW w:w="2762" w:type="dxa"/>
+            <w:tcW w:w="3835" w:type="dxa"/>
           </w:tcPr>
           <w:p>
             <w:pPr>
+              <w:widowControl w:val="0"/>
               <w:spacing w:after="0" w:line="240" w:lineRule="auto"/>
               <w:ind w:left="0" w:leftChars="0" w:firstLine="0" w:firstLineChars="0"/>
               <w:jc w:val="left"/>
               <w:rPr>
+                <w:rFonts w:hint="default"/>
                 <w:i/>
                 <w:iCs/>
                 <w:sz w:val="26"/>
                 <w:szCs w:val="26"/>
+                <w:lang w:val="en-US"/>
               </w:rPr>
             </w:pPr>
+            <w:r>
+              <w:rPr>
+                <w:rFonts w:hint="default" w:ascii="Times New Roman" w:hAnsi="Times New Roman"/>
+                <w:b w:val="0"/>
+                <w:i/>
+                <w:iCs/>
+                <w:sz w:val="26"/>
+                <w:szCs w:val="26"/>
+              </w:rPr>
+              <w:t xml:space="preserve">ros2 launch </w:t>
+            </w:r>
+            <w:r>
+              <w:rPr>
+                <w:rFonts w:ascii="Times New Roman" w:hAnsi="Times New Roman"/>
+                <w:b w:val="0"/>
+                <w:i/>
+                <w:iCs/>
+                <w:sz w:val="28"/>
+              </w:rPr>
+              <w:t>completed_scripts_jetbot</w:t>
+            </w:r>
+            <w:r>
+              <w:rPr>
+                <w:rFonts w:hint="default"/>
+                <w:b w:val="0"/>
+                <w:i/>
+                <w:iCs/>
+                <w:sz w:val="28"/>
+                <w:lang w:val="ru-RU"/>
+              </w:rPr>
+              <w:t xml:space="preserve"> </w:t>
+            </w:r>
             <w:r>
               <w:rPr>
                 <w:rFonts w:ascii="Times New Roman" w:hAnsi="Times New Roman"/>
@@ -5594,22 +5615,25 @@
                 <w:sz w:val="26"/>
                 <w:szCs w:val="26"/>
               </w:rPr>
-              <w:t>(отдельный запуск trajectory_maker)</w:t>
+              <w:t>load_map.launch.py</w:t>
             </w:r>
           </w:p>
         </w:tc>
         <w:tc>
           <w:tcPr>
-            <w:tcW w:w="2975" w:type="dxa"/>
+            <w:tcW w:w="3382" w:type="dxa"/>
           </w:tcPr>
           <w:p>
             <w:pPr>
+              <w:widowControl w:val="0"/>
               <w:spacing w:after="0" w:line="240" w:lineRule="auto"/>
               <w:ind w:left="0" w:leftChars="0" w:firstLine="0" w:firstLineChars="0"/>
               <w:jc w:val="left"/>
               <w:rPr>
+                <w:rFonts w:hint="default"/>
                 <w:sz w:val="26"/>
                 <w:szCs w:val="26"/>
+                <w:lang w:val="en-US"/>
               </w:rPr>
             </w:pPr>
             <w:r>
@@ -5619,16 +5643,584 @@
                 <w:sz w:val="26"/>
                 <w:szCs w:val="26"/>
               </w:rPr>
-              <w:t>Уровень 5 + активный стек навигации</w:t>
+              <w:t xml:space="preserve">Уровни 1–4: описание, драйверы, фильтр, </w:t>
+            </w:r>
+            <w:r>
+              <w:rPr>
+                <w:rFonts w:ascii="Times New Roman" w:hAnsi="Times New Roman"/>
+                <w:b w:val="0"/>
+                <w:i/>
+                <w:iCs/>
+                <w:sz w:val="26"/>
+                <w:szCs w:val="26"/>
+              </w:rPr>
+              <w:t>nav2_map_server, nav2_amcl</w:t>
             </w:r>
           </w:p>
         </w:tc>
         <w:tc>
           <w:tcPr>
-            <w:tcW w:w="6325" w:type="dxa"/>
+            <w:tcW w:w="5084" w:type="dxa"/>
           </w:tcPr>
           <w:p>
             <w:pPr>
+              <w:widowControl w:val="0"/>
+              <w:spacing w:after="0" w:line="240" w:lineRule="auto"/>
+              <w:ind w:left="0" w:leftChars="0" w:firstLine="0" w:firstLineChars="0"/>
+              <w:jc w:val="left"/>
+              <w:rPr>
+                <w:sz w:val="26"/>
+                <w:szCs w:val="26"/>
+              </w:rPr>
+            </w:pPr>
+            <w:r>
+              <w:rPr>
+                <w:rFonts w:ascii="Times New Roman" w:hAnsi="Times New Roman"/>
+                <w:b w:val="0"/>
+                <w:sz w:val="26"/>
+                <w:szCs w:val="26"/>
+              </w:rPr>
+              <w:t xml:space="preserve">Загружает карту из файла map.yaml, запускает AMCL для определения положения робота. Аргумент </w:t>
+            </w:r>
+            <w:r>
+              <w:rPr>
+                <w:rFonts w:ascii="Times New Roman" w:hAnsi="Times New Roman"/>
+                <w:b w:val="0"/>
+                <w:i/>
+                <w:iCs/>
+                <w:sz w:val="26"/>
+                <w:szCs w:val="26"/>
+              </w:rPr>
+              <w:t>config_choice</w:t>
+            </w:r>
+            <w:r>
+              <w:rPr>
+                <w:rFonts w:ascii="Times New Roman" w:hAnsi="Times New Roman"/>
+                <w:b w:val="0"/>
+                <w:sz w:val="26"/>
+                <w:szCs w:val="26"/>
+              </w:rPr>
+              <w:t xml:space="preserve"> определяет, используются параметры для реального робота (1) или симуляции (2).</w:t>
+            </w:r>
+          </w:p>
+        </w:tc>
+      </w:tr>
+      <w:tr>
+        <w:tblPrEx>
+          <w:tblBorders>
+            <w:top w:val="single" w:color="auto" w:sz="4" w:space="0"/>
+            <w:left w:val="single" w:color="auto" w:sz="4" w:space="0"/>
+            <w:bottom w:val="single" w:color="auto" w:sz="4" w:space="0"/>
+            <w:right w:val="single" w:color="auto" w:sz="4" w:space="0"/>
+            <w:insideH w:val="single" w:color="auto" w:sz="4" w:space="0"/>
+            <w:insideV w:val="single" w:color="auto" w:sz="4" w:space="0"/>
+          </w:tblBorders>
+          <w:tblCellMar>
+            <w:top w:w="0" w:type="dxa"/>
+            <w:left w:w="108" w:type="dxa"/>
+            <w:bottom w:w="0" w:type="dxa"/>
+            <w:right w:w="108" w:type="dxa"/>
+          </w:tblCellMar>
+        </w:tblPrEx>
+        <w:tc>
+          <w:tcPr>
+            <w:tcW w:w="1974" w:type="dxa"/>
+          </w:tcPr>
+          <w:p>
+            <w:pPr>
+              <w:widowControl w:val="0"/>
+              <w:spacing w:after="0" w:line="240" w:lineRule="auto"/>
+              <w:ind w:left="0" w:leftChars="0" w:firstLine="0" w:firstLineChars="0"/>
+              <w:jc w:val="left"/>
+              <w:rPr>
+                <w:rFonts w:hint="default"/>
+                <w:sz w:val="26"/>
+                <w:szCs w:val="26"/>
+                <w:lang w:val="en-US"/>
+              </w:rPr>
+            </w:pPr>
+            <w:r>
+              <w:rPr>
+                <w:rFonts w:ascii="Times New Roman" w:hAnsi="Times New Roman"/>
+                <w:b w:val="0"/>
+                <w:sz w:val="26"/>
+                <w:szCs w:val="26"/>
+              </w:rPr>
+              <w:t>Запуск навигационного стека</w:t>
+            </w:r>
+          </w:p>
+        </w:tc>
+        <w:tc>
+          <w:tcPr>
+            <w:tcW w:w="3835" w:type="dxa"/>
+          </w:tcPr>
+          <w:p>
+            <w:pPr>
+              <w:widowControl w:val="0"/>
+              <w:spacing w:after="0" w:line="240" w:lineRule="auto"/>
+              <w:ind w:left="0" w:leftChars="0" w:firstLine="0" w:firstLineChars="0"/>
+              <w:jc w:val="left"/>
+              <w:rPr>
+                <w:rFonts w:hint="default"/>
+                <w:i/>
+                <w:iCs/>
+                <w:sz w:val="26"/>
+                <w:szCs w:val="26"/>
+                <w:lang w:val="en-US"/>
+              </w:rPr>
+            </w:pPr>
+            <w:r>
+              <w:rPr>
+                <w:rFonts w:hint="default" w:ascii="Times New Roman" w:hAnsi="Times New Roman"/>
+                <w:b w:val="0"/>
+                <w:i/>
+                <w:iCs/>
+                <w:sz w:val="26"/>
+                <w:szCs w:val="26"/>
+              </w:rPr>
+              <w:t xml:space="preserve">ros2 launch </w:t>
+            </w:r>
+            <w:r>
+              <w:rPr>
+                <w:rFonts w:ascii="Times New Roman" w:hAnsi="Times New Roman"/>
+                <w:b w:val="0"/>
+                <w:i/>
+                <w:iCs/>
+                <w:sz w:val="28"/>
+              </w:rPr>
+              <w:t>completed_scripts_jetbot</w:t>
+            </w:r>
+            <w:r>
+              <w:rPr>
+                <w:rFonts w:hint="default"/>
+                <w:b w:val="0"/>
+                <w:i/>
+                <w:iCs/>
+                <w:sz w:val="28"/>
+                <w:lang w:val="ru-RU"/>
+              </w:rPr>
+              <w:t xml:space="preserve"> </w:t>
+            </w:r>
+            <w:r>
+              <w:rPr>
+                <w:rFonts w:ascii="Times New Roman" w:hAnsi="Times New Roman"/>
+                <w:b w:val="0"/>
+                <w:i/>
+                <w:iCs/>
+                <w:sz w:val="26"/>
+                <w:szCs w:val="26"/>
+              </w:rPr>
+              <w:t>navigation.launch.py</w:t>
+            </w:r>
+          </w:p>
+        </w:tc>
+        <w:tc>
+          <w:tcPr>
+            <w:tcW w:w="3382" w:type="dxa"/>
+          </w:tcPr>
+          <w:p>
+            <w:pPr>
+              <w:widowControl w:val="0"/>
+              <w:spacing w:after="0" w:line="240" w:lineRule="auto"/>
+              <w:ind w:left="0" w:leftChars="0" w:firstLine="0" w:firstLineChars="0"/>
+              <w:jc w:val="left"/>
+              <w:rPr>
+                <w:sz w:val="26"/>
+                <w:szCs w:val="26"/>
+              </w:rPr>
+            </w:pPr>
+            <w:r>
+              <w:rPr>
+                <w:rFonts w:ascii="Times New Roman" w:hAnsi="Times New Roman"/>
+                <w:b w:val="0"/>
+                <w:sz w:val="26"/>
+                <w:szCs w:val="26"/>
+              </w:rPr>
+              <w:t xml:space="preserve">Уровни 1–4: описание, драйверы, фильтр, </w:t>
+            </w:r>
+            <w:r>
+              <w:rPr>
+                <w:rFonts w:ascii="Times New Roman" w:hAnsi="Times New Roman"/>
+                <w:b w:val="0"/>
+                <w:i/>
+                <w:iCs/>
+                <w:sz w:val="26"/>
+                <w:szCs w:val="26"/>
+              </w:rPr>
+              <w:t>Nav2 (planner, controller, recovery)</w:t>
+            </w:r>
+          </w:p>
+        </w:tc>
+        <w:tc>
+          <w:tcPr>
+            <w:tcW w:w="5084" w:type="dxa"/>
+          </w:tcPr>
+          <w:p>
+            <w:pPr>
+              <w:widowControl w:val="0"/>
+              <w:spacing w:after="0" w:line="240" w:lineRule="auto"/>
+              <w:ind w:left="0" w:leftChars="0" w:firstLine="0" w:firstLineChars="0"/>
+              <w:jc w:val="left"/>
+              <w:rPr>
+                <w:sz w:val="26"/>
+                <w:szCs w:val="26"/>
+              </w:rPr>
+            </w:pPr>
+            <w:r>
+              <w:rPr>
+                <w:rFonts w:ascii="Times New Roman" w:hAnsi="Times New Roman"/>
+                <w:b w:val="0"/>
+                <w:sz w:val="26"/>
+                <w:szCs w:val="26"/>
+              </w:rPr>
+              <w:t xml:space="preserve">Запускает планировщик маршрута, контроллер движения и прочие компоненты Nav2. Может использоваться как самостоятельно (если карта и локализация уже запущены), так и в комбинации с </w:t>
+            </w:r>
+            <w:r>
+              <w:rPr>
+                <w:rFonts w:ascii="Times New Roman" w:hAnsi="Times New Roman"/>
+                <w:b w:val="0"/>
+                <w:i/>
+                <w:iCs/>
+                <w:sz w:val="26"/>
+                <w:szCs w:val="26"/>
+              </w:rPr>
+              <w:t>load_map.launch.py</w:t>
+            </w:r>
+            <w:r>
+              <w:rPr>
+                <w:rFonts w:ascii="Times New Roman" w:hAnsi="Times New Roman"/>
+                <w:b w:val="0"/>
+                <w:sz w:val="26"/>
+                <w:szCs w:val="26"/>
+              </w:rPr>
+              <w:t xml:space="preserve">. Параметры навигации выбираются аргументом </w:t>
+            </w:r>
+            <w:r>
+              <w:rPr>
+                <w:rFonts w:ascii="Times New Roman" w:hAnsi="Times New Roman"/>
+                <w:b w:val="0"/>
+                <w:i/>
+                <w:iCs/>
+                <w:sz w:val="26"/>
+                <w:szCs w:val="26"/>
+              </w:rPr>
+              <w:t>config_choice</w:t>
+            </w:r>
+            <w:r>
+              <w:rPr>
+                <w:rFonts w:ascii="Times New Roman" w:hAnsi="Times New Roman"/>
+                <w:b w:val="0"/>
+                <w:sz w:val="26"/>
+                <w:szCs w:val="26"/>
+              </w:rPr>
+              <w:t>.</w:t>
+            </w:r>
+          </w:p>
+        </w:tc>
+      </w:tr>
+      <w:tr>
+        <w:tblPrEx>
+          <w:tblBorders>
+            <w:top w:val="single" w:color="auto" w:sz="4" w:space="0"/>
+            <w:left w:val="single" w:color="auto" w:sz="4" w:space="0"/>
+            <w:bottom w:val="single" w:color="auto" w:sz="4" w:space="0"/>
+            <w:right w:val="single" w:color="auto" w:sz="4" w:space="0"/>
+            <w:insideH w:val="single" w:color="auto" w:sz="4" w:space="0"/>
+            <w:insideV w:val="single" w:color="auto" w:sz="4" w:space="0"/>
+          </w:tblBorders>
+          <w:tblCellMar>
+            <w:top w:w="0" w:type="dxa"/>
+            <w:left w:w="108" w:type="dxa"/>
+            <w:bottom w:w="0" w:type="dxa"/>
+            <w:right w:w="108" w:type="dxa"/>
+          </w:tblCellMar>
+        </w:tblPrEx>
+        <w:tc>
+          <w:tcPr>
+            <w:tcW w:w="1974" w:type="dxa"/>
+          </w:tcPr>
+          <w:p>
+            <w:pPr>
+              <w:widowControl w:val="0"/>
+              <w:spacing w:after="0" w:line="240" w:lineRule="auto"/>
+              <w:ind w:left="0" w:leftChars="0" w:firstLine="0" w:firstLineChars="0"/>
+              <w:jc w:val="left"/>
+              <w:rPr>
+                <w:rFonts w:hint="default"/>
+                <w:sz w:val="26"/>
+                <w:szCs w:val="26"/>
+                <w:lang w:val="en-US"/>
+              </w:rPr>
+            </w:pPr>
+            <w:r>
+              <w:rPr>
+                <w:rFonts w:ascii="Times New Roman" w:hAnsi="Times New Roman"/>
+                <w:b w:val="0"/>
+                <w:sz w:val="26"/>
+                <w:szCs w:val="26"/>
+              </w:rPr>
+              <w:t>Построение карты (SLAM)</w:t>
+            </w:r>
+          </w:p>
+        </w:tc>
+        <w:tc>
+          <w:tcPr>
+            <w:tcW w:w="3835" w:type="dxa"/>
+          </w:tcPr>
+          <w:p>
+            <w:pPr>
+              <w:widowControl w:val="0"/>
+              <w:spacing w:after="0" w:line="240" w:lineRule="auto"/>
+              <w:ind w:left="0" w:leftChars="0" w:firstLine="0" w:firstLineChars="0"/>
+              <w:jc w:val="left"/>
+              <w:rPr>
+                <w:rFonts w:hint="default"/>
+                <w:i/>
+                <w:iCs/>
+                <w:sz w:val="26"/>
+                <w:szCs w:val="26"/>
+                <w:lang w:val="en-US"/>
+              </w:rPr>
+            </w:pPr>
+            <w:r>
+              <w:rPr>
+                <w:rFonts w:hint="default" w:ascii="Times New Roman" w:hAnsi="Times New Roman"/>
+                <w:b w:val="0"/>
+                <w:i/>
+                <w:iCs/>
+                <w:sz w:val="26"/>
+                <w:szCs w:val="26"/>
+              </w:rPr>
+              <w:t xml:space="preserve">ros2 launch </w:t>
+            </w:r>
+            <w:r>
+              <w:rPr>
+                <w:rFonts w:ascii="Times New Roman" w:hAnsi="Times New Roman"/>
+                <w:b w:val="0"/>
+                <w:i/>
+                <w:iCs/>
+                <w:sz w:val="28"/>
+              </w:rPr>
+              <w:t>completed_scripts_jetbot</w:t>
+            </w:r>
+            <w:r>
+              <w:rPr>
+                <w:rFonts w:hint="default"/>
+                <w:b w:val="0"/>
+                <w:i/>
+                <w:iCs/>
+                <w:sz w:val="28"/>
+                <w:lang w:val="ru-RU"/>
+              </w:rPr>
+              <w:t xml:space="preserve"> </w:t>
+            </w:r>
+            <w:r>
+              <w:rPr>
+                <w:rFonts w:ascii="Times New Roman" w:hAnsi="Times New Roman"/>
+                <w:b w:val="0"/>
+                <w:i/>
+                <w:iCs/>
+                <w:sz w:val="26"/>
+                <w:szCs w:val="26"/>
+              </w:rPr>
+              <w:t>mapping.launch.py</w:t>
+            </w:r>
+          </w:p>
+        </w:tc>
+        <w:tc>
+          <w:tcPr>
+            <w:tcW w:w="3382" w:type="dxa"/>
+          </w:tcPr>
+          <w:p>
+            <w:pPr>
+              <w:widowControl w:val="0"/>
+              <w:spacing w:after="0" w:line="240" w:lineRule="auto"/>
+              <w:ind w:left="0" w:leftChars="0" w:firstLine="0" w:firstLineChars="0"/>
+              <w:jc w:val="left"/>
+              <w:rPr>
+                <w:rFonts w:hint="default"/>
+                <w:sz w:val="26"/>
+                <w:szCs w:val="26"/>
+                <w:lang w:val="en-US"/>
+              </w:rPr>
+            </w:pPr>
+            <w:r>
+              <w:rPr>
+                <w:rFonts w:ascii="Times New Roman" w:hAnsi="Times New Roman"/>
+                <w:b w:val="0"/>
+                <w:sz w:val="26"/>
+                <w:szCs w:val="26"/>
+              </w:rPr>
+              <w:t xml:space="preserve">Уровни 1–4: описание, драйверы, фильтр, </w:t>
+            </w:r>
+            <w:r>
+              <w:rPr>
+                <w:rFonts w:ascii="Times New Roman" w:hAnsi="Times New Roman"/>
+                <w:b w:val="0"/>
+                <w:i/>
+                <w:iCs/>
+                <w:sz w:val="26"/>
+                <w:szCs w:val="26"/>
+              </w:rPr>
+              <w:t>slam_toolbox</w:t>
+            </w:r>
+          </w:p>
+        </w:tc>
+        <w:tc>
+          <w:tcPr>
+            <w:tcW w:w="5084" w:type="dxa"/>
+          </w:tcPr>
+          <w:p>
+            <w:pPr>
+              <w:widowControl w:val="0"/>
+              <w:spacing w:after="0" w:line="240" w:lineRule="auto"/>
+              <w:ind w:left="0" w:leftChars="0" w:firstLine="0" w:firstLineChars="0"/>
+              <w:jc w:val="left"/>
+              <w:rPr>
+                <w:sz w:val="26"/>
+                <w:szCs w:val="26"/>
+              </w:rPr>
+            </w:pPr>
+            <w:r>
+              <w:rPr>
+                <w:rFonts w:ascii="Times New Roman" w:hAnsi="Times New Roman"/>
+                <w:b w:val="0"/>
+                <w:sz w:val="26"/>
+                <w:szCs w:val="26"/>
+              </w:rPr>
+              <w:t xml:space="preserve">Запускает SLAM Toolbox для создания карты помещения. Аналогично выбирается конфигурация </w:t>
+            </w:r>
+            <w:r>
+              <w:rPr>
+                <w:rFonts w:ascii="Times New Roman" w:hAnsi="Times New Roman"/>
+                <w:b w:val="0"/>
+                <w:i/>
+                <w:iCs/>
+                <w:sz w:val="26"/>
+                <w:szCs w:val="26"/>
+              </w:rPr>
+              <w:t>real/sim</w:t>
+            </w:r>
+            <w:r>
+              <w:rPr>
+                <w:rFonts w:ascii="Times New Roman" w:hAnsi="Times New Roman"/>
+                <w:b w:val="0"/>
+                <w:sz w:val="26"/>
+                <w:szCs w:val="26"/>
+              </w:rPr>
+              <w:t>.</w:t>
+            </w:r>
+          </w:p>
+        </w:tc>
+      </w:tr>
+      <w:tr>
+        <w:tblPrEx>
+          <w:tblBorders>
+            <w:top w:val="single" w:color="auto" w:sz="4" w:space="0"/>
+            <w:left w:val="single" w:color="auto" w:sz="4" w:space="0"/>
+            <w:bottom w:val="single" w:color="auto" w:sz="4" w:space="0"/>
+            <w:right w:val="single" w:color="auto" w:sz="4" w:space="0"/>
+            <w:insideH w:val="single" w:color="auto" w:sz="4" w:space="0"/>
+            <w:insideV w:val="single" w:color="auto" w:sz="4" w:space="0"/>
+          </w:tblBorders>
+          <w:tblCellMar>
+            <w:top w:w="0" w:type="dxa"/>
+            <w:left w:w="108" w:type="dxa"/>
+            <w:bottom w:w="0" w:type="dxa"/>
+            <w:right w:w="108" w:type="dxa"/>
+          </w:tblCellMar>
+        </w:tblPrEx>
+        <w:tc>
+          <w:tcPr>
+            <w:tcW w:w="1974" w:type="dxa"/>
+          </w:tcPr>
+          <w:p>
+            <w:pPr>
+              <w:widowControl w:val="0"/>
+              <w:spacing w:after="0" w:line="240" w:lineRule="auto"/>
+              <w:ind w:left="0" w:leftChars="0" w:firstLine="0" w:firstLineChars="0"/>
+              <w:jc w:val="left"/>
+              <w:rPr>
+                <w:rFonts w:hint="default"/>
+                <w:sz w:val="26"/>
+                <w:szCs w:val="26"/>
+                <w:lang w:val="en-US"/>
+              </w:rPr>
+            </w:pPr>
+            <w:r>
+              <w:rPr>
+                <w:rFonts w:ascii="Times New Roman" w:hAnsi="Times New Roman"/>
+                <w:b w:val="0"/>
+                <w:sz w:val="26"/>
+                <w:szCs w:val="26"/>
+              </w:rPr>
+              <w:t>Автономное движение по маршруту</w:t>
+            </w:r>
+          </w:p>
+        </w:tc>
+        <w:tc>
+          <w:tcPr>
+            <w:tcW w:w="3835" w:type="dxa"/>
+          </w:tcPr>
+          <w:p>
+            <w:pPr>
+              <w:widowControl w:val="0"/>
+              <w:spacing w:after="0" w:line="240" w:lineRule="auto"/>
+              <w:ind w:left="0" w:leftChars="0" w:firstLine="0" w:firstLineChars="0"/>
+              <w:jc w:val="left"/>
+              <w:rPr>
+                <w:i/>
+                <w:iCs/>
+                <w:sz w:val="26"/>
+                <w:szCs w:val="26"/>
+              </w:rPr>
+            </w:pPr>
+            <w:r>
+              <w:rPr>
+                <w:rFonts w:ascii="Times New Roman" w:hAnsi="Times New Roman"/>
+                <w:b w:val="0"/>
+                <w:i/>
+                <w:iCs/>
+                <w:sz w:val="26"/>
+                <w:szCs w:val="26"/>
+              </w:rPr>
+              <w:t>(отдельный запуск trajectory_maker)</w:t>
+            </w:r>
+          </w:p>
+        </w:tc>
+        <w:tc>
+          <w:tcPr>
+            <w:tcW w:w="3382" w:type="dxa"/>
+          </w:tcPr>
+          <w:p>
+            <w:pPr>
+              <w:widowControl w:val="0"/>
+              <w:spacing w:after="0" w:line="240" w:lineRule="auto"/>
+              <w:ind w:left="0" w:leftChars="0" w:firstLine="0" w:firstLineChars="0"/>
+              <w:jc w:val="left"/>
+              <w:rPr>
+                <w:sz w:val="26"/>
+                <w:szCs w:val="26"/>
+              </w:rPr>
+            </w:pPr>
+            <w:r>
+              <w:rPr>
+                <w:rFonts w:ascii="Times New Roman" w:hAnsi="Times New Roman"/>
+                <w:b w:val="0"/>
+                <w:sz w:val="26"/>
+                <w:szCs w:val="26"/>
+              </w:rPr>
+              <w:t>Уровень 5 + активный стек навигации</w:t>
+            </w:r>
+          </w:p>
+        </w:tc>
+        <w:tc>
+          <w:tcPr>
+            <w:tcW w:w="5084" w:type="dxa"/>
+          </w:tcPr>
+          <w:p>
+            <w:pPr>
+              <w:widowControl w:val="0"/>
               <w:spacing w:after="0" w:line="240" w:lineRule="auto"/>
               <w:ind w:left="0" w:leftChars="0" w:firstLine="0" w:firstLineChars="0"/>
               <w:jc w:val="left"/>
@@ -5709,7 +6301,27 @@
           <w:i w:val="0"/>
           <w:sz w:val="28"/>
         </w:rPr>
-        <w:t xml:space="preserve">Все пользовательские launch‑файлы находятся в пакете </w:t>
+        <w:t>Все пользовательские launch‑файлы находятся в пакет</w:t>
+      </w:r>
+      <w:r>
+        <w:rPr>
+          <w:b/>
+          <w:bCs/>
+          <w:i w:val="0"/>
+          <w:sz w:val="28"/>
+          <w:lang w:val="ru-RU"/>
+        </w:rPr>
+        <w:t>ов</w:t>
+      </w:r>
+      <w:r>
+        <w:rPr>
+          <w:rFonts w:ascii="Times New Roman" w:hAnsi="Times New Roman"/>
+          <w:b/>
+          <w:bCs/>
+          <w:i w:val="0"/>
+          <w:sz w:val="28"/>
+        </w:rPr>
+        <w:t xml:space="preserve"> </w:t>
       </w:r>
       <w:r>
         <w:rPr>
@@ -5724,6 +6336,42 @@
       </w:r>
       <w:r>
         <w:rPr>
+          <w:rFonts w:hint="default"/>
+          <w:b/>
+          <w:bCs/>
+          <w:i/>
+          <w:iCs/>
+          <w:sz w:val="28"/>
+          <w:lang w:val="ru-RU"/>
+        </w:rPr>
+        <w:t xml:space="preserve"> </w:t>
+      </w:r>
+      <w:r>
+        <w:rPr>
+          <w:rFonts w:hint="default"/>
+          <w:b/>
+          <w:bCs/>
+          <w:i w:val="0"/>
+          <w:iCs w:val="0"/>
+          <w:sz w:val="28"/>
+          <w:lang w:val="ru-RU"/>
+        </w:rPr>
+        <w:t xml:space="preserve">и </w:t>
+      </w:r>
+      <w:r>
+        <w:rPr>
+          <w:rFonts w:hint="default" w:ascii="Times New Roman" w:hAnsi="Times New Roman"/>
+          <w:b/>
+          <w:bCs/>
+          <w:i/>
+          <w:iCs/>
+          <w:sz w:val="28"/>
+          <w:lang w:val="en-US"/>
+        </w:rPr>
+        <w:t>jetbot_mirea_description</w:t>
+      </w:r>
+      <w:r>
+        <w:rPr>
           <w:rFonts w:ascii="Times New Roman" w:hAnsi="Times New Roman"/>
           <w:b/>
           <w:bCs/>
@@ -5734,6 +6382,17 @@
       </w:r>
       <w:r>
         <w:rPr>
+          <w:rFonts w:hint="default"/>
+          <w:b/>
+          <w:bCs/>
+          <w:i w:val="0"/>
+          <w:sz w:val="28"/>
+          <w:lang w:val="ru-RU"/>
+        </w:rPr>
+        <w:t xml:space="preserve"> </w:t>
+      </w:r>
+      <w:r>
+        <w:rPr>
           <w:rFonts w:ascii="Times New Roman" w:hAnsi="Times New Roman"/>
           <w:b w:val="0"/>
           <w:i w:val="0"/>
@@ -6009,7 +6668,7 @@
           <w:rFonts w:hint="default"/>
           <w:b/>
           <w:bCs/>
-          <w:lang w:val="en-US"/>
+          <w:lang w:val="ru-RU"/>
         </w:rPr>
       </w:pPr>
       <w:r>
@@ -6020,7 +6679,38 @@
           <w:i w:val="0"/>
           <w:sz w:val="28"/>
         </w:rPr>
-        <w:t>Таким образом, пользователь всегда работает с одним пакетом-оркестратором и не вникает в детали внутреннего устройства остальных компонентов, если это не требуется для разработки или отладки.</w:t>
+        <w:t xml:space="preserve">Таким образом, пользователь всегда работает с одним пакетом-оркестратором </w:t>
+      </w:r>
+      <w:r>
+        <w:rPr>
+          <w:b/>
+          <w:bCs/>
+          <w:i w:val="0"/>
+          <w:sz w:val="28"/>
+          <w:lang w:val="ru-RU"/>
+        </w:rPr>
+        <w:t>и</w:t>
+      </w:r>
+      <w:r>
+        <w:rPr>
+          <w:rFonts w:hint="default"/>
+          <w:b/>
+          <w:bCs/>
+          <w:i w:val="0"/>
+          <w:sz w:val="28"/>
+          <w:lang w:val="ru-RU"/>
+        </w:rPr>
+        <w:t xml:space="preserve"> пакетом моделирования </w:t>
+      </w:r>
+      <w:r>
+        <w:rPr>
+          <w:rFonts w:ascii="Times New Roman" w:hAnsi="Times New Roman"/>
+          <w:b/>
+          <w:bCs/>
+          <w:i w:val="0"/>
+          <w:sz w:val="28"/>
+        </w:rPr>
+        <w:t>и не вникает в детали внутреннего устройства остальных компонентов, если это не требуется для разработки или отладки.</w:t>
       </w:r>
     </w:p>
     <w:p>
@@ -6185,7 +6875,21 @@
           <w:rFonts w:hint="default"/>
           <w:lang w:val="ru-RU"/>
         </w:rPr>
-        <w:t>. Это</w:t>
+        <w:t xml:space="preserve">. </w:t>
+      </w:r>
+      <w:r>
+        <w:rPr>
+          <w:rFonts w:hint="default"/>
+          <w:lang w:val="en-US"/>
+        </w:rPr>
+        <w:t xml:space="preserve">jetbot_mirea - </w:t>
+      </w:r>
+      <w:r>
+        <w:rPr>
+          <w:rFonts w:hint="default"/>
+          <w:lang w:val="ru-RU"/>
+        </w:rPr>
+        <w:t>это</w:t>
       </w:r>
       <w:r>
         <w:rPr>
@@ -6945,7 +7649,6 @@
           <w:lang w:val="en-US"/>
         </w:rPr>
       </w:pPr>
-      <w:commentRangeStart w:id="0"/>
       <w:bookmarkStart w:id="9" w:name="_Toc831168126"/>
       <w:r>
         <w:rPr>
@@ -6968,10 +7671,6 @@
         </w:rPr>
         <w:t>лаборатория Г-210</w:t>
       </w:r>
-      <w:commentRangeEnd w:id="0"/>
-      <w:r>
-        <w:commentReference w:id="0"/>
-      </w:r>
       <w:bookmarkEnd w:id="9"/>
     </w:p>
     <w:p>
@@ -7000,21 +7699,7 @@
           <w:rFonts w:hint="default"/>
           <w:lang w:val="ru-RU"/>
         </w:rPr>
-        <w:t xml:space="preserve">Позицию кубов можно изменять. Так же они двигаются если воздействовать на них роботом. Можно добавить еще таких же препятсвий-кубов с помощью панели слева путём перетаскивания. Изображние </w:t>
-      </w:r>
-      <w:r>
-        <w:rPr>
-          <w:rFonts w:hint="default"/>
-          <w:lang w:val="en-US"/>
-        </w:rPr>
-        <w:t xml:space="preserve">n -  </w:t>
-      </w:r>
-      <w:r>
-        <w:rPr>
-          <w:rFonts w:hint="default"/>
-          <w:lang w:val="ru-RU"/>
-        </w:rPr>
-        <w:t>добавление новых препятсвий.</w:t>
+        <w:t>Позицию кубов можно изменять. Так же они двигаются если воздействовать на них роботом. Можно добавить еще таких же препятсвий-кубов с помощью панели слева путём перетаскивания.</w:t>
       </w:r>
     </w:p>
     <w:p>
@@ -7025,46 +7710,54 @@
           <w:lang w:val="en-US"/>
         </w:rPr>
       </w:pPr>
-      <w:commentRangeStart w:id="1"/>
-      <w:r>
-        <w:rPr>
-          <w:rFonts w:hint="default"/>
-          <w:lang w:val="en-US"/>
-        </w:rPr>
-        <w:t>&lt;</w:t>
-      </w:r>
-      <w:r>
-        <w:rPr>
-          <w:rFonts w:hint="default"/>
-          <w:lang w:val="ru-RU"/>
-        </w:rPr>
-        <w:t xml:space="preserve">скриншот из </w:t>
-      </w:r>
-      <w:r>
-        <w:rPr>
-          <w:rFonts w:hint="default"/>
-          <w:lang w:val="en-US"/>
-        </w:rPr>
-        <w:t xml:space="preserve">Gazebo </w:t>
-      </w:r>
-      <w:r>
-        <w:rPr>
-          <w:rFonts w:hint="default"/>
-          <w:lang w:val="ru-RU"/>
-        </w:rPr>
-        <w:t>с миром</w:t>
-      </w:r>
-      <w:r>
-        <w:rPr>
-          <w:rFonts w:hint="default"/>
-          <w:lang w:val="en-US"/>
-        </w:rPr>
-        <w:t>&gt;</w:t>
-      </w:r>
-    </w:p>
-    <w:commentRangeEnd w:id="1"/>
-    <w:p>
-      <w:pPr>
+      <w:r>
+        <w:rPr>
+          <w:rFonts w:hint="default"/>
+          <w:lang w:val="en-US"/>
+        </w:rPr>
+        <w:drawing>
+          <wp:inline distT="0" distB="0" distL="114300" distR="114300">
+            <wp:extent cx="5268595" cy="2999105"/>
+            <wp:effectExtent l="0" t="0" r="8255" b="10795"/>
+            <wp:docPr id="1" name="Picture 1" descr="Screenshot from 2026-02-25 11-46-34"/>
+            <wp:cNvGraphicFramePr>
+              <a:graphicFrameLocks xmlns:a="http://schemas.openxmlformats.org/drawingml/2006/main" noChangeAspect="1"/>
+            </wp:cNvGraphicFramePr>
+            <a:graphic xmlns:a="http://schemas.openxmlformats.org/drawingml/2006/main">
+              <a:graphicData uri="http://schemas.openxmlformats.org/drawingml/2006/picture">
+                <pic:pic xmlns:pic="http://schemas.openxmlformats.org/drawingml/2006/picture">
+                  <pic:nvPicPr>
+                    <pic:cNvPr id="1" name="Picture 1" descr="Screenshot from 2026-02-25 11-46-34"/>
+                    <pic:cNvPicPr>
+                      <a:picLocks noChangeAspect="1"/>
+                    </pic:cNvPicPr>
+                  </pic:nvPicPr>
+                  <pic:blipFill>
+                    <a:blip r:embed="rId6"/>
+                    <a:stretch>
+                      <a:fillRect/>
+                    </a:stretch>
+                  </pic:blipFill>
+                  <pic:spPr>
+                    <a:xfrm>
+                      <a:off x="0" y="0"/>
+                      <a:ext cx="5268595" cy="2999105"/>
+                    </a:xfrm>
+                    <a:prstGeom prst="rect">
+                      <a:avLst/>
+                    </a:prstGeom>
+                  </pic:spPr>
+                </pic:pic>
+              </a:graphicData>
+            </a:graphic>
+          </wp:inline>
+        </w:drawing>
+      </w:r>
+    </w:p>
+    <w:p>
+      <w:pPr>
+        <w:pStyle w:val="7"/>
+        <w:bidi w:val="0"/>
         <w:ind w:left="0" w:leftChars="0" w:firstLine="0" w:firstLineChars="0"/>
         <w:rPr>
           <w:rFonts w:hint="default"/>
@@ -7072,33 +7765,391 @@
         </w:rPr>
       </w:pPr>
       <w:r>
-        <w:commentReference w:id="1"/>
-      </w:r>
-      <w:commentRangeStart w:id="2"/>
-      <w:r>
-        <w:rPr>
-          <w:rFonts w:hint="default"/>
-          <w:lang w:val="en-US"/>
-        </w:rPr>
-        <w:t>&lt;</w:t>
-      </w:r>
-      <w:r>
-        <w:rPr>
-          <w:rFonts w:hint="default"/>
-          <w:lang w:val="ru-RU"/>
-        </w:rPr>
-        <w:t>скрин как добавить кубик</w:t>
-      </w:r>
-      <w:r>
-        <w:rPr>
-          <w:rFonts w:hint="default"/>
-          <w:lang w:val="en-US"/>
-        </w:rPr>
-        <w:t>&gt;</w:t>
-      </w:r>
-      <w:commentRangeEnd w:id="2"/>
-      <w:r>
-        <w:commentReference w:id="2"/>
+        <w:t xml:space="preserve">Рисунок </w:t>
+      </w:r>
+      <w:r>
+        <w:fldChar w:fldCharType="begin"/>
+      </w:r>
+      <w:r>
+        <w:instrText xml:space="preserve"> SEQ Рисунок \* ARABIC </w:instrText>
+      </w:r>
+      <w:r>
+        <w:fldChar w:fldCharType="separate"/>
+      </w:r>
+      <w:r>
+        <w:t>1</w:t>
+      </w:r>
+      <w:r>
+        <w:fldChar w:fldCharType="end"/>
+      </w:r>
+      <w:r>
+        <w:rPr>
+          <w:lang w:val="en-US"/>
+        </w:rPr>
+        <w:t xml:space="preserve"> - </w:t>
+      </w:r>
+      <w:r>
+        <w:rPr>
+          <w:lang w:val="ru-RU"/>
+        </w:rPr>
+        <w:t>Полигон</w:t>
+      </w:r>
+      <w:r>
+        <w:rPr>
+          <w:rFonts w:hint="default"/>
+          <w:lang w:val="ru-RU"/>
+        </w:rPr>
+        <w:t xml:space="preserve"> Г-210 в </w:t>
+      </w:r>
+      <w:r>
+        <w:rPr>
+          <w:rFonts w:hint="default"/>
+          <w:lang w:val="en-US"/>
+        </w:rPr>
+        <w:t>Gazebo</w:t>
+      </w:r>
+    </w:p>
+    <w:p>
+      <w:pPr>
+        <w:ind w:left="0" w:leftChars="0" w:firstLine="0" w:firstLineChars="0"/>
+        <w:rPr>
+          <w:rFonts w:hint="default"/>
+          <w:lang w:val="ru-RU"/>
+        </w:rPr>
+      </w:pPr>
+    </w:p>
+    <w:p>
+      <w:pPr>
+        <w:ind w:left="0" w:leftChars="0" w:firstLine="720" w:firstLineChars="0"/>
+        <w:rPr>
+          <w:rFonts w:hint="default"/>
+          <w:lang w:val="ru-RU"/>
+        </w:rPr>
+      </w:pPr>
+      <w:r>
+        <w:rPr>
+          <w:rFonts w:hint="default"/>
+          <w:lang w:val="ru-RU"/>
+        </w:rPr>
+        <w:t>Для добавления новых препятсвий - кубиков - необходимо во вкладке «</w:t>
+      </w:r>
+      <w:r>
+        <w:rPr>
+          <w:rFonts w:hint="default"/>
+          <w:lang w:val="en-US"/>
+        </w:rPr>
+        <w:t>insert</w:t>
+      </w:r>
+      <w:r>
+        <w:rPr>
+          <w:rFonts w:hint="default"/>
+          <w:lang w:val="ru-RU"/>
+        </w:rPr>
+        <w:t>»</w:t>
+      </w:r>
+      <w:r>
+        <w:rPr>
+          <w:rFonts w:hint="default"/>
+          <w:lang w:val="en-US"/>
+        </w:rPr>
+        <w:t xml:space="preserve"> </w:t>
+      </w:r>
+      <w:r>
+        <w:rPr>
+          <w:rFonts w:hint="default"/>
+          <w:lang w:val="ru-RU"/>
+        </w:rPr>
+        <w:t>нажать на блок «</w:t>
+      </w:r>
+      <w:r>
+        <w:rPr>
+          <w:rFonts w:hint="default"/>
+          <w:lang w:val="en-US"/>
+        </w:rPr>
+        <w:t>minibox</w:t>
+      </w:r>
+      <w:r>
+        <w:rPr>
+          <w:rFonts w:hint="default"/>
+          <w:lang w:val="ru-RU"/>
+        </w:rPr>
+        <w:t>», после установить кубик в любое место на полу (все кубики изнавально появляются на нулевой высоте). Далее выбрав инструмент для переноса «</w:t>
+      </w:r>
+      <w:r>
+        <w:rPr>
+          <w:rFonts w:hint="default"/>
+          <w:lang w:val="en-US"/>
+        </w:rPr>
+        <w:t>Translation Mode</w:t>
+      </w:r>
+      <w:r>
+        <w:rPr>
+          <w:rFonts w:hint="default"/>
+          <w:lang w:val="ru-RU"/>
+        </w:rPr>
+        <w:t>» (на верхней панели с инструментами) перенести кубик в нужное место на полигоне. Изображения 2-3</w:t>
+      </w:r>
+      <w:r>
+        <w:rPr>
+          <w:rFonts w:hint="default"/>
+          <w:lang w:val="en-US"/>
+        </w:rPr>
+        <w:t xml:space="preserve"> -  </w:t>
+      </w:r>
+      <w:r>
+        <w:rPr>
+          <w:rFonts w:hint="default"/>
+          <w:lang w:val="ru-RU"/>
+        </w:rPr>
+        <w:t>иллюстрируют добавление новых препятсвий.</w:t>
+      </w:r>
+    </w:p>
+    <w:p>
+      <w:pPr>
+        <w:ind w:left="0" w:leftChars="0" w:firstLine="0" w:firstLineChars="0"/>
+        <w:rPr>
+          <w:rFonts w:hint="default"/>
+          <w:lang w:val="ru-RU"/>
+        </w:rPr>
+      </w:pPr>
+      <w:r>
+        <w:rPr>
+          <w:rFonts w:hint="default"/>
+          <w:lang w:val="ru-RU"/>
+        </w:rPr>
+        <w:drawing>
+          <wp:inline distT="0" distB="0" distL="114300" distR="114300">
+            <wp:extent cx="5272405" cy="3752850"/>
+            <wp:effectExtent l="0" t="0" r="4445" b="0"/>
+            <wp:docPr id="7" name="Picture 7" descr="Screenshot from 2026-02-25 11-49-58"/>
+            <wp:cNvGraphicFramePr>
+              <a:graphicFrameLocks xmlns:a="http://schemas.openxmlformats.org/drawingml/2006/main" noChangeAspect="1"/>
+            </wp:cNvGraphicFramePr>
+            <a:graphic xmlns:a="http://schemas.openxmlformats.org/drawingml/2006/main">
+              <a:graphicData uri="http://schemas.openxmlformats.org/drawingml/2006/picture">
+                <pic:pic xmlns:pic="http://schemas.openxmlformats.org/drawingml/2006/picture">
+                  <pic:nvPicPr>
+                    <pic:cNvPr id="7" name="Picture 7" descr="Screenshot from 2026-02-25 11-49-58"/>
+                    <pic:cNvPicPr>
+                      <a:picLocks noChangeAspect="1"/>
+                    </pic:cNvPicPr>
+                  </pic:nvPicPr>
+                  <pic:blipFill>
+                    <a:blip r:embed="rId7"/>
+                    <a:stretch>
+                      <a:fillRect/>
+                    </a:stretch>
+                  </pic:blipFill>
+                  <pic:spPr>
+                    <a:xfrm>
+                      <a:off x="0" y="0"/>
+                      <a:ext cx="5272405" cy="3752850"/>
+                    </a:xfrm>
+                    <a:prstGeom prst="rect">
+                      <a:avLst/>
+                    </a:prstGeom>
+                  </pic:spPr>
+                </pic:pic>
+              </a:graphicData>
+            </a:graphic>
+          </wp:inline>
+        </w:drawing>
+      </w:r>
+    </w:p>
+    <w:p>
+      <w:pPr>
+        <w:pStyle w:val="7"/>
+        <w:bidi w:val="0"/>
+        <w:ind w:left="0" w:leftChars="0" w:firstLine="0" w:firstLineChars="0"/>
+        <w:rPr>
+          <w:rFonts w:hint="default"/>
+          <w:lang w:val="ru-RU"/>
+        </w:rPr>
+      </w:pPr>
+      <w:r>
+        <w:t xml:space="preserve">Рисунок </w:t>
+      </w:r>
+      <w:r>
+        <w:fldChar w:fldCharType="begin"/>
+      </w:r>
+      <w:r>
+        <w:instrText xml:space="preserve"> SEQ Рисунок \* ARABIC </w:instrText>
+      </w:r>
+      <w:r>
+        <w:fldChar w:fldCharType="separate"/>
+      </w:r>
+      <w:r>
+        <w:t>1</w:t>
+      </w:r>
+      <w:r>
+        <w:fldChar w:fldCharType="end"/>
+      </w:r>
+      <w:r>
+        <w:rPr>
+          <w:lang w:val="en-US"/>
+        </w:rPr>
+        <w:t xml:space="preserve"> - </w:t>
+      </w:r>
+      <w:r>
+        <w:rPr>
+          <w:lang w:val="ru-RU"/>
+        </w:rPr>
+        <w:t>Во</w:t>
+      </w:r>
+      <w:r>
+        <w:rPr>
+          <w:rFonts w:hint="default"/>
+          <w:lang w:val="ru-RU"/>
+        </w:rPr>
+        <w:t xml:space="preserve"> вкладке «</w:t>
+      </w:r>
+      <w:r>
+        <w:rPr>
+          <w:rFonts w:hint="default"/>
+          <w:lang w:val="en-US"/>
+        </w:rPr>
+        <w:t>insert</w:t>
+      </w:r>
+      <w:r>
+        <w:rPr>
+          <w:rFonts w:hint="default"/>
+          <w:lang w:val="ru-RU"/>
+        </w:rPr>
+        <w:t>»</w:t>
+      </w:r>
+      <w:r>
+        <w:rPr>
+          <w:rFonts w:hint="default"/>
+          <w:lang w:val="en-US"/>
+        </w:rPr>
+        <w:t xml:space="preserve"> </w:t>
+      </w:r>
+      <w:r>
+        <w:rPr>
+          <w:rFonts w:hint="default"/>
+          <w:lang w:val="ru-RU"/>
+        </w:rPr>
+        <w:t>нажатие на блок «</w:t>
+      </w:r>
+      <w:r>
+        <w:rPr>
+          <w:rFonts w:hint="default"/>
+          <w:lang w:val="en-US"/>
+        </w:rPr>
+        <w:t>minibox</w:t>
+      </w:r>
+      <w:r>
+        <w:rPr>
+          <w:rFonts w:hint="default"/>
+          <w:lang w:val="ru-RU"/>
+        </w:rPr>
+        <w:t>».</w:t>
+      </w:r>
+    </w:p>
+    <w:p>
+      <w:pPr>
+        <w:ind w:left="0" w:leftChars="0" w:firstLine="0" w:firstLineChars="0"/>
+        <w:rPr>
+          <w:rFonts w:hint="default"/>
+          <w:lang w:val="ru-RU"/>
+        </w:rPr>
+      </w:pPr>
+      <w:r>
+        <w:rPr>
+          <w:rFonts w:hint="default"/>
+          <w:lang w:val="ru-RU"/>
+        </w:rPr>
+        <w:drawing>
+          <wp:inline distT="0" distB="0" distL="114300" distR="114300">
+            <wp:extent cx="5266690" cy="4069715"/>
+            <wp:effectExtent l="0" t="0" r="10160" b="6985"/>
+            <wp:docPr id="6" name="Picture 6" descr="Screenshot from 2026-02-25 11-56-42"/>
+            <wp:cNvGraphicFramePr>
+              <a:graphicFrameLocks xmlns:a="http://schemas.openxmlformats.org/drawingml/2006/main" noChangeAspect="1"/>
+            </wp:cNvGraphicFramePr>
+            <a:graphic xmlns:a="http://schemas.openxmlformats.org/drawingml/2006/main">
+              <a:graphicData uri="http://schemas.openxmlformats.org/drawingml/2006/picture">
+                <pic:pic xmlns:pic="http://schemas.openxmlformats.org/drawingml/2006/picture">
+                  <pic:nvPicPr>
+                    <pic:cNvPr id="6" name="Picture 6" descr="Screenshot from 2026-02-25 11-56-42"/>
+                    <pic:cNvPicPr>
+                      <a:picLocks noChangeAspect="1"/>
+                    </pic:cNvPicPr>
+                  </pic:nvPicPr>
+                  <pic:blipFill>
+                    <a:blip r:embed="rId8"/>
+                    <a:stretch>
+                      <a:fillRect/>
+                    </a:stretch>
+                  </pic:blipFill>
+                  <pic:spPr>
+                    <a:xfrm>
+                      <a:off x="0" y="0"/>
+                      <a:ext cx="5266690" cy="4069715"/>
+                    </a:xfrm>
+                    <a:prstGeom prst="rect">
+                      <a:avLst/>
+                    </a:prstGeom>
+                  </pic:spPr>
+                </pic:pic>
+              </a:graphicData>
+            </a:graphic>
+          </wp:inline>
+        </w:drawing>
+      </w:r>
+    </w:p>
+    <w:p>
+      <w:pPr>
+        <w:pStyle w:val="7"/>
+        <w:bidi w:val="0"/>
+        <w:ind w:left="0" w:leftChars="0" w:firstLine="0" w:firstLineChars="0"/>
+        <w:rPr>
+          <w:rFonts w:hint="default"/>
+          <w:lang w:val="ru-RU"/>
+        </w:rPr>
+      </w:pPr>
+      <w:r>
+        <w:t xml:space="preserve">Рисунок </w:t>
+      </w:r>
+      <w:r>
+        <w:rPr>
+          <w:rFonts w:hint="default"/>
+          <w:lang w:val="ru-RU"/>
+        </w:rPr>
+        <w:t>3</w:t>
+      </w:r>
+      <w:r>
+        <w:rPr>
+          <w:lang w:val="en-US"/>
+        </w:rPr>
+        <w:t xml:space="preserve"> - </w:t>
+      </w:r>
+      <w:r>
+        <w:rPr>
+          <w:lang w:val="ru-RU"/>
+        </w:rPr>
+        <w:t>Перенос</w:t>
+      </w:r>
+      <w:r>
+        <w:rPr>
+          <w:rFonts w:hint="default"/>
+          <w:lang w:val="ru-RU"/>
+        </w:rPr>
+        <w:t xml:space="preserve"> кубикас помощью «</w:t>
+      </w:r>
+      <w:r>
+        <w:rPr>
+          <w:rFonts w:hint="default"/>
+          <w:lang w:val="en-US"/>
+        </w:rPr>
+        <w:t>Translation Mode</w:t>
+      </w:r>
+      <w:r>
+        <w:rPr>
+          <w:rFonts w:hint="default"/>
+          <w:lang w:val="ru-RU"/>
+        </w:rPr>
+        <w:t xml:space="preserve">». </w:t>
       </w:r>
     </w:p>
     <w:p>
@@ -7186,59 +8237,64 @@
       <w:r>
         <w:rPr>
           <w:rFonts w:hint="default"/>
-          <w:lang w:val="en-US"/>
-        </w:rPr>
-        <w:t xml:space="preserve"> - </w:t>
-      </w:r>
-      <w:r>
-        <w:rPr>
-          <w:rFonts w:hint="default"/>
-          <w:lang w:val="ru-RU"/>
-        </w:rPr>
-        <w:t xml:space="preserve">запуск для реального робота (только </w:t>
-      </w:r>
-      <w:r>
-        <w:rPr>
-          <w:rFonts w:hint="default"/>
-          <w:lang w:val="en-US"/>
-        </w:rPr>
-        <w:t>TF2</w:t>
-      </w:r>
-      <w:r>
-        <w:rPr>
-          <w:rFonts w:hint="default"/>
-          <w:lang w:val="ru-RU"/>
-        </w:rPr>
-        <w:t xml:space="preserve">-преобразований систем координат и </w:t>
-      </w:r>
-      <w:r>
-        <w:rPr>
-          <w:rFonts w:hint="default"/>
-          <w:lang w:val="en-US"/>
-        </w:rPr>
-        <w:t xml:space="preserve">Rviz </w:t>
-      </w:r>
-      <w:r>
-        <w:rPr>
-          <w:rFonts w:hint="default"/>
-          <w:lang w:val="ru-RU"/>
-        </w:rPr>
-        <w:t>с некоторой конфигурацией</w:t>
-      </w:r>
-      <w:r>
-        <w:rPr>
-          <w:rFonts w:hint="default"/>
-          <w:lang w:val="en-US"/>
-        </w:rPr>
-        <w:t>)</w:t>
-      </w:r>
-      <w:r>
-        <w:rPr>
-          <w:rFonts w:hint="default"/>
-          <w:lang w:val="ru-RU"/>
-        </w:rPr>
-        <w:t>;</w:t>
-      </w:r>
+          <w:b w:val="0"/>
+          <w:bCs w:val="0"/>
+          <w:i/>
+          <w:iCs/>
+          <w:lang w:val="ru-RU"/>
+        </w:rPr>
+        <w:t xml:space="preserve"> </w:t>
+      </w:r>
+      <w:r>
+        <w:rPr>
+          <w:rFonts w:hint="default"/>
+          <w:lang w:val="en-US"/>
+        </w:rPr>
+        <w:t>-</w:t>
+      </w:r>
+      <w:r>
+        <w:rPr>
+          <w:rFonts w:hint="default"/>
+          <w:lang w:val="ru-RU"/>
+        </w:rPr>
+        <w:t xml:space="preserve"> Этот launch-файл запускает robot_state_publisher и joint_state_publisher для публикации состояния реального робота JetBot на основе URDF-модели, а также опционально запускает RViz2 с предварительно настроенной конфигурацией для визуализации. Он не включает симуляцию Gazebo и предназначен для работы с реальным оборудованием. Запуск осуществляется слудющей командой:</w:t>
+      </w:r>
+    </w:p>
+    <w:p>
+      <w:pPr>
+        <w:pStyle w:val="16"/>
+        <w:bidi w:val="0"/>
+        <w:rPr>
+          <w:rFonts w:hint="default"/>
+          <w:lang w:val="ru-RU"/>
+        </w:rPr>
+      </w:pPr>
+      <w:r>
+        <w:rPr>
+          <w:rFonts w:hint="default" w:ascii="Consolas" w:hAnsi="Consolas" w:cs="Consolas"/>
+          <w:lang w:val="en-US"/>
+        </w:rPr>
+        <w:t xml:space="preserve">ros2 launch jetbot_mirea_description </w:t>
+      </w:r>
+      <w:r>
+        <w:rPr>
+          <w:rFonts w:hint="default" w:ascii="Consolas" w:hAnsi="Consolas"/>
+          <w:lang w:val="en-US"/>
+        </w:rPr>
+        <w:t>real_robot.launch.py</w:t>
+      </w:r>
+    </w:p>
+    <w:p>
+      <w:pPr>
+        <w:numPr>
+          <w:numId w:val="0"/>
+        </w:numPr>
+        <w:ind w:left="420" w:leftChars="0"/>
+        <w:rPr>
+          <w:rFonts w:hint="default"/>
+          <w:lang w:val="ru-RU"/>
+        </w:rPr>
+      </w:pPr>
     </w:p>
     <w:p>
       <w:pPr>
@@ -7266,173 +8322,24 @@
           <w:rFonts w:hint="default"/>
           <w:lang w:val="en-US"/>
         </w:rPr>
-        <w:t xml:space="preserve"> - </w:t>
-      </w:r>
-      <w:r>
-        <w:rPr>
-          <w:rFonts w:hint="default"/>
-          <w:lang w:val="ru-RU"/>
-        </w:rPr>
-        <w:t xml:space="preserve">запуск симуляции и </w:t>
-      </w:r>
-      <w:r>
-        <w:rPr>
-          <w:rFonts w:hint="default"/>
-          <w:lang w:val="en-US"/>
-        </w:rPr>
-        <w:t xml:space="preserve">Rviz </w:t>
-      </w:r>
-      <w:r>
-        <w:rPr>
-          <w:rFonts w:hint="default"/>
-          <w:lang w:val="ru-RU"/>
-        </w:rPr>
-        <w:t>с некоторой конфигурацией и миром.</w:t>
-      </w:r>
-    </w:p>
-    <w:p>
-      <w:pPr>
-        <w:ind w:left="0" w:leftChars="0" w:firstLine="0" w:firstLineChars="0"/>
-        <w:rPr>
-          <w:rFonts w:hint="default"/>
-          <w:lang w:val="ru-RU"/>
-        </w:rPr>
-      </w:pPr>
-      <w:r>
-        <w:rPr>
-          <w:rFonts w:hint="default"/>
-          <w:lang w:val="ru-RU"/>
-        </w:rPr>
-        <w:t>Реализованы следующие сценарии запуска системы:</w:t>
-      </w:r>
-    </w:p>
-    <w:p>
-      <w:pPr>
-        <w:numPr>
-          <w:ilvl w:val="0"/>
-          <w:numId w:val="6"/>
-        </w:numPr>
-        <w:ind w:left="420" w:leftChars="0" w:hanging="420" w:firstLineChars="0"/>
-        <w:rPr>
-          <w:rFonts w:hint="default"/>
-          <w:lang w:val="ru-RU"/>
-        </w:rPr>
-      </w:pPr>
-      <w:r>
-        <w:rPr>
-          <w:rFonts w:hint="default"/>
-          <w:lang w:val="ru-RU"/>
-        </w:rPr>
-        <w:t xml:space="preserve">Публикация только преобразований систем координат - </w:t>
-      </w:r>
-      <w:r>
-        <w:rPr>
-          <w:rFonts w:hint="default"/>
-          <w:lang w:val="en-US"/>
-        </w:rPr>
-        <w:t>TF2</w:t>
-      </w:r>
-      <w:r>
-        <w:rPr>
-          <w:rFonts w:hint="default"/>
-          <w:lang w:val="ru-RU"/>
-        </w:rPr>
-        <w:t>. Нужна для реального робота. Запуск производится командой:</w:t>
+        <w:t xml:space="preserve"> -</w:t>
+      </w:r>
+      <w:r>
+        <w:rPr>
+          <w:rFonts w:hint="default"/>
+          <w:lang w:val="ru-RU"/>
+        </w:rPr>
+        <w:t xml:space="preserve"> запускает симуляцию мобильного робота JetBot в Gazebo с возможностью выбора мира (например, аудитория Г210 с препятствиями), типа модели робота (идеальная или реальная) и соответствующей конфигурации RViz2 для визуализации или навигации. Он также включает запуск robot_state_publisher и спавн модели робота в симуляции. Запуск осуществляется слудющей командой:</w:t>
       </w:r>
     </w:p>
     <w:p>
       <w:pPr>
         <w:pStyle w:val="16"/>
         <w:bidi w:val="0"/>
-        <w:rPr>
-          <w:rFonts w:hint="default" w:ascii="Consolas" w:hAnsi="Consolas" w:cs="Consolas"/>
-          <w:lang w:val="en-US"/>
-        </w:rPr>
-      </w:pPr>
-      <w:r>
-        <w:rPr>
-          <w:rFonts w:hint="default" w:ascii="Consolas" w:hAnsi="Consolas" w:cs="Consolas"/>
-          <w:lang w:val="en-US"/>
-        </w:rPr>
-        <w:t xml:space="preserve">ros2 launch jetbot_mirea_description </w:t>
-      </w:r>
-      <w:r>
-        <w:rPr>
-          <w:rFonts w:hint="default" w:ascii="Consolas" w:hAnsi="Consolas"/>
-          <w:lang w:val="en-US"/>
-        </w:rPr>
-        <w:t>real_robot.launch.py</w:t>
-      </w:r>
-    </w:p>
-    <w:p>
-      <w:pPr>
-        <w:numPr>
-          <w:ilvl w:val="0"/>
-          <w:numId w:val="6"/>
-        </w:numPr>
-        <w:ind w:left="420" w:leftChars="0" w:hanging="420" w:firstLineChars="0"/>
-        <w:rPr>
-          <w:rFonts w:hint="default"/>
-          <w:lang w:val="ru-RU"/>
-        </w:rPr>
-      </w:pPr>
-      <w:r>
-        <w:rPr>
-          <w:rFonts w:hint="default"/>
-          <w:lang w:val="ru-RU"/>
-        </w:rPr>
-        <w:t xml:space="preserve">Запуск симуляции реалистичного/идеального </w:t>
-      </w:r>
-      <w:r>
-        <w:rPr>
-          <w:rFonts w:hint="default"/>
-          <w:lang w:val="en-US"/>
-        </w:rPr>
-        <w:t>jetbot_mirea</w:t>
-      </w:r>
-      <w:r>
-        <w:rPr>
-          <w:rFonts w:hint="default"/>
-          <w:lang w:val="ru-RU"/>
-        </w:rPr>
-        <w:t xml:space="preserve"> на различных полигонах: Г-210, Г-210 с препятствиями, склад.</w:t>
-      </w:r>
-      <w:r>
-        <w:rPr>
-          <w:rFonts w:hint="default"/>
-          <w:lang w:val="en-US"/>
-        </w:rPr>
-        <w:t xml:space="preserve"> </w:t>
-      </w:r>
-      <w:r>
-        <w:rPr>
-          <w:rFonts w:hint="default"/>
-          <w:lang w:val="ru-RU"/>
-        </w:rPr>
-        <w:t>Запуск</w:t>
-      </w:r>
-      <w:r>
-        <w:rPr>
-          <w:rFonts w:hint="default"/>
-          <w:lang w:val="en-US"/>
-        </w:rPr>
-        <w:t xml:space="preserve"> </w:t>
-      </w:r>
-      <w:r>
-        <w:rPr>
-          <w:rFonts w:hint="default"/>
-          <w:lang w:val="ru-RU"/>
-        </w:rPr>
-        <w:t>(идеальная модель робота, Г210 с препятствиями) производится командой:</w:t>
-      </w:r>
-    </w:p>
-    <w:p>
-      <w:pPr>
-        <w:pStyle w:val="16"/>
-        <w:bidi w:val="0"/>
-        <w:rPr>
-          <w:rFonts w:hint="default" w:ascii="Consolas" w:hAnsi="Consolas" w:cs="Consolas"/>
-          <w:lang w:val="en-US"/>
+        <w:jc w:val="left"/>
+        <w:rPr>
+          <w:rFonts w:hint="default"/>
+          <w:lang w:val="ru-RU"/>
         </w:rPr>
       </w:pPr>
       <w:r>
@@ -7663,24 +8570,15 @@
           <w:lang w:val="en-US"/>
         </w:rPr>
       </w:pPr>
-      <w:commentRangeStart w:id="3"/>
       <w:r>
         <w:t xml:space="preserve">Таблица </w:t>
       </w:r>
       <w:r>
-        <w:fldChar w:fldCharType="begin"/>
-      </w:r>
-      <w:r>
-        <w:instrText xml:space="preserve"> SEQ Таблица \* ARABIC </w:instrText>
-      </w:r>
-      <w:r>
-        <w:fldChar w:fldCharType="separate"/>
-      </w:r>
-      <w:r>
-        <w:t>1</w:t>
-      </w:r>
-      <w:r>
-        <w:fldChar w:fldCharType="end"/>
+        <w:rPr>
+          <w:rFonts w:hint="default"/>
+          <w:lang w:val="ru-RU"/>
+        </w:rPr>
+        <w:t>2</w:t>
       </w:r>
       <w:r>
         <w:rPr>
@@ -7721,10 +8619,6 @@
           <w:lang w:val="ru-RU"/>
         </w:rPr>
         <w:t>.</w:t>
-      </w:r>
-      <w:commentRangeEnd w:id="3"/>
-      <w:r>
-        <w:commentReference w:id="3"/>
       </w:r>
     </w:p>
     <w:tbl>
@@ -7894,12 +8788,6 @@
             <w:insideH w:val="single" w:color="auto" w:sz="4" w:space="0"/>
             <w:insideV w:val="single" w:color="auto" w:sz="4" w:space="0"/>
           </w:tblBorders>
-          <w:tblCellMar>
-            <w:top w:w="0" w:type="dxa"/>
-            <w:left w:w="108" w:type="dxa"/>
-            <w:bottom w:w="0" w:type="dxa"/>
-            <w:right w:w="108" w:type="dxa"/>
-          </w:tblCellMar>
         </w:tblPrEx>
         <w:tc>
           <w:tcPr>
@@ -8236,12 +9124,6 @@
             <w:insideH w:val="single" w:color="auto" w:sz="4" w:space="0"/>
             <w:insideV w:val="single" w:color="auto" w:sz="4" w:space="0"/>
           </w:tblBorders>
-          <w:tblCellMar>
-            <w:top w:w="0" w:type="dxa"/>
-            <w:left w:w="108" w:type="dxa"/>
-            <w:bottom w:w="0" w:type="dxa"/>
-            <w:right w:w="108" w:type="dxa"/>
-          </w:tblCellMar>
         </w:tblPrEx>
         <w:tc>
           <w:tcPr>
@@ -8637,6 +9519,22 @@
     </w:tbl>
     <w:p>
       <w:pPr>
+        <w:rPr>
+          <w:rFonts w:hint="default"/>
+          <w:lang w:val="en-US"/>
+        </w:rPr>
+      </w:pPr>
+      <w:bookmarkStart w:id="11" w:name="_Toc1360148195"/>
+      <w:r>
+        <w:rPr>
+          <w:rFonts w:hint="default"/>
+          <w:lang w:val="en-US"/>
+        </w:rPr>
+        <w:br w:type="page"/>
+      </w:r>
+    </w:p>
+    <w:p>
+      <w:pPr>
         <w:pStyle w:val="2"/>
         <w:bidi w:val="0"/>
         <w:rPr>
@@ -8644,7 +9542,6 @@
           <w:lang w:val="ru-RU"/>
         </w:rPr>
       </w:pPr>
-      <w:bookmarkStart w:id="11" w:name="_Toc1360148195"/>
       <w:r>
         <w:rPr>
           <w:rFonts w:hint="default"/>
@@ -8680,7 +9577,7 @@
         <w:pStyle w:val="3"/>
         <w:numPr>
           <w:ilvl w:val="0"/>
-          <w:numId w:val="7"/>
+          <w:numId w:val="6"/>
         </w:numPr>
         <w:bidi w:val="0"/>
         <w:rPr>
@@ -8760,7 +9657,7 @@
         <w:pStyle w:val="3"/>
         <w:numPr>
           <w:ilvl w:val="0"/>
-          <w:numId w:val="7"/>
+          <w:numId w:val="6"/>
         </w:numPr>
         <w:bidi w:val="0"/>
         <w:rPr>
@@ -8967,7 +9864,7 @@
         <w:pStyle w:val="3"/>
         <w:numPr>
           <w:ilvl w:val="1"/>
-          <w:numId w:val="7"/>
+          <w:numId w:val="6"/>
         </w:numPr>
         <w:bidi w:val="0"/>
         <w:rPr>
@@ -9147,19 +10044,11 @@
         <w:t xml:space="preserve">Таблица </w:t>
       </w:r>
       <w:r>
-        <w:fldChar w:fldCharType="begin"/>
-      </w:r>
-      <w:r>
-        <w:instrText xml:space="preserve"> SEQ Таблица \* ARABIC </w:instrText>
-      </w:r>
-      <w:r>
-        <w:fldChar w:fldCharType="separate"/>
-      </w:r>
-      <w:r>
-        <w:t>2</w:t>
-      </w:r>
-      <w:r>
-        <w:fldChar w:fldCharType="end"/>
+        <w:rPr>
+          <w:rFonts w:hint="default"/>
+          <w:lang w:val="ru-RU"/>
+        </w:rPr>
+        <w:t>3</w:t>
       </w:r>
       <w:r>
         <w:rPr>
@@ -9577,19 +10466,11 @@
         <w:t xml:space="preserve">Таблица </w:t>
       </w:r>
       <w:r>
-        <w:fldChar w:fldCharType="begin"/>
-      </w:r>
-      <w:r>
-        <w:instrText xml:space="preserve"> SEQ Таблица \* ARABIC </w:instrText>
-      </w:r>
-      <w:r>
-        <w:fldChar w:fldCharType="separate"/>
-      </w:r>
-      <w:r>
-        <w:t>3</w:t>
-      </w:r>
-      <w:r>
-        <w:fldChar w:fldCharType="end"/>
+        <w:rPr>
+          <w:rFonts w:hint="default"/>
+          <w:lang w:val="ru-RU"/>
+        </w:rPr>
+        <w:t>4</w:t>
       </w:r>
       <w:r>
         <w:rPr>
@@ -10472,7 +11353,7 @@
         <w:pStyle w:val="3"/>
         <w:numPr>
           <w:ilvl w:val="1"/>
-          <w:numId w:val="7"/>
+          <w:numId w:val="6"/>
         </w:numPr>
         <w:bidi w:val="0"/>
         <w:rPr>
@@ -10610,19 +11491,11 @@
         <w:t xml:space="preserve">Таблица </w:t>
       </w:r>
       <w:r>
-        <w:fldChar w:fldCharType="begin"/>
-      </w:r>
-      <w:r>
-        <w:instrText xml:space="preserve"> SEQ Таблица \* ARABIC </w:instrText>
-      </w:r>
-      <w:r>
-        <w:fldChar w:fldCharType="separate"/>
-      </w:r>
-      <w:r>
-        <w:t>4</w:t>
-      </w:r>
-      <w:r>
-        <w:fldChar w:fldCharType="end"/>
+        <w:rPr>
+          <w:rFonts w:hint="default"/>
+          <w:lang w:val="ru-RU"/>
+        </w:rPr>
+        <w:t>5</w:t>
       </w:r>
       <w:r>
         <w:rPr>
@@ -11218,7 +12091,7 @@
         <w:pStyle w:val="3"/>
         <w:numPr>
           <w:ilvl w:val="0"/>
-          <w:numId w:val="8"/>
+          <w:numId w:val="7"/>
         </w:numPr>
         <w:bidi w:val="0"/>
         <w:rPr>
@@ -11299,6 +12172,254 @@
         </w:rPr>
         <w:t>Gazebo.</w:t>
       </w:r>
+    </w:p>
+    <w:p>
+      <w:pPr>
+        <w:pStyle w:val="3"/>
+        <w:numPr>
+          <w:ilvl w:val="0"/>
+          <w:numId w:val="7"/>
+        </w:numPr>
+        <w:bidi w:val="0"/>
+        <w:rPr>
+          <w:rFonts w:hint="default"/>
+          <w:lang w:val="en-US"/>
+        </w:rPr>
+      </w:pPr>
+      <w:bookmarkStart w:id="18" w:name="_Toc914129247"/>
+      <w:r>
+        <w:rPr>
+          <w:rFonts w:hint="default"/>
+          <w:lang w:val="ru-RU"/>
+        </w:rPr>
+        <w:t>Описание</w:t>
+      </w:r>
+      <w:bookmarkEnd w:id="18"/>
+    </w:p>
+    <w:p>
+      <w:pPr>
+        <w:numPr>
+          <w:ilvl w:val="0"/>
+          <w:numId w:val="0"/>
+        </w:numPr>
+        <w:ind w:leftChars="0" w:firstLine="720" w:firstLineChars="0"/>
+        <w:rPr>
+          <w:rFonts w:hint="default"/>
+          <w:lang w:val="ru-RU"/>
+        </w:rPr>
+      </w:pPr>
+      <w:r>
+        <w:rPr>
+          <w:rFonts w:hint="default"/>
+          <w:lang w:val="ru-RU"/>
+        </w:rPr>
+        <w:t xml:space="preserve">Внутри камеры глубины </w:t>
+      </w:r>
+      <w:r>
+        <w:rPr>
+          <w:rFonts w:hint="default"/>
+          <w:lang w:val="en-US"/>
+        </w:rPr>
+        <w:t>Intel RealSense D435i</w:t>
+      </w:r>
+      <w:r>
+        <w:rPr>
+          <w:rFonts w:hint="default"/>
+          <w:lang w:val="ru-RU"/>
+        </w:rPr>
+        <w:t xml:space="preserve"> находятся несколько датчиков, системы координат которых статически неизменны относительно друг друга, но они находятся внутри корпуса, что является сложностью в нахождении преобразования между координатами. Данную проблему уже решил автор этого пакета, выложивший его на </w:t>
+      </w:r>
+      <w:r>
+        <w:rPr>
+          <w:rFonts w:hint="default"/>
+          <w:lang w:val="en-US"/>
+        </w:rPr>
+        <w:t>Github.</w:t>
+      </w:r>
+      <w:r>
+        <w:rPr>
+          <w:rFonts w:hint="default"/>
+          <w:lang w:val="ru-RU"/>
+        </w:rPr>
+        <w:t xml:space="preserve"> Также автор добавил все сенсоры, находящиеся внутри камеры глубины в </w:t>
+      </w:r>
+      <w:r>
+        <w:rPr>
+          <w:rFonts w:hint="default"/>
+          <w:lang w:val="en-US"/>
+        </w:rPr>
+        <w:t>SDF-</w:t>
+      </w:r>
+      <w:r>
+        <w:rPr>
+          <w:rFonts w:hint="default"/>
+          <w:lang w:val="ru-RU"/>
+        </w:rPr>
+        <w:t xml:space="preserve">описание, что позволяет моделировать полный функционал в среде моделирования </w:t>
+      </w:r>
+      <w:r>
+        <w:rPr>
+          <w:rFonts w:hint="default"/>
+          <w:lang w:val="en-US"/>
+        </w:rPr>
+        <w:t xml:space="preserve">GAzebo. </w:t>
+      </w:r>
+      <w:r>
+        <w:rPr>
+          <w:rFonts w:hint="default"/>
+          <w:lang w:val="ru-RU"/>
+        </w:rPr>
+        <w:t xml:space="preserve">Мы использовали этот пакет для того чтобы в модель </w:t>
+      </w:r>
+      <w:r>
+        <w:rPr>
+          <w:rFonts w:hint="default"/>
+          <w:lang w:val="en-US"/>
+        </w:rPr>
+        <w:t xml:space="preserve">jetbot_mirea </w:t>
+      </w:r>
+      <w:r>
+        <w:rPr>
+          <w:rFonts w:hint="default"/>
+          <w:lang w:val="ru-RU"/>
+        </w:rPr>
+        <w:t xml:space="preserve">добавить камеру глубины </w:t>
+      </w:r>
+      <w:r>
+        <w:rPr>
+          <w:rFonts w:hint="default"/>
+          <w:lang w:val="en-US"/>
+        </w:rPr>
+        <w:t>Intel RealSense D435i</w:t>
+      </w:r>
+      <w:r>
+        <w:rPr>
+          <w:rFonts w:hint="default"/>
+          <w:lang w:val="ru-RU"/>
+        </w:rPr>
+        <w:t xml:space="preserve">. </w:t>
+      </w:r>
+    </w:p>
+    <w:p>
+      <w:pPr>
+        <w:numPr>
+          <w:ilvl w:val="0"/>
+          <w:numId w:val="0"/>
+        </w:numPr>
+        <w:rPr>
+          <w:rFonts w:hint="default"/>
+          <w:lang w:val="ru-RU"/>
+        </w:rPr>
+      </w:pPr>
+      <w:r>
+        <w:rPr>
+          <w:rFonts w:hint="default"/>
+          <w:lang w:val="ru-RU"/>
+        </w:rPr>
+        <w:t xml:space="preserve">Ссылка на </w:t>
+      </w:r>
+      <w:r>
+        <w:rPr>
+          <w:rFonts w:hint="default"/>
+          <w:lang w:val="en-US"/>
+        </w:rPr>
+        <w:t>Github</w:t>
+      </w:r>
+      <w:r>
+        <w:rPr>
+          <w:rFonts w:hint="default"/>
+          <w:lang w:val="ru-RU"/>
+        </w:rPr>
+        <w:t>-репозиторий пакета представлена ниже</w:t>
+      </w:r>
+    </w:p>
+    <w:p>
+      <w:pPr>
+        <w:numPr>
+          <w:ilvl w:val="0"/>
+          <w:numId w:val="0"/>
+        </w:numPr>
+        <w:rPr>
+          <w:rFonts w:hint="default"/>
+          <w:lang w:val="ru-RU"/>
+        </w:rPr>
+      </w:pPr>
+      <w:r>
+        <w:rPr>
+          <w:rFonts w:hint="default"/>
+          <w:lang w:val="ru-RU"/>
+        </w:rPr>
+        <w:fldChar w:fldCharType="begin"/>
+      </w:r>
+      <w:r>
+        <w:rPr>
+          <w:rFonts w:hint="default"/>
+          <w:lang w:val="ru-RU"/>
+        </w:rPr>
+        <w:instrText xml:space="preserve"> HYPERLINK "https://github.com/nilseuropa/realsense_ros_gazebo/tree/humble" </w:instrText>
+      </w:r>
+      <w:r>
+        <w:rPr>
+          <w:rFonts w:hint="default"/>
+          <w:lang w:val="ru-RU"/>
+        </w:rPr>
+        <w:fldChar w:fldCharType="separate"/>
+      </w:r>
+      <w:r>
+        <w:rPr>
+          <w:rStyle w:val="11"/>
+          <w:rFonts w:hint="default"/>
+          <w:lang w:val="ru-RU"/>
+        </w:rPr>
+        <w:t>https://github.com/nilseuropa/realsense_ros_gazebo/tree/humble</w:t>
+      </w:r>
+      <w:r>
+        <w:rPr>
+          <w:rFonts w:hint="default"/>
+          <w:lang w:val="ru-RU"/>
+        </w:rPr>
+        <w:fldChar w:fldCharType="end"/>
+      </w:r>
+    </w:p>
+    <w:p>
+      <w:pPr>
+        <w:pStyle w:val="2"/>
+        <w:bidi w:val="0"/>
+        <w:rPr>
+          <w:rFonts w:hint="default"/>
+          <w:lang w:val="ru-RU"/>
+        </w:rPr>
+      </w:pPr>
+      <w:bookmarkStart w:id="19" w:name="_Toc274814841"/>
+      <w:r>
+        <w:rPr>
+          <w:rFonts w:hint="default"/>
+          <w:lang w:val="en-US"/>
+        </w:rPr>
+        <w:t>ROS2-</w:t>
+      </w:r>
+      <w:r>
+        <w:rPr>
+          <w:rFonts w:hint="default"/>
+          <w:lang w:val="ru-RU"/>
+        </w:rPr>
+        <w:t>пакет, реализующий последовательную отправку точек маршрута - «</w:t>
+      </w:r>
+      <w:r>
+        <w:rPr>
+          <w:rFonts w:hint="default"/>
+          <w:lang w:val="en-US"/>
+        </w:rPr>
+        <w:t>trajectory_maker</w:t>
+      </w:r>
+      <w:r>
+        <w:rPr>
+          <w:rFonts w:hint="default"/>
+          <w:lang w:val="ru-RU"/>
+        </w:rPr>
+        <w:t>»</w:t>
+      </w:r>
+      <w:bookmarkEnd w:id="19"/>
     </w:p>
     <w:p>
       <w:pPr>
@@ -11310,10 +12431,62 @@
         <w:bidi w:val="0"/>
         <w:rPr>
           <w:rFonts w:hint="default"/>
-          <w:lang w:val="en-US"/>
-        </w:rPr>
-      </w:pPr>
-      <w:bookmarkStart w:id="18" w:name="_Toc914129247"/>
+          <w:lang w:val="ru-RU"/>
+        </w:rPr>
+      </w:pPr>
+      <w:bookmarkStart w:id="20" w:name="_Toc2102782029"/>
+      <w:r>
+        <w:rPr>
+          <w:rFonts w:hint="default"/>
+          <w:lang w:val="ru-RU"/>
+        </w:rPr>
+        <w:t>Короткое описание</w:t>
+      </w:r>
+      <w:bookmarkEnd w:id="20"/>
+    </w:p>
+    <w:p>
+      <w:pPr>
+        <w:rPr>
+          <w:rFonts w:hint="default"/>
+          <w:lang w:val="en-US"/>
+        </w:rPr>
+      </w:pPr>
+      <w:r>
+        <w:rPr>
+          <w:rFonts w:hint="default"/>
+          <w:lang w:val="en-US"/>
+        </w:rPr>
+        <w:t>Этот ROS2-пакет предоставляет набор нод для задания навигационных целей мобильному роботу (</w:t>
+      </w:r>
+      <w:r>
+        <w:rPr>
+          <w:rFonts w:hint="default"/>
+          <w:lang w:val="ru-RU"/>
+        </w:rPr>
+        <w:t>в частности</w:t>
+      </w:r>
+      <w:r>
+        <w:rPr>
+          <w:rFonts w:hint="default"/>
+          <w:lang w:val="en-US"/>
+        </w:rPr>
+        <w:t>, jetbot_mirea). Ноды поддерживают два режима работы: ручной ввод координат цели с клавиатуры и автоматическую публикацию заранее определённой последовательности точек маршрута. В пакете реализованы два различных подхода к взаимодействию с навигационной системой: через публикацию в топик /goal_pose (для простых систем) и через ROS 2 Action Client с использованием стандартного интерфейса NavigateToPose из Nav2.</w:t>
+      </w:r>
+    </w:p>
+    <w:p>
+      <w:pPr>
+        <w:pStyle w:val="3"/>
+        <w:numPr>
+          <w:ilvl w:val="0"/>
+          <w:numId w:val="8"/>
+        </w:numPr>
+        <w:bidi w:val="0"/>
+        <w:rPr>
+          <w:rFonts w:hint="default"/>
+          <w:lang w:val="en-US"/>
+        </w:rPr>
+      </w:pPr>
+      <w:bookmarkStart w:id="21" w:name="_Toc423704319"/>
       <w:r>
         <w:rPr>
           <w:rFonts w:hint="default"/>
@@ -11321,7 +12494,7 @@
         </w:rPr>
         <w:t>Описание</w:t>
       </w:r>
-      <w:bookmarkEnd w:id="18"/>
+      <w:bookmarkEnd w:id="21"/>
     </w:p>
     <w:p>
       <w:pPr>
@@ -11340,172 +12513,7 @@
           <w:rFonts w:hint="default"/>
           <w:lang w:val="ru-RU"/>
         </w:rPr>
-        <w:t xml:space="preserve">Внутри камеры глубины </w:t>
-      </w:r>
-      <w:r>
-        <w:rPr>
-          <w:rFonts w:hint="default"/>
-          <w:lang w:val="en-US"/>
-        </w:rPr>
-        <w:t>Intel RealSense D435i</w:t>
-      </w:r>
-      <w:r>
-        <w:rPr>
-          <w:rFonts w:hint="default"/>
-          <w:lang w:val="ru-RU"/>
-        </w:rPr>
-        <w:t xml:space="preserve"> находятся несколько датчиков, системы координат которых статически неизменны относительно друг друга, но они находятся внутри корпуса, что является сложностью в нахождении преобразования между координатами. Данную проблему уже решил автор этого пакета, выложивший его на </w:t>
-      </w:r>
-      <w:r>
-        <w:rPr>
-          <w:rFonts w:hint="default"/>
-          <w:lang w:val="en-US"/>
-        </w:rPr>
-        <w:t>Github.</w:t>
-      </w:r>
-      <w:r>
-        <w:rPr>
-          <w:rFonts w:hint="default"/>
-          <w:lang w:val="ru-RU"/>
-        </w:rPr>
-        <w:t xml:space="preserve"> Также автор добавил все сенсоры, находящиеся внутри камеры глубины в </w:t>
-      </w:r>
-      <w:r>
-        <w:rPr>
-          <w:rFonts w:hint="default"/>
-          <w:lang w:val="en-US"/>
-        </w:rPr>
-        <w:t>SDF-</w:t>
-      </w:r>
-      <w:r>
-        <w:rPr>
-          <w:rFonts w:hint="default"/>
-          <w:lang w:val="ru-RU"/>
-        </w:rPr>
-        <w:t xml:space="preserve">описание, что позволяет моделировать полный функционал в среде моделирования </w:t>
-      </w:r>
-      <w:r>
-        <w:rPr>
-          <w:rFonts w:hint="default"/>
-          <w:lang w:val="en-US"/>
-        </w:rPr>
-        <w:t xml:space="preserve">GAzebo. </w:t>
-      </w:r>
-      <w:r>
-        <w:rPr>
-          <w:rFonts w:hint="default"/>
-          <w:lang w:val="ru-RU"/>
-        </w:rPr>
-        <w:t xml:space="preserve">Мы использовали этот пакет для того чтобы в модель </w:t>
-      </w:r>
-      <w:r>
-        <w:rPr>
-          <w:rFonts w:hint="default"/>
-          <w:lang w:val="en-US"/>
-        </w:rPr>
-        <w:t xml:space="preserve">jetbot_mirea </w:t>
-      </w:r>
-      <w:r>
-        <w:rPr>
-          <w:rFonts w:hint="default"/>
-          <w:lang w:val="ru-RU"/>
-        </w:rPr>
-        <w:t xml:space="preserve">добавить камеру глубины </w:t>
-      </w:r>
-      <w:r>
-        <w:rPr>
-          <w:rFonts w:hint="default"/>
-          <w:lang w:val="en-US"/>
-        </w:rPr>
-        <w:t>Intel RealSense D435i</w:t>
-      </w:r>
-      <w:r>
-        <w:rPr>
-          <w:rFonts w:hint="default"/>
-          <w:lang w:val="ru-RU"/>
-        </w:rPr>
-        <w:t xml:space="preserve">. </w:t>
-      </w:r>
-    </w:p>
-    <w:p>
-      <w:pPr>
-        <w:numPr>
-          <w:ilvl w:val="0"/>
-          <w:numId w:val="0"/>
-        </w:numPr>
-        <w:rPr>
-          <w:rFonts w:hint="default"/>
-          <w:lang w:val="ru-RU"/>
-        </w:rPr>
-      </w:pPr>
-      <w:r>
-        <w:rPr>
-          <w:rFonts w:hint="default"/>
-          <w:lang w:val="ru-RU"/>
-        </w:rPr>
-        <w:t xml:space="preserve">Ссылка на </w:t>
-      </w:r>
-      <w:r>
-        <w:rPr>
-          <w:rFonts w:hint="default"/>
-          <w:lang w:val="en-US"/>
-        </w:rPr>
-        <w:t>Github</w:t>
-      </w:r>
-      <w:r>
-        <w:rPr>
-          <w:rFonts w:hint="default"/>
-          <w:lang w:val="ru-RU"/>
-        </w:rPr>
-        <w:t>-репозиторий пакета представлена ниже</w:t>
-      </w:r>
-    </w:p>
-    <w:p>
-      <w:pPr>
-        <w:numPr>
-          <w:ilvl w:val="0"/>
-          <w:numId w:val="0"/>
-        </w:numPr>
-        <w:rPr>
-          <w:rFonts w:hint="default"/>
-          <w:lang w:val="ru-RU"/>
-        </w:rPr>
-      </w:pPr>
-      <w:r>
-        <w:rPr>
-          <w:rFonts w:hint="default"/>
-          <w:lang w:val="ru-RU"/>
-        </w:rPr>
-        <w:fldChar w:fldCharType="begin"/>
-      </w:r>
-      <w:r>
-        <w:rPr>
-          <w:rFonts w:hint="default"/>
-          <w:lang w:val="ru-RU"/>
-        </w:rPr>
-        <w:instrText xml:space="preserve"> HYPERLINK "https://github.com/nilseuropa/realsense_ros_gazebo/tree/humble" </w:instrText>
-      </w:r>
-      <w:r>
-        <w:rPr>
-          <w:rFonts w:hint="default"/>
-          <w:lang w:val="ru-RU"/>
-        </w:rPr>
-        <w:fldChar w:fldCharType="separate"/>
-      </w:r>
-      <w:r>
-        <w:rPr>
-          <w:rStyle w:val="11"/>
-          <w:rFonts w:hint="default"/>
-          <w:lang w:val="ru-RU"/>
-        </w:rPr>
-        <w:t>https://github.com/nilseuropa/realsense_ros_gazebo/tree/humble</w:t>
-      </w:r>
-      <w:r>
-        <w:rPr>
-          <w:rFonts w:hint="default"/>
-          <w:lang w:val="ru-RU"/>
-        </w:rPr>
-        <w:fldChar w:fldCharType="end"/>
+        <w:t xml:space="preserve">Пакет состоит из двух исполняемых нод: start_move_topic и start_move_action. Обе ноды написаны на Python и используют библиотеку rclpy. В составе пакета отсутствуют launch-файлы, запуск нод производится непосредственно через ros2 run. Пакет не имеет внешних зависимостей, кроме стандартных для навигации (nav2_msgs, geometry_msgs). Последовательность точек маршрута жёстко задана в исходном коде (хардкод) и может быть изменена только путём редактирования файлов нод. </w:t>
       </w:r>
     </w:p>
     <w:p>
@@ -11517,7 +12525,7 @@
           <w:lang w:val="ru-RU"/>
         </w:rPr>
       </w:pPr>
-      <w:bookmarkStart w:id="19" w:name="_Toc274814841"/>
+      <w:bookmarkStart w:id="22" w:name="_Toc1602126064"/>
       <w:r>
         <w:rPr>
           <w:rFonts w:hint="default"/>
@@ -11530,14 +12538,28 @@
           <w:rFonts w:hint="default"/>
           <w:lang w:val="ru-RU"/>
         </w:rPr>
-        <w:t>пакет, реализующий последовательную отправку точек маршрута - «</w:t>
-      </w:r>
-      <w:r>
-        <w:rPr>
-          <w:rFonts w:hint="default"/>
-          <w:lang w:val="en-US"/>
-        </w:rPr>
-        <w:t>trajectory_maker</w:t>
+        <w:t xml:space="preserve">пакет, содержащий конечные </w:t>
+      </w:r>
+      <w:r>
+        <w:rPr>
+          <w:rFonts w:hint="default"/>
+          <w:lang w:val="en-US"/>
+        </w:rPr>
+        <w:t>Launch-</w:t>
+      </w:r>
+      <w:r>
+        <w:rPr>
+          <w:rFonts w:hint="default"/>
+          <w:lang w:val="ru-RU"/>
+        </w:rPr>
+        <w:t>файлы, позволяющие запустить сценарии системы - «</w:t>
+      </w:r>
+      <w:r>
+        <w:rPr>
+          <w:rFonts w:hint="default"/>
+          <w:lang w:val="en-US"/>
+        </w:rPr>
+        <w:t>completed_scripts_jetbot</w:t>
       </w:r>
       <w:r>
         <w:rPr>
@@ -11546,7 +12568,7 @@
         </w:rPr>
         <w:t>»</w:t>
       </w:r>
-      <w:bookmarkEnd w:id="19"/>
+      <w:bookmarkEnd w:id="22"/>
     </w:p>
     <w:p>
       <w:pPr>
@@ -11561,7 +12583,7 @@
           <w:lang w:val="ru-RU"/>
         </w:rPr>
       </w:pPr>
-      <w:bookmarkStart w:id="20" w:name="_Toc2102782029"/>
+      <w:bookmarkStart w:id="23" w:name="_Toc437982956"/>
       <w:r>
         <w:rPr>
           <w:rFonts w:hint="default"/>
@@ -11569,35 +12591,36 @@
         </w:rPr>
         <w:t>Короткое описание</w:t>
       </w:r>
-      <w:bookmarkEnd w:id="20"/>
-    </w:p>
-    <w:p>
-      <w:pPr>
-        <w:rPr>
-          <w:rFonts w:hint="default"/>
-          <w:lang w:val="en-US"/>
-        </w:rPr>
-      </w:pPr>
-      <w:r>
-        <w:rPr>
-          <w:rFonts w:hint="default"/>
-          <w:lang w:val="en-US"/>
-        </w:rPr>
-        <w:t>Этот ROS2-пакет предоставляет набор нод для задания навигационных целей мобильному роботу (</w:t>
-      </w:r>
-      <w:r>
-        <w:rPr>
-          <w:rFonts w:hint="default"/>
-          <w:lang w:val="ru-RU"/>
-        </w:rPr>
-        <w:t>в частности</w:t>
-      </w:r>
-      <w:r>
-        <w:rPr>
-          <w:rFonts w:hint="default"/>
-          <w:lang w:val="en-US"/>
-        </w:rPr>
-        <w:t>, jetbot_mirea). Ноды поддерживают два режима работы: ручной ввод координат цели с клавиатуры и автоматическую публикацию заранее определённой последовательности точек маршрута. В пакете реализованы два различных подхода к взаимодействию с навигационной системой: через публикацию в топик /goal_pose (для простых систем) и через ROS 2 Action Client с использованием стандартного интерфейса NavigateToPose из Nav2.</w:t>
+      <w:bookmarkEnd w:id="23"/>
+    </w:p>
+    <w:p>
+      <w:pPr>
+        <w:rPr>
+          <w:rFonts w:hint="default"/>
+          <w:lang w:val="en-US"/>
+        </w:rPr>
+      </w:pPr>
+      <w:r>
+        <w:rPr>
+          <w:rFonts w:hint="default"/>
+          <w:lang w:val="en-US"/>
+        </w:rPr>
+        <w:t xml:space="preserve">Пакет completed_scripts_jetbot представляет собой набор готовых launch-файлов, объединяющих запуск всех необходимых компонентов системы управления мобильным роботом jetbot_mirea. Он служит единой точкой входа для различных сценариев работы: визуализация модели робота, управление сенсорами и моторами, навигация с использованием готовой карты, построение карты местности (SLAM), а также локализация. </w:t>
+      </w:r>
+    </w:p>
+    <w:p>
+      <w:pPr>
+        <w:rPr>
+          <w:rFonts w:hint="default"/>
+          <w:lang w:val="en-US"/>
+        </w:rPr>
+      </w:pPr>
+      <w:r>
+        <w:rPr>
+          <w:rFonts w:hint="default"/>
+          <w:lang w:val="en-US"/>
+        </w:rPr>
+        <w:t>Пакет не содержит исполняемых узлов, но включает конфигурационные файлы (YAML) для настройки параметров навигации, SLAM, AMCL и камеры RealSense, а также RViz-конфигурации и заранее подготовленные карты помещений. Благодаря этому пакету пользователь может быстро развернуть всю систему как на реальном роботе, так и в симуляции Gazebo, выбирая нужный режим через аргументы запуска.</w:t>
       </w:r>
     </w:p>
     <w:p>
@@ -11606,156 +12629,6 @@
         <w:numPr>
           <w:ilvl w:val="0"/>
           <w:numId w:val="9"/>
-        </w:numPr>
-        <w:bidi w:val="0"/>
-        <w:rPr>
-          <w:rFonts w:hint="default"/>
-          <w:lang w:val="en-US"/>
-        </w:rPr>
-      </w:pPr>
-      <w:bookmarkStart w:id="21" w:name="_Toc423704319"/>
-      <w:r>
-        <w:rPr>
-          <w:rFonts w:hint="default"/>
-          <w:lang w:val="ru-RU"/>
-        </w:rPr>
-        <w:t>Описание</w:t>
-      </w:r>
-      <w:bookmarkEnd w:id="21"/>
-    </w:p>
-    <w:p>
-      <w:pPr>
-        <w:numPr>
-          <w:ilvl w:val="0"/>
-          <w:numId w:val="0"/>
-        </w:numPr>
-        <w:ind w:leftChars="0" w:firstLine="720" w:firstLineChars="0"/>
-        <w:rPr>
-          <w:rFonts w:hint="default"/>
-          <w:lang w:val="ru-RU"/>
-        </w:rPr>
-      </w:pPr>
-      <w:r>
-        <w:rPr>
-          <w:rFonts w:hint="default"/>
-          <w:lang w:val="ru-RU"/>
-        </w:rPr>
-        <w:t xml:space="preserve">Пакет состоит из двух исполняемых нод: start_move_topic и start_move_action. Обе ноды написаны на Python и используют библиотеку rclpy. В составе пакета отсутствуют launch-файлы, запуск нод производится непосредственно через ros2 run. Пакет не имеет внешних зависимостей, кроме стандартных для навигации (nav2_msgs, geometry_msgs). Последовательность точек маршрута жёстко задана в исходном коде (хардкод) и может быть изменена только путём редактирования файлов нод. </w:t>
-      </w:r>
-    </w:p>
-    <w:p>
-      <w:pPr>
-        <w:pStyle w:val="2"/>
-        <w:bidi w:val="0"/>
-        <w:rPr>
-          <w:rFonts w:hint="default"/>
-          <w:lang w:val="ru-RU"/>
-        </w:rPr>
-      </w:pPr>
-      <w:bookmarkStart w:id="22" w:name="_Toc1602126064"/>
-      <w:r>
-        <w:rPr>
-          <w:rFonts w:hint="default"/>
-          <w:lang w:val="en-US"/>
-        </w:rPr>
-        <w:t>ROS2-</w:t>
-      </w:r>
-      <w:r>
-        <w:rPr>
-          <w:rFonts w:hint="default"/>
-          <w:lang w:val="ru-RU"/>
-        </w:rPr>
-        <w:t xml:space="preserve">пакет, содержащий конечные </w:t>
-      </w:r>
-      <w:r>
-        <w:rPr>
-          <w:rFonts w:hint="default"/>
-          <w:lang w:val="en-US"/>
-        </w:rPr>
-        <w:t>Launch-</w:t>
-      </w:r>
-      <w:r>
-        <w:rPr>
-          <w:rFonts w:hint="default"/>
-          <w:lang w:val="ru-RU"/>
-        </w:rPr>
-        <w:t>файлы, позволяющие запустить сценарии системы - «</w:t>
-      </w:r>
-      <w:r>
-        <w:rPr>
-          <w:rFonts w:hint="default"/>
-          <w:lang w:val="en-US"/>
-        </w:rPr>
-        <w:t>completed_scripts_jetbot</w:t>
-      </w:r>
-      <w:r>
-        <w:rPr>
-          <w:rFonts w:hint="default"/>
-          <w:lang w:val="ru-RU"/>
-        </w:rPr>
-        <w:t>»</w:t>
-      </w:r>
-      <w:bookmarkEnd w:id="22"/>
-    </w:p>
-    <w:p>
-      <w:pPr>
-        <w:pStyle w:val="3"/>
-        <w:numPr>
-          <w:ilvl w:val="0"/>
-          <w:numId w:val="10"/>
-        </w:numPr>
-        <w:bidi w:val="0"/>
-        <w:rPr>
-          <w:rFonts w:hint="default"/>
-          <w:lang w:val="ru-RU"/>
-        </w:rPr>
-      </w:pPr>
-      <w:bookmarkStart w:id="23" w:name="_Toc437982956"/>
-      <w:r>
-        <w:rPr>
-          <w:rFonts w:hint="default"/>
-          <w:lang w:val="ru-RU"/>
-        </w:rPr>
-        <w:t>Короткое описание</w:t>
-      </w:r>
-      <w:bookmarkEnd w:id="23"/>
-    </w:p>
-    <w:p>
-      <w:pPr>
-        <w:rPr>
-          <w:rFonts w:hint="default"/>
-          <w:lang w:val="en-US"/>
-        </w:rPr>
-      </w:pPr>
-      <w:r>
-        <w:rPr>
-          <w:rFonts w:hint="default"/>
-          <w:lang w:val="en-US"/>
-        </w:rPr>
-        <w:t xml:space="preserve">Пакет completed_scripts_jetbot представляет собой набор готовых launch-файлов, объединяющих запуск всех необходимых компонентов системы управления мобильным роботом jetbot_mirea. Он служит единой точкой входа для различных сценариев работы: визуализация модели робота, управление сенсорами и моторами, навигация с использованием готовой карты, построение карты местности (SLAM), а также локализация. </w:t>
-      </w:r>
-    </w:p>
-    <w:p>
-      <w:pPr>
-        <w:rPr>
-          <w:rFonts w:hint="default"/>
-          <w:lang w:val="en-US"/>
-        </w:rPr>
-      </w:pPr>
-      <w:r>
-        <w:rPr>
-          <w:rFonts w:hint="default"/>
-          <w:lang w:val="en-US"/>
-        </w:rPr>
-        <w:t>Пакет не содержит исполняемых узлов, но включает конфигурационные файлы (YAML) для настройки параметров навигации, SLAM, AMCL и камеры RealSense, а также RViz-конфигурации и заранее подготовленные карты помещений. Благодаря этому пакету пользователь может быстро развернуть всю систему как на реальном роботе, так и в симуляции Gazebo, выбирая нужный режим через аргументы запуска.</w:t>
-      </w:r>
-    </w:p>
-    <w:p>
-      <w:pPr>
-        <w:pStyle w:val="3"/>
-        <w:numPr>
-          <w:ilvl w:val="0"/>
-          <w:numId w:val="10"/>
         </w:numPr>
         <w:bidi w:val="0"/>
         <w:rPr>
@@ -11813,7 +12686,7 @@
           <w:insideH w:val="single" w:color="auto" w:sz="4" w:space="0"/>
           <w:insideV w:val="single" w:color="auto" w:sz="4" w:space="0"/>
         </w:tblBorders>
-        <w:tblLayout w:type="fixed"/>
+        <w:tblLayout w:type="autofit"/>
         <w:tblCellMar>
           <w:top w:w="0" w:type="dxa"/>
           <w:left w:w="108" w:type="dxa"/>
@@ -11822,10 +12695,10 @@
         </w:tblCellMar>
       </w:tblPr>
       <w:tblGrid>
-        <w:gridCol w:w="1900"/>
-        <w:gridCol w:w="2762"/>
-        <w:gridCol w:w="2975"/>
-        <w:gridCol w:w="6325"/>
+        <w:gridCol w:w="1719"/>
+        <w:gridCol w:w="4090"/>
+        <w:gridCol w:w="3346"/>
+        <w:gridCol w:w="4912"/>
       </w:tblGrid>
       <w:tr>
         <w:tblPrEx>
@@ -11846,81 +12719,67 @@
         </w:tblPrEx>
         <w:tc>
           <w:tcPr>
-            <w:tcW w:w="1900" w:type="dxa"/>
+            <w:tcW w:w="0" w:type="auto"/>
+            <w:gridSpan w:val="4"/>
+            <w:tcBorders>
+              <w:top w:val="nil"/>
+              <w:left w:val="nil"/>
+              <w:bottom w:val="single" w:color="auto" w:sz="4" w:space="0"/>
+              <w:right w:val="nil"/>
+            </w:tcBorders>
+            <w:vAlign w:val="top"/>
           </w:tcPr>
           <w:p>
             <w:pPr>
-              <w:spacing w:after="0" w:line="240" w:lineRule="auto"/>
-              <w:ind w:left="0" w:leftChars="0" w:firstLine="0" w:firstLineChars="0"/>
-              <w:jc w:val="left"/>
+              <w:pStyle w:val="7"/>
+              <w:widowControl w:val="0"/>
+              <w:wordWrap w:val="0"/>
+              <w:ind w:firstLine="709" w:firstLineChars="0"/>
+              <w:jc w:val="right"/>
+              <w:rPr>
+                <w:rFonts w:hint="default" w:ascii="Times New Roman" w:hAnsi="Times New Roman" w:eastAsia="黑体" w:cs="Arial"/>
+                <w:b/>
+                <w:sz w:val="24"/>
+                <w:szCs w:val="24"/>
+                <w:lang w:val="ru-RU" w:eastAsia="zh-CN" w:bidi="ar-SA"/>
+              </w:rPr>
             </w:pPr>
             <w:r>
-              <w:rPr>
-                <w:rFonts w:ascii="Times New Roman" w:hAnsi="Times New Roman"/>
-                <w:b/>
-                <w:sz w:val="28"/>
-              </w:rPr>
-              <w:t>Сценарий</w:t>
-            </w:r>
-          </w:p>
-        </w:tc>
-        <w:tc>
-          <w:tcPr>
-            <w:tcW w:w="2762" w:type="dxa"/>
-          </w:tcPr>
-          <w:p>
-            <w:pPr>
-              <w:spacing w:after="0" w:line="240" w:lineRule="auto"/>
-              <w:ind w:left="0" w:leftChars="0" w:firstLine="0" w:firstLineChars="0"/>
-              <w:jc w:val="left"/>
-            </w:pPr>
-            <w:r>
-              <w:rPr>
-                <w:rFonts w:ascii="Times New Roman" w:hAnsi="Times New Roman"/>
-                <w:b/>
-                <w:sz w:val="28"/>
-              </w:rPr>
-              <w:t>Запускаемый launch‑файл</w:t>
-            </w:r>
-          </w:p>
-        </w:tc>
-        <w:tc>
-          <w:tcPr>
-            <w:tcW w:w="2975" w:type="dxa"/>
-          </w:tcPr>
-          <w:p>
-            <w:pPr>
-              <w:spacing w:after="0" w:line="240" w:lineRule="auto"/>
-              <w:ind w:left="0" w:leftChars="0" w:firstLine="0" w:firstLineChars="0"/>
-              <w:jc w:val="left"/>
-            </w:pPr>
-            <w:r>
-              <w:rPr>
-                <w:rFonts w:ascii="Times New Roman" w:hAnsi="Times New Roman"/>
-                <w:b/>
-                <w:sz w:val="28"/>
-              </w:rPr>
-              <w:t>Задействованные пакеты / уровни</w:t>
-            </w:r>
-          </w:p>
-        </w:tc>
-        <w:tc>
-          <w:tcPr>
-            <w:tcW w:w="6325" w:type="dxa"/>
-          </w:tcPr>
-          <w:p>
-            <w:pPr>
-              <w:spacing w:after="0" w:line="240" w:lineRule="auto"/>
-              <w:ind w:left="0" w:leftChars="0" w:firstLine="0" w:firstLineChars="0"/>
-              <w:jc w:val="left"/>
-            </w:pPr>
-            <w:r>
-              <w:rPr>
-                <w:rFonts w:ascii="Times New Roman" w:hAnsi="Times New Roman"/>
-                <w:b/>
-                <w:sz w:val="28"/>
-              </w:rPr>
-              <w:t>Краткое описание</w:t>
+              <w:t xml:space="preserve">Таблица </w:t>
+            </w:r>
+            <w:r>
+              <w:rPr>
+                <w:rFonts w:hint="default"/>
+                <w:lang w:val="ru-RU"/>
+              </w:rPr>
+              <w:t>6</w:t>
+            </w:r>
+            <w:r>
+              <w:rPr>
+                <w:lang w:val="ru-RU"/>
+              </w:rPr>
+              <w:t>.</w:t>
+            </w:r>
+            <w:r>
+              <w:rPr>
+                <w:rFonts w:hint="default"/>
+                <w:lang w:val="ru-RU"/>
+              </w:rPr>
+              <w:t xml:space="preserve"> Сценарии и </w:t>
+            </w:r>
+            <w:r>
+              <w:rPr>
+                <w:rFonts w:hint="default"/>
+                <w:lang w:val="en-US"/>
+              </w:rPr>
+              <w:t>launch-</w:t>
+            </w:r>
+            <w:r>
+              <w:rPr>
+                <w:rFonts w:hint="default"/>
+                <w:lang w:val="ru-RU"/>
+              </w:rPr>
+              <w:t>файлы</w:t>
             </w:r>
           </w:p>
         </w:tc>
@@ -11944,120 +12803,127 @@
         </w:tblPrEx>
         <w:tc>
           <w:tcPr>
-            <w:tcW w:w="1900" w:type="dxa"/>
+            <w:tcW w:w="1719" w:type="dxa"/>
+            <w:tcBorders>
+              <w:top w:val="single" w:color="auto" w:sz="4" w:space="0"/>
+            </w:tcBorders>
+            <w:vAlign w:val="top"/>
           </w:tcPr>
           <w:p>
             <w:pPr>
+              <w:widowControl w:val="0"/>
               <w:spacing w:after="0" w:line="240" w:lineRule="auto"/>
               <w:ind w:left="0" w:leftChars="0" w:firstLine="0" w:firstLineChars="0"/>
               <w:jc w:val="left"/>
-              <w:rPr>
-                <w:rFonts w:hint="default"/>
-                <w:sz w:val="26"/>
-                <w:szCs w:val="26"/>
-                <w:lang w:val="en-US"/>
-              </w:rPr>
             </w:pPr>
+            <w:bookmarkStart w:id="35" w:name="_GoBack" w:colFirst="3" w:colLast="0"/>
             <w:r>
               <w:rPr>
                 <w:rFonts w:ascii="Times New Roman" w:hAnsi="Times New Roman"/>
-                <w:b w:val="0"/>
-                <w:sz w:val="26"/>
-                <w:szCs w:val="26"/>
-              </w:rPr>
-              <w:t>Визуализация модел</w:t>
+                <w:b/>
+                <w:sz w:val="28"/>
+              </w:rPr>
+              <w:t>Сценарий</w:t>
             </w:r>
           </w:p>
         </w:tc>
         <w:tc>
           <w:tcPr>
-            <w:tcW w:w="2762" w:type="dxa"/>
+            <w:tcW w:w="4090" w:type="dxa"/>
+            <w:tcBorders>
+              <w:top w:val="single" w:color="auto" w:sz="4" w:space="0"/>
+            </w:tcBorders>
+            <w:vAlign w:val="top"/>
           </w:tcPr>
           <w:p>
             <w:pPr>
+              <w:widowControl w:val="0"/>
               <w:spacing w:after="0" w:line="240" w:lineRule="auto"/>
               <w:ind w:left="0" w:leftChars="0" w:firstLine="0" w:firstLineChars="0"/>
               <w:jc w:val="left"/>
-              <w:rPr>
-                <w:rFonts w:hint="default"/>
-                <w:i/>
-                <w:iCs/>
-                <w:sz w:val="26"/>
-                <w:szCs w:val="26"/>
-                <w:lang w:val="en-US"/>
-              </w:rPr>
             </w:pPr>
             <w:r>
               <w:rPr>
+                <w:b/>
+                <w:sz w:val="28"/>
+                <w:lang w:val="ru-RU"/>
+              </w:rPr>
+              <w:t>Команда</w:t>
+            </w:r>
+            <w:r>
+              <w:rPr>
+                <w:rFonts w:hint="default"/>
+                <w:b/>
+                <w:sz w:val="28"/>
+                <w:lang w:val="ru-RU"/>
+              </w:rPr>
+              <w:t xml:space="preserve"> для запуска </w:t>
+            </w:r>
+            <w:r>
+              <w:rPr>
                 <w:rFonts w:ascii="Times New Roman" w:hAnsi="Times New Roman"/>
-                <w:b w:val="0"/>
-                <w:i/>
-                <w:iCs/>
-                <w:sz w:val="26"/>
-                <w:szCs w:val="26"/>
-              </w:rPr>
-              <w:t>rviz_and_robot_descriptin.launch.py</w:t>
+                <w:b/>
+                <w:sz w:val="28"/>
+              </w:rPr>
+              <w:t>launch‑файл</w:t>
+            </w:r>
+            <w:r>
+              <w:rPr>
+                <w:b/>
+                <w:sz w:val="28"/>
+                <w:lang w:val="ru-RU"/>
+              </w:rPr>
+              <w:t>а</w:t>
             </w:r>
           </w:p>
         </w:tc>
         <w:tc>
           <w:tcPr>
-            <w:tcW w:w="2975" w:type="dxa"/>
+            <w:tcW w:w="3346" w:type="dxa"/>
+            <w:tcBorders>
+              <w:top w:val="single" w:color="auto" w:sz="4" w:space="0"/>
+            </w:tcBorders>
+            <w:vAlign w:val="top"/>
           </w:tcPr>
           <w:p>
             <w:pPr>
+              <w:widowControl w:val="0"/>
               <w:spacing w:after="0" w:line="240" w:lineRule="auto"/>
               <w:ind w:left="0" w:leftChars="0" w:firstLine="0" w:firstLineChars="0"/>
               <w:jc w:val="left"/>
-              <w:rPr>
-                <w:sz w:val="26"/>
-                <w:szCs w:val="26"/>
-              </w:rPr>
             </w:pPr>
             <w:r>
               <w:rPr>
                 <w:rFonts w:ascii="Times New Roman" w:hAnsi="Times New Roman"/>
-                <w:b w:val="0"/>
-                <w:i/>
-                <w:iCs/>
-                <w:sz w:val="26"/>
-                <w:szCs w:val="26"/>
-              </w:rPr>
-              <w:t>jetbot_mirea_description</w:t>
-            </w:r>
-            <w:r>
-              <w:rPr>
-                <w:rFonts w:ascii="Times New Roman" w:hAnsi="Times New Roman"/>
-                <w:b w:val="0"/>
-                <w:sz w:val="26"/>
-                <w:szCs w:val="26"/>
-              </w:rPr>
-              <w:t xml:space="preserve"> (уровень 1)</w:t>
+                <w:b/>
+                <w:sz w:val="28"/>
+              </w:rPr>
+              <w:t>Задействованные пакеты / уровни</w:t>
             </w:r>
           </w:p>
         </w:tc>
         <w:tc>
           <w:tcPr>
-            <w:tcW w:w="6325" w:type="dxa"/>
+            <w:tcW w:w="4912" w:type="dxa"/>
+            <w:tcBorders>
+              <w:top w:val="single" w:color="auto" w:sz="4" w:space="0"/>
+            </w:tcBorders>
+            <w:vAlign w:val="top"/>
           </w:tcPr>
           <w:p>
             <w:pPr>
+              <w:widowControl w:val="0"/>
               <w:spacing w:after="0" w:line="240" w:lineRule="auto"/>
               <w:ind w:left="0" w:leftChars="0" w:firstLine="0" w:firstLineChars="0"/>
               <w:jc w:val="left"/>
-              <w:rPr>
-                <w:sz w:val="26"/>
-                <w:szCs w:val="26"/>
-              </w:rPr>
             </w:pPr>
             <w:r>
               <w:rPr>
                 <w:rFonts w:ascii="Times New Roman" w:hAnsi="Times New Roman"/>
-                <w:b w:val="0"/>
-                <w:sz w:val="26"/>
-                <w:szCs w:val="26"/>
-              </w:rPr>
-              <w:t>Публикует трансформации робота и открывает Rviz с предустановленным видом.</w:t>
+                <w:b/>
+                <w:sz w:val="28"/>
+              </w:rPr>
+              <w:t>Краткое описание</w:t>
             </w:r>
           </w:p>
         </w:tc>
@@ -12081,10 +12947,12 @@
         </w:tblPrEx>
         <w:tc>
           <w:tcPr>
-            <w:tcW w:w="1900" w:type="dxa"/>
+            <w:tcW w:w="1719" w:type="dxa"/>
+            <w:vAlign w:val="top"/>
           </w:tcPr>
           <w:p>
             <w:pPr>
+              <w:widowControl w:val="0"/>
               <w:spacing w:after="0" w:line="240" w:lineRule="auto"/>
               <w:ind w:left="0" w:leftChars="0" w:firstLine="0" w:firstLineChars="0"/>
               <w:jc w:val="left"/>
@@ -12102,16 +12970,27 @@
                 <w:sz w:val="26"/>
                 <w:szCs w:val="26"/>
               </w:rPr>
-              <w:t>Проверка сенсоров и моторов</w:t>
+              <w:t>Визуализация модел</w:t>
+            </w:r>
+            <w:r>
+              <w:rPr>
+                <w:b w:val="0"/>
+                <w:sz w:val="26"/>
+                <w:szCs w:val="26"/>
+                <w:lang w:val="ru-RU"/>
+              </w:rPr>
+              <w:t>и</w:t>
             </w:r>
           </w:p>
         </w:tc>
         <w:tc>
           <w:tcPr>
-            <w:tcW w:w="2762" w:type="dxa"/>
+            <w:tcW w:w="4090" w:type="dxa"/>
+            <w:vAlign w:val="top"/>
           </w:tcPr>
           <w:p>
             <w:pPr>
+              <w:widowControl w:val="0"/>
               <w:spacing w:after="0" w:line="240" w:lineRule="auto"/>
               <w:ind w:left="0" w:leftChars="0" w:firstLine="0" w:firstLineChars="0"/>
               <w:jc w:val="left"/>
@@ -12124,6 +13003,38 @@
                 <w:lang w:val="en-US"/>
               </w:rPr>
             </w:pPr>
+            <w:r>
+              <w:rPr>
+                <w:rFonts w:hint="default" w:ascii="Times New Roman" w:hAnsi="Times New Roman"/>
+                <w:b w:val="0"/>
+                <w:i/>
+                <w:iCs/>
+                <w:sz w:val="26"/>
+                <w:szCs w:val="26"/>
+              </w:rPr>
+              <w:t xml:space="preserve">ros2 launch </w:t>
+            </w:r>
+            <w:r>
+              <w:rPr>
+                <w:rFonts w:ascii="Times New Roman" w:hAnsi="Times New Roman"/>
+                <w:b w:val="0"/>
+                <w:i/>
+                <w:iCs/>
+                <w:sz w:val="28"/>
+              </w:rPr>
+              <w:t>completed_scripts_jetbot</w:t>
+            </w:r>
+            <w:r>
+              <w:rPr>
+                <w:rFonts w:hint="default"/>
+                <w:b w:val="0"/>
+                <w:i/>
+                <w:iCs/>
+                <w:sz w:val="28"/>
+                <w:lang w:val="ru-RU"/>
+              </w:rPr>
+              <w:t xml:space="preserve"> </w:t>
+            </w:r>
             <w:r>
               <w:rPr>
                 <w:rFonts w:ascii="Times New Roman" w:hAnsi="Times New Roman"/>
@@ -12133,16 +13044,18 @@
                 <w:sz w:val="26"/>
                 <w:szCs w:val="26"/>
               </w:rPr>
-              <w:t>jetbot_sensors_and_motos.launch.py</w:t>
+              <w:t>rviz_and_robot_descriptin.launch.py</w:t>
             </w:r>
           </w:p>
         </w:tc>
         <w:tc>
           <w:tcPr>
-            <w:tcW w:w="2975" w:type="dxa"/>
+            <w:tcW w:w="3346" w:type="dxa"/>
+            <w:vAlign w:val="top"/>
           </w:tcPr>
           <w:p>
             <w:pPr>
+              <w:widowControl w:val="0"/>
               <w:spacing w:after="0" w:line="240" w:lineRule="auto"/>
               <w:ind w:left="0" w:leftChars="0" w:firstLine="0" w:firstLineChars="0"/>
               <w:jc w:val="left"/>
@@ -12151,15 +13064,6 @@
                 <w:szCs w:val="26"/>
               </w:rPr>
             </w:pPr>
-            <w:r>
-              <w:rPr>
-                <w:rFonts w:ascii="Times New Roman" w:hAnsi="Times New Roman"/>
-                <w:b w:val="0"/>
-                <w:sz w:val="26"/>
-                <w:szCs w:val="26"/>
-              </w:rPr>
-              <w:t xml:space="preserve">Драйверы (уровень 2), </w:t>
-            </w:r>
             <w:r>
               <w:rPr>
                 <w:rFonts w:ascii="Times New Roman" w:hAnsi="Times New Roman"/>
@@ -12169,7 +13073,7 @@
                 <w:sz w:val="26"/>
                 <w:szCs w:val="26"/>
               </w:rPr>
-              <w:t>lidar_filter</w:t>
+              <w:t>jetbot_mirea_description</w:t>
             </w:r>
             <w:r>
               <w:rPr>
@@ -12178,16 +13082,18 @@
                 <w:sz w:val="26"/>
                 <w:szCs w:val="26"/>
               </w:rPr>
-              <w:t xml:space="preserve"> (уровень 3)</w:t>
+              <w:t xml:space="preserve"> (уровень 1)</w:t>
             </w:r>
           </w:p>
         </w:tc>
         <w:tc>
           <w:tcPr>
-            <w:tcW w:w="6325" w:type="dxa"/>
+            <w:tcW w:w="4912" w:type="dxa"/>
+            <w:vAlign w:val="top"/>
           </w:tcPr>
           <w:p>
             <w:pPr>
+              <w:widowControl w:val="0"/>
               <w:spacing w:after="0" w:line="240" w:lineRule="auto"/>
               <w:ind w:left="0" w:leftChars="0" w:firstLine="0" w:firstLineChars="0"/>
               <w:jc w:val="left"/>
@@ -12203,7 +13109,17 @@
                 <w:sz w:val="26"/>
                 <w:szCs w:val="26"/>
               </w:rPr>
-              <w:t>Включает лидар, камеру (опционально), моторы; данные можно наблюдать в Rviz.</w:t>
+              <w:t>Публикует трансформации робота и открывает Rviz с предустановленным видом</w:t>
+            </w:r>
+            <w:r>
+              <w:rPr>
+                <w:rFonts w:hint="default"/>
+                <w:b w:val="0"/>
+                <w:sz w:val="26"/>
+                <w:szCs w:val="26"/>
+                <w:lang w:val="ru-RU"/>
+              </w:rPr>
+              <w:t xml:space="preserve"> для просмотра карты при навигации на реальном роботе.</w:t>
             </w:r>
           </w:p>
         </w:tc>
@@ -12221,10 +13137,12 @@
         </w:tblPrEx>
         <w:tc>
           <w:tcPr>
-            <w:tcW w:w="1900" w:type="dxa"/>
+            <w:tcW w:w="1719" w:type="dxa"/>
+            <w:vAlign w:val="top"/>
           </w:tcPr>
           <w:p>
             <w:pPr>
+              <w:widowControl w:val="0"/>
               <w:spacing w:after="0" w:line="240" w:lineRule="auto"/>
               <w:ind w:left="0" w:leftChars="0" w:firstLine="0" w:firstLineChars="0"/>
               <w:jc w:val="left"/>
@@ -12237,21 +13155,43 @@
             </w:pPr>
             <w:r>
               <w:rPr>
-                <w:rFonts w:ascii="Times New Roman" w:hAnsi="Times New Roman"/>
                 <w:b w:val="0"/>
                 <w:sz w:val="26"/>
                 <w:szCs w:val="26"/>
-              </w:rPr>
-              <w:t>Локализация на готовой карте</w:t>
+                <w:lang w:val="ru-RU"/>
+              </w:rPr>
+              <w:t>Моделирование</w:t>
+            </w:r>
+            <w:r>
+              <w:rPr>
+                <w:rFonts w:hint="default"/>
+                <w:b w:val="0"/>
+                <w:sz w:val="26"/>
+                <w:szCs w:val="26"/>
+                <w:lang w:val="ru-RU"/>
+              </w:rPr>
+              <w:t xml:space="preserve"> робота и его латчиков в среде симуляции </w:t>
+            </w:r>
+            <w:r>
+              <w:rPr>
+                <w:rFonts w:hint="default"/>
+                <w:b w:val="0"/>
+                <w:sz w:val="26"/>
+                <w:szCs w:val="26"/>
+                <w:lang w:val="en-US"/>
+              </w:rPr>
+              <w:t>Gazebo</w:t>
             </w:r>
           </w:p>
         </w:tc>
         <w:tc>
           <w:tcPr>
-            <w:tcW w:w="2762" w:type="dxa"/>
+            <w:tcW w:w="4090" w:type="dxa"/>
+            <w:vAlign w:val="top"/>
           </w:tcPr>
           <w:p>
             <w:pPr>
+              <w:widowControl w:val="0"/>
               <w:spacing w:after="0" w:line="240" w:lineRule="auto"/>
               <w:ind w:left="0" w:leftChars="0" w:firstLine="0" w:firstLineChars="0"/>
               <w:jc w:val="left"/>
@@ -12262,6 +13202,35 @@
                 <w:sz w:val="26"/>
                 <w:szCs w:val="26"/>
                 <w:lang w:val="en-US"/>
+              </w:rPr>
+            </w:pPr>
+            <w:r>
+              <w:rPr>
+                <w:rFonts w:hint="default" w:ascii="Times New Roman" w:hAnsi="Times New Roman"/>
+                <w:b w:val="0"/>
+                <w:i/>
+                <w:iCs/>
+                <w:sz w:val="26"/>
+                <w:szCs w:val="26"/>
+              </w:rPr>
+              <w:t>ros2 launch jetbot_mirea_description gazebo.launch.py</w:t>
+            </w:r>
+          </w:p>
+        </w:tc>
+        <w:tc>
+          <w:tcPr>
+            <w:tcW w:w="3346" w:type="dxa"/>
+            <w:vAlign w:val="top"/>
+          </w:tcPr>
+          <w:p>
+            <w:pPr>
+              <w:widowControl w:val="0"/>
+              <w:spacing w:after="0" w:line="240" w:lineRule="auto"/>
+              <w:ind w:left="0" w:leftChars="0" w:firstLine="0" w:firstLineChars="0"/>
+              <w:jc w:val="left"/>
+              <w:rPr>
+                <w:sz w:val="26"/>
+                <w:szCs w:val="26"/>
               </w:rPr>
             </w:pPr>
             <w:r>
@@ -12273,90 +13242,53 @@
                 <w:sz w:val="26"/>
                 <w:szCs w:val="26"/>
               </w:rPr>
-              <w:t>load_map.launch.py</w:t>
+              <w:t>jetbot_mirea_description</w:t>
+            </w:r>
+            <w:r>
+              <w:rPr>
+                <w:rFonts w:ascii="Times New Roman" w:hAnsi="Times New Roman"/>
+                <w:b w:val="0"/>
+                <w:sz w:val="26"/>
+                <w:szCs w:val="26"/>
+              </w:rPr>
+              <w:t xml:space="preserve"> (уровень 1)</w:t>
             </w:r>
           </w:p>
         </w:tc>
         <w:tc>
           <w:tcPr>
-            <w:tcW w:w="2975" w:type="dxa"/>
+            <w:tcW w:w="4912" w:type="dxa"/>
+            <w:vAlign w:val="top"/>
           </w:tcPr>
           <w:p>
             <w:pPr>
+              <w:widowControl w:val="0"/>
               <w:spacing w:after="0" w:line="240" w:lineRule="auto"/>
               <w:ind w:left="0" w:leftChars="0" w:firstLine="0" w:firstLineChars="0"/>
               <w:jc w:val="left"/>
               <w:rPr>
-                <w:rFonts w:hint="default"/>
                 <w:sz w:val="26"/>
                 <w:szCs w:val="26"/>
-                <w:lang w:val="en-US"/>
               </w:rPr>
             </w:pPr>
             <w:r>
               <w:rPr>
-                <w:rFonts w:ascii="Times New Roman" w:hAnsi="Times New Roman"/>
+                <w:rFonts w:hint="default"/>
                 <w:b w:val="0"/>
                 <w:sz w:val="26"/>
                 <w:szCs w:val="26"/>
-              </w:rPr>
-              <w:t xml:space="preserve">Уровни 1–4: описание, драйверы, фильтр, </w:t>
-            </w:r>
-            <w:r>
-              <w:rPr>
-                <w:rFonts w:ascii="Times New Roman" w:hAnsi="Times New Roman"/>
-                <w:b w:val="0"/>
-                <w:i/>
-                <w:iCs/>
-                <w:sz w:val="26"/>
-                <w:szCs w:val="26"/>
-              </w:rPr>
-              <w:t>nav2_map_server, nav2_amcl</w:t>
-            </w:r>
-          </w:p>
-        </w:tc>
-        <w:tc>
-          <w:tcPr>
-            <w:tcW w:w="6325" w:type="dxa"/>
-          </w:tcPr>
-          <w:p>
-            <w:pPr>
-              <w:spacing w:after="0" w:line="240" w:lineRule="auto"/>
-              <w:ind w:left="0" w:leftChars="0" w:firstLine="0" w:firstLineChars="0"/>
-              <w:jc w:val="left"/>
-              <w:rPr>
-                <w:sz w:val="26"/>
-                <w:szCs w:val="26"/>
-              </w:rPr>
-            </w:pPr>
-            <w:r>
-              <w:rPr>
-                <w:rFonts w:ascii="Times New Roman" w:hAnsi="Times New Roman"/>
+                <w:lang w:val="ru-RU"/>
+              </w:rPr>
+              <w:t>З</w:t>
+            </w:r>
+            <w:r>
+              <w:rPr>
+                <w:rFonts w:hint="default" w:ascii="Times New Roman" w:hAnsi="Times New Roman"/>
                 <w:b w:val="0"/>
                 <w:sz w:val="26"/>
                 <w:szCs w:val="26"/>
               </w:rPr>
-              <w:t xml:space="preserve">Загружает карту из файла map.yaml, запускает AMCL для определения положения робота. Аргумент </w:t>
-            </w:r>
-            <w:r>
-              <w:rPr>
-                <w:rFonts w:ascii="Times New Roman" w:hAnsi="Times New Roman"/>
-                <w:b w:val="0"/>
-                <w:i/>
-                <w:iCs/>
-                <w:sz w:val="26"/>
-                <w:szCs w:val="26"/>
-              </w:rPr>
-              <w:t>config_choice</w:t>
-            </w:r>
-            <w:r>
-              <w:rPr>
-                <w:rFonts w:ascii="Times New Roman" w:hAnsi="Times New Roman"/>
-                <w:b w:val="0"/>
-                <w:sz w:val="26"/>
-                <w:szCs w:val="26"/>
-              </w:rPr>
-              <w:t xml:space="preserve"> определяет, используются параметры для реального робота (1) или симуляции (2).</w:t>
+              <w:t>апускает симуляцию мобильного робота JetBot в Gazebo с возможностью выбора мира, типа модели робота (идеальная или реальная) и соответствующей конфигурации RViz2 для визуализации или навигации. Он также включает запуск robot_state_publisher и спавн модели робота в симуляции.</w:t>
             </w:r>
           </w:p>
         </w:tc>
@@ -12380,10 +13312,12 @@
         </w:tblPrEx>
         <w:tc>
           <w:tcPr>
-            <w:tcW w:w="1900" w:type="dxa"/>
+            <w:tcW w:w="1719" w:type="dxa"/>
+            <w:vAlign w:val="top"/>
           </w:tcPr>
           <w:p>
             <w:pPr>
+              <w:widowControl w:val="0"/>
               <w:spacing w:after="0" w:line="240" w:lineRule="auto"/>
               <w:ind w:left="0" w:leftChars="0" w:firstLine="0" w:firstLineChars="0"/>
               <w:jc w:val="left"/>
@@ -12401,16 +13335,18 @@
                 <w:sz w:val="26"/>
                 <w:szCs w:val="26"/>
               </w:rPr>
-              <w:t>Запуск навигационного стека</w:t>
+              <w:t>Проверка сенсоров и моторов</w:t>
             </w:r>
           </w:p>
         </w:tc>
         <w:tc>
           <w:tcPr>
-            <w:tcW w:w="2762" w:type="dxa"/>
+            <w:tcW w:w="4090" w:type="dxa"/>
+            <w:vAlign w:val="top"/>
           </w:tcPr>
           <w:p>
             <w:pPr>
+              <w:widowControl w:val="0"/>
               <w:spacing w:after="0" w:line="240" w:lineRule="auto"/>
               <w:ind w:left="0" w:leftChars="0" w:firstLine="0" w:firstLineChars="0"/>
               <w:jc w:val="left"/>
@@ -12423,6 +13359,38 @@
                 <w:lang w:val="en-US"/>
               </w:rPr>
             </w:pPr>
+            <w:r>
+              <w:rPr>
+                <w:rFonts w:hint="default" w:ascii="Times New Roman" w:hAnsi="Times New Roman"/>
+                <w:b w:val="0"/>
+                <w:i/>
+                <w:iCs/>
+                <w:sz w:val="26"/>
+                <w:szCs w:val="26"/>
+              </w:rPr>
+              <w:t xml:space="preserve">ros2 launch </w:t>
+            </w:r>
+            <w:r>
+              <w:rPr>
+                <w:rFonts w:ascii="Times New Roman" w:hAnsi="Times New Roman"/>
+                <w:b w:val="0"/>
+                <w:i/>
+                <w:iCs/>
+                <w:sz w:val="28"/>
+              </w:rPr>
+              <w:t>completed_scripts_jetbot</w:t>
+            </w:r>
+            <w:r>
+              <w:rPr>
+                <w:rFonts w:hint="default"/>
+                <w:b w:val="0"/>
+                <w:i/>
+                <w:iCs/>
+                <w:sz w:val="28"/>
+                <w:lang w:val="ru-RU"/>
+              </w:rPr>
+              <w:t xml:space="preserve"> </w:t>
+            </w:r>
             <w:r>
               <w:rPr>
                 <w:rFonts w:ascii="Times New Roman" w:hAnsi="Times New Roman"/>
@@ -12432,22 +13400,26 @@
                 <w:sz w:val="26"/>
                 <w:szCs w:val="26"/>
               </w:rPr>
-              <w:t>navigation.launch.py</w:t>
+              <w:t>jetbot_sensors_and_motos.launch.py</w:t>
             </w:r>
           </w:p>
         </w:tc>
         <w:tc>
           <w:tcPr>
-            <w:tcW w:w="2975" w:type="dxa"/>
+            <w:tcW w:w="3346" w:type="dxa"/>
+            <w:vAlign w:val="top"/>
           </w:tcPr>
           <w:p>
             <w:pPr>
+              <w:widowControl w:val="0"/>
               <w:spacing w:after="0" w:line="240" w:lineRule="auto"/>
               <w:ind w:left="0" w:leftChars="0" w:firstLine="0" w:firstLineChars="0"/>
               <w:jc w:val="left"/>
               <w:rPr>
+                <w:rFonts w:hint="default"/>
                 <w:sz w:val="26"/>
                 <w:szCs w:val="26"/>
+                <w:lang w:val="en-US"/>
               </w:rPr>
             </w:pPr>
             <w:r>
@@ -12457,7 +13429,7 @@
                 <w:sz w:val="26"/>
                 <w:szCs w:val="26"/>
               </w:rPr>
-              <w:t xml:space="preserve">Уровни 1–4: описание, драйверы, фильтр, </w:t>
+              <w:t xml:space="preserve">Драйверы (уровень 2), </w:t>
             </w:r>
             <w:r>
               <w:rPr>
@@ -12468,16 +13440,27 @@
                 <w:sz w:val="26"/>
                 <w:szCs w:val="26"/>
               </w:rPr>
-              <w:t>Nav2 (planner, controller, recovery)</w:t>
+              <w:t>lidar_filter</w:t>
+            </w:r>
+            <w:r>
+              <w:rPr>
+                <w:rFonts w:ascii="Times New Roman" w:hAnsi="Times New Roman"/>
+                <w:b w:val="0"/>
+                <w:sz w:val="26"/>
+                <w:szCs w:val="26"/>
+              </w:rPr>
+              <w:t xml:space="preserve"> (уровень 3)</w:t>
             </w:r>
           </w:p>
         </w:tc>
         <w:tc>
           <w:tcPr>
-            <w:tcW w:w="6325" w:type="dxa"/>
+            <w:tcW w:w="4912" w:type="dxa"/>
+            <w:vAlign w:val="top"/>
           </w:tcPr>
           <w:p>
             <w:pPr>
+              <w:widowControl w:val="0"/>
               <w:spacing w:after="0" w:line="240" w:lineRule="auto"/>
               <w:ind w:left="0" w:leftChars="0" w:firstLine="0" w:firstLineChars="0"/>
               <w:jc w:val="left"/>
@@ -12493,47 +13476,7 @@
                 <w:sz w:val="26"/>
                 <w:szCs w:val="26"/>
               </w:rPr>
-              <w:t xml:space="preserve">Запускает планировщик маршрута, контроллер движения и прочие компоненты Nav2. Может использоваться как самостоятельно (если карта и локализация уже запущены), так и в комбинации с </w:t>
-            </w:r>
-            <w:r>
-              <w:rPr>
-                <w:rFonts w:ascii="Times New Roman" w:hAnsi="Times New Roman"/>
-                <w:b w:val="0"/>
-                <w:i/>
-                <w:iCs/>
-                <w:sz w:val="26"/>
-                <w:szCs w:val="26"/>
-              </w:rPr>
-              <w:t>load_map.launch.py</w:t>
-            </w:r>
-            <w:r>
-              <w:rPr>
-                <w:rFonts w:ascii="Times New Roman" w:hAnsi="Times New Roman"/>
-                <w:b w:val="0"/>
-                <w:sz w:val="26"/>
-                <w:szCs w:val="26"/>
-              </w:rPr>
-              <w:t xml:space="preserve">. Параметры навигации выбираются аргументом </w:t>
-            </w:r>
-            <w:r>
-              <w:rPr>
-                <w:rFonts w:ascii="Times New Roman" w:hAnsi="Times New Roman"/>
-                <w:b w:val="0"/>
-                <w:i/>
-                <w:iCs/>
-                <w:sz w:val="26"/>
-                <w:szCs w:val="26"/>
-              </w:rPr>
-              <w:t>config_choice</w:t>
-            </w:r>
-            <w:r>
-              <w:rPr>
-                <w:rFonts w:ascii="Times New Roman" w:hAnsi="Times New Roman"/>
-                <w:b w:val="0"/>
-                <w:sz w:val="26"/>
-                <w:szCs w:val="26"/>
-              </w:rPr>
-              <w:t>.</w:t>
+              <w:t>Включает лидар, камеру (опционально), моторы; данные можно наблюдать в Rviz.</w:t>
             </w:r>
           </w:p>
         </w:tc>
@@ -12557,10 +13500,12 @@
         </w:tblPrEx>
         <w:tc>
           <w:tcPr>
-            <w:tcW w:w="1900" w:type="dxa"/>
+            <w:tcW w:w="1719" w:type="dxa"/>
+            <w:vAlign w:val="top"/>
           </w:tcPr>
           <w:p>
             <w:pPr>
+              <w:widowControl w:val="0"/>
               <w:spacing w:after="0" w:line="240" w:lineRule="auto"/>
               <w:ind w:left="0" w:leftChars="0" w:firstLine="0" w:firstLineChars="0"/>
               <w:jc w:val="left"/>
@@ -12578,16 +13523,18 @@
                 <w:sz w:val="26"/>
                 <w:szCs w:val="26"/>
               </w:rPr>
-              <w:t>Построение карты (SLAM)</w:t>
+              <w:t>Локализация на готовой карте</w:t>
             </w:r>
           </w:p>
         </w:tc>
         <w:tc>
           <w:tcPr>
-            <w:tcW w:w="2762" w:type="dxa"/>
+            <w:tcW w:w="4090" w:type="dxa"/>
+            <w:vAlign w:val="top"/>
           </w:tcPr>
           <w:p>
             <w:pPr>
+              <w:widowControl w:val="0"/>
               <w:spacing w:after="0" w:line="240" w:lineRule="auto"/>
               <w:ind w:left="0" w:leftChars="0" w:firstLine="0" w:firstLineChars="0"/>
               <w:jc w:val="left"/>
@@ -12600,6 +13547,38 @@
                 <w:lang w:val="en-US"/>
               </w:rPr>
             </w:pPr>
+            <w:r>
+              <w:rPr>
+                <w:rFonts w:hint="default" w:ascii="Times New Roman" w:hAnsi="Times New Roman"/>
+                <w:b w:val="0"/>
+                <w:i/>
+                <w:iCs/>
+                <w:sz w:val="26"/>
+                <w:szCs w:val="26"/>
+              </w:rPr>
+              <w:t xml:space="preserve">ros2 launch </w:t>
+            </w:r>
+            <w:r>
+              <w:rPr>
+                <w:rFonts w:ascii="Times New Roman" w:hAnsi="Times New Roman"/>
+                <w:b w:val="0"/>
+                <w:i/>
+                <w:iCs/>
+                <w:sz w:val="28"/>
+              </w:rPr>
+              <w:t>completed_scripts_jetbot</w:t>
+            </w:r>
+            <w:r>
+              <w:rPr>
+                <w:rFonts w:hint="default"/>
+                <w:b w:val="0"/>
+                <w:i/>
+                <w:iCs/>
+                <w:sz w:val="28"/>
+                <w:lang w:val="ru-RU"/>
+              </w:rPr>
+              <w:t xml:space="preserve"> </w:t>
+            </w:r>
             <w:r>
               <w:rPr>
                 <w:rFonts w:ascii="Times New Roman" w:hAnsi="Times New Roman"/>
@@ -12609,24 +13588,24 @@
                 <w:sz w:val="26"/>
                 <w:szCs w:val="26"/>
               </w:rPr>
-              <w:t>mapping.launch.py</w:t>
+              <w:t>load_map.launch.py</w:t>
             </w:r>
           </w:p>
         </w:tc>
         <w:tc>
           <w:tcPr>
-            <w:tcW w:w="2975" w:type="dxa"/>
+            <w:tcW w:w="3346" w:type="dxa"/>
+            <w:vAlign w:val="top"/>
           </w:tcPr>
           <w:p>
             <w:pPr>
+              <w:widowControl w:val="0"/>
               <w:spacing w:after="0" w:line="240" w:lineRule="auto"/>
               <w:ind w:left="0" w:leftChars="0" w:firstLine="0" w:firstLineChars="0"/>
               <w:jc w:val="left"/>
               <w:rPr>
-                <w:rFonts w:hint="default"/>
                 <w:sz w:val="26"/>
                 <w:szCs w:val="26"/>
-                <w:lang w:val="en-US"/>
               </w:rPr>
             </w:pPr>
             <w:r>
@@ -12647,16 +13626,18 @@
                 <w:sz w:val="26"/>
                 <w:szCs w:val="26"/>
               </w:rPr>
-              <w:t>slam_toolbox</w:t>
+              <w:t>nav2_map_server, nav2_amcl</w:t>
             </w:r>
           </w:p>
         </w:tc>
         <w:tc>
           <w:tcPr>
-            <w:tcW w:w="6325" w:type="dxa"/>
+            <w:tcW w:w="4912" w:type="dxa"/>
+            <w:vAlign w:val="top"/>
           </w:tcPr>
           <w:p>
             <w:pPr>
+              <w:widowControl w:val="0"/>
               <w:spacing w:after="0" w:line="240" w:lineRule="auto"/>
               <w:ind w:left="0" w:leftChars="0" w:firstLine="0" w:firstLineChars="0"/>
               <w:jc w:val="left"/>
@@ -12672,7 +13653,7 @@
                 <w:sz w:val="26"/>
                 <w:szCs w:val="26"/>
               </w:rPr>
-              <w:t xml:space="preserve">Запускает SLAM Toolbox для создания карты помещения. Аналогично выбирается конфигурация </w:t>
+              <w:t xml:space="preserve">Загружает карту из файла map.yaml, запускает AMCL для определения положения робота. Аргумент </w:t>
             </w:r>
             <w:r>
               <w:rPr>
@@ -12683,7 +13664,7 @@
                 <w:sz w:val="26"/>
                 <w:szCs w:val="26"/>
               </w:rPr>
-              <w:t>real/sim</w:t>
+              <w:t>config_choice</w:t>
             </w:r>
             <w:r>
               <w:rPr>
@@ -12692,7 +13673,7 @@
                 <w:sz w:val="26"/>
                 <w:szCs w:val="26"/>
               </w:rPr>
-              <w:t>.</w:t>
+              <w:t xml:space="preserve"> определяет, используются параметры для реального робота (1) или симуляции (2).</w:t>
             </w:r>
           </w:p>
         </w:tc>
@@ -12716,10 +13697,12 @@
         </w:tblPrEx>
         <w:tc>
           <w:tcPr>
-            <w:tcW w:w="1900" w:type="dxa"/>
+            <w:tcW w:w="1719" w:type="dxa"/>
+            <w:vAlign w:val="top"/>
           </w:tcPr>
           <w:p>
             <w:pPr>
+              <w:widowControl w:val="0"/>
               <w:spacing w:after="0" w:line="240" w:lineRule="auto"/>
               <w:ind w:left="0" w:leftChars="0" w:firstLine="0" w:firstLineChars="0"/>
               <w:jc w:val="left"/>
@@ -12737,26 +13720,62 @@
                 <w:sz w:val="26"/>
                 <w:szCs w:val="26"/>
               </w:rPr>
-              <w:t>Автономное движение по маршруту</w:t>
+              <w:t>Запуск навигационного стека</w:t>
             </w:r>
           </w:p>
         </w:tc>
         <w:tc>
           <w:tcPr>
-            <w:tcW w:w="2762" w:type="dxa"/>
+            <w:tcW w:w="4090" w:type="dxa"/>
+            <w:vAlign w:val="top"/>
           </w:tcPr>
           <w:p>
             <w:pPr>
+              <w:widowControl w:val="0"/>
               <w:spacing w:after="0" w:line="240" w:lineRule="auto"/>
               <w:ind w:left="0" w:leftChars="0" w:firstLine="0" w:firstLineChars="0"/>
               <w:jc w:val="left"/>
               <w:rPr>
+                <w:rFonts w:hint="default"/>
                 <w:i/>
                 <w:iCs/>
                 <w:sz w:val="26"/>
                 <w:szCs w:val="26"/>
+                <w:lang w:val="en-US"/>
               </w:rPr>
             </w:pPr>
+            <w:r>
+              <w:rPr>
+                <w:rFonts w:hint="default" w:ascii="Times New Roman" w:hAnsi="Times New Roman"/>
+                <w:b w:val="0"/>
+                <w:i/>
+                <w:iCs/>
+                <w:sz w:val="26"/>
+                <w:szCs w:val="26"/>
+              </w:rPr>
+              <w:t xml:space="preserve">ros2 launch </w:t>
+            </w:r>
+            <w:r>
+              <w:rPr>
+                <w:rFonts w:ascii="Times New Roman" w:hAnsi="Times New Roman"/>
+                <w:b w:val="0"/>
+                <w:i/>
+                <w:iCs/>
+                <w:sz w:val="28"/>
+              </w:rPr>
+              <w:t>completed_scripts_jetbot</w:t>
+            </w:r>
+            <w:r>
+              <w:rPr>
+                <w:rFonts w:hint="default"/>
+                <w:b w:val="0"/>
+                <w:i/>
+                <w:iCs/>
+                <w:sz w:val="28"/>
+                <w:lang w:val="ru-RU"/>
+              </w:rPr>
+              <w:t xml:space="preserve"> </w:t>
+            </w:r>
             <w:r>
               <w:rPr>
                 <w:rFonts w:ascii="Times New Roman" w:hAnsi="Times New Roman"/>
@@ -12766,22 +13785,26 @@
                 <w:sz w:val="26"/>
                 <w:szCs w:val="26"/>
               </w:rPr>
-              <w:t>(отдельный запуск trajectory_maker)</w:t>
+              <w:t>navigation.launch.py</w:t>
             </w:r>
           </w:p>
         </w:tc>
         <w:tc>
           <w:tcPr>
-            <w:tcW w:w="2975" w:type="dxa"/>
+            <w:tcW w:w="3346" w:type="dxa"/>
+            <w:vAlign w:val="top"/>
           </w:tcPr>
           <w:p>
             <w:pPr>
+              <w:widowControl w:val="0"/>
               <w:spacing w:after="0" w:line="240" w:lineRule="auto"/>
               <w:ind w:left="0" w:leftChars="0" w:firstLine="0" w:firstLineChars="0"/>
               <w:jc w:val="left"/>
               <w:rPr>
+                <w:rFonts w:hint="default"/>
                 <w:sz w:val="26"/>
                 <w:szCs w:val="26"/>
+                <w:lang w:val="en-US"/>
               </w:rPr>
             </w:pPr>
             <w:r>
@@ -12791,24 +13814,404 @@
                 <w:sz w:val="26"/>
                 <w:szCs w:val="26"/>
               </w:rPr>
-              <w:t>Уровень 5 + активный стек навигации</w:t>
+              <w:t xml:space="preserve">Уровни 1–4: описание, драйверы, фильтр, </w:t>
+            </w:r>
+            <w:r>
+              <w:rPr>
+                <w:rFonts w:ascii="Times New Roman" w:hAnsi="Times New Roman"/>
+                <w:b w:val="0"/>
+                <w:i/>
+                <w:iCs/>
+                <w:sz w:val="26"/>
+                <w:szCs w:val="26"/>
+              </w:rPr>
+              <w:t>Nav2 (planner, controller, recovery)</w:t>
             </w:r>
           </w:p>
         </w:tc>
         <w:tc>
           <w:tcPr>
-            <w:tcW w:w="6325" w:type="dxa"/>
+            <w:tcW w:w="4912" w:type="dxa"/>
+            <w:vAlign w:val="top"/>
           </w:tcPr>
           <w:p>
             <w:pPr>
+              <w:widowControl w:val="0"/>
               <w:spacing w:after="0" w:line="240" w:lineRule="auto"/>
               <w:ind w:left="0" w:leftChars="0" w:firstLine="0" w:firstLineChars="0"/>
               <w:jc w:val="left"/>
               <w:rPr>
+                <w:sz w:val="26"/>
+                <w:szCs w:val="26"/>
+              </w:rPr>
+            </w:pPr>
+            <w:r>
+              <w:rPr>
+                <w:rFonts w:ascii="Times New Roman" w:hAnsi="Times New Roman"/>
+                <w:b w:val="0"/>
+                <w:sz w:val="26"/>
+                <w:szCs w:val="26"/>
+              </w:rPr>
+              <w:t xml:space="preserve">Запускает планировщик маршрута, контроллер движения и прочие компоненты Nav2. Может использоваться как самостоятельно (если карта и локализация уже запущены), так и в комбинации с </w:t>
+            </w:r>
+            <w:r>
+              <w:rPr>
+                <w:rFonts w:ascii="Times New Roman" w:hAnsi="Times New Roman"/>
+                <w:b w:val="0"/>
+                <w:i/>
+                <w:iCs/>
+                <w:sz w:val="26"/>
+                <w:szCs w:val="26"/>
+              </w:rPr>
+              <w:t>load_map.launch.py</w:t>
+            </w:r>
+            <w:r>
+              <w:rPr>
+                <w:rFonts w:ascii="Times New Roman" w:hAnsi="Times New Roman"/>
+                <w:b w:val="0"/>
+                <w:sz w:val="26"/>
+                <w:szCs w:val="26"/>
+              </w:rPr>
+              <w:t xml:space="preserve">. Параметры навигации выбираются аргументом </w:t>
+            </w:r>
+            <w:r>
+              <w:rPr>
+                <w:rFonts w:ascii="Times New Roman" w:hAnsi="Times New Roman"/>
+                <w:b w:val="0"/>
+                <w:i/>
+                <w:iCs/>
+                <w:sz w:val="26"/>
+                <w:szCs w:val="26"/>
+              </w:rPr>
+              <w:t>config_choice</w:t>
+            </w:r>
+            <w:r>
+              <w:rPr>
+                <w:rFonts w:ascii="Times New Roman" w:hAnsi="Times New Roman"/>
+                <w:b w:val="0"/>
+                <w:sz w:val="26"/>
+                <w:szCs w:val="26"/>
+              </w:rPr>
+              <w:t>.</w:t>
+            </w:r>
+          </w:p>
+        </w:tc>
+      </w:tr>
+      <w:tr>
+        <w:tblPrEx>
+          <w:tblBorders>
+            <w:top w:val="single" w:color="auto" w:sz="4" w:space="0"/>
+            <w:left w:val="single" w:color="auto" w:sz="4" w:space="0"/>
+            <w:bottom w:val="single" w:color="auto" w:sz="4" w:space="0"/>
+            <w:right w:val="single" w:color="auto" w:sz="4" w:space="0"/>
+            <w:insideH w:val="single" w:color="auto" w:sz="4" w:space="0"/>
+            <w:insideV w:val="single" w:color="auto" w:sz="4" w:space="0"/>
+          </w:tblBorders>
+        </w:tblPrEx>
+        <w:tc>
+          <w:tcPr>
+            <w:tcW w:w="1719" w:type="dxa"/>
+            <w:vAlign w:val="top"/>
+          </w:tcPr>
+          <w:p>
+            <w:pPr>
+              <w:widowControl w:val="0"/>
+              <w:spacing w:after="0" w:line="240" w:lineRule="auto"/>
+              <w:ind w:left="0" w:leftChars="0" w:firstLine="0" w:firstLineChars="0"/>
+              <w:jc w:val="left"/>
+              <w:rPr>
+                <w:rFonts w:hint="default"/>
+                <w:sz w:val="26"/>
+                <w:szCs w:val="26"/>
+                <w:lang w:val="en-US"/>
+              </w:rPr>
+            </w:pPr>
+            <w:r>
+              <w:rPr>
+                <w:rFonts w:ascii="Times New Roman" w:hAnsi="Times New Roman"/>
+                <w:b w:val="0"/>
+                <w:sz w:val="26"/>
+                <w:szCs w:val="26"/>
+              </w:rPr>
+              <w:t>Построение карты (SLAM)</w:t>
+            </w:r>
+          </w:p>
+        </w:tc>
+        <w:tc>
+          <w:tcPr>
+            <w:tcW w:w="4090" w:type="dxa"/>
+            <w:vAlign w:val="top"/>
+          </w:tcPr>
+          <w:p>
+            <w:pPr>
+              <w:widowControl w:val="0"/>
+              <w:spacing w:after="0" w:line="240" w:lineRule="auto"/>
+              <w:ind w:left="0" w:leftChars="0" w:firstLine="0" w:firstLineChars="0"/>
+              <w:jc w:val="left"/>
+              <w:rPr>
+                <w:i/>
+                <w:iCs/>
+                <w:sz w:val="26"/>
+                <w:szCs w:val="26"/>
+              </w:rPr>
+            </w:pPr>
+            <w:r>
+              <w:rPr>
+                <w:rFonts w:hint="default" w:ascii="Times New Roman" w:hAnsi="Times New Roman"/>
+                <w:b w:val="0"/>
+                <w:i/>
+                <w:iCs/>
+                <w:sz w:val="26"/>
+                <w:szCs w:val="26"/>
+              </w:rPr>
+              <w:t xml:space="preserve">ros2 launch </w:t>
+            </w:r>
+            <w:r>
+              <w:rPr>
+                <w:rFonts w:ascii="Times New Roman" w:hAnsi="Times New Roman"/>
+                <w:b w:val="0"/>
+                <w:i/>
+                <w:iCs/>
+                <w:sz w:val="28"/>
+              </w:rPr>
+              <w:t>completed_scripts_jetbot</w:t>
+            </w:r>
+            <w:r>
+              <w:rPr>
+                <w:rFonts w:hint="default"/>
+                <w:b w:val="0"/>
+                <w:i/>
+                <w:iCs/>
+                <w:sz w:val="28"/>
+                <w:lang w:val="ru-RU"/>
+              </w:rPr>
+              <w:t xml:space="preserve"> </w:t>
+            </w:r>
+            <w:r>
+              <w:rPr>
+                <w:rFonts w:ascii="Times New Roman" w:hAnsi="Times New Roman"/>
+                <w:b w:val="0"/>
+                <w:i/>
+                <w:iCs/>
+                <w:sz w:val="26"/>
+                <w:szCs w:val="26"/>
+              </w:rPr>
+              <w:t>mapping.launch.py</w:t>
+            </w:r>
+          </w:p>
+        </w:tc>
+        <w:tc>
+          <w:tcPr>
+            <w:tcW w:w="3346" w:type="dxa"/>
+            <w:vAlign w:val="top"/>
+          </w:tcPr>
+          <w:p>
+            <w:pPr>
+              <w:widowControl w:val="0"/>
+              <w:spacing w:after="0" w:line="240" w:lineRule="auto"/>
+              <w:ind w:left="0" w:leftChars="0" w:firstLine="0" w:firstLineChars="0"/>
+              <w:jc w:val="left"/>
+              <w:rPr>
+                <w:sz w:val="26"/>
+                <w:szCs w:val="26"/>
+              </w:rPr>
+            </w:pPr>
+            <w:r>
+              <w:rPr>
+                <w:rFonts w:ascii="Times New Roman" w:hAnsi="Times New Roman"/>
+                <w:b w:val="0"/>
+                <w:sz w:val="26"/>
+                <w:szCs w:val="26"/>
+              </w:rPr>
+              <w:t xml:space="preserve">Уровни 1–4: описание, драйверы, фильтр, </w:t>
+            </w:r>
+            <w:r>
+              <w:rPr>
+                <w:rFonts w:ascii="Times New Roman" w:hAnsi="Times New Roman"/>
+                <w:b w:val="0"/>
+                <w:i/>
+                <w:iCs/>
+                <w:sz w:val="26"/>
+                <w:szCs w:val="26"/>
+              </w:rPr>
+              <w:t>slam_toolbox</w:t>
+            </w:r>
+          </w:p>
+        </w:tc>
+        <w:tc>
+          <w:tcPr>
+            <w:tcW w:w="4912" w:type="dxa"/>
+            <w:vAlign w:val="top"/>
+          </w:tcPr>
+          <w:p>
+            <w:pPr>
+              <w:widowControl w:val="0"/>
+              <w:spacing w:after="0" w:line="240" w:lineRule="auto"/>
+              <w:ind w:left="0" w:leftChars="0" w:firstLine="0" w:firstLineChars="0"/>
+              <w:jc w:val="left"/>
+              <w:rPr>
                 <w:rFonts w:hint="default"/>
                 <w:sz w:val="26"/>
                 <w:szCs w:val="26"/>
                 <w:lang w:val="ru-RU"/>
+              </w:rPr>
+            </w:pPr>
+            <w:r>
+              <w:rPr>
+                <w:rFonts w:ascii="Times New Roman" w:hAnsi="Times New Roman"/>
+                <w:b w:val="0"/>
+                <w:sz w:val="26"/>
+                <w:szCs w:val="26"/>
+              </w:rPr>
+              <w:t xml:space="preserve">Запускает SLAM Toolbox для создания карты помещения. Аналогично выбирается конфигурация </w:t>
+            </w:r>
+            <w:r>
+              <w:rPr>
+                <w:rFonts w:ascii="Times New Roman" w:hAnsi="Times New Roman"/>
+                <w:b w:val="0"/>
+                <w:i/>
+                <w:iCs/>
+                <w:sz w:val="26"/>
+                <w:szCs w:val="26"/>
+              </w:rPr>
+              <w:t>real/sim</w:t>
+            </w:r>
+            <w:r>
+              <w:rPr>
+                <w:rFonts w:ascii="Times New Roman" w:hAnsi="Times New Roman"/>
+                <w:b w:val="0"/>
+                <w:sz w:val="26"/>
+                <w:szCs w:val="26"/>
+              </w:rPr>
+              <w:t>.</w:t>
+            </w:r>
+          </w:p>
+        </w:tc>
+      </w:tr>
+      <w:tr>
+        <w:tblPrEx>
+          <w:tblBorders>
+            <w:top w:val="single" w:color="auto" w:sz="4" w:space="0"/>
+            <w:left w:val="single" w:color="auto" w:sz="4" w:space="0"/>
+            <w:bottom w:val="single" w:color="auto" w:sz="4" w:space="0"/>
+            <w:right w:val="single" w:color="auto" w:sz="4" w:space="0"/>
+            <w:insideH w:val="single" w:color="auto" w:sz="4" w:space="0"/>
+            <w:insideV w:val="single" w:color="auto" w:sz="4" w:space="0"/>
+          </w:tblBorders>
+          <w:tblCellMar>
+            <w:top w:w="0" w:type="dxa"/>
+            <w:left w:w="108" w:type="dxa"/>
+            <w:bottom w:w="0" w:type="dxa"/>
+            <w:right w:w="108" w:type="dxa"/>
+          </w:tblCellMar>
+        </w:tblPrEx>
+        <w:tc>
+          <w:tcPr>
+            <w:tcW w:w="1719" w:type="dxa"/>
+            <w:vAlign w:val="top"/>
+          </w:tcPr>
+          <w:p>
+            <w:pPr>
+              <w:widowControl w:val="0"/>
+              <w:spacing w:after="0" w:line="240" w:lineRule="auto"/>
+              <w:ind w:left="0" w:leftChars="0" w:firstLine="0" w:firstLineChars="0"/>
+              <w:jc w:val="left"/>
+              <w:rPr>
+                <w:rFonts w:ascii="Times New Roman" w:hAnsi="Times New Roman"/>
+                <w:b w:val="0"/>
+                <w:sz w:val="26"/>
+                <w:szCs w:val="26"/>
+              </w:rPr>
+            </w:pPr>
+            <w:r>
+              <w:rPr>
+                <w:rFonts w:ascii="Times New Roman" w:hAnsi="Times New Roman"/>
+                <w:b w:val="0"/>
+                <w:sz w:val="26"/>
+                <w:szCs w:val="26"/>
+              </w:rPr>
+              <w:t>Автономное движение по маршруту</w:t>
+            </w:r>
+          </w:p>
+        </w:tc>
+        <w:tc>
+          <w:tcPr>
+            <w:tcW w:w="4090" w:type="dxa"/>
+            <w:vAlign w:val="top"/>
+          </w:tcPr>
+          <w:p>
+            <w:pPr>
+              <w:widowControl w:val="0"/>
+              <w:spacing w:after="0" w:line="240" w:lineRule="auto"/>
+              <w:ind w:left="0" w:leftChars="0" w:firstLine="0" w:firstLineChars="0"/>
+              <w:jc w:val="left"/>
+              <w:rPr>
+                <w:rFonts w:ascii="Times New Roman" w:hAnsi="Times New Roman"/>
+                <w:b w:val="0"/>
+                <w:i/>
+                <w:iCs/>
+                <w:sz w:val="26"/>
+                <w:szCs w:val="26"/>
+              </w:rPr>
+            </w:pPr>
+            <w:r>
+              <w:rPr>
+                <w:rFonts w:ascii="Times New Roman" w:hAnsi="Times New Roman"/>
+                <w:b w:val="0"/>
+                <w:i/>
+                <w:iCs/>
+                <w:sz w:val="26"/>
+                <w:szCs w:val="26"/>
+              </w:rPr>
+              <w:t>(отдельный запуск trajectory_maker)</w:t>
+            </w:r>
+          </w:p>
+        </w:tc>
+        <w:tc>
+          <w:tcPr>
+            <w:tcW w:w="3346" w:type="dxa"/>
+            <w:vAlign w:val="top"/>
+          </w:tcPr>
+          <w:p>
+            <w:pPr>
+              <w:widowControl w:val="0"/>
+              <w:spacing w:after="0" w:line="240" w:lineRule="auto"/>
+              <w:ind w:left="0" w:leftChars="0" w:firstLine="0" w:firstLineChars="0"/>
+              <w:jc w:val="left"/>
+              <w:rPr>
+                <w:rFonts w:ascii="Times New Roman" w:hAnsi="Times New Roman"/>
+                <w:b w:val="0"/>
+                <w:sz w:val="26"/>
+                <w:szCs w:val="26"/>
+              </w:rPr>
+            </w:pPr>
+            <w:r>
+              <w:rPr>
+                <w:rFonts w:ascii="Times New Roman" w:hAnsi="Times New Roman"/>
+                <w:b w:val="0"/>
+                <w:sz w:val="26"/>
+                <w:szCs w:val="26"/>
+              </w:rPr>
+              <w:t>Уровень 5 + активный стек навигации</w:t>
+            </w:r>
+          </w:p>
+        </w:tc>
+        <w:tc>
+          <w:tcPr>
+            <w:tcW w:w="4912" w:type="dxa"/>
+            <w:vAlign w:val="top"/>
+          </w:tcPr>
+          <w:p>
+            <w:pPr>
+              <w:widowControl w:val="0"/>
+              <w:spacing w:after="0" w:line="240" w:lineRule="auto"/>
+              <w:ind w:left="0" w:leftChars="0" w:firstLine="0" w:firstLineChars="0"/>
+              <w:jc w:val="left"/>
+              <w:rPr>
+                <w:rFonts w:ascii="Times New Roman" w:hAnsi="Times New Roman"/>
+                <w:b w:val="0"/>
+                <w:sz w:val="26"/>
+                <w:szCs w:val="26"/>
               </w:rPr>
             </w:pPr>
             <w:r>
@@ -12833,6 +14236,7 @@
           </w:p>
         </w:tc>
       </w:tr>
+      <w:bookmarkEnd w:id="35"/>
     </w:tbl>
     <w:p>
       <w:pPr>
@@ -12879,7 +14283,7 @@
         <w:pStyle w:val="3"/>
         <w:numPr>
           <w:ilvl w:val="1"/>
-          <w:numId w:val="10"/>
+          <w:numId w:val="9"/>
         </w:numPr>
         <w:bidi w:val="0"/>
         <w:ind w:left="0" w:leftChars="0" w:firstLine="0" w:firstLineChars="0"/>
@@ -12925,6 +14329,242 @@
           <w:lang w:val="en-US"/>
         </w:rPr>
         <w:t>Данный launch-файл предназначен для запуска визуализации модели робота и его систем координат. Он включает:</w:t>
+      </w:r>
+    </w:p>
+    <w:p>
+      <w:pPr>
+        <w:numPr>
+          <w:ilvl w:val="0"/>
+          <w:numId w:val="10"/>
+        </w:numPr>
+        <w:ind w:left="420" w:leftChars="0" w:hanging="420" w:firstLineChars="0"/>
+        <w:rPr>
+          <w:rFonts w:hint="default"/>
+          <w:lang w:val="en-US"/>
+        </w:rPr>
+      </w:pPr>
+      <w:r>
+        <w:rPr>
+          <w:rFonts w:hint="default"/>
+          <w:lang w:val="en-US"/>
+        </w:rPr>
+        <w:t>Описание робота из пакета jetbot_mirea_description (запускает jetbot_mirea_rviz.launch.py);</w:t>
+      </w:r>
+    </w:p>
+    <w:p>
+      <w:pPr>
+        <w:numPr>
+          <w:ilvl w:val="0"/>
+          <w:numId w:val="10"/>
+        </w:numPr>
+        <w:ind w:left="420" w:leftChars="0" w:hanging="420" w:firstLineChars="0"/>
+        <w:rPr>
+          <w:rFonts w:hint="default"/>
+          <w:lang w:val="en-US"/>
+        </w:rPr>
+      </w:pPr>
+      <w:r>
+        <w:rPr>
+          <w:rFonts w:hint="default"/>
+          <w:lang w:val="en-US"/>
+        </w:rPr>
+        <w:t>Статический трансформ между фреймами realsense_link и camera_link (необходим для корректной привязки камеры);</w:t>
+      </w:r>
+    </w:p>
+    <w:p>
+      <w:pPr>
+        <w:numPr>
+          <w:ilvl w:val="0"/>
+          <w:numId w:val="10"/>
+        </w:numPr>
+        <w:ind w:left="420" w:leftChars="0" w:hanging="420" w:firstLineChars="0"/>
+        <w:rPr>
+          <w:rFonts w:hint="default"/>
+          <w:lang w:val="en-US"/>
+        </w:rPr>
+      </w:pPr>
+      <w:r>
+        <w:rPr>
+          <w:rFonts w:hint="default"/>
+          <w:lang w:val="en-US"/>
+        </w:rPr>
+        <w:t>RViz2 с предварительно настроенным отображением (full.rviz).</w:t>
+      </w:r>
+    </w:p>
+    <w:p>
+      <w:pPr>
+        <w:rPr>
+          <w:rFonts w:hint="default"/>
+          <w:lang w:val="ru-RU"/>
+        </w:rPr>
+      </w:pPr>
+      <w:r>
+        <w:rPr>
+          <w:rFonts w:hint="default"/>
+          <w:lang w:val="en-US"/>
+        </w:rPr>
+        <w:t xml:space="preserve">Файл не имеет объявленных аргументов и </w:t>
+      </w:r>
+      <w:r>
+        <w:rPr>
+          <w:rFonts w:hint="default"/>
+          <w:lang w:val="ru-RU"/>
+        </w:rPr>
+        <w:t xml:space="preserve">при одиночном запуске </w:t>
+      </w:r>
+      <w:r>
+        <w:rPr>
+          <w:rFonts w:hint="default"/>
+          <w:lang w:val="en-US"/>
+        </w:rPr>
+        <w:t xml:space="preserve">предназначен для быстрой проверки модели робота и трансформаций. </w:t>
+      </w:r>
+      <w:r>
+        <w:rPr>
+          <w:rFonts w:hint="default"/>
+          <w:lang w:val="ru-RU"/>
+        </w:rPr>
+        <w:t>В общем используется в стэке навигации для публикации трансформ (</w:t>
+      </w:r>
+      <w:r>
+        <w:rPr>
+          <w:rFonts w:hint="default"/>
+          <w:lang w:val="en-US"/>
+        </w:rPr>
+        <w:t>TF2</w:t>
+      </w:r>
+      <w:r>
+        <w:rPr>
+          <w:rFonts w:hint="default"/>
+          <w:lang w:val="ru-RU"/>
+        </w:rPr>
+        <w:t>), просмотра карты и модели робота.</w:t>
+      </w:r>
+    </w:p>
+    <w:p>
+      <w:pPr>
+        <w:ind w:left="0" w:leftChars="0" w:firstLine="720" w:firstLineChars="0"/>
+        <w:rPr>
+          <w:rFonts w:hint="default"/>
+          <w:lang w:val="en-US"/>
+        </w:rPr>
+      </w:pPr>
+      <w:r>
+        <w:rPr>
+          <w:rFonts w:hint="default"/>
+          <w:lang w:val="ru-RU"/>
+        </w:rPr>
+        <w:t>Запуск осуществляется командой</w:t>
+      </w:r>
+      <w:r>
+        <w:rPr>
+          <w:rFonts w:hint="default"/>
+          <w:lang w:val="en-US"/>
+        </w:rPr>
+        <w:t>:</w:t>
+      </w:r>
+    </w:p>
+    <w:p>
+      <w:pPr>
+        <w:pStyle w:val="16"/>
+        <w:bidi w:val="0"/>
+        <w:rPr>
+          <w:rFonts w:hint="default"/>
+          <w:sz w:val="20"/>
+          <w:szCs w:val="16"/>
+          <w:lang w:val="en-US"/>
+        </w:rPr>
+      </w:pPr>
+      <w:r>
+        <w:rPr>
+          <w:rFonts w:hint="default"/>
+          <w:sz w:val="20"/>
+          <w:szCs w:val="16"/>
+          <w:lang w:val="en-US"/>
+        </w:rPr>
+        <w:t>ros2 launch completed_scripts_jetbot rviz_and_robot_description.launch.py</w:t>
+      </w:r>
+    </w:p>
+    <w:p>
+      <w:pPr>
+        <w:pStyle w:val="3"/>
+        <w:numPr>
+          <w:ilvl w:val="1"/>
+          <w:numId w:val="9"/>
+        </w:numPr>
+        <w:bidi w:val="0"/>
+        <w:ind w:left="0" w:leftChars="0" w:firstLine="0" w:firstLineChars="0"/>
+        <w:rPr>
+          <w:rFonts w:hint="default"/>
+          <w:lang w:val="en-US"/>
+        </w:rPr>
+      </w:pPr>
+      <w:bookmarkStart w:id="26" w:name="_Toc1949615786"/>
+      <w:r>
+        <w:rPr>
+          <w:rFonts w:hint="default"/>
+          <w:lang w:val="en-US"/>
+        </w:rPr>
+        <w:t>Launch-</w:t>
+      </w:r>
+      <w:r>
+        <w:rPr>
+          <w:rFonts w:hint="default"/>
+          <w:lang w:val="ru-RU"/>
+        </w:rPr>
+        <w:t xml:space="preserve">файл </w:t>
+      </w:r>
+      <w:r>
+        <w:rPr>
+          <w:rFonts w:hint="default"/>
+          <w:lang w:val="en-US"/>
+        </w:rPr>
+        <w:t>jetbot_sensors_and_motors.launch.py</w:t>
+      </w:r>
+      <w:bookmarkEnd w:id="26"/>
+    </w:p>
+    <w:p>
+      <w:pPr>
+        <w:ind w:left="0" w:leftChars="0" w:firstLine="720" w:firstLineChars="0"/>
+        <w:rPr>
+          <w:rFonts w:hint="default"/>
+          <w:lang w:val="en-US"/>
+        </w:rPr>
+      </w:pPr>
+      <w:r>
+        <w:rPr>
+          <w:rFonts w:hint="default"/>
+          <w:lang w:val="en-US"/>
+        </w:rPr>
+        <w:t>Этот файл запускает все аппаратные</w:t>
+      </w:r>
+      <w:r>
+        <w:rPr>
+          <w:rFonts w:hint="default"/>
+          <w:lang w:val="ru-RU"/>
+        </w:rPr>
+        <w:t xml:space="preserve"> </w:t>
+      </w:r>
+      <w:r>
+        <w:rPr>
+          <w:rFonts w:hint="default"/>
+          <w:lang w:val="en-US"/>
+        </w:rPr>
+        <w:t xml:space="preserve">сенсоры и приводы робота. Он позволяет гибко включать/отключать отдельные компоненты через аргументы. </w:t>
+      </w:r>
+      <w:r>
+        <w:rPr>
+          <w:rFonts w:hint="default"/>
+          <w:lang w:val="ru-RU"/>
+        </w:rPr>
+        <w:t xml:space="preserve"> Предназначени для запуска непосредственно на вычислителе робота, к котрому подключены перечисленные </w:t>
+      </w:r>
+      <w:r>
+        <w:rPr>
+          <w:rFonts w:hint="default"/>
+          <w:lang w:val="en-US"/>
+        </w:rPr>
+        <w:t>Основные запускаемые подсистемы:</w:t>
       </w:r>
     </w:p>
     <w:p>
@@ -12944,7 +14584,7 @@
           <w:rFonts w:hint="default"/>
           <w:lang w:val="en-US"/>
         </w:rPr>
-        <w:t>Описание робота из пакета jetbot_mirea_description (запускает jetbot_mirea_rviz.launch.py);</w:t>
+        <w:t>Лидар (пакет sllidar_ros2) и его фильтр (пакет lidar_filter);</w:t>
       </w:r>
     </w:p>
     <w:p>
@@ -12964,7 +14604,7 @@
           <w:rFonts w:hint="default"/>
           <w:lang w:val="en-US"/>
         </w:rPr>
-        <w:t>Статический трансформ между фреймами realsense_link и camera_link (необходим для корректной привязки камеры);</w:t>
+        <w:t>Фронтальная камера Intel RealSense D435i (пакет realsense2_camera) с пользовательской конфигурацией;</w:t>
       </w:r>
     </w:p>
     <w:p>
@@ -12984,155 +14624,14 @@
           <w:rFonts w:hint="default"/>
           <w:lang w:val="en-US"/>
         </w:rPr>
-        <w:t>RViz2 с предварительно настроенным отображением (full.rviz).</w:t>
-      </w:r>
-    </w:p>
-    <w:p>
-      <w:pPr>
-        <w:rPr>
-          <w:rFonts w:hint="default"/>
-          <w:lang w:val="en-US"/>
-        </w:rPr>
-      </w:pPr>
-      <w:r>
-        <w:rPr>
-          <w:rFonts w:hint="default"/>
-          <w:lang w:val="en-US"/>
-        </w:rPr>
-        <w:t>Файл не имеет объявленных аргументов и предназначен для быстрой проверки модели робота и трансформаций.</w:t>
-      </w:r>
-    </w:p>
-    <w:p>
-      <w:pPr>
-        <w:ind w:left="0" w:leftChars="0" w:firstLine="720" w:firstLineChars="0"/>
-        <w:rPr>
-          <w:rFonts w:hint="default"/>
-          <w:lang w:val="en-US"/>
-        </w:rPr>
-      </w:pPr>
-      <w:r>
-        <w:rPr>
-          <w:rFonts w:hint="default"/>
-          <w:lang w:val="ru-RU"/>
-        </w:rPr>
-        <w:t>Запуск осуществляется командой</w:t>
-      </w:r>
-      <w:r>
-        <w:rPr>
-          <w:rFonts w:hint="default"/>
-          <w:lang w:val="en-US"/>
-        </w:rPr>
-        <w:t>:</w:t>
-      </w:r>
-    </w:p>
-    <w:p>
-      <w:pPr>
-        <w:pStyle w:val="16"/>
-        <w:bidi w:val="0"/>
-        <w:rPr>
-          <w:rFonts w:hint="default"/>
-          <w:sz w:val="20"/>
-          <w:szCs w:val="16"/>
-          <w:lang w:val="en-US"/>
-        </w:rPr>
-      </w:pPr>
-      <w:r>
-        <w:rPr>
-          <w:rFonts w:hint="default"/>
-          <w:sz w:val="20"/>
-          <w:szCs w:val="16"/>
-          <w:lang w:val="en-US"/>
-        </w:rPr>
-        <w:t>ros2 launch completed_scripts_jetbot rviz_and_robot_description.launch.py</w:t>
-      </w:r>
-    </w:p>
-    <w:p>
-      <w:pPr>
-        <w:pStyle w:val="3"/>
-        <w:numPr>
-          <w:ilvl w:val="1"/>
-          <w:numId w:val="10"/>
-        </w:numPr>
-        <w:bidi w:val="0"/>
-        <w:ind w:left="0" w:leftChars="0" w:firstLine="0" w:firstLineChars="0"/>
-        <w:rPr>
-          <w:rFonts w:hint="default"/>
-          <w:lang w:val="en-US"/>
-        </w:rPr>
-      </w:pPr>
-      <w:bookmarkStart w:id="26" w:name="_Toc1949615786"/>
-      <w:r>
-        <w:rPr>
-          <w:rFonts w:hint="default"/>
-          <w:lang w:val="en-US"/>
-        </w:rPr>
-        <w:t>Launch-</w:t>
-      </w:r>
-      <w:r>
-        <w:rPr>
-          <w:rFonts w:hint="default"/>
-          <w:lang w:val="ru-RU"/>
-        </w:rPr>
-        <w:t xml:space="preserve">файл </w:t>
-      </w:r>
-      <w:r>
-        <w:rPr>
-          <w:rFonts w:hint="default"/>
-          <w:lang w:val="en-US"/>
-        </w:rPr>
-        <w:t>jetbot_sensors_and_motors.launch.py</w:t>
-      </w:r>
-      <w:bookmarkEnd w:id="26"/>
-    </w:p>
-    <w:p>
-      <w:pPr>
-        <w:ind w:left="0" w:leftChars="0" w:firstLine="720" w:firstLineChars="0"/>
-        <w:rPr>
-          <w:rFonts w:hint="default"/>
-          <w:lang w:val="en-US"/>
-        </w:rPr>
-      </w:pPr>
-      <w:r>
-        <w:rPr>
-          <w:rFonts w:hint="default"/>
-          <w:lang w:val="en-US"/>
-        </w:rPr>
-        <w:t>Этот файл запускает все аппаратные</w:t>
-      </w:r>
-      <w:r>
-        <w:rPr>
-          <w:rFonts w:hint="default"/>
-          <w:lang w:val="ru-RU"/>
-        </w:rPr>
-        <w:t xml:space="preserve"> </w:t>
-      </w:r>
-      <w:r>
-        <w:rPr>
-          <w:rFonts w:hint="default"/>
-          <w:lang w:val="en-US"/>
-        </w:rPr>
-        <w:t xml:space="preserve">сенсоры и приводы робота. Он позволяет гибко включать/отключать отдельные компоненты через аргументы. </w:t>
-      </w:r>
-      <w:r>
-        <w:rPr>
-          <w:rFonts w:hint="default"/>
-          <w:lang w:val="ru-RU"/>
-        </w:rPr>
-        <w:t xml:space="preserve"> Предназначени для запуска непосредственно на вычислителе робота, к котрому подключены перечисленные </w:t>
-      </w:r>
-      <w:r>
-        <w:rPr>
-          <w:rFonts w:hint="default"/>
-          <w:lang w:val="en-US"/>
-        </w:rPr>
-        <w:t>Основные запускаемые подсистемы:</w:t>
+        <w:t>Моторы через последовательный мост (пакет serial_bridge_package).</w:t>
       </w:r>
     </w:p>
     <w:p>
       <w:pPr>
         <w:numPr>
           <w:ilvl w:val="0"/>
-          <w:numId w:val="12"/>
+          <w:numId w:val="11"/>
         </w:numPr>
         <w:ind w:left="420" w:leftChars="0" w:hanging="420" w:firstLineChars="0"/>
         <w:rPr>
@@ -13145,66 +14644,6 @@
           <w:rFonts w:hint="default"/>
           <w:lang w:val="en-US"/>
         </w:rPr>
-        <w:t>Лидар (пакет sllidar_ros2) и его фильтр (пакет lidar_filter);</w:t>
-      </w:r>
-    </w:p>
-    <w:p>
-      <w:pPr>
-        <w:numPr>
-          <w:ilvl w:val="0"/>
-          <w:numId w:val="12"/>
-        </w:numPr>
-        <w:ind w:left="420" w:leftChars="0" w:hanging="420" w:firstLineChars="0"/>
-        <w:rPr>
-          <w:rFonts w:hint="default"/>
-          <w:lang w:val="en-US"/>
-        </w:rPr>
-      </w:pPr>
-      <w:r>
-        <w:rPr>
-          <w:rFonts w:hint="default"/>
-          <w:lang w:val="en-US"/>
-        </w:rPr>
-        <w:t>Фронтальная камера Intel RealSense D435i (пакет realsense2_camera) с пользовательской конфигурацией;</w:t>
-      </w:r>
-    </w:p>
-    <w:p>
-      <w:pPr>
-        <w:numPr>
-          <w:ilvl w:val="0"/>
-          <w:numId w:val="12"/>
-        </w:numPr>
-        <w:ind w:left="420" w:leftChars="0" w:hanging="420" w:firstLineChars="0"/>
-        <w:rPr>
-          <w:rFonts w:hint="default"/>
-          <w:lang w:val="en-US"/>
-        </w:rPr>
-      </w:pPr>
-      <w:r>
-        <w:rPr>
-          <w:rFonts w:hint="default"/>
-          <w:lang w:val="en-US"/>
-        </w:rPr>
-        <w:t>Моторы через последовательный мост (пакет serial_bridge_package).</w:t>
-      </w:r>
-    </w:p>
-    <w:p>
-      <w:pPr>
-        <w:numPr>
-          <w:ilvl w:val="0"/>
-          <w:numId w:val="12"/>
-        </w:numPr>
-        <w:ind w:left="420" w:leftChars="0" w:hanging="420" w:firstLineChars="0"/>
-        <w:rPr>
-          <w:rFonts w:hint="default"/>
-          <w:lang w:val="en-US"/>
-        </w:rPr>
-      </w:pPr>
-      <w:r>
-        <w:rPr>
-          <w:rFonts w:hint="default"/>
-          <w:lang w:val="en-US"/>
-        </w:rPr>
         <w:t>Также добавляется статический трансформ между фреймами камеры (аналогично предыдущему файлу) при включённой камере.</w:t>
       </w:r>
     </w:p>
@@ -13295,26 +14734,11 @@
         <w:t xml:space="preserve">Таблица </w:t>
       </w:r>
       <w:r>
-        <w:fldChar w:fldCharType="begin"/>
-      </w:r>
-      <w:r>
-        <w:instrText xml:space="preserve"> SEQ Таблица \* ARABIC </w:instrText>
-      </w:r>
-      <w:r>
-        <w:fldChar w:fldCharType="separate"/>
-      </w:r>
-      <w:r>
-        <w:t>9</w:t>
-      </w:r>
-      <w:r>
-        <w:fldChar w:fldCharType="end"/>
-      </w:r>
-      <w:r>
-        <w:rPr>
-          <w:rFonts w:hint="default"/>
-          <w:lang w:val="ru-RU"/>
-        </w:rPr>
-        <w:t>.</w:t>
+        <w:rPr>
+          <w:rFonts w:hint="default"/>
+          <w:lang w:val="ru-RU"/>
+        </w:rPr>
+        <w:t>7.</w:t>
       </w:r>
       <w:r>
         <w:rPr>
@@ -14176,15 +15600,15 @@
         <w:ind w:left="0" w:leftChars="0" w:firstLine="0" w:firstLineChars="0"/>
         <w:jc w:val="center"/>
       </w:pPr>
-      <w:bookmarkStart w:id="27" w:name="_Toc540280343"/>
-      <w:bookmarkStart w:id="28" w:name="_Toc1302352556"/>
+      <w:bookmarkStart w:id="27" w:name="_Toc1302352556"/>
+      <w:bookmarkStart w:id="28" w:name="_Toc540280343"/>
     </w:p>
     <w:p>
       <w:pPr>
         <w:pStyle w:val="3"/>
         <w:numPr>
           <w:ilvl w:val="1"/>
-          <w:numId w:val="10"/>
+          <w:numId w:val="9"/>
         </w:numPr>
         <w:bidi w:val="0"/>
         <w:ind w:left="0" w:leftChars="0" w:firstLine="0" w:firstLineChars="0"/>
@@ -14351,26 +15775,11 @@
         <w:t xml:space="preserve">Таблица </w:t>
       </w:r>
       <w:r>
-        <w:fldChar w:fldCharType="begin"/>
-      </w:r>
-      <w:r>
-        <w:instrText xml:space="preserve"> SEQ Таблица \* ARABIC </w:instrText>
-      </w:r>
-      <w:r>
-        <w:fldChar w:fldCharType="separate"/>
-      </w:r>
-      <w:r>
-        <w:t>11</w:t>
-      </w:r>
-      <w:r>
-        <w:fldChar w:fldCharType="end"/>
-      </w:r>
-      <w:r>
-        <w:rPr>
-          <w:rFonts w:hint="default"/>
-          <w:lang w:val="ru-RU"/>
-        </w:rPr>
-        <w:t>.</w:t>
+        <w:rPr>
+          <w:rFonts w:hint="default"/>
+          <w:lang w:val="ru-RU"/>
+        </w:rPr>
+        <w:t>8.</w:t>
       </w:r>
       <w:r>
         <w:rPr>
@@ -14774,7 +16183,7 @@
         <w:pStyle w:val="3"/>
         <w:numPr>
           <w:ilvl w:val="1"/>
-          <w:numId w:val="10"/>
+          <w:numId w:val="9"/>
         </w:numPr>
         <w:bidi w:val="0"/>
         <w:ind w:left="0" w:leftChars="0" w:firstLine="0" w:firstLineChars="0"/>
@@ -14943,8 +16352,6 @@
           <w:lang w:val="ru-RU"/>
         </w:rPr>
       </w:pPr>
-      <w:bookmarkStart w:id="35" w:name="_GoBack"/>
-      <w:bookmarkEnd w:id="35"/>
     </w:p>
     <w:p>
       <w:pPr>
@@ -14959,26 +16366,11 @@
         <w:t xml:space="preserve">Таблица </w:t>
       </w:r>
       <w:r>
-        <w:fldChar w:fldCharType="begin"/>
-      </w:r>
-      <w:r>
-        <w:instrText xml:space="preserve"> SEQ Таблица \* ARABIC </w:instrText>
-      </w:r>
-      <w:r>
-        <w:fldChar w:fldCharType="separate"/>
-      </w:r>
-      <w:r>
-        <w:t>12</w:t>
-      </w:r>
-      <w:r>
-        <w:fldChar w:fldCharType="end"/>
-      </w:r>
-      <w:r>
-        <w:rPr>
-          <w:rFonts w:hint="default"/>
-          <w:lang w:val="ru-RU"/>
-        </w:rPr>
-        <w:t>.</w:t>
+        <w:rPr>
+          <w:rFonts w:hint="default"/>
+          <w:lang w:val="ru-RU"/>
+        </w:rPr>
+        <w:t>9.</w:t>
       </w:r>
       <w:r>
         <w:rPr>
@@ -15492,7 +16884,7 @@
         <w:pStyle w:val="3"/>
         <w:numPr>
           <w:ilvl w:val="0"/>
-          <w:numId w:val="10"/>
+          <w:numId w:val="9"/>
         </w:numPr>
         <w:bidi w:val="0"/>
         <w:ind w:left="0" w:leftChars="0" w:firstLine="0" w:firstLineChars="0"/>
@@ -15515,7 +16907,7 @@
       <w:pPr>
         <w:numPr>
           <w:ilvl w:val="0"/>
-          <w:numId w:val="13"/>
+          <w:numId w:val="12"/>
         </w:numPr>
         <w:tabs>
           <w:tab w:val="clear" w:pos="420"/>
@@ -15538,7 +16930,7 @@
       <w:pPr>
         <w:numPr>
           <w:ilvl w:val="0"/>
-          <w:numId w:val="14"/>
+          <w:numId w:val="13"/>
         </w:numPr>
         <w:ind w:left="840" w:leftChars="0" w:hanging="420" w:firstLineChars="0"/>
         <w:rPr>
@@ -15552,6 +16944,66 @@
           <w:lang w:val="ru-RU"/>
         </w:rPr>
         <w:t>navigation_param_real.yaml, navigation_param_sim.yaml – параметры Nav2.</w:t>
+      </w:r>
+    </w:p>
+    <w:p>
+      <w:pPr>
+        <w:numPr>
+          <w:ilvl w:val="0"/>
+          <w:numId w:val="13"/>
+        </w:numPr>
+        <w:bidi w:val="0"/>
+        <w:rPr>
+          <w:rFonts w:hint="default"/>
+          <w:lang w:val="ru-RU"/>
+        </w:rPr>
+      </w:pPr>
+      <w:r>
+        <w:rPr>
+          <w:rFonts w:hint="default"/>
+          <w:lang w:val="ru-RU"/>
+        </w:rPr>
+        <w:t>mapper_params_real.yaml, mapper_params_sim.yaml – параметры SLAM Toolbox.</w:t>
+      </w:r>
+    </w:p>
+    <w:p>
+      <w:pPr>
+        <w:numPr>
+          <w:ilvl w:val="0"/>
+          <w:numId w:val="13"/>
+        </w:numPr>
+        <w:ind w:left="840" w:leftChars="0" w:hanging="420" w:firstLineChars="0"/>
+        <w:rPr>
+          <w:rFonts w:hint="default"/>
+          <w:lang w:val="ru-RU"/>
+        </w:rPr>
+      </w:pPr>
+      <w:r>
+        <w:rPr>
+          <w:rFonts w:hint="default"/>
+          <w:lang w:val="ru-RU"/>
+        </w:rPr>
+        <w:t>amcl_config_real.yaml, amcl_config_sim.yaml – параметры AMCL.</w:t>
+      </w:r>
+    </w:p>
+    <w:p>
+      <w:pPr>
+        <w:numPr>
+          <w:ilvl w:val="0"/>
+          <w:numId w:val="13"/>
+        </w:numPr>
+        <w:ind w:left="840" w:leftChars="0" w:hanging="420" w:firstLineChars="0"/>
+        <w:rPr>
+          <w:rFonts w:hint="default"/>
+          <w:lang w:val="ru-RU"/>
+        </w:rPr>
+      </w:pPr>
+      <w:r>
+        <w:rPr>
+          <w:rFonts w:hint="default"/>
+          <w:lang w:val="ru-RU"/>
+        </w:rPr>
+        <w:t>realsense_config.yaml – пользовательские настройки камеры RealSense.</w:t>
       </w:r>
     </w:p>
     <w:p>
@@ -15560,18 +17012,18 @@
           <w:ilvl w:val="0"/>
           <w:numId w:val="14"/>
         </w:numPr>
-        <w:bidi w:val="0"/>
-        <w:rPr>
-          <w:rFonts w:hint="default"/>
-          <w:lang w:val="ru-RU"/>
-        </w:rPr>
-      </w:pPr>
-      <w:r>
-        <w:rPr>
-          <w:rFonts w:hint="default"/>
-          <w:lang w:val="ru-RU"/>
-        </w:rPr>
-        <w:t>mapper_params_real.yaml, mapper_params_sim.yaml – параметры SLAM Toolbox.</w:t>
+        <w:ind w:left="420" w:leftChars="0" w:hanging="420" w:firstLineChars="0"/>
+        <w:rPr>
+          <w:rFonts w:hint="default"/>
+          <w:lang w:val="ru-RU"/>
+        </w:rPr>
+      </w:pPr>
+      <w:r>
+        <w:rPr>
+          <w:rFonts w:hint="default"/>
+          <w:lang w:val="ru-RU"/>
+        </w:rPr>
+        <w:t>RViz-конфигурация (каталог rviz): full.rviz – предустановленный вид для визуализации всех компонентов.</w:t>
       </w:r>
     </w:p>
     <w:p>
@@ -15579,66 +17031,6 @@
         <w:numPr>
           <w:ilvl w:val="0"/>
           <w:numId w:val="14"/>
-        </w:numPr>
-        <w:ind w:left="840" w:leftChars="0" w:hanging="420" w:firstLineChars="0"/>
-        <w:rPr>
-          <w:rFonts w:hint="default"/>
-          <w:lang w:val="ru-RU"/>
-        </w:rPr>
-      </w:pPr>
-      <w:r>
-        <w:rPr>
-          <w:rFonts w:hint="default"/>
-          <w:lang w:val="ru-RU"/>
-        </w:rPr>
-        <w:t>amcl_config_real.yaml, amcl_config_sim.yaml – параметры AMCL.</w:t>
-      </w:r>
-    </w:p>
-    <w:p>
-      <w:pPr>
-        <w:numPr>
-          <w:ilvl w:val="0"/>
-          <w:numId w:val="14"/>
-        </w:numPr>
-        <w:ind w:left="840" w:leftChars="0" w:hanging="420" w:firstLineChars="0"/>
-        <w:rPr>
-          <w:rFonts w:hint="default"/>
-          <w:lang w:val="ru-RU"/>
-        </w:rPr>
-      </w:pPr>
-      <w:r>
-        <w:rPr>
-          <w:rFonts w:hint="default"/>
-          <w:lang w:val="ru-RU"/>
-        </w:rPr>
-        <w:t>realsense_config.yaml – пользовательские настройки камеры RealSense.</w:t>
-      </w:r>
-    </w:p>
-    <w:p>
-      <w:pPr>
-        <w:numPr>
-          <w:ilvl w:val="0"/>
-          <w:numId w:val="15"/>
-        </w:numPr>
-        <w:ind w:left="420" w:leftChars="0" w:hanging="420" w:firstLineChars="0"/>
-        <w:rPr>
-          <w:rFonts w:hint="default"/>
-          <w:lang w:val="ru-RU"/>
-        </w:rPr>
-      </w:pPr>
-      <w:r>
-        <w:rPr>
-          <w:rFonts w:hint="default"/>
-          <w:lang w:val="ru-RU"/>
-        </w:rPr>
-        <w:t>RViz-конфигурация (каталог rviz): full.rviz – предустановленный вид для визуализации всех компонентов.</w:t>
-      </w:r>
-    </w:p>
-    <w:p>
-      <w:pPr>
-        <w:numPr>
-          <w:ilvl w:val="0"/>
-          <w:numId w:val="15"/>
         </w:numPr>
         <w:ind w:left="420" w:leftChars="0" w:hanging="420" w:firstLineChars="0"/>
         <w:rPr>
@@ -15676,8 +17068,8 @@
           <w:lang w:val="ru-RU" w:eastAsia="zh-CN" w:bidi="ar-SA"/>
         </w:rPr>
       </w:pPr>
-      <w:bookmarkStart w:id="32" w:name="_Toc12266"/>
-      <w:bookmarkStart w:id="33" w:name="_Toc32683"/>
+      <w:bookmarkStart w:id="32" w:name="_Toc32683"/>
+      <w:bookmarkStart w:id="33" w:name="_Toc12266"/>
       <w:bookmarkStart w:id="34" w:name="_Toc2056133004"/>
       <w:r>
         <w:rPr>
@@ -15991,7 +17383,7 @@
                           </pic:cNvPicPr>
                         </pic:nvPicPr>
                         <pic:blipFill>
-                          <a:blip r:embed="rId8"/>
+                          <a:blip r:embed="rId9"/>
                           <a:stretch>
                             <a:fillRect/>
                           </a:stretch>
@@ -16063,7 +17455,7 @@
                           </pic:cNvPicPr>
                         </pic:nvPicPr>
                         <pic:blipFill>
-                          <a:blip r:embed="rId9"/>
+                          <a:blip r:embed="rId10"/>
                           <a:stretch>
                             <a:fillRect/>
                           </a:stretch>
@@ -16109,120 +17501,6 @@
     </w:sectPr>
   </w:body>
 </w:document>
-</file>
-
-<file path=word/comments.xml><?xml version="1.0" encoding="utf-8"?>
-<w:comments xmlns:wpc="http://schemas.microsoft.com/office/word/2010/wordprocessingCanvas" xmlns:mc="http://schemas.openxmlformats.org/markup-compatibility/2006" xmlns:o="urn:schemas-microsoft-com:office:office" xmlns:r="http://schemas.openxmlformats.org/officeDocument/2006/relationships" xmlns:m="http://schemas.openxmlformats.org/officeDocument/2006/math" xmlns:v="urn:schemas-microsoft-com:vml" xmlns:wp14="http://schemas.microsoft.com/office/word/2010/wordprocessingDrawing" xmlns:wp="http://schemas.openxmlformats.org/drawingml/2006/wordprocessingDrawing" xmlns:w="http://schemas.openxmlformats.org/wordprocessingml/2006/main" xmlns:w14="http://schemas.microsoft.com/office/word/2010/wordml" xmlns:w15="http://schemas.microsoft.com/office/word/2012/wordml" xmlns:w10="urn:schemas-microsoft-com:office:word" xmlns:wpg="http://schemas.microsoft.com/office/word/2010/wordprocessingGroup" xmlns:wpi="http://schemas.microsoft.com/office/word/2010/wordprocessingInk" xmlns:wne="http://schemas.microsoft.com/office/word/2006/wordml" xmlns:wps="http://schemas.microsoft.com/office/word/2010/wordprocessingShape" xmlns:wpsCustomData="http://www.wps.cn/officeDocument/2013/wpsCustomData" mc:Ignorable="w14 w15 wp14">
-  <w:comment w:id="0" w:author="banana-killer" w:date="2026-02-18T12:42:08Z" w:initials="b">
-    <w:p>
-      <w:pPr>
-        <w:pStyle w:val="8"/>
-        <w:rPr>
-          <w:rFonts w:hint="default"/>
-          <w:lang w:val="ru-RU"/>
-        </w:rPr>
-      </w:pPr>
-      <w:r>
-        <w:rPr>
-          <w:rFonts w:hint="default"/>
-          <w:lang w:val="ru-RU"/>
-        </w:rPr>
-        <w:t>Всё, что ниже, не проверено Алисой</w:t>
-      </w:r>
-    </w:p>
-    <w:p>
-      <w:pPr>
-        <w:pStyle w:val="8"/>
-        <w:ind w:left="0" w:leftChars="0" w:firstLine="0" w:firstLineChars="0"/>
-        <w:rPr>
-          <w:rFonts w:hint="default"/>
-          <w:lang w:val="ru-RU"/>
-        </w:rPr>
-      </w:pPr>
-    </w:p>
-  </w:comment>
-  <w:comment w:id="1" w:author="Alexander Grachev" w:date="2026-02-15T17:07:05Z" w:initials="">
-    <w:p>
-      <w:pPr>
-        <w:pStyle w:val="8"/>
-        <w:rPr>
-          <w:rFonts w:hint="default"/>
-          <w:lang w:val="ru-RU"/>
-        </w:rPr>
-      </w:pPr>
-      <w:r>
-        <w:rPr>
-          <w:lang w:val="ru-RU"/>
-        </w:rPr>
-        <w:t>Добавить</w:t>
-      </w:r>
-      <w:r>
-        <w:rPr>
-          <w:rFonts w:hint="default"/>
-          <w:lang w:val="ru-RU"/>
-        </w:rPr>
-        <w:t xml:space="preserve"> позже</w:t>
-      </w:r>
-    </w:p>
-  </w:comment>
-  <w:comment w:id="2" w:author="banana-killer" w:date="2026-02-19T11:04:58Z" w:initials="b">
-    <w:p>
-      <w:pPr>
-        <w:pStyle w:val="8"/>
-        <w:rPr>
-          <w:rFonts w:hint="default"/>
-          <w:lang w:val="ru-RU"/>
-        </w:rPr>
-      </w:pPr>
-      <w:r>
-        <w:rPr>
-          <w:lang w:val="ru-RU"/>
-        </w:rPr>
-        <w:t>Добавить</w:t>
-      </w:r>
-      <w:r>
-        <w:rPr>
-          <w:rFonts w:hint="default"/>
-          <w:lang w:val="ru-RU"/>
-        </w:rPr>
-        <w:t xml:space="preserve"> позже</w:t>
-      </w:r>
-    </w:p>
-  </w:comment>
-  <w:comment w:id="3" w:author="banana-killer" w:date="2026-02-19T11:07:26Z" w:initials="b">
-    <w:p>
-      <w:pPr>
-        <w:pStyle w:val="8"/>
-        <w:rPr>
-          <w:rFonts w:hint="default"/>
-          <w:lang w:val="ru-RU"/>
-        </w:rPr>
-      </w:pPr>
-      <w:r>
-        <w:rPr>
-          <w:lang w:val="ru-RU"/>
-        </w:rPr>
-        <w:t>Поменять</w:t>
-      </w:r>
-      <w:r>
-        <w:rPr>
-          <w:rFonts w:hint="default"/>
-          <w:lang w:val="ru-RU"/>
-        </w:rPr>
-        <w:t xml:space="preserve"> аргументы мира</w:t>
-      </w:r>
-    </w:p>
-  </w:comment>
-</w:comments>
-</file>
-
-<file path=word/commentsExtended.xml><?xml version="1.0" encoding="utf-8"?>
-<w15:commentsEx xmlns:wpc="http://schemas.microsoft.com/office/word/2010/wordprocessingCanvas" xmlns:mc="http://schemas.openxmlformats.org/markup-compatibility/2006" xmlns:o="urn:schemas-microsoft-com:office:office" xmlns:r="http://schemas.openxmlformats.org/officeDocument/2006/relationships" xmlns:m="http://schemas.openxmlformats.org/officeDocument/2006/math" xmlns:v="urn:schemas-microsoft-com:vml" xmlns:wp14="http://schemas.microsoft.com/office/word/2010/wordprocessingDrawing" xmlns:wp="http://schemas.openxmlformats.org/drawingml/2006/wordprocessingDrawing" xmlns:w="http://schemas.openxmlformats.org/wordprocessingml/2006/main" xmlns:w14="http://schemas.microsoft.com/office/word/2010/wordml" xmlns:w15="http://schemas.microsoft.com/office/word/2012/wordml" xmlns:w10="urn:schemas-microsoft-com:office:word" xmlns:wpg="http://schemas.microsoft.com/office/word/2010/wordprocessingGroup" xmlns:wpi="http://schemas.microsoft.com/office/word/2010/wordprocessingInk" xmlns:wne="http://schemas.microsoft.com/office/word/2006/wordml" xmlns:wps="http://schemas.microsoft.com/office/word/2010/wordprocessingShape" xmlns:wpsCustomData="http://www.wps.cn/officeDocument/2013/wpsCustomData" mc:Ignorable="w14 w15 wp14">
-  <w15:commentEx w15:paraId="AFFCEA2A" w15:done="0"/>
-  <w15:commentEx w15:paraId="FFFCFADF" w15:done="0"/>
-  <w15:commentEx w15:paraId="77C730C7" w15:done="0"/>
-  <w15:commentEx w15:paraId="376B5D64" w15:done="0"/>
-</w15:commentsEx>
 </file>
 
 <file path=word/footer1.xml><?xml version="1.0" encoding="utf-8"?>
@@ -17050,26 +18328,6 @@
     </w:lvl>
   </w:abstractNum>
   <w:abstractNum w:abstractNumId="12">
-    <w:nsid w:val="653A833B"/>
-    <w:multiLevelType w:val="singleLevel"/>
-    <w:tmpl w:val="653A833B"/>
-    <w:lvl w:ilvl="0" w:tentative="0">
-      <w:start w:val="1"/>
-      <w:numFmt w:val="bullet"/>
-      <w:lvlText w:val=""/>
-      <w:lvlJc w:val="left"/>
-      <w:pPr>
-        <w:tabs>
-          <w:tab w:val="left" w:pos="420"/>
-        </w:tabs>
-        <w:ind w:left="420" w:leftChars="0" w:hanging="420" w:firstLineChars="0"/>
-      </w:pPr>
-      <w:rPr>
-        <w:rFonts w:hint="default" w:ascii="Wingdings" w:hAnsi="Wingdings"/>
-      </w:rPr>
-    </w:lvl>
-  </w:abstractNum>
-  <w:abstractNum w:abstractNumId="13">
     <w:nsid w:val="6A16BF66"/>
     <w:multiLevelType w:val="multilevel"/>
     <w:tmpl w:val="6A16BF66"/>
@@ -17185,7 +18443,7 @@
       </w:rPr>
     </w:lvl>
   </w:abstractNum>
-  <w:abstractNum w:abstractNumId="14">
+  <w:abstractNum w:abstractNumId="13">
     <w:nsid w:val="772CE419"/>
     <w:multiLevelType w:val="singleLevel"/>
     <w:tmpl w:val="772CE419"/>
@@ -17208,7 +18466,7 @@
     </w:lvl>
   </w:abstractNum>
   <w:num w:numId="1">
-    <w:abstractNumId w:val="14"/>
+    <w:abstractNumId w:val="13"/>
   </w:num>
   <w:num w:numId="2">
     <w:abstractNumId w:val="4"/>
@@ -17223,47 +18481,33 @@
     <w:abstractNumId w:val="9"/>
   </w:num>
   <w:num w:numId="6">
+    <w:abstractNumId w:val="10"/>
+  </w:num>
+  <w:num w:numId="7">
+    <w:abstractNumId w:val="7"/>
+  </w:num>
+  <w:num w:numId="8">
+    <w:abstractNumId w:val="3"/>
+  </w:num>
+  <w:num w:numId="9">
     <w:abstractNumId w:val="12"/>
   </w:num>
-  <w:num w:numId="7">
-    <w:abstractNumId w:val="10"/>
-  </w:num>
-  <w:num w:numId="8">
-    <w:abstractNumId w:val="7"/>
-  </w:num>
-  <w:num w:numId="9">
-    <w:abstractNumId w:val="3"/>
-  </w:num>
   <w:num w:numId="10">
-    <w:abstractNumId w:val="13"/>
+    <w:abstractNumId w:val="6"/>
   </w:num>
   <w:num w:numId="11">
-    <w:abstractNumId w:val="6"/>
+    <w:abstractNumId w:val="2"/>
   </w:num>
   <w:num w:numId="12">
-    <w:abstractNumId w:val="2"/>
+    <w:abstractNumId w:val="8"/>
   </w:num>
   <w:num w:numId="13">
-    <w:abstractNumId w:val="8"/>
+    <w:abstractNumId w:val="11"/>
   </w:num>
   <w:num w:numId="14">
-    <w:abstractNumId w:val="11"/>
-  </w:num>
-  <w:num w:numId="15">
     <w:abstractNumId w:val="1"/>
   </w:num>
 </w:numbering>
-</file>
-
-<file path=word/people.xml><?xml version="1.0" encoding="utf-8"?>
-<w15:people xmlns:wpc="http://schemas.microsoft.com/office/word/2010/wordprocessingCanvas" xmlns:mc="http://schemas.openxmlformats.org/markup-compatibility/2006" xmlns:o="urn:schemas-microsoft-com:office:office" xmlns:r="http://schemas.openxmlformats.org/officeDocument/2006/relationships" xmlns:m="http://schemas.openxmlformats.org/officeDocument/2006/math" xmlns:v="urn:schemas-microsoft-com:vml" xmlns:wp14="http://schemas.microsoft.com/office/word/2010/wordprocessingDrawing" xmlns:wp="http://schemas.openxmlformats.org/drawingml/2006/wordprocessingDrawing" xmlns:w="http://schemas.openxmlformats.org/wordprocessingml/2006/main" xmlns:w14="http://schemas.microsoft.com/office/word/2010/wordml" xmlns:w15="http://schemas.microsoft.com/office/word/2012/wordml" xmlns:w10="urn:schemas-microsoft-com:office:word" xmlns:wpg="http://schemas.microsoft.com/office/word/2010/wordprocessingGroup" xmlns:wpi="http://schemas.microsoft.com/office/word/2010/wordprocessingInk" xmlns:wne="http://schemas.microsoft.com/office/word/2006/wordml" xmlns:wps="http://schemas.microsoft.com/office/word/2010/wordprocessingShape" xmlns:wpsCustomData="http://www.wps.cn/officeDocument/2013/wpsCustomData" mc:Ignorable="w14 w15 wp14">
-  <w15:person w15:author="banana-killer">
-    <w15:presenceInfo w15:providerId="None" w15:userId="banana-killer"/>
-  </w15:person>
-  <w15:person w15:author="Alexander Grachev">
-    <w15:presenceInfo w15:providerId="WPS Office" w15:userId="2759270982"/>
-  </w15:person>
-</w15:people>
 </file>
 
 <file path=word/styles.xml><?xml version="1.0" encoding="utf-8"?>
@@ -17726,8 +18970,11 @@
     <w:qFormat/>
     <w:uiPriority w:val="0"/>
     <w:pPr>
-      <w:ind w:left="420" w:leftChars="200"/>
+      <w:ind w:left="420" w:leftChars="200" w:firstLine="0"/>
     </w:pPr>
+    <w:rPr>
+      <w:rFonts w:ascii="Times New Roman" w:hAnsi="Times New Roman"/>
+    </w:rPr>
   </w:style>
   <w:style w:type="paragraph" w:styleId="15">
     <w:name w:val="toc 3"/>

--- a/docs/Справочная_инфомация/3_Доп_ПО.docx
+++ b/docs/Справочная_инфомация/3_Доп_ПО.docx
@@ -401,7 +401,7 @@
     </w:p>
     <w:p>
       <w:pPr>
-        <w:pStyle w:val="11"/>
+        <w:pStyle w:val="13"/>
         <w:tabs>
           <w:tab w:val="right" w:leader="dot" w:pos="8306"/>
         </w:tabs>
@@ -412,8 +412,6 @@
           <w:lang w:val="ru-RU"/>
         </w:rPr>
       </w:pPr>
-      <w:bookmarkStart w:id="34" w:name="_GoBack"/>
-      <w:bookmarkEnd w:id="34"/>
       <w:r>
         <w:rPr>
           <w:rFonts w:hint="default"/>
@@ -422,177 +420,6 @@
           <w:lang w:val="ru-RU"/>
         </w:rPr>
         <w:t>ОГЛАВЛЕНИЕ</w:t>
-      </w:r>
-    </w:p>
-    <w:p>
-      <w:pPr>
-        <w:pStyle w:val="11"/>
-        <w:tabs>
-          <w:tab w:val="right" w:leader="dot" w:pos="8306"/>
-        </w:tabs>
-        <w:rPr>
-          <w:sz w:val="24"/>
-          <w:szCs w:val="18"/>
-        </w:rPr>
-      </w:pPr>
-      <w:r>
-        <w:rPr>
-          <w:rFonts w:hint="default"/>
-          <w:sz w:val="24"/>
-          <w:szCs w:val="18"/>
-          <w:lang w:val="en-US"/>
-        </w:rPr>
-        <w:fldChar w:fldCharType="begin"/>
-      </w:r>
-      <w:r>
-        <w:rPr>
-          <w:rFonts w:hint="default"/>
-          <w:sz w:val="24"/>
-          <w:szCs w:val="18"/>
-          <w:lang w:val="en-US"/>
-        </w:rPr>
-        <w:instrText xml:space="preserve">TOC \o "1-3" \h \u </w:instrText>
-      </w:r>
-      <w:r>
-        <w:rPr>
-          <w:rFonts w:hint="default"/>
-          <w:sz w:val="24"/>
-          <w:szCs w:val="18"/>
-          <w:lang w:val="en-US"/>
-        </w:rPr>
-        <w:fldChar w:fldCharType="separate"/>
-      </w:r>
-      <w:r>
-        <w:rPr>
-          <w:rFonts w:hint="default"/>
-          <w:sz w:val="24"/>
-          <w:szCs w:val="18"/>
-          <w:lang w:val="en-US"/>
-        </w:rPr>
-        <w:fldChar w:fldCharType="begin"/>
-      </w:r>
-      <w:r>
-        <w:rPr>
-          <w:rFonts w:hint="default"/>
-          <w:sz w:val="24"/>
-          <w:szCs w:val="18"/>
-          <w:lang w:val="en-US"/>
-        </w:rPr>
-        <w:instrText xml:space="preserve"> HYPERLINK \l _Toc24091 </w:instrText>
-      </w:r>
-      <w:r>
-        <w:rPr>
-          <w:rFonts w:hint="default"/>
-          <w:sz w:val="24"/>
-          <w:szCs w:val="18"/>
-          <w:lang w:val="en-US"/>
-        </w:rPr>
-        <w:fldChar w:fldCharType="separate"/>
-      </w:r>
-      <w:r>
-        <w:rPr>
-          <w:rFonts w:hint="default"/>
-          <w:sz w:val="24"/>
-          <w:szCs w:val="18"/>
-          <w:lang w:val="en-US"/>
-        </w:rPr>
-        <w:t>ROS2-</w:t>
-      </w:r>
-      <w:r>
-        <w:rPr>
-          <w:rFonts w:hint="default"/>
-          <w:sz w:val="24"/>
-          <w:szCs w:val="18"/>
-          <w:lang w:val="ru-RU"/>
-        </w:rPr>
-        <w:t xml:space="preserve">пакет для описания трансформов между системами координат и моделирования </w:t>
-      </w:r>
-      <w:r>
-        <w:rPr>
-          <w:rFonts w:hint="default"/>
-          <w:sz w:val="24"/>
-          <w:szCs w:val="18"/>
-          <w:lang w:val="en-US"/>
-        </w:rPr>
-        <w:t>jetbot_mirea</w:t>
-      </w:r>
-      <w:r>
-        <w:rPr>
-          <w:rFonts w:hint="default"/>
-          <w:sz w:val="24"/>
-          <w:szCs w:val="18"/>
-          <w:lang w:val="ru-RU"/>
-        </w:rPr>
-        <w:t xml:space="preserve"> - «</w:t>
-      </w:r>
-      <w:r>
-        <w:rPr>
-          <w:rFonts w:hint="default"/>
-          <w:sz w:val="24"/>
-          <w:szCs w:val="18"/>
-          <w:lang w:val="en-US"/>
-        </w:rPr>
-        <w:t>jetbot_mirea_description</w:t>
-      </w:r>
-      <w:r>
-        <w:rPr>
-          <w:rFonts w:hint="default"/>
-          <w:sz w:val="24"/>
-          <w:szCs w:val="18"/>
-          <w:lang w:val="ru-RU"/>
-        </w:rPr>
-        <w:t>»</w:t>
-      </w:r>
-      <w:r>
-        <w:rPr>
-          <w:sz w:val="24"/>
-          <w:szCs w:val="18"/>
-        </w:rPr>
-        <w:tab/>
-      </w:r>
-      <w:r>
-        <w:rPr>
-          <w:sz w:val="24"/>
-          <w:szCs w:val="18"/>
-        </w:rPr>
-        <w:fldChar w:fldCharType="begin"/>
-      </w:r>
-      <w:r>
-        <w:rPr>
-          <w:sz w:val="24"/>
-          <w:szCs w:val="18"/>
-        </w:rPr>
-        <w:instrText xml:space="preserve"> PAGEREF _Toc24091 \h </w:instrText>
-      </w:r>
-      <w:r>
-        <w:rPr>
-          <w:sz w:val="24"/>
-          <w:szCs w:val="18"/>
-        </w:rPr>
-        <w:fldChar w:fldCharType="separate"/>
-      </w:r>
-      <w:r>
-        <w:rPr>
-          <w:sz w:val="24"/>
-          <w:szCs w:val="18"/>
-        </w:rPr>
-        <w:t>4</w:t>
-      </w:r>
-      <w:r>
-        <w:rPr>
-          <w:sz w:val="24"/>
-          <w:szCs w:val="18"/>
-        </w:rPr>
-        <w:fldChar w:fldCharType="end"/>
-      </w:r>
-      <w:r>
-        <w:rPr>
-          <w:rFonts w:hint="default"/>
-          <w:sz w:val="24"/>
-          <w:szCs w:val="18"/>
-          <w:lang w:val="en-US"/>
-        </w:rPr>
-        <w:fldChar w:fldCharType="end"/>
       </w:r>
     </w:p>
     <w:p>
@@ -601,6 +428,177 @@
         <w:tabs>
           <w:tab w:val="right" w:leader="dot" w:pos="8306"/>
         </w:tabs>
+        <w:rPr>
+          <w:sz w:val="24"/>
+          <w:szCs w:val="18"/>
+        </w:rPr>
+      </w:pPr>
+      <w:r>
+        <w:rPr>
+          <w:rFonts w:hint="default"/>
+          <w:sz w:val="24"/>
+          <w:szCs w:val="18"/>
+          <w:lang w:val="en-US"/>
+        </w:rPr>
+        <w:fldChar w:fldCharType="begin"/>
+      </w:r>
+      <w:r>
+        <w:rPr>
+          <w:rFonts w:hint="default"/>
+          <w:sz w:val="24"/>
+          <w:szCs w:val="18"/>
+          <w:lang w:val="en-US"/>
+        </w:rPr>
+        <w:instrText xml:space="preserve">TOC \o "1-3" \h \u </w:instrText>
+      </w:r>
+      <w:r>
+        <w:rPr>
+          <w:rFonts w:hint="default"/>
+          <w:sz w:val="24"/>
+          <w:szCs w:val="18"/>
+          <w:lang w:val="en-US"/>
+        </w:rPr>
+        <w:fldChar w:fldCharType="separate"/>
+      </w:r>
+      <w:r>
+        <w:rPr>
+          <w:rFonts w:hint="default"/>
+          <w:sz w:val="24"/>
+          <w:szCs w:val="18"/>
+          <w:lang w:val="en-US"/>
+        </w:rPr>
+        <w:fldChar w:fldCharType="begin"/>
+      </w:r>
+      <w:r>
+        <w:rPr>
+          <w:rFonts w:hint="default"/>
+          <w:sz w:val="24"/>
+          <w:szCs w:val="18"/>
+          <w:lang w:val="en-US"/>
+        </w:rPr>
+        <w:instrText xml:space="preserve"> HYPERLINK \l _Toc24091 </w:instrText>
+      </w:r>
+      <w:r>
+        <w:rPr>
+          <w:rFonts w:hint="default"/>
+          <w:sz w:val="24"/>
+          <w:szCs w:val="18"/>
+          <w:lang w:val="en-US"/>
+        </w:rPr>
+        <w:fldChar w:fldCharType="separate"/>
+      </w:r>
+      <w:r>
+        <w:rPr>
+          <w:rFonts w:hint="default"/>
+          <w:sz w:val="24"/>
+          <w:szCs w:val="18"/>
+          <w:lang w:val="en-US"/>
+        </w:rPr>
+        <w:t>ROS2-</w:t>
+      </w:r>
+      <w:r>
+        <w:rPr>
+          <w:rFonts w:hint="default"/>
+          <w:sz w:val="24"/>
+          <w:szCs w:val="18"/>
+          <w:lang w:val="ru-RU"/>
+        </w:rPr>
+        <w:t xml:space="preserve">пакет для описания трансформов между системами координат и моделирования </w:t>
+      </w:r>
+      <w:r>
+        <w:rPr>
+          <w:rFonts w:hint="default"/>
+          <w:sz w:val="24"/>
+          <w:szCs w:val="18"/>
+          <w:lang w:val="en-US"/>
+        </w:rPr>
+        <w:t>jetbot_mirea</w:t>
+      </w:r>
+      <w:r>
+        <w:rPr>
+          <w:rFonts w:hint="default"/>
+          <w:sz w:val="24"/>
+          <w:szCs w:val="18"/>
+          <w:lang w:val="ru-RU"/>
+        </w:rPr>
+        <w:t xml:space="preserve"> - «</w:t>
+      </w:r>
+      <w:r>
+        <w:rPr>
+          <w:rFonts w:hint="default"/>
+          <w:sz w:val="24"/>
+          <w:szCs w:val="18"/>
+          <w:lang w:val="en-US"/>
+        </w:rPr>
+        <w:t>jetbot_mirea_description</w:t>
+      </w:r>
+      <w:r>
+        <w:rPr>
+          <w:rFonts w:hint="default"/>
+          <w:sz w:val="24"/>
+          <w:szCs w:val="18"/>
+          <w:lang w:val="ru-RU"/>
+        </w:rPr>
+        <w:t>»</w:t>
+      </w:r>
+      <w:r>
+        <w:rPr>
+          <w:sz w:val="24"/>
+          <w:szCs w:val="18"/>
+        </w:rPr>
+        <w:tab/>
+      </w:r>
+      <w:r>
+        <w:rPr>
+          <w:sz w:val="24"/>
+          <w:szCs w:val="18"/>
+        </w:rPr>
+        <w:fldChar w:fldCharType="begin"/>
+      </w:r>
+      <w:r>
+        <w:rPr>
+          <w:sz w:val="24"/>
+          <w:szCs w:val="18"/>
+        </w:rPr>
+        <w:instrText xml:space="preserve"> PAGEREF _Toc24091 \h </w:instrText>
+      </w:r>
+      <w:r>
+        <w:rPr>
+          <w:sz w:val="24"/>
+          <w:szCs w:val="18"/>
+        </w:rPr>
+        <w:fldChar w:fldCharType="separate"/>
+      </w:r>
+      <w:r>
+        <w:rPr>
+          <w:sz w:val="24"/>
+          <w:szCs w:val="18"/>
+        </w:rPr>
+        <w:t>4</w:t>
+      </w:r>
+      <w:r>
+        <w:rPr>
+          <w:sz w:val="24"/>
+          <w:szCs w:val="18"/>
+        </w:rPr>
+        <w:fldChar w:fldCharType="end"/>
+      </w:r>
+      <w:r>
+        <w:rPr>
+          <w:rFonts w:hint="default"/>
+          <w:sz w:val="24"/>
+          <w:szCs w:val="18"/>
+          <w:lang w:val="en-US"/>
+        </w:rPr>
+        <w:fldChar w:fldCharType="end"/>
+      </w:r>
+    </w:p>
+    <w:p>
+      <w:pPr>
+        <w:pStyle w:val="14"/>
+        <w:tabs>
+          <w:tab w:val="right" w:leader="dot" w:pos="8306"/>
+        </w:tabs>
         <w:ind w:left="0" w:leftChars="0" w:firstLine="480" w:firstLineChars="200"/>
         <w:rPr>
           <w:rFonts w:hint="default"/>
@@ -679,6 +677,466 @@
           <w:szCs w:val="18"/>
         </w:rPr>
         <w:t>4</w:t>
+      </w:r>
+      <w:r>
+        <w:rPr>
+          <w:sz w:val="24"/>
+          <w:szCs w:val="18"/>
+        </w:rPr>
+        <w:fldChar w:fldCharType="end"/>
+      </w:r>
+      <w:r>
+        <w:rPr>
+          <w:rFonts w:hint="default"/>
+          <w:sz w:val="24"/>
+          <w:szCs w:val="18"/>
+          <w:lang w:val="en-US"/>
+        </w:rPr>
+        <w:fldChar w:fldCharType="end"/>
+      </w:r>
+    </w:p>
+    <w:p>
+      <w:pPr>
+        <w:pStyle w:val="14"/>
+        <w:tabs>
+          <w:tab w:val="right" w:leader="dot" w:pos="8306"/>
+        </w:tabs>
+        <w:ind w:left="0" w:leftChars="0" w:firstLine="480" w:firstLineChars="200"/>
+        <w:rPr>
+          <w:rFonts w:hint="default"/>
+          <w:sz w:val="24"/>
+          <w:szCs w:val="18"/>
+          <w:lang w:val="en-US"/>
+        </w:rPr>
+      </w:pPr>
+      <w:r>
+        <w:rPr>
+          <w:rFonts w:hint="default"/>
+          <w:sz w:val="24"/>
+          <w:szCs w:val="18"/>
+          <w:lang w:val="en-US"/>
+        </w:rPr>
+        <w:fldChar w:fldCharType="begin"/>
+      </w:r>
+      <w:r>
+        <w:rPr>
+          <w:rFonts w:hint="default"/>
+          <w:sz w:val="24"/>
+          <w:szCs w:val="18"/>
+          <w:lang w:val="en-US"/>
+        </w:rPr>
+        <w:instrText xml:space="preserve"> HYPERLINK \l _Toc4293 </w:instrText>
+      </w:r>
+      <w:r>
+        <w:rPr>
+          <w:rFonts w:hint="default"/>
+          <w:sz w:val="24"/>
+          <w:szCs w:val="18"/>
+          <w:lang w:val="en-US"/>
+        </w:rPr>
+        <w:fldChar w:fldCharType="separate"/>
+      </w:r>
+      <w:r>
+        <w:rPr>
+          <w:rFonts w:hint="default"/>
+          <w:sz w:val="24"/>
+          <w:szCs w:val="18"/>
+          <w:lang w:val="en-US"/>
+        </w:rPr>
+        <w:t xml:space="preserve">2. </w:t>
+      </w:r>
+      <w:r>
+        <w:rPr>
+          <w:rFonts w:hint="default"/>
+          <w:sz w:val="24"/>
+          <w:szCs w:val="18"/>
+          <w:lang w:val="ru-RU"/>
+        </w:rPr>
+        <w:t>Описание</w:t>
+      </w:r>
+      <w:r>
+        <w:rPr>
+          <w:sz w:val="24"/>
+          <w:szCs w:val="18"/>
+        </w:rPr>
+        <w:tab/>
+      </w:r>
+      <w:r>
+        <w:rPr>
+          <w:sz w:val="24"/>
+          <w:szCs w:val="18"/>
+        </w:rPr>
+        <w:fldChar w:fldCharType="begin"/>
+      </w:r>
+      <w:r>
+        <w:rPr>
+          <w:sz w:val="24"/>
+          <w:szCs w:val="18"/>
+        </w:rPr>
+        <w:instrText xml:space="preserve"> PAGEREF _Toc4293 \h </w:instrText>
+      </w:r>
+      <w:r>
+        <w:rPr>
+          <w:sz w:val="24"/>
+          <w:szCs w:val="18"/>
+        </w:rPr>
+        <w:fldChar w:fldCharType="separate"/>
+      </w:r>
+      <w:r>
+        <w:rPr>
+          <w:sz w:val="24"/>
+          <w:szCs w:val="18"/>
+        </w:rPr>
+        <w:t>4</w:t>
+      </w:r>
+      <w:r>
+        <w:rPr>
+          <w:sz w:val="24"/>
+          <w:szCs w:val="18"/>
+        </w:rPr>
+        <w:fldChar w:fldCharType="end"/>
+      </w:r>
+      <w:r>
+        <w:rPr>
+          <w:rFonts w:hint="default"/>
+          <w:sz w:val="24"/>
+          <w:szCs w:val="18"/>
+          <w:lang w:val="en-US"/>
+        </w:rPr>
+        <w:fldChar w:fldCharType="end"/>
+      </w:r>
+    </w:p>
+    <w:p>
+      <w:pPr>
+        <w:pStyle w:val="14"/>
+        <w:tabs>
+          <w:tab w:val="right" w:leader="dot" w:pos="8306"/>
+        </w:tabs>
+        <w:ind w:left="0" w:leftChars="0" w:firstLine="960" w:firstLineChars="400"/>
+        <w:rPr>
+          <w:rFonts w:hint="default"/>
+          <w:sz w:val="24"/>
+          <w:szCs w:val="18"/>
+          <w:lang w:val="en-US"/>
+        </w:rPr>
+      </w:pPr>
+      <w:r>
+        <w:rPr>
+          <w:rFonts w:hint="default"/>
+          <w:sz w:val="24"/>
+          <w:szCs w:val="18"/>
+          <w:lang w:val="en-US"/>
+        </w:rPr>
+        <w:fldChar w:fldCharType="begin"/>
+      </w:r>
+      <w:r>
+        <w:rPr>
+          <w:rFonts w:hint="default"/>
+          <w:sz w:val="24"/>
+          <w:szCs w:val="18"/>
+          <w:lang w:val="en-US"/>
+        </w:rPr>
+        <w:instrText xml:space="preserve"> HYPERLINK \l _Toc10258 </w:instrText>
+      </w:r>
+      <w:r>
+        <w:rPr>
+          <w:rFonts w:hint="default"/>
+          <w:sz w:val="24"/>
+          <w:szCs w:val="18"/>
+          <w:lang w:val="en-US"/>
+        </w:rPr>
+        <w:fldChar w:fldCharType="separate"/>
+      </w:r>
+      <w:r>
+        <w:rPr>
+          <w:rFonts w:hint="default"/>
+          <w:sz w:val="24"/>
+          <w:szCs w:val="18"/>
+          <w:lang w:val="ru-RU"/>
+        </w:rPr>
+        <w:t xml:space="preserve">2.1. Описание робота </w:t>
+      </w:r>
+      <w:r>
+        <w:rPr>
+          <w:rFonts w:hint="default"/>
+          <w:sz w:val="24"/>
+          <w:szCs w:val="18"/>
+          <w:lang w:val="en-US"/>
+        </w:rPr>
+        <w:t>(URDF, SDF)</w:t>
+      </w:r>
+      <w:r>
+        <w:rPr>
+          <w:sz w:val="24"/>
+          <w:szCs w:val="18"/>
+        </w:rPr>
+        <w:tab/>
+      </w:r>
+      <w:r>
+        <w:rPr>
+          <w:sz w:val="24"/>
+          <w:szCs w:val="18"/>
+        </w:rPr>
+        <w:fldChar w:fldCharType="begin"/>
+      </w:r>
+      <w:r>
+        <w:rPr>
+          <w:sz w:val="24"/>
+          <w:szCs w:val="18"/>
+        </w:rPr>
+        <w:instrText xml:space="preserve"> PAGEREF _Toc10258 \h </w:instrText>
+      </w:r>
+      <w:r>
+        <w:rPr>
+          <w:sz w:val="24"/>
+          <w:szCs w:val="18"/>
+        </w:rPr>
+        <w:fldChar w:fldCharType="separate"/>
+      </w:r>
+      <w:r>
+        <w:rPr>
+          <w:sz w:val="24"/>
+          <w:szCs w:val="18"/>
+        </w:rPr>
+        <w:t>4</w:t>
+      </w:r>
+      <w:r>
+        <w:rPr>
+          <w:sz w:val="24"/>
+          <w:szCs w:val="18"/>
+        </w:rPr>
+        <w:fldChar w:fldCharType="end"/>
+      </w:r>
+      <w:r>
+        <w:rPr>
+          <w:rFonts w:hint="default"/>
+          <w:sz w:val="24"/>
+          <w:szCs w:val="18"/>
+          <w:lang w:val="en-US"/>
+        </w:rPr>
+        <w:fldChar w:fldCharType="end"/>
+      </w:r>
+    </w:p>
+    <w:p>
+      <w:pPr>
+        <w:pStyle w:val="14"/>
+        <w:tabs>
+          <w:tab w:val="right" w:leader="dot" w:pos="8306"/>
+        </w:tabs>
+        <w:ind w:left="0" w:leftChars="0" w:firstLine="960" w:firstLineChars="400"/>
+        <w:rPr>
+          <w:rFonts w:hint="default"/>
+          <w:sz w:val="24"/>
+          <w:szCs w:val="18"/>
+          <w:lang w:val="en-US"/>
+        </w:rPr>
+      </w:pPr>
+      <w:r>
+        <w:rPr>
+          <w:rFonts w:hint="default"/>
+          <w:sz w:val="24"/>
+          <w:szCs w:val="18"/>
+          <w:lang w:val="en-US"/>
+        </w:rPr>
+        <w:fldChar w:fldCharType="begin"/>
+      </w:r>
+      <w:r>
+        <w:rPr>
+          <w:rFonts w:hint="default"/>
+          <w:sz w:val="24"/>
+          <w:szCs w:val="18"/>
+          <w:lang w:val="en-US"/>
+        </w:rPr>
+        <w:instrText xml:space="preserve"> HYPERLINK \l _Toc16002 </w:instrText>
+      </w:r>
+      <w:r>
+        <w:rPr>
+          <w:rFonts w:hint="default"/>
+          <w:sz w:val="24"/>
+          <w:szCs w:val="18"/>
+          <w:lang w:val="en-US"/>
+        </w:rPr>
+        <w:fldChar w:fldCharType="separate"/>
+      </w:r>
+      <w:r>
+        <w:rPr>
+          <w:rFonts w:hint="default"/>
+          <w:sz w:val="24"/>
+          <w:szCs w:val="18"/>
+          <w:lang w:val="en-US"/>
+        </w:rPr>
+        <w:t xml:space="preserve">2.2. </w:t>
+      </w:r>
+      <w:r>
+        <w:rPr>
+          <w:rFonts w:hint="default"/>
+          <w:sz w:val="24"/>
+          <w:szCs w:val="18"/>
+          <w:lang w:val="ru-RU"/>
+        </w:rPr>
+        <w:t xml:space="preserve">Готовый мир </w:t>
+      </w:r>
+      <w:r>
+        <w:rPr>
+          <w:rFonts w:hint="default"/>
+          <w:sz w:val="24"/>
+          <w:szCs w:val="18"/>
+          <w:lang w:val="en-US"/>
+        </w:rPr>
+        <w:t xml:space="preserve">Gazebo - </w:t>
+      </w:r>
+      <w:r>
+        <w:rPr>
+          <w:rFonts w:hint="default"/>
+          <w:sz w:val="24"/>
+          <w:szCs w:val="18"/>
+          <w:lang w:val="ru-RU"/>
+        </w:rPr>
+        <w:t>лаборатория Г-210</w:t>
+      </w:r>
+      <w:r>
+        <w:rPr>
+          <w:sz w:val="24"/>
+          <w:szCs w:val="18"/>
+        </w:rPr>
+        <w:tab/>
+      </w:r>
+      <w:r>
+        <w:rPr>
+          <w:sz w:val="24"/>
+          <w:szCs w:val="18"/>
+        </w:rPr>
+        <w:fldChar w:fldCharType="begin"/>
+      </w:r>
+      <w:r>
+        <w:rPr>
+          <w:sz w:val="24"/>
+          <w:szCs w:val="18"/>
+        </w:rPr>
+        <w:instrText xml:space="preserve"> PAGEREF _Toc16002 \h </w:instrText>
+      </w:r>
+      <w:r>
+        <w:rPr>
+          <w:sz w:val="24"/>
+          <w:szCs w:val="18"/>
+        </w:rPr>
+        <w:fldChar w:fldCharType="separate"/>
+      </w:r>
+      <w:r>
+        <w:rPr>
+          <w:sz w:val="24"/>
+          <w:szCs w:val="18"/>
+        </w:rPr>
+        <w:t>5</w:t>
+      </w:r>
+      <w:r>
+        <w:rPr>
+          <w:sz w:val="24"/>
+          <w:szCs w:val="18"/>
+        </w:rPr>
+        <w:fldChar w:fldCharType="end"/>
+      </w:r>
+      <w:r>
+        <w:rPr>
+          <w:rFonts w:hint="default"/>
+          <w:sz w:val="24"/>
+          <w:szCs w:val="18"/>
+          <w:lang w:val="en-US"/>
+        </w:rPr>
+        <w:fldChar w:fldCharType="end"/>
+      </w:r>
+    </w:p>
+    <w:p>
+      <w:pPr>
+        <w:pStyle w:val="14"/>
+        <w:tabs>
+          <w:tab w:val="right" w:leader="dot" w:pos="8306"/>
+        </w:tabs>
+        <w:ind w:left="0" w:leftChars="0" w:firstLine="960" w:firstLineChars="400"/>
+        <w:rPr>
+          <w:sz w:val="24"/>
+          <w:szCs w:val="18"/>
+        </w:rPr>
+      </w:pPr>
+      <w:r>
+        <w:rPr>
+          <w:rFonts w:hint="default"/>
+          <w:sz w:val="24"/>
+          <w:szCs w:val="18"/>
+          <w:lang w:val="en-US"/>
+        </w:rPr>
+        <w:fldChar w:fldCharType="begin"/>
+      </w:r>
+      <w:r>
+        <w:rPr>
+          <w:rFonts w:hint="default"/>
+          <w:sz w:val="24"/>
+          <w:szCs w:val="18"/>
+          <w:lang w:val="en-US"/>
+        </w:rPr>
+        <w:instrText xml:space="preserve"> HYPERLINK \l _Toc29980 </w:instrText>
+      </w:r>
+      <w:r>
+        <w:rPr>
+          <w:rFonts w:hint="default"/>
+          <w:sz w:val="24"/>
+          <w:szCs w:val="18"/>
+          <w:lang w:val="en-US"/>
+        </w:rPr>
+        <w:fldChar w:fldCharType="separate"/>
+      </w:r>
+      <w:r>
+        <w:rPr>
+          <w:rFonts w:hint="default"/>
+          <w:sz w:val="24"/>
+          <w:szCs w:val="18"/>
+          <w:lang w:val="en-US"/>
+        </w:rPr>
+        <w:t>2.3. Launch-</w:t>
+      </w:r>
+      <w:r>
+        <w:rPr>
+          <w:rFonts w:hint="default"/>
+          <w:sz w:val="24"/>
+          <w:szCs w:val="18"/>
+          <w:lang w:val="ru-RU"/>
+        </w:rPr>
+        <w:t>файлы</w:t>
+      </w:r>
+      <w:r>
+        <w:rPr>
+          <w:sz w:val="24"/>
+          <w:szCs w:val="18"/>
+        </w:rPr>
+        <w:tab/>
+      </w:r>
+      <w:r>
+        <w:rPr>
+          <w:sz w:val="24"/>
+          <w:szCs w:val="18"/>
+        </w:rPr>
+        <w:fldChar w:fldCharType="begin"/>
+      </w:r>
+      <w:r>
+        <w:rPr>
+          <w:sz w:val="24"/>
+          <w:szCs w:val="18"/>
+        </w:rPr>
+        <w:instrText xml:space="preserve"> PAGEREF _Toc29980 \h </w:instrText>
+      </w:r>
+      <w:r>
+        <w:rPr>
+          <w:sz w:val="24"/>
+          <w:szCs w:val="18"/>
+        </w:rPr>
+        <w:fldChar w:fldCharType="separate"/>
+      </w:r>
+      <w:r>
+        <w:rPr>
+          <w:sz w:val="24"/>
+          <w:szCs w:val="18"/>
+        </w:rPr>
+        <w:t>5</w:t>
       </w:r>
       <w:r>
         <w:rPr>
@@ -703,6 +1161,132 @@
         <w:tabs>
           <w:tab w:val="right" w:leader="dot" w:pos="8306"/>
         </w:tabs>
+        <w:rPr>
+          <w:sz w:val="24"/>
+          <w:szCs w:val="18"/>
+        </w:rPr>
+      </w:pPr>
+      <w:r>
+        <w:rPr>
+          <w:rFonts w:hint="default"/>
+          <w:sz w:val="24"/>
+          <w:szCs w:val="18"/>
+          <w:lang w:val="en-US"/>
+        </w:rPr>
+        <w:fldChar w:fldCharType="begin"/>
+      </w:r>
+      <w:r>
+        <w:rPr>
+          <w:rFonts w:hint="default"/>
+          <w:sz w:val="24"/>
+          <w:szCs w:val="18"/>
+          <w:lang w:val="en-US"/>
+        </w:rPr>
+        <w:instrText xml:space="preserve"> HYPERLINK \l _Toc30398 </w:instrText>
+      </w:r>
+      <w:r>
+        <w:rPr>
+          <w:rFonts w:hint="default"/>
+          <w:sz w:val="24"/>
+          <w:szCs w:val="18"/>
+          <w:lang w:val="en-US"/>
+        </w:rPr>
+        <w:fldChar w:fldCharType="separate"/>
+      </w:r>
+      <w:r>
+        <w:rPr>
+          <w:rFonts w:hint="default"/>
+          <w:sz w:val="24"/>
+          <w:szCs w:val="18"/>
+          <w:lang w:val="en-US"/>
+        </w:rPr>
+        <w:t>ROS2-</w:t>
+      </w:r>
+      <w:r>
+        <w:rPr>
+          <w:rFonts w:hint="default"/>
+          <w:sz w:val="24"/>
+          <w:szCs w:val="18"/>
+          <w:lang w:val="ru-RU"/>
+        </w:rPr>
+        <w:t>пакет, фильтрующий данные с лидара - «</w:t>
+      </w:r>
+      <w:r>
+        <w:rPr>
+          <w:rFonts w:hint="default"/>
+          <w:sz w:val="24"/>
+          <w:szCs w:val="18"/>
+          <w:lang w:val="en-US"/>
+        </w:rPr>
+        <w:t>lidar_filter</w:t>
+      </w:r>
+      <w:r>
+        <w:rPr>
+          <w:rFonts w:hint="default"/>
+          <w:sz w:val="24"/>
+          <w:szCs w:val="18"/>
+          <w:lang w:val="ru-RU"/>
+        </w:rPr>
+        <w:t>»</w:t>
+      </w:r>
+      <w:r>
+        <w:rPr>
+          <w:sz w:val="24"/>
+          <w:szCs w:val="18"/>
+        </w:rPr>
+        <w:tab/>
+      </w:r>
+      <w:r>
+        <w:rPr>
+          <w:sz w:val="24"/>
+          <w:szCs w:val="18"/>
+        </w:rPr>
+        <w:fldChar w:fldCharType="begin"/>
+      </w:r>
+      <w:r>
+        <w:rPr>
+          <w:sz w:val="24"/>
+          <w:szCs w:val="18"/>
+        </w:rPr>
+        <w:instrText xml:space="preserve"> PAGEREF _Toc30398 \h </w:instrText>
+      </w:r>
+      <w:r>
+        <w:rPr>
+          <w:sz w:val="24"/>
+          <w:szCs w:val="18"/>
+        </w:rPr>
+        <w:fldChar w:fldCharType="separate"/>
+      </w:r>
+      <w:r>
+        <w:rPr>
+          <w:sz w:val="24"/>
+          <w:szCs w:val="18"/>
+        </w:rPr>
+        <w:t>7</w:t>
+      </w:r>
+      <w:r>
+        <w:rPr>
+          <w:sz w:val="24"/>
+          <w:szCs w:val="18"/>
+        </w:rPr>
+        <w:fldChar w:fldCharType="end"/>
+      </w:r>
+      <w:r>
+        <w:rPr>
+          <w:rFonts w:hint="default"/>
+          <w:sz w:val="24"/>
+          <w:szCs w:val="18"/>
+          <w:lang w:val="en-US"/>
+        </w:rPr>
+        <w:fldChar w:fldCharType="end"/>
+      </w:r>
+    </w:p>
+    <w:p>
+      <w:pPr>
+        <w:pStyle w:val="14"/>
+        <w:tabs>
+          <w:tab w:val="right" w:leader="dot" w:pos="8306"/>
+        </w:tabs>
         <w:ind w:left="0" w:leftChars="0" w:firstLine="480" w:firstLineChars="200"/>
         <w:rPr>
           <w:rFonts w:hint="default"/>
@@ -727,7 +1311,7 @@
           <w:szCs w:val="18"/>
           <w:lang w:val="en-US"/>
         </w:rPr>
-        <w:instrText xml:space="preserve"> HYPERLINK \l _Toc4293 </w:instrText>
+        <w:instrText xml:space="preserve"> HYPERLINK \l _Toc2042 </w:instrText>
       </w:r>
       <w:r>
         <w:rPr>
@@ -743,6 +1327,108 @@
           <w:rFonts w:hint="default"/>
           <w:sz w:val="24"/>
           <w:szCs w:val="18"/>
+          <w:lang w:val="ru-RU"/>
+        </w:rPr>
+        <w:t>1. Короткое описание</w:t>
+      </w:r>
+      <w:r>
+        <w:rPr>
+          <w:sz w:val="24"/>
+          <w:szCs w:val="18"/>
+        </w:rPr>
+        <w:tab/>
+      </w:r>
+      <w:r>
+        <w:rPr>
+          <w:sz w:val="24"/>
+          <w:szCs w:val="18"/>
+        </w:rPr>
+        <w:fldChar w:fldCharType="begin"/>
+      </w:r>
+      <w:r>
+        <w:rPr>
+          <w:sz w:val="24"/>
+          <w:szCs w:val="18"/>
+        </w:rPr>
+        <w:instrText xml:space="preserve"> PAGEREF _Toc2042 \h </w:instrText>
+      </w:r>
+      <w:r>
+        <w:rPr>
+          <w:sz w:val="24"/>
+          <w:szCs w:val="18"/>
+        </w:rPr>
+        <w:fldChar w:fldCharType="separate"/>
+      </w:r>
+      <w:r>
+        <w:rPr>
+          <w:sz w:val="24"/>
+          <w:szCs w:val="18"/>
+        </w:rPr>
+        <w:t>7</w:t>
+      </w:r>
+      <w:r>
+        <w:rPr>
+          <w:sz w:val="24"/>
+          <w:szCs w:val="18"/>
+        </w:rPr>
+        <w:fldChar w:fldCharType="end"/>
+      </w:r>
+      <w:r>
+        <w:rPr>
+          <w:rFonts w:hint="default"/>
+          <w:sz w:val="24"/>
+          <w:szCs w:val="18"/>
+          <w:lang w:val="en-US"/>
+        </w:rPr>
+        <w:fldChar w:fldCharType="end"/>
+      </w:r>
+    </w:p>
+    <w:p>
+      <w:pPr>
+        <w:pStyle w:val="14"/>
+        <w:tabs>
+          <w:tab w:val="right" w:leader="dot" w:pos="8306"/>
+        </w:tabs>
+        <w:ind w:left="0" w:leftChars="0" w:firstLine="480" w:firstLineChars="200"/>
+        <w:rPr>
+          <w:rFonts w:hint="default"/>
+          <w:sz w:val="24"/>
+          <w:szCs w:val="18"/>
+          <w:lang w:val="en-US"/>
+        </w:rPr>
+      </w:pPr>
+      <w:r>
+        <w:rPr>
+          <w:rFonts w:hint="default"/>
+          <w:sz w:val="24"/>
+          <w:szCs w:val="18"/>
+          <w:lang w:val="en-US"/>
+        </w:rPr>
+        <w:fldChar w:fldCharType="begin"/>
+      </w:r>
+      <w:r>
+        <w:rPr>
+          <w:rFonts w:hint="default"/>
+          <w:sz w:val="24"/>
+          <w:szCs w:val="18"/>
+          <w:lang w:val="en-US"/>
+        </w:rPr>
+        <w:instrText xml:space="preserve"> HYPERLINK \l _Toc16012 </w:instrText>
+      </w:r>
+      <w:r>
+        <w:rPr>
+          <w:rFonts w:hint="default"/>
+          <w:sz w:val="24"/>
+          <w:szCs w:val="18"/>
+          <w:lang w:val="en-US"/>
+        </w:rPr>
+        <w:fldChar w:fldCharType="separate"/>
+      </w:r>
+      <w:r>
+        <w:rPr>
+          <w:rFonts w:hint="default"/>
+          <w:sz w:val="24"/>
+          <w:szCs w:val="18"/>
           <w:lang w:val="en-US"/>
         </w:rPr>
         <w:t xml:space="preserve">2. </w:t>
@@ -775,7 +1461,7 @@
           <w:sz w:val="24"/>
           <w:szCs w:val="18"/>
         </w:rPr>
-        <w:instrText xml:space="preserve"> PAGEREF _Toc4293 \h </w:instrText>
+        <w:instrText xml:space="preserve"> PAGEREF _Toc16012 \h </w:instrText>
       </w:r>
       <w:r>
         <w:rPr>
@@ -789,7 +1475,236 @@
           <w:sz w:val="24"/>
           <w:szCs w:val="18"/>
         </w:rPr>
-        <w:t>4</w:t>
+        <w:t>7</w:t>
+      </w:r>
+      <w:r>
+        <w:rPr>
+          <w:sz w:val="24"/>
+          <w:szCs w:val="18"/>
+        </w:rPr>
+        <w:fldChar w:fldCharType="end"/>
+      </w:r>
+      <w:r>
+        <w:rPr>
+          <w:rFonts w:hint="default"/>
+          <w:sz w:val="24"/>
+          <w:szCs w:val="18"/>
+          <w:lang w:val="en-US"/>
+        </w:rPr>
+        <w:fldChar w:fldCharType="end"/>
+      </w:r>
+    </w:p>
+    <w:p>
+      <w:pPr>
+        <w:pStyle w:val="14"/>
+        <w:tabs>
+          <w:tab w:val="right" w:leader="dot" w:pos="8306"/>
+        </w:tabs>
+        <w:ind w:left="0" w:leftChars="0" w:firstLine="960" w:firstLineChars="400"/>
+        <w:rPr>
+          <w:rFonts w:hint="default"/>
+          <w:sz w:val="24"/>
+          <w:szCs w:val="18"/>
+          <w:lang w:val="en-US"/>
+        </w:rPr>
+      </w:pPr>
+      <w:r>
+        <w:rPr>
+          <w:rFonts w:hint="default"/>
+          <w:sz w:val="24"/>
+          <w:szCs w:val="18"/>
+          <w:lang w:val="en-US"/>
+        </w:rPr>
+        <w:fldChar w:fldCharType="begin"/>
+      </w:r>
+      <w:r>
+        <w:rPr>
+          <w:rFonts w:hint="default"/>
+          <w:sz w:val="24"/>
+          <w:szCs w:val="18"/>
+          <w:lang w:val="en-US"/>
+        </w:rPr>
+        <w:instrText xml:space="preserve"> HYPERLINK \l _Toc5621 </w:instrText>
+      </w:r>
+      <w:r>
+        <w:rPr>
+          <w:rFonts w:hint="default"/>
+          <w:sz w:val="24"/>
+          <w:szCs w:val="18"/>
+          <w:lang w:val="en-US"/>
+        </w:rPr>
+        <w:fldChar w:fldCharType="separate"/>
+      </w:r>
+      <w:r>
+        <w:rPr>
+          <w:rFonts w:hint="default"/>
+          <w:sz w:val="24"/>
+          <w:szCs w:val="18"/>
+          <w:lang w:val="ru-RU"/>
+        </w:rPr>
+        <w:t xml:space="preserve">2.1. Нода </w:t>
+      </w:r>
+      <w:r>
+        <w:rPr>
+          <w:rFonts w:hint="default"/>
+          <w:sz w:val="24"/>
+          <w:szCs w:val="18"/>
+          <w:lang w:val="en-US"/>
+        </w:rPr>
+        <w:t>lidar_filter</w:t>
+      </w:r>
+      <w:r>
+        <w:rPr>
+          <w:sz w:val="24"/>
+          <w:szCs w:val="18"/>
+        </w:rPr>
+        <w:tab/>
+      </w:r>
+      <w:r>
+        <w:rPr>
+          <w:sz w:val="24"/>
+          <w:szCs w:val="18"/>
+        </w:rPr>
+        <w:fldChar w:fldCharType="begin"/>
+      </w:r>
+      <w:r>
+        <w:rPr>
+          <w:sz w:val="24"/>
+          <w:szCs w:val="18"/>
+        </w:rPr>
+        <w:instrText xml:space="preserve"> PAGEREF _Toc5621 \h </w:instrText>
+      </w:r>
+      <w:r>
+        <w:rPr>
+          <w:sz w:val="24"/>
+          <w:szCs w:val="18"/>
+        </w:rPr>
+        <w:fldChar w:fldCharType="separate"/>
+      </w:r>
+      <w:r>
+        <w:rPr>
+          <w:sz w:val="24"/>
+          <w:szCs w:val="18"/>
+        </w:rPr>
+        <w:t>7</w:t>
+      </w:r>
+      <w:r>
+        <w:rPr>
+          <w:sz w:val="24"/>
+          <w:szCs w:val="18"/>
+        </w:rPr>
+        <w:fldChar w:fldCharType="end"/>
+      </w:r>
+      <w:r>
+        <w:rPr>
+          <w:rFonts w:hint="default"/>
+          <w:sz w:val="24"/>
+          <w:szCs w:val="18"/>
+          <w:lang w:val="en-US"/>
+        </w:rPr>
+        <w:fldChar w:fldCharType="end"/>
+      </w:r>
+    </w:p>
+    <w:p>
+      <w:pPr>
+        <w:pStyle w:val="14"/>
+        <w:tabs>
+          <w:tab w:val="right" w:leader="dot" w:pos="8306"/>
+        </w:tabs>
+        <w:ind w:left="0" w:leftChars="0" w:firstLine="960" w:firstLineChars="400"/>
+        <w:rPr>
+          <w:sz w:val="24"/>
+          <w:szCs w:val="18"/>
+        </w:rPr>
+      </w:pPr>
+      <w:r>
+        <w:rPr>
+          <w:rFonts w:hint="default"/>
+          <w:sz w:val="24"/>
+          <w:szCs w:val="18"/>
+          <w:lang w:val="en-US"/>
+        </w:rPr>
+        <w:fldChar w:fldCharType="begin"/>
+      </w:r>
+      <w:r>
+        <w:rPr>
+          <w:rFonts w:hint="default"/>
+          <w:sz w:val="24"/>
+          <w:szCs w:val="18"/>
+          <w:lang w:val="en-US"/>
+        </w:rPr>
+        <w:instrText xml:space="preserve"> HYPERLINK \l _Toc12428 </w:instrText>
+      </w:r>
+      <w:r>
+        <w:rPr>
+          <w:rFonts w:hint="default"/>
+          <w:sz w:val="24"/>
+          <w:szCs w:val="18"/>
+          <w:lang w:val="en-US"/>
+        </w:rPr>
+        <w:fldChar w:fldCharType="separate"/>
+      </w:r>
+      <w:r>
+        <w:rPr>
+          <w:rFonts w:hint="default"/>
+          <w:sz w:val="24"/>
+          <w:szCs w:val="18"/>
+          <w:lang w:val="en-US"/>
+        </w:rPr>
+        <w:t>2.2. Launch-</w:t>
+      </w:r>
+      <w:r>
+        <w:rPr>
+          <w:rFonts w:hint="default"/>
+          <w:sz w:val="24"/>
+          <w:szCs w:val="18"/>
+          <w:lang w:val="ru-RU"/>
+        </w:rPr>
+        <w:t>файл</w:t>
+      </w:r>
+      <w:r>
+        <w:rPr>
+          <w:rFonts w:hint="default"/>
+          <w:sz w:val="24"/>
+          <w:szCs w:val="18"/>
+          <w:lang w:val="en-US"/>
+        </w:rPr>
+        <w:t xml:space="preserve"> filter.launch.py</w:t>
+      </w:r>
+      <w:r>
+        <w:rPr>
+          <w:sz w:val="24"/>
+          <w:szCs w:val="18"/>
+        </w:rPr>
+        <w:tab/>
+      </w:r>
+      <w:r>
+        <w:rPr>
+          <w:sz w:val="24"/>
+          <w:szCs w:val="18"/>
+        </w:rPr>
+        <w:fldChar w:fldCharType="begin"/>
+      </w:r>
+      <w:r>
+        <w:rPr>
+          <w:sz w:val="24"/>
+          <w:szCs w:val="18"/>
+        </w:rPr>
+        <w:instrText xml:space="preserve"> PAGEREF _Toc12428 \h </w:instrText>
+      </w:r>
+      <w:r>
+        <w:rPr>
+          <w:sz w:val="24"/>
+          <w:szCs w:val="18"/>
+        </w:rPr>
+        <w:fldChar w:fldCharType="separate"/>
+      </w:r>
+      <w:r>
+        <w:rPr>
+          <w:sz w:val="24"/>
+          <w:szCs w:val="18"/>
+        </w:rPr>
+        <w:t>8</w:t>
       </w:r>
       <w:r>
         <w:rPr>
@@ -814,12 +1729,9 @@
         <w:tabs>
           <w:tab w:val="right" w:leader="dot" w:pos="8306"/>
         </w:tabs>
-        <w:ind w:left="0" w:leftChars="0" w:firstLine="960" w:firstLineChars="400"/>
-        <w:rPr>
-          <w:rFonts w:hint="default"/>
-          <w:sz w:val="24"/>
-          <w:szCs w:val="18"/>
-          <w:lang w:val="en-US"/>
+        <w:rPr>
+          <w:sz w:val="24"/>
+          <w:szCs w:val="18"/>
         </w:rPr>
       </w:pPr>
       <w:r>
@@ -838,7 +1750,7 @@
           <w:szCs w:val="18"/>
           <w:lang w:val="en-US"/>
         </w:rPr>
-        <w:instrText xml:space="preserve"> HYPERLINK \l _Toc10258 </w:instrText>
+        <w:instrText xml:space="preserve"> HYPERLINK \l _Toc1981 </w:instrText>
       </w:r>
       <w:r>
         <w:rPr>
@@ -854,18 +1766,72 @@
           <w:rFonts w:hint="default"/>
           <w:sz w:val="24"/>
           <w:szCs w:val="18"/>
-          <w:lang w:val="ru-RU"/>
-        </w:rPr>
-        <w:t xml:space="preserve">2.1. Описание робота </w:t>
-      </w:r>
-      <w:r>
-        <w:rPr>
-          <w:rFonts w:hint="default"/>
-          <w:sz w:val="24"/>
-          <w:szCs w:val="18"/>
-          <w:lang w:val="en-US"/>
-        </w:rPr>
-        <w:t>(URDF, SDF)</w:t>
+          <w:lang w:val="en-US"/>
+        </w:rPr>
+        <w:t>ROS2-</w:t>
+      </w:r>
+      <w:r>
+        <w:rPr>
+          <w:rFonts w:hint="default"/>
+          <w:sz w:val="24"/>
+          <w:szCs w:val="18"/>
+          <w:lang w:val="ru-RU"/>
+        </w:rPr>
+        <w:t xml:space="preserve">пакет, содержащий </w:t>
+      </w:r>
+      <w:r>
+        <w:rPr>
+          <w:rFonts w:hint="default"/>
+          <w:sz w:val="24"/>
+          <w:szCs w:val="18"/>
+          <w:lang w:val="en-US"/>
+        </w:rPr>
+        <w:t>URDF-</w:t>
+      </w:r>
+      <w:r>
+        <w:rPr>
+          <w:rFonts w:hint="default"/>
+          <w:sz w:val="24"/>
+          <w:szCs w:val="18"/>
+          <w:lang w:val="ru-RU"/>
+        </w:rPr>
+        <w:t xml:space="preserve">описание камеры </w:t>
+      </w:r>
+      <w:r>
+        <w:rPr>
+          <w:rFonts w:hint="default"/>
+          <w:sz w:val="24"/>
+          <w:szCs w:val="18"/>
+          <w:lang w:val="en-US"/>
+        </w:rPr>
+        <w:t xml:space="preserve">Intel RealSense D435i - </w:t>
+      </w:r>
+      <w:r>
+        <w:rPr>
+          <w:rFonts w:hint="default"/>
+          <w:sz w:val="24"/>
+          <w:szCs w:val="18"/>
+          <w:lang w:val="ru-RU"/>
+        </w:rPr>
+        <w:t>«</w:t>
+      </w:r>
+      <w:r>
+        <w:rPr>
+          <w:rFonts w:hint="default"/>
+          <w:sz w:val="24"/>
+          <w:szCs w:val="18"/>
+          <w:lang w:val="en-US"/>
+        </w:rPr>
+        <w:t>realsense_ros_gazebo</w:t>
+      </w:r>
+      <w:r>
+        <w:rPr>
+          <w:rFonts w:hint="default"/>
+          <w:sz w:val="24"/>
+          <w:szCs w:val="18"/>
+          <w:lang w:val="ru-RU"/>
+        </w:rPr>
+        <w:t>»</w:t>
       </w:r>
       <w:r>
         <w:rPr>
@@ -886,7 +1852,7 @@
           <w:sz w:val="24"/>
           <w:szCs w:val="18"/>
         </w:rPr>
-        <w:instrText xml:space="preserve"> PAGEREF _Toc10258 \h </w:instrText>
+        <w:instrText xml:space="preserve"> PAGEREF _Toc1981 \h </w:instrText>
       </w:r>
       <w:r>
         <w:rPr>
@@ -900,7 +1866,218 @@
           <w:sz w:val="24"/>
           <w:szCs w:val="18"/>
         </w:rPr>
-        <w:t>4</w:t>
+        <w:t>9</w:t>
+      </w:r>
+      <w:r>
+        <w:rPr>
+          <w:sz w:val="24"/>
+          <w:szCs w:val="18"/>
+        </w:rPr>
+        <w:fldChar w:fldCharType="end"/>
+      </w:r>
+      <w:r>
+        <w:rPr>
+          <w:rFonts w:hint="default"/>
+          <w:sz w:val="24"/>
+          <w:szCs w:val="18"/>
+          <w:lang w:val="en-US"/>
+        </w:rPr>
+        <w:fldChar w:fldCharType="end"/>
+      </w:r>
+    </w:p>
+    <w:p>
+      <w:pPr>
+        <w:pStyle w:val="14"/>
+        <w:tabs>
+          <w:tab w:val="right" w:leader="dot" w:pos="8306"/>
+        </w:tabs>
+        <w:ind w:left="0" w:leftChars="0" w:firstLine="480" w:firstLineChars="200"/>
+        <w:rPr>
+          <w:rFonts w:hint="default"/>
+          <w:sz w:val="24"/>
+          <w:szCs w:val="18"/>
+          <w:lang w:val="en-US"/>
+        </w:rPr>
+      </w:pPr>
+      <w:r>
+        <w:rPr>
+          <w:rFonts w:hint="default"/>
+          <w:sz w:val="24"/>
+          <w:szCs w:val="18"/>
+          <w:lang w:val="en-US"/>
+        </w:rPr>
+        <w:fldChar w:fldCharType="begin"/>
+      </w:r>
+      <w:r>
+        <w:rPr>
+          <w:rFonts w:hint="default"/>
+          <w:sz w:val="24"/>
+          <w:szCs w:val="18"/>
+          <w:lang w:val="en-US"/>
+        </w:rPr>
+        <w:instrText xml:space="preserve"> HYPERLINK \l _Toc12541 </w:instrText>
+      </w:r>
+      <w:r>
+        <w:rPr>
+          <w:rFonts w:hint="default"/>
+          <w:sz w:val="24"/>
+          <w:szCs w:val="18"/>
+          <w:lang w:val="en-US"/>
+        </w:rPr>
+        <w:fldChar w:fldCharType="separate"/>
+      </w:r>
+      <w:r>
+        <w:rPr>
+          <w:rFonts w:hint="default"/>
+          <w:sz w:val="24"/>
+          <w:szCs w:val="18"/>
+          <w:lang w:val="ru-RU"/>
+        </w:rPr>
+        <w:t>1. Короткое описание</w:t>
+      </w:r>
+      <w:r>
+        <w:rPr>
+          <w:sz w:val="24"/>
+          <w:szCs w:val="18"/>
+        </w:rPr>
+        <w:tab/>
+      </w:r>
+      <w:r>
+        <w:rPr>
+          <w:sz w:val="24"/>
+          <w:szCs w:val="18"/>
+        </w:rPr>
+        <w:fldChar w:fldCharType="begin"/>
+      </w:r>
+      <w:r>
+        <w:rPr>
+          <w:sz w:val="24"/>
+          <w:szCs w:val="18"/>
+        </w:rPr>
+        <w:instrText xml:space="preserve"> PAGEREF _Toc12541 \h </w:instrText>
+      </w:r>
+      <w:r>
+        <w:rPr>
+          <w:sz w:val="24"/>
+          <w:szCs w:val="18"/>
+        </w:rPr>
+        <w:fldChar w:fldCharType="separate"/>
+      </w:r>
+      <w:r>
+        <w:rPr>
+          <w:sz w:val="24"/>
+          <w:szCs w:val="18"/>
+        </w:rPr>
+        <w:t>9</w:t>
+      </w:r>
+      <w:r>
+        <w:rPr>
+          <w:sz w:val="24"/>
+          <w:szCs w:val="18"/>
+        </w:rPr>
+        <w:fldChar w:fldCharType="end"/>
+      </w:r>
+      <w:r>
+        <w:rPr>
+          <w:rFonts w:hint="default"/>
+          <w:sz w:val="24"/>
+          <w:szCs w:val="18"/>
+          <w:lang w:val="en-US"/>
+        </w:rPr>
+        <w:fldChar w:fldCharType="end"/>
+      </w:r>
+    </w:p>
+    <w:p>
+      <w:pPr>
+        <w:pStyle w:val="14"/>
+        <w:tabs>
+          <w:tab w:val="right" w:leader="dot" w:pos="8306"/>
+        </w:tabs>
+        <w:ind w:left="0" w:leftChars="0" w:firstLine="480" w:firstLineChars="200"/>
+        <w:rPr>
+          <w:sz w:val="24"/>
+          <w:szCs w:val="18"/>
+        </w:rPr>
+      </w:pPr>
+      <w:r>
+        <w:rPr>
+          <w:rFonts w:hint="default"/>
+          <w:sz w:val="24"/>
+          <w:szCs w:val="18"/>
+          <w:lang w:val="en-US"/>
+        </w:rPr>
+        <w:fldChar w:fldCharType="begin"/>
+      </w:r>
+      <w:r>
+        <w:rPr>
+          <w:rFonts w:hint="default"/>
+          <w:sz w:val="24"/>
+          <w:szCs w:val="18"/>
+          <w:lang w:val="en-US"/>
+        </w:rPr>
+        <w:instrText xml:space="preserve"> HYPERLINK \l _Toc32187 </w:instrText>
+      </w:r>
+      <w:r>
+        <w:rPr>
+          <w:rFonts w:hint="default"/>
+          <w:sz w:val="24"/>
+          <w:szCs w:val="18"/>
+          <w:lang w:val="en-US"/>
+        </w:rPr>
+        <w:fldChar w:fldCharType="separate"/>
+      </w:r>
+      <w:r>
+        <w:rPr>
+          <w:rFonts w:hint="default"/>
+          <w:sz w:val="24"/>
+          <w:szCs w:val="18"/>
+          <w:lang w:val="en-US"/>
+        </w:rPr>
+        <w:t xml:space="preserve">2. </w:t>
+      </w:r>
+      <w:r>
+        <w:rPr>
+          <w:rFonts w:hint="default"/>
+          <w:sz w:val="24"/>
+          <w:szCs w:val="18"/>
+          <w:lang w:val="ru-RU"/>
+        </w:rPr>
+        <w:t>Описание</w:t>
+      </w:r>
+      <w:r>
+        <w:rPr>
+          <w:sz w:val="24"/>
+          <w:szCs w:val="18"/>
+        </w:rPr>
+        <w:tab/>
+      </w:r>
+      <w:r>
+        <w:rPr>
+          <w:sz w:val="24"/>
+          <w:szCs w:val="18"/>
+        </w:rPr>
+        <w:fldChar w:fldCharType="begin"/>
+      </w:r>
+      <w:r>
+        <w:rPr>
+          <w:sz w:val="24"/>
+          <w:szCs w:val="18"/>
+        </w:rPr>
+        <w:instrText xml:space="preserve"> PAGEREF _Toc32187 \h </w:instrText>
+      </w:r>
+      <w:r>
+        <w:rPr>
+          <w:sz w:val="24"/>
+          <w:szCs w:val="18"/>
+        </w:rPr>
+        <w:fldChar w:fldCharType="separate"/>
+      </w:r>
+      <w:r>
+        <w:rPr>
+          <w:sz w:val="24"/>
+          <w:szCs w:val="18"/>
+        </w:rPr>
+        <w:t>10</w:t>
       </w:r>
       <w:r>
         <w:rPr>
@@ -925,7 +2102,6 @@
         <w:tabs>
           <w:tab w:val="right" w:leader="dot" w:pos="8306"/>
         </w:tabs>
-        <w:ind w:left="0" w:leftChars="0" w:firstLine="960" w:firstLineChars="400"/>
         <w:rPr>
           <w:rFonts w:hint="default"/>
           <w:sz w:val="24"/>
@@ -949,7 +2125,7 @@
           <w:szCs w:val="18"/>
           <w:lang w:val="en-US"/>
         </w:rPr>
-        <w:instrText xml:space="preserve"> HYPERLINK \l _Toc16002 </w:instrText>
+        <w:instrText xml:space="preserve"> HYPERLINK \l _Toc32564 </w:instrText>
       </w:r>
       <w:r>
         <w:rPr>
@@ -967,34 +2143,34 @@
           <w:szCs w:val="18"/>
           <w:lang w:val="en-US"/>
         </w:rPr>
-        <w:t xml:space="preserve">2.2. </w:t>
-      </w:r>
-      <w:r>
-        <w:rPr>
-          <w:rFonts w:hint="default"/>
-          <w:sz w:val="24"/>
-          <w:szCs w:val="18"/>
-          <w:lang w:val="ru-RU"/>
-        </w:rPr>
-        <w:t xml:space="preserve">Готовый мир </w:t>
-      </w:r>
-      <w:r>
-        <w:rPr>
-          <w:rFonts w:hint="default"/>
-          <w:sz w:val="24"/>
-          <w:szCs w:val="18"/>
-          <w:lang w:val="en-US"/>
-        </w:rPr>
-        <w:t xml:space="preserve">Gazebo - </w:t>
-      </w:r>
-      <w:r>
-        <w:rPr>
-          <w:rFonts w:hint="default"/>
-          <w:sz w:val="24"/>
-          <w:szCs w:val="18"/>
-          <w:lang w:val="ru-RU"/>
-        </w:rPr>
-        <w:t>лаборатория Г-210</w:t>
+        <w:t>ROS2-</w:t>
+      </w:r>
+      <w:r>
+        <w:rPr>
+          <w:rFonts w:hint="default"/>
+          <w:sz w:val="24"/>
+          <w:szCs w:val="18"/>
+          <w:lang w:val="ru-RU"/>
+        </w:rPr>
+        <w:t>пакет, реализующий последовательную отправку точек маршрута - «</w:t>
+      </w:r>
+      <w:r>
+        <w:rPr>
+          <w:rFonts w:hint="default"/>
+          <w:sz w:val="24"/>
+          <w:szCs w:val="18"/>
+          <w:lang w:val="en-US"/>
+        </w:rPr>
+        <w:t>trajectory_maker</w:t>
+      </w:r>
+      <w:r>
+        <w:rPr>
+          <w:rFonts w:hint="default"/>
+          <w:sz w:val="24"/>
+          <w:szCs w:val="18"/>
+          <w:lang w:val="ru-RU"/>
+        </w:rPr>
+        <w:t>»</w:t>
       </w:r>
       <w:r>
         <w:rPr>
@@ -1015,7 +2191,7 @@
           <w:sz w:val="24"/>
           <w:szCs w:val="18"/>
         </w:rPr>
-        <w:instrText xml:space="preserve"> PAGEREF _Toc16002 \h </w:instrText>
+        <w:instrText xml:space="preserve"> PAGEREF _Toc32564 \h </w:instrText>
       </w:r>
       <w:r>
         <w:rPr>
@@ -1029,7 +2205,7 @@
           <w:sz w:val="24"/>
           <w:szCs w:val="18"/>
         </w:rPr>
-        <w:t>5</w:t>
+        <w:t>10</w:t>
       </w:r>
       <w:r>
         <w:rPr>
@@ -1054,10 +2230,12 @@
         <w:tabs>
           <w:tab w:val="right" w:leader="dot" w:pos="8306"/>
         </w:tabs>
-        <w:ind w:left="0" w:leftChars="0" w:firstLine="960" w:firstLineChars="400"/>
-        <w:rPr>
-          <w:sz w:val="24"/>
-          <w:szCs w:val="18"/>
+        <w:ind w:firstLine="480" w:firstLineChars="200"/>
+        <w:rPr>
+          <w:rFonts w:hint="default"/>
+          <w:sz w:val="24"/>
+          <w:szCs w:val="18"/>
+          <w:lang w:val="en-US"/>
         </w:rPr>
       </w:pPr>
       <w:r>
@@ -1076,7 +2254,7 @@
           <w:szCs w:val="18"/>
           <w:lang w:val="en-US"/>
         </w:rPr>
-        <w:instrText xml:space="preserve"> HYPERLINK \l _Toc29980 </w:instrText>
+        <w:instrText xml:space="preserve"> HYPERLINK \l _Toc16411 </w:instrText>
       </w:r>
       <w:r>
         <w:rPr>
@@ -1092,18 +2270,9 @@
           <w:rFonts w:hint="default"/>
           <w:sz w:val="24"/>
           <w:szCs w:val="18"/>
-          <w:lang w:val="en-US"/>
-        </w:rPr>
-        <w:t>2.3. Launch-</w:t>
-      </w:r>
-      <w:r>
-        <w:rPr>
-          <w:rFonts w:hint="default"/>
-          <w:sz w:val="24"/>
-          <w:szCs w:val="18"/>
-          <w:lang w:val="ru-RU"/>
-        </w:rPr>
-        <w:t>файлы</w:t>
+          <w:lang w:val="ru-RU"/>
+        </w:rPr>
+        <w:t>1. Короткое описание</w:t>
       </w:r>
       <w:r>
         <w:rPr>
@@ -1124,7 +2293,7 @@
           <w:sz w:val="24"/>
           <w:szCs w:val="18"/>
         </w:rPr>
-        <w:instrText xml:space="preserve"> PAGEREF _Toc29980 \h </w:instrText>
+        <w:instrText xml:space="preserve"> PAGEREF _Toc16411 \h </w:instrText>
       </w:r>
       <w:r>
         <w:rPr>
@@ -1138,133 +2307,7 @@
           <w:sz w:val="24"/>
           <w:szCs w:val="18"/>
         </w:rPr>
-        <w:t>5</w:t>
-      </w:r>
-      <w:r>
-        <w:rPr>
-          <w:sz w:val="24"/>
-          <w:szCs w:val="18"/>
-        </w:rPr>
-        <w:fldChar w:fldCharType="end"/>
-      </w:r>
-      <w:r>
-        <w:rPr>
-          <w:rFonts w:hint="default"/>
-          <w:sz w:val="24"/>
-          <w:szCs w:val="18"/>
-          <w:lang w:val="en-US"/>
-        </w:rPr>
-        <w:fldChar w:fldCharType="end"/>
-      </w:r>
-    </w:p>
-    <w:p>
-      <w:pPr>
-        <w:pStyle w:val="11"/>
-        <w:tabs>
-          <w:tab w:val="right" w:leader="dot" w:pos="8306"/>
-        </w:tabs>
-        <w:rPr>
-          <w:sz w:val="24"/>
-          <w:szCs w:val="18"/>
-        </w:rPr>
-      </w:pPr>
-      <w:r>
-        <w:rPr>
-          <w:rFonts w:hint="default"/>
-          <w:sz w:val="24"/>
-          <w:szCs w:val="18"/>
-          <w:lang w:val="en-US"/>
-        </w:rPr>
-        <w:fldChar w:fldCharType="begin"/>
-      </w:r>
-      <w:r>
-        <w:rPr>
-          <w:rFonts w:hint="default"/>
-          <w:sz w:val="24"/>
-          <w:szCs w:val="18"/>
-          <w:lang w:val="en-US"/>
-        </w:rPr>
-        <w:instrText xml:space="preserve"> HYPERLINK \l _Toc30398 </w:instrText>
-      </w:r>
-      <w:r>
-        <w:rPr>
-          <w:rFonts w:hint="default"/>
-          <w:sz w:val="24"/>
-          <w:szCs w:val="18"/>
-          <w:lang w:val="en-US"/>
-        </w:rPr>
-        <w:fldChar w:fldCharType="separate"/>
-      </w:r>
-      <w:r>
-        <w:rPr>
-          <w:rFonts w:hint="default"/>
-          <w:sz w:val="24"/>
-          <w:szCs w:val="18"/>
-          <w:lang w:val="en-US"/>
-        </w:rPr>
-        <w:t>ROS2-</w:t>
-      </w:r>
-      <w:r>
-        <w:rPr>
-          <w:rFonts w:hint="default"/>
-          <w:sz w:val="24"/>
-          <w:szCs w:val="18"/>
-          <w:lang w:val="ru-RU"/>
-        </w:rPr>
-        <w:t>пакет, фильтрующий данные с лидара - «</w:t>
-      </w:r>
-      <w:r>
-        <w:rPr>
-          <w:rFonts w:hint="default"/>
-          <w:sz w:val="24"/>
-          <w:szCs w:val="18"/>
-          <w:lang w:val="en-US"/>
-        </w:rPr>
-        <w:t>lidar_filter</w:t>
-      </w:r>
-      <w:r>
-        <w:rPr>
-          <w:rFonts w:hint="default"/>
-          <w:sz w:val="24"/>
-          <w:szCs w:val="18"/>
-          <w:lang w:val="ru-RU"/>
-        </w:rPr>
-        <w:t>»</w:t>
-      </w:r>
-      <w:r>
-        <w:rPr>
-          <w:sz w:val="24"/>
-          <w:szCs w:val="18"/>
-        </w:rPr>
-        <w:tab/>
-      </w:r>
-      <w:r>
-        <w:rPr>
-          <w:sz w:val="24"/>
-          <w:szCs w:val="18"/>
-        </w:rPr>
-        <w:fldChar w:fldCharType="begin"/>
-      </w:r>
-      <w:r>
-        <w:rPr>
-          <w:sz w:val="24"/>
-          <w:szCs w:val="18"/>
-        </w:rPr>
-        <w:instrText xml:space="preserve"> PAGEREF _Toc30398 \h </w:instrText>
-      </w:r>
-      <w:r>
-        <w:rPr>
-          <w:sz w:val="24"/>
-          <w:szCs w:val="18"/>
-        </w:rPr>
-        <w:fldChar w:fldCharType="separate"/>
-      </w:r>
-      <w:r>
-        <w:rPr>
-          <w:sz w:val="24"/>
-          <w:szCs w:val="18"/>
-        </w:rPr>
-        <w:t>7</w:t>
+        <w:t>10</w:t>
       </w:r>
       <w:r>
         <w:rPr>
@@ -1289,7 +2332,7 @@
         <w:tabs>
           <w:tab w:val="right" w:leader="dot" w:pos="8306"/>
         </w:tabs>
-        <w:ind w:left="0" w:leftChars="0" w:firstLine="480" w:firstLineChars="200"/>
+        <w:ind w:firstLine="480" w:firstLineChars="200"/>
         <w:rPr>
           <w:rFonts w:hint="default"/>
           <w:sz w:val="24"/>
@@ -1313,7 +2356,7 @@
           <w:szCs w:val="18"/>
           <w:lang w:val="en-US"/>
         </w:rPr>
-        <w:instrText xml:space="preserve"> HYPERLINK \l _Toc2042 </w:instrText>
+        <w:instrText xml:space="preserve"> HYPERLINK \l _Toc30751 </w:instrText>
       </w:r>
       <w:r>
         <w:rPr>
@@ -1329,9 +2372,18 @@
           <w:rFonts w:hint="default"/>
           <w:sz w:val="24"/>
           <w:szCs w:val="18"/>
-          <w:lang w:val="ru-RU"/>
-        </w:rPr>
-        <w:t>1. Короткое описание</w:t>
+          <w:lang w:val="en-US"/>
+        </w:rPr>
+        <w:t xml:space="preserve">2. </w:t>
+      </w:r>
+      <w:r>
+        <w:rPr>
+          <w:rFonts w:hint="default"/>
+          <w:sz w:val="24"/>
+          <w:szCs w:val="18"/>
+          <w:lang w:val="ru-RU"/>
+        </w:rPr>
+        <w:t>Описание</w:t>
       </w:r>
       <w:r>
         <w:rPr>
@@ -1352,7 +2404,7 @@
           <w:sz w:val="24"/>
           <w:szCs w:val="18"/>
         </w:rPr>
-        <w:instrText xml:space="preserve"> PAGEREF _Toc2042 \h </w:instrText>
+        <w:instrText xml:space="preserve"> PAGEREF _Toc30751 \h </w:instrText>
       </w:r>
       <w:r>
         <w:rPr>
@@ -1366,7 +2418,7 @@
           <w:sz w:val="24"/>
           <w:szCs w:val="18"/>
         </w:rPr>
-        <w:t>7</w:t>
+        <w:t>10</w:t>
       </w:r>
       <w:r>
         <w:rPr>
@@ -1391,7 +2443,7 @@
         <w:tabs>
           <w:tab w:val="right" w:leader="dot" w:pos="8306"/>
         </w:tabs>
-        <w:ind w:left="0" w:leftChars="0" w:firstLine="480" w:firstLineChars="200"/>
+        <w:ind w:firstLine="960" w:firstLineChars="400"/>
         <w:rPr>
           <w:rFonts w:hint="default"/>
           <w:sz w:val="24"/>
@@ -1415,7 +2467,7 @@
           <w:szCs w:val="18"/>
           <w:lang w:val="en-US"/>
         </w:rPr>
-        <w:instrText xml:space="preserve"> HYPERLINK \l _Toc16012 </w:instrText>
+        <w:instrText xml:space="preserve"> HYPERLINK \l _Toc16349 </w:instrText>
       </w:r>
       <w:r>
         <w:rPr>
@@ -1431,18 +2483,18 @@
           <w:rFonts w:hint="default"/>
           <w:sz w:val="24"/>
           <w:szCs w:val="18"/>
-          <w:lang w:val="en-US"/>
-        </w:rPr>
-        <w:t xml:space="preserve">2. </w:t>
-      </w:r>
-      <w:r>
-        <w:rPr>
-          <w:rFonts w:hint="default"/>
-          <w:sz w:val="24"/>
-          <w:szCs w:val="18"/>
-          <w:lang w:val="ru-RU"/>
-        </w:rPr>
-        <w:t>Описание</w:t>
+          <w:lang w:val="ru-RU"/>
+        </w:rPr>
+        <w:t xml:space="preserve">2.1. Нода </w:t>
+      </w:r>
+      <w:r>
+        <w:rPr>
+          <w:rFonts w:hint="default"/>
+          <w:sz w:val="24"/>
+          <w:szCs w:val="18"/>
+          <w:lang w:val="en-US"/>
+        </w:rPr>
+        <w:t>start_move_topic</w:t>
       </w:r>
       <w:r>
         <w:rPr>
@@ -1463,7 +2515,7 @@
           <w:sz w:val="24"/>
           <w:szCs w:val="18"/>
         </w:rPr>
-        <w:instrText xml:space="preserve"> PAGEREF _Toc16012 \h </w:instrText>
+        <w:instrText xml:space="preserve"> PAGEREF _Toc16349 \h </w:instrText>
       </w:r>
       <w:r>
         <w:rPr>
@@ -1477,7 +2529,7 @@
           <w:sz w:val="24"/>
           <w:szCs w:val="18"/>
         </w:rPr>
-        <w:t>7</w:t>
+        <w:t>11</w:t>
       </w:r>
       <w:r>
         <w:rPr>
@@ -1502,12 +2554,10 @@
         <w:tabs>
           <w:tab w:val="right" w:leader="dot" w:pos="8306"/>
         </w:tabs>
-        <w:ind w:left="0" w:leftChars="0" w:firstLine="960" w:firstLineChars="400"/>
-        <w:rPr>
-          <w:rFonts w:hint="default"/>
-          <w:sz w:val="24"/>
-          <w:szCs w:val="18"/>
-          <w:lang w:val="en-US"/>
+        <w:ind w:firstLine="960" w:firstLineChars="400"/>
+        <w:rPr>
+          <w:sz w:val="24"/>
+          <w:szCs w:val="18"/>
         </w:rPr>
       </w:pPr>
       <w:r>
@@ -1526,7 +2576,7 @@
           <w:szCs w:val="18"/>
           <w:lang w:val="en-US"/>
         </w:rPr>
-        <w:instrText xml:space="preserve"> HYPERLINK \l _Toc5621 </w:instrText>
+        <w:instrText xml:space="preserve"> HYPERLINK \l _Toc14707 </w:instrText>
       </w:r>
       <w:r>
         <w:rPr>
@@ -1544,16 +2594,16 @@
           <w:szCs w:val="18"/>
           <w:lang w:val="ru-RU"/>
         </w:rPr>
-        <w:t xml:space="preserve">2.1. Нода </w:t>
-      </w:r>
-      <w:r>
-        <w:rPr>
-          <w:rFonts w:hint="default"/>
-          <w:sz w:val="24"/>
-          <w:szCs w:val="18"/>
-          <w:lang w:val="en-US"/>
-        </w:rPr>
-        <w:t>lidar_filter</w:t>
+        <w:t xml:space="preserve">2.2. Нода </w:t>
+      </w:r>
+      <w:r>
+        <w:rPr>
+          <w:rFonts w:hint="default"/>
+          <w:sz w:val="24"/>
+          <w:szCs w:val="18"/>
+          <w:lang w:val="en-US"/>
+        </w:rPr>
+        <w:t>start_move_action</w:t>
       </w:r>
       <w:r>
         <w:rPr>
@@ -1574,7 +2624,7 @@
           <w:sz w:val="24"/>
           <w:szCs w:val="18"/>
         </w:rPr>
-        <w:instrText xml:space="preserve"> PAGEREF _Toc5621 \h </w:instrText>
+        <w:instrText xml:space="preserve"> PAGEREF _Toc14707 \h </w:instrText>
       </w:r>
       <w:r>
         <w:rPr>
@@ -1588,7 +2638,7 @@
           <w:sz w:val="24"/>
           <w:szCs w:val="18"/>
         </w:rPr>
-        <w:t>7</w:t>
+        <w:t>11</w:t>
       </w:r>
       <w:r>
         <w:rPr>
@@ -1613,10 +2663,11 @@
         <w:tabs>
           <w:tab w:val="right" w:leader="dot" w:pos="8306"/>
         </w:tabs>
-        <w:ind w:left="0" w:leftChars="0" w:firstLine="960" w:firstLineChars="400"/>
-        <w:rPr>
-          <w:sz w:val="24"/>
-          <w:szCs w:val="18"/>
+        <w:rPr>
+          <w:rFonts w:hint="default"/>
+          <w:sz w:val="24"/>
+          <w:szCs w:val="18"/>
+          <w:lang w:val="en-US"/>
         </w:rPr>
       </w:pPr>
       <w:r>
@@ -1635,7 +2686,7 @@
           <w:szCs w:val="18"/>
           <w:lang w:val="en-US"/>
         </w:rPr>
-        <w:instrText xml:space="preserve"> HYPERLINK \l _Toc12428 </w:instrText>
+        <w:instrText xml:space="preserve"> HYPERLINK \l _Toc14766 </w:instrText>
       </w:r>
       <w:r>
         <w:rPr>
@@ -1653,25 +2704,52 @@
           <w:szCs w:val="18"/>
           <w:lang w:val="en-US"/>
         </w:rPr>
-        <w:t>2.2. Launch-</w:t>
-      </w:r>
-      <w:r>
-        <w:rPr>
-          <w:rFonts w:hint="default"/>
-          <w:sz w:val="24"/>
-          <w:szCs w:val="18"/>
-          <w:lang w:val="ru-RU"/>
-        </w:rPr>
-        <w:t>файл</w:t>
-      </w:r>
-      <w:r>
-        <w:rPr>
-          <w:rFonts w:hint="default"/>
-          <w:sz w:val="24"/>
-          <w:szCs w:val="18"/>
-          <w:lang w:val="en-US"/>
-        </w:rPr>
-        <w:t xml:space="preserve"> filter.launch.py</w:t>
+        <w:t>ROS2-</w:t>
+      </w:r>
+      <w:r>
+        <w:rPr>
+          <w:rFonts w:hint="default"/>
+          <w:sz w:val="24"/>
+          <w:szCs w:val="18"/>
+          <w:lang w:val="ru-RU"/>
+        </w:rPr>
+        <w:t xml:space="preserve">пакет, содержащий конечные </w:t>
+      </w:r>
+      <w:r>
+        <w:rPr>
+          <w:rFonts w:hint="default"/>
+          <w:sz w:val="24"/>
+          <w:szCs w:val="18"/>
+          <w:lang w:val="en-US"/>
+        </w:rPr>
+        <w:t>Launch-</w:t>
+      </w:r>
+      <w:r>
+        <w:rPr>
+          <w:rFonts w:hint="default"/>
+          <w:sz w:val="24"/>
+          <w:szCs w:val="18"/>
+          <w:lang w:val="ru-RU"/>
+        </w:rPr>
+        <w:t>файлы, позволяющие запустить стеки системы - «</w:t>
+      </w:r>
+      <w:r>
+        <w:rPr>
+          <w:rFonts w:hint="default"/>
+          <w:sz w:val="24"/>
+          <w:szCs w:val="18"/>
+          <w:lang w:val="en-US"/>
+        </w:rPr>
+        <w:t>completed_scripts_jetbot</w:t>
+      </w:r>
+      <w:r>
+        <w:rPr>
+          <w:rFonts w:hint="default"/>
+          <w:sz w:val="24"/>
+          <w:szCs w:val="18"/>
+          <w:lang w:val="ru-RU"/>
+        </w:rPr>
+        <w:t>»</w:t>
       </w:r>
       <w:r>
         <w:rPr>
@@ -1692,7 +2770,7 @@
           <w:sz w:val="24"/>
           <w:szCs w:val="18"/>
         </w:rPr>
-        <w:instrText xml:space="preserve"> PAGEREF _Toc12428 \h </w:instrText>
+        <w:instrText xml:space="preserve"> PAGEREF _Toc14766 \h </w:instrText>
       </w:r>
       <w:r>
         <w:rPr>
@@ -1706,169 +2784,7 @@
           <w:sz w:val="24"/>
           <w:szCs w:val="18"/>
         </w:rPr>
-        <w:t>8</w:t>
-      </w:r>
-      <w:r>
-        <w:rPr>
-          <w:sz w:val="24"/>
-          <w:szCs w:val="18"/>
-        </w:rPr>
-        <w:fldChar w:fldCharType="end"/>
-      </w:r>
-      <w:r>
-        <w:rPr>
-          <w:rFonts w:hint="default"/>
-          <w:sz w:val="24"/>
-          <w:szCs w:val="18"/>
-          <w:lang w:val="en-US"/>
-        </w:rPr>
-        <w:fldChar w:fldCharType="end"/>
-      </w:r>
-    </w:p>
-    <w:p>
-      <w:pPr>
-        <w:pStyle w:val="11"/>
-        <w:tabs>
-          <w:tab w:val="right" w:leader="dot" w:pos="8306"/>
-        </w:tabs>
-        <w:rPr>
-          <w:sz w:val="24"/>
-          <w:szCs w:val="18"/>
-        </w:rPr>
-      </w:pPr>
-      <w:r>
-        <w:rPr>
-          <w:rFonts w:hint="default"/>
-          <w:sz w:val="24"/>
-          <w:szCs w:val="18"/>
-          <w:lang w:val="en-US"/>
-        </w:rPr>
-        <w:fldChar w:fldCharType="begin"/>
-      </w:r>
-      <w:r>
-        <w:rPr>
-          <w:rFonts w:hint="default"/>
-          <w:sz w:val="24"/>
-          <w:szCs w:val="18"/>
-          <w:lang w:val="en-US"/>
-        </w:rPr>
-        <w:instrText xml:space="preserve"> HYPERLINK \l _Toc1981 </w:instrText>
-      </w:r>
-      <w:r>
-        <w:rPr>
-          <w:rFonts w:hint="default"/>
-          <w:sz w:val="24"/>
-          <w:szCs w:val="18"/>
-          <w:lang w:val="en-US"/>
-        </w:rPr>
-        <w:fldChar w:fldCharType="separate"/>
-      </w:r>
-      <w:r>
-        <w:rPr>
-          <w:rFonts w:hint="default"/>
-          <w:sz w:val="24"/>
-          <w:szCs w:val="18"/>
-          <w:lang w:val="en-US"/>
-        </w:rPr>
-        <w:t>ROS2-</w:t>
-      </w:r>
-      <w:r>
-        <w:rPr>
-          <w:rFonts w:hint="default"/>
-          <w:sz w:val="24"/>
-          <w:szCs w:val="18"/>
-          <w:lang w:val="ru-RU"/>
-        </w:rPr>
-        <w:t xml:space="preserve">пакет, содержащий </w:t>
-      </w:r>
-      <w:r>
-        <w:rPr>
-          <w:rFonts w:hint="default"/>
-          <w:sz w:val="24"/>
-          <w:szCs w:val="18"/>
-          <w:lang w:val="en-US"/>
-        </w:rPr>
-        <w:t>URDF-</w:t>
-      </w:r>
-      <w:r>
-        <w:rPr>
-          <w:rFonts w:hint="default"/>
-          <w:sz w:val="24"/>
-          <w:szCs w:val="18"/>
-          <w:lang w:val="ru-RU"/>
-        </w:rPr>
-        <w:t xml:space="preserve">описание камеры </w:t>
-      </w:r>
-      <w:r>
-        <w:rPr>
-          <w:rFonts w:hint="default"/>
-          <w:sz w:val="24"/>
-          <w:szCs w:val="18"/>
-          <w:lang w:val="en-US"/>
-        </w:rPr>
-        <w:t xml:space="preserve">Intel RealSense D435i - </w:t>
-      </w:r>
-      <w:r>
-        <w:rPr>
-          <w:rFonts w:hint="default"/>
-          <w:sz w:val="24"/>
-          <w:szCs w:val="18"/>
-          <w:lang w:val="ru-RU"/>
-        </w:rPr>
-        <w:t>«</w:t>
-      </w:r>
-      <w:r>
-        <w:rPr>
-          <w:rFonts w:hint="default"/>
-          <w:sz w:val="24"/>
-          <w:szCs w:val="18"/>
-          <w:lang w:val="en-US"/>
-        </w:rPr>
-        <w:t>realsense_ros_gazebo</w:t>
-      </w:r>
-      <w:r>
-        <w:rPr>
-          <w:rFonts w:hint="default"/>
-          <w:sz w:val="24"/>
-          <w:szCs w:val="18"/>
-          <w:lang w:val="ru-RU"/>
-        </w:rPr>
-        <w:t>»</w:t>
-      </w:r>
-      <w:r>
-        <w:rPr>
-          <w:sz w:val="24"/>
-          <w:szCs w:val="18"/>
-        </w:rPr>
-        <w:tab/>
-      </w:r>
-      <w:r>
-        <w:rPr>
-          <w:sz w:val="24"/>
-          <w:szCs w:val="18"/>
-        </w:rPr>
-        <w:fldChar w:fldCharType="begin"/>
-      </w:r>
-      <w:r>
-        <w:rPr>
-          <w:sz w:val="24"/>
-          <w:szCs w:val="18"/>
-        </w:rPr>
-        <w:instrText xml:space="preserve"> PAGEREF _Toc1981 \h </w:instrText>
-      </w:r>
-      <w:r>
-        <w:rPr>
-          <w:sz w:val="24"/>
-          <w:szCs w:val="18"/>
-        </w:rPr>
-        <w:fldChar w:fldCharType="separate"/>
-      </w:r>
-      <w:r>
-        <w:rPr>
-          <w:sz w:val="24"/>
-          <w:szCs w:val="18"/>
-        </w:rPr>
-        <w:t>9</w:t>
+        <w:t>12</w:t>
       </w:r>
       <w:r>
         <w:rPr>
@@ -1893,7 +2809,7 @@
         <w:tabs>
           <w:tab w:val="right" w:leader="dot" w:pos="8306"/>
         </w:tabs>
-        <w:ind w:left="0" w:leftChars="0" w:firstLine="480" w:firstLineChars="200"/>
+        <w:ind w:firstLine="480" w:firstLineChars="200"/>
         <w:rPr>
           <w:rFonts w:hint="default"/>
           <w:sz w:val="24"/>
@@ -1917,7 +2833,7 @@
           <w:szCs w:val="18"/>
           <w:lang w:val="en-US"/>
         </w:rPr>
-        <w:instrText xml:space="preserve"> HYPERLINK \l _Toc12541 </w:instrText>
+        <w:instrText xml:space="preserve"> HYPERLINK \l _Toc5047 </w:instrText>
       </w:r>
       <w:r>
         <w:rPr>
@@ -1956,7 +2872,7 @@
           <w:sz w:val="24"/>
           <w:szCs w:val="18"/>
         </w:rPr>
-        <w:instrText xml:space="preserve"> PAGEREF _Toc12541 \h </w:instrText>
+        <w:instrText xml:space="preserve"> PAGEREF _Toc5047 \h </w:instrText>
       </w:r>
       <w:r>
         <w:rPr>
@@ -1970,7 +2886,7 @@
           <w:sz w:val="24"/>
           <w:szCs w:val="18"/>
         </w:rPr>
-        <w:t>9</w:t>
+        <w:t>12</w:t>
       </w:r>
       <w:r>
         <w:rPr>
@@ -1995,10 +2911,12 @@
         <w:tabs>
           <w:tab w:val="right" w:leader="dot" w:pos="8306"/>
         </w:tabs>
-        <w:ind w:left="0" w:leftChars="0" w:firstLine="480" w:firstLineChars="200"/>
-        <w:rPr>
-          <w:sz w:val="24"/>
-          <w:szCs w:val="18"/>
+        <w:ind w:firstLine="480" w:firstLineChars="200"/>
+        <w:rPr>
+          <w:rFonts w:hint="default"/>
+          <w:sz w:val="24"/>
+          <w:szCs w:val="18"/>
+          <w:lang w:val="en-US"/>
         </w:rPr>
       </w:pPr>
       <w:r>
@@ -2017,7 +2935,7 @@
           <w:szCs w:val="18"/>
           <w:lang w:val="en-US"/>
         </w:rPr>
-        <w:instrText xml:space="preserve"> HYPERLINK \l _Toc32187 </w:instrText>
+        <w:instrText xml:space="preserve"> HYPERLINK \l _Toc20575 </w:instrText>
       </w:r>
       <w:r>
         <w:rPr>
@@ -2065,7 +2983,7 @@
           <w:sz w:val="24"/>
           <w:szCs w:val="18"/>
         </w:rPr>
-        <w:instrText xml:space="preserve"> PAGEREF _Toc32187 \h </w:instrText>
+        <w:instrText xml:space="preserve"> PAGEREF _Toc20575 \h </w:instrText>
       </w:r>
       <w:r>
         <w:rPr>
@@ -2079,7 +2997,7 @@
           <w:sz w:val="24"/>
           <w:szCs w:val="18"/>
         </w:rPr>
-        <w:t>10</w:t>
+        <w:t>13</w:t>
       </w:r>
       <w:r>
         <w:rPr>
@@ -2100,10 +3018,11 @@
     </w:p>
     <w:p>
       <w:pPr>
-        <w:pStyle w:val="11"/>
+        <w:pStyle w:val="13"/>
         <w:tabs>
           <w:tab w:val="right" w:leader="dot" w:pos="8306"/>
         </w:tabs>
+        <w:ind w:firstLine="960" w:firstLineChars="400"/>
         <w:rPr>
           <w:rFonts w:hint="default"/>
           <w:sz w:val="24"/>
@@ -2127,7 +3046,7 @@
           <w:szCs w:val="18"/>
           <w:lang w:val="en-US"/>
         </w:rPr>
-        <w:instrText xml:space="preserve"> HYPERLINK \l _Toc32564 </w:instrText>
+        <w:instrText xml:space="preserve"> HYPERLINK \l _Toc26962 </w:instrText>
       </w:r>
       <w:r>
         <w:rPr>
@@ -2145,34 +3064,25 @@
           <w:szCs w:val="18"/>
           <w:lang w:val="en-US"/>
         </w:rPr>
-        <w:t>ROS2-</w:t>
-      </w:r>
-      <w:r>
-        <w:rPr>
-          <w:rFonts w:hint="default"/>
-          <w:sz w:val="24"/>
-          <w:szCs w:val="18"/>
-          <w:lang w:val="ru-RU"/>
-        </w:rPr>
-        <w:t>пакет, реализующий последовательную отправку точек маршрута - «</w:t>
-      </w:r>
-      <w:r>
-        <w:rPr>
-          <w:rFonts w:hint="default"/>
-          <w:sz w:val="24"/>
-          <w:szCs w:val="18"/>
-          <w:lang w:val="en-US"/>
-        </w:rPr>
-        <w:t>trajectory_maker</w:t>
-      </w:r>
-      <w:r>
-        <w:rPr>
-          <w:rFonts w:hint="default"/>
-          <w:sz w:val="24"/>
-          <w:szCs w:val="18"/>
-          <w:lang w:val="ru-RU"/>
-        </w:rPr>
-        <w:t>»</w:t>
+        <w:t>2.1. Launch-</w:t>
+      </w:r>
+      <w:r>
+        <w:rPr>
+          <w:rFonts w:hint="default"/>
+          <w:sz w:val="24"/>
+          <w:szCs w:val="18"/>
+          <w:lang w:val="ru-RU"/>
+        </w:rPr>
+        <w:t>файл</w:t>
+      </w:r>
+      <w:r>
+        <w:rPr>
+          <w:rFonts w:hint="default"/>
+          <w:sz w:val="24"/>
+          <w:szCs w:val="18"/>
+          <w:lang w:val="en-US"/>
+        </w:rPr>
+        <w:t xml:space="preserve"> rviz_and_robot_description.launch.py</w:t>
       </w:r>
       <w:r>
         <w:rPr>
@@ -2193,7 +3103,7 @@
           <w:sz w:val="24"/>
           <w:szCs w:val="18"/>
         </w:rPr>
-        <w:instrText xml:space="preserve"> PAGEREF _Toc32564 \h </w:instrText>
+        <w:instrText xml:space="preserve"> PAGEREF _Toc26962 \h </w:instrText>
       </w:r>
       <w:r>
         <w:rPr>
@@ -2207,7 +3117,7 @@
           <w:sz w:val="24"/>
           <w:szCs w:val="18"/>
         </w:rPr>
-        <w:t>10</w:t>
+        <w:t>13</w:t>
       </w:r>
       <w:r>
         <w:rPr>
@@ -2228,16 +3138,494 @@
     </w:p>
     <w:p>
       <w:pPr>
-        <w:pStyle w:val="11"/>
+        <w:pStyle w:val="13"/>
+        <w:tabs>
+          <w:tab w:val="right" w:leader="dot" w:pos="8306"/>
+        </w:tabs>
+        <w:ind w:firstLine="960" w:firstLineChars="400"/>
+        <w:rPr>
+          <w:rFonts w:hint="default"/>
+          <w:sz w:val="24"/>
+          <w:szCs w:val="18"/>
+          <w:lang w:val="en-US"/>
+        </w:rPr>
+      </w:pPr>
+      <w:r>
+        <w:rPr>
+          <w:rFonts w:hint="default"/>
+          <w:sz w:val="24"/>
+          <w:szCs w:val="18"/>
+          <w:lang w:val="en-US"/>
+        </w:rPr>
+        <w:fldChar w:fldCharType="begin"/>
+      </w:r>
+      <w:r>
+        <w:rPr>
+          <w:rFonts w:hint="default"/>
+          <w:sz w:val="24"/>
+          <w:szCs w:val="18"/>
+          <w:lang w:val="en-US"/>
+        </w:rPr>
+        <w:instrText xml:space="preserve"> HYPERLINK \l _Toc25643 </w:instrText>
+      </w:r>
+      <w:r>
+        <w:rPr>
+          <w:rFonts w:hint="default"/>
+          <w:sz w:val="24"/>
+          <w:szCs w:val="18"/>
+          <w:lang w:val="en-US"/>
+        </w:rPr>
+        <w:fldChar w:fldCharType="separate"/>
+      </w:r>
+      <w:r>
+        <w:rPr>
+          <w:rFonts w:hint="default"/>
+          <w:sz w:val="24"/>
+          <w:szCs w:val="18"/>
+          <w:lang w:val="en-US"/>
+        </w:rPr>
+        <w:t>2.2. Launch-</w:t>
+      </w:r>
+      <w:r>
+        <w:rPr>
+          <w:rFonts w:hint="default"/>
+          <w:sz w:val="24"/>
+          <w:szCs w:val="18"/>
+          <w:lang w:val="ru-RU"/>
+        </w:rPr>
+        <w:t xml:space="preserve">файл </w:t>
+      </w:r>
+      <w:r>
+        <w:rPr>
+          <w:rFonts w:hint="default"/>
+          <w:sz w:val="24"/>
+          <w:szCs w:val="18"/>
+          <w:lang w:val="en-US"/>
+        </w:rPr>
+        <w:t>jetbot_sensors_and_motors.launch.py</w:t>
+      </w:r>
+      <w:r>
+        <w:rPr>
+          <w:sz w:val="24"/>
+          <w:szCs w:val="18"/>
+        </w:rPr>
+        <w:tab/>
+      </w:r>
+      <w:r>
+        <w:rPr>
+          <w:sz w:val="24"/>
+          <w:szCs w:val="18"/>
+        </w:rPr>
+        <w:fldChar w:fldCharType="begin"/>
+      </w:r>
+      <w:r>
+        <w:rPr>
+          <w:sz w:val="24"/>
+          <w:szCs w:val="18"/>
+        </w:rPr>
+        <w:instrText xml:space="preserve"> PAGEREF _Toc25643 \h </w:instrText>
+      </w:r>
+      <w:r>
+        <w:rPr>
+          <w:sz w:val="24"/>
+          <w:szCs w:val="18"/>
+        </w:rPr>
+        <w:fldChar w:fldCharType="separate"/>
+      </w:r>
+      <w:r>
+        <w:rPr>
+          <w:sz w:val="24"/>
+          <w:szCs w:val="18"/>
+        </w:rPr>
+        <w:t>14</w:t>
+      </w:r>
+      <w:r>
+        <w:rPr>
+          <w:sz w:val="24"/>
+          <w:szCs w:val="18"/>
+        </w:rPr>
+        <w:fldChar w:fldCharType="end"/>
+      </w:r>
+      <w:r>
+        <w:rPr>
+          <w:rFonts w:hint="default"/>
+          <w:sz w:val="24"/>
+          <w:szCs w:val="18"/>
+          <w:lang w:val="en-US"/>
+        </w:rPr>
+        <w:fldChar w:fldCharType="end"/>
+      </w:r>
+    </w:p>
+    <w:p>
+      <w:pPr>
+        <w:pStyle w:val="13"/>
+        <w:tabs>
+          <w:tab w:val="right" w:leader="dot" w:pos="8306"/>
+        </w:tabs>
+        <w:ind w:firstLine="960" w:firstLineChars="400"/>
+        <w:rPr>
+          <w:rFonts w:hint="default"/>
+          <w:sz w:val="24"/>
+          <w:szCs w:val="18"/>
+          <w:lang w:val="en-US"/>
+        </w:rPr>
+      </w:pPr>
+      <w:r>
+        <w:rPr>
+          <w:rFonts w:hint="default"/>
+          <w:sz w:val="24"/>
+          <w:szCs w:val="18"/>
+          <w:lang w:val="en-US"/>
+        </w:rPr>
+        <w:fldChar w:fldCharType="begin"/>
+      </w:r>
+      <w:r>
+        <w:rPr>
+          <w:rFonts w:hint="default"/>
+          <w:sz w:val="24"/>
+          <w:szCs w:val="18"/>
+          <w:lang w:val="en-US"/>
+        </w:rPr>
+        <w:instrText xml:space="preserve"> HYPERLINK \l _Toc19256 </w:instrText>
+      </w:r>
+      <w:r>
+        <w:rPr>
+          <w:rFonts w:hint="default"/>
+          <w:sz w:val="24"/>
+          <w:szCs w:val="18"/>
+          <w:lang w:val="en-US"/>
+        </w:rPr>
+        <w:fldChar w:fldCharType="separate"/>
+      </w:r>
+      <w:r>
+        <w:rPr>
+          <w:rFonts w:hint="default"/>
+          <w:sz w:val="24"/>
+          <w:szCs w:val="18"/>
+          <w:lang w:val="en-US"/>
+        </w:rPr>
+        <w:t>2.3. Launch-</w:t>
+      </w:r>
+      <w:r>
+        <w:rPr>
+          <w:rFonts w:hint="default"/>
+          <w:sz w:val="24"/>
+          <w:szCs w:val="18"/>
+          <w:lang w:val="ru-RU"/>
+        </w:rPr>
+        <w:t xml:space="preserve">файл </w:t>
+      </w:r>
+      <w:r>
+        <w:rPr>
+          <w:rFonts w:hint="default"/>
+          <w:sz w:val="24"/>
+          <w:szCs w:val="18"/>
+          <w:lang w:val="en-US"/>
+        </w:rPr>
+        <w:t>jetbot_sensors_and_motors.launch.py</w:t>
+      </w:r>
+      <w:r>
+        <w:rPr>
+          <w:sz w:val="24"/>
+          <w:szCs w:val="18"/>
+        </w:rPr>
+        <w:tab/>
+      </w:r>
+      <w:r>
+        <w:rPr>
+          <w:sz w:val="24"/>
+          <w:szCs w:val="18"/>
+        </w:rPr>
+        <w:fldChar w:fldCharType="begin"/>
+      </w:r>
+      <w:r>
+        <w:rPr>
+          <w:sz w:val="24"/>
+          <w:szCs w:val="18"/>
+        </w:rPr>
+        <w:instrText xml:space="preserve"> PAGEREF _Toc19256 \h </w:instrText>
+      </w:r>
+      <w:r>
+        <w:rPr>
+          <w:sz w:val="24"/>
+          <w:szCs w:val="18"/>
+        </w:rPr>
+        <w:fldChar w:fldCharType="separate"/>
+      </w:r>
+      <w:r>
+        <w:rPr>
+          <w:sz w:val="24"/>
+          <w:szCs w:val="18"/>
+        </w:rPr>
+        <w:t>15</w:t>
+      </w:r>
+      <w:r>
+        <w:rPr>
+          <w:sz w:val="24"/>
+          <w:szCs w:val="18"/>
+        </w:rPr>
+        <w:fldChar w:fldCharType="end"/>
+      </w:r>
+      <w:r>
+        <w:rPr>
+          <w:rFonts w:hint="default"/>
+          <w:sz w:val="24"/>
+          <w:szCs w:val="18"/>
+          <w:lang w:val="en-US"/>
+        </w:rPr>
+        <w:fldChar w:fldCharType="end"/>
+      </w:r>
+    </w:p>
+    <w:p>
+      <w:pPr>
+        <w:pStyle w:val="13"/>
+        <w:tabs>
+          <w:tab w:val="right" w:leader="dot" w:pos="8306"/>
+        </w:tabs>
+        <w:ind w:firstLine="960" w:firstLineChars="400"/>
+        <w:rPr>
+          <w:rFonts w:hint="default"/>
+          <w:sz w:val="24"/>
+          <w:szCs w:val="18"/>
+          <w:lang w:val="en-US"/>
+        </w:rPr>
+      </w:pPr>
+      <w:r>
+        <w:rPr>
+          <w:rFonts w:hint="default"/>
+          <w:sz w:val="24"/>
+          <w:szCs w:val="18"/>
+          <w:lang w:val="en-US"/>
+        </w:rPr>
+        <w:fldChar w:fldCharType="begin"/>
+      </w:r>
+      <w:r>
+        <w:rPr>
+          <w:rFonts w:hint="default"/>
+          <w:sz w:val="24"/>
+          <w:szCs w:val="18"/>
+          <w:lang w:val="en-US"/>
+        </w:rPr>
+        <w:instrText xml:space="preserve"> HYPERLINK \l _Toc21814 </w:instrText>
+      </w:r>
+      <w:r>
+        <w:rPr>
+          <w:rFonts w:hint="default"/>
+          <w:sz w:val="24"/>
+          <w:szCs w:val="18"/>
+          <w:lang w:val="en-US"/>
+        </w:rPr>
+        <w:fldChar w:fldCharType="separate"/>
+      </w:r>
+      <w:r>
+        <w:rPr>
+          <w:rFonts w:hint="default"/>
+          <w:sz w:val="24"/>
+          <w:szCs w:val="18"/>
+          <w:lang w:val="en-US"/>
+        </w:rPr>
+        <w:t>2.4. Launch-</w:t>
+      </w:r>
+      <w:r>
+        <w:rPr>
+          <w:rFonts w:hint="default"/>
+          <w:sz w:val="24"/>
+          <w:szCs w:val="18"/>
+          <w:lang w:val="ru-RU"/>
+        </w:rPr>
+        <w:t>файл navigation</w:t>
+      </w:r>
+      <w:r>
+        <w:rPr>
+          <w:rFonts w:hint="default"/>
+          <w:sz w:val="24"/>
+          <w:szCs w:val="18"/>
+          <w:lang w:val="en-US"/>
+        </w:rPr>
+        <w:t>.launch.py</w:t>
+      </w:r>
+      <w:r>
+        <w:rPr>
+          <w:sz w:val="24"/>
+          <w:szCs w:val="18"/>
+        </w:rPr>
+        <w:tab/>
+      </w:r>
+      <w:r>
+        <w:rPr>
+          <w:sz w:val="24"/>
+          <w:szCs w:val="18"/>
+        </w:rPr>
+        <w:fldChar w:fldCharType="begin"/>
+      </w:r>
+      <w:r>
+        <w:rPr>
+          <w:sz w:val="24"/>
+          <w:szCs w:val="18"/>
+        </w:rPr>
+        <w:instrText xml:space="preserve"> PAGEREF _Toc21814 \h </w:instrText>
+      </w:r>
+      <w:r>
+        <w:rPr>
+          <w:sz w:val="24"/>
+          <w:szCs w:val="18"/>
+        </w:rPr>
+        <w:fldChar w:fldCharType="separate"/>
+      </w:r>
+      <w:r>
+        <w:rPr>
+          <w:sz w:val="24"/>
+          <w:szCs w:val="18"/>
+        </w:rPr>
+        <w:t>16</w:t>
+      </w:r>
+      <w:r>
+        <w:rPr>
+          <w:sz w:val="24"/>
+          <w:szCs w:val="18"/>
+        </w:rPr>
+        <w:fldChar w:fldCharType="end"/>
+      </w:r>
+      <w:r>
+        <w:rPr>
+          <w:rFonts w:hint="default"/>
+          <w:sz w:val="24"/>
+          <w:szCs w:val="18"/>
+          <w:lang w:val="en-US"/>
+        </w:rPr>
+        <w:fldChar w:fldCharType="end"/>
+      </w:r>
+    </w:p>
+    <w:p>
+      <w:pPr>
+        <w:pStyle w:val="13"/>
+        <w:tabs>
+          <w:tab w:val="right" w:leader="dot" w:pos="8306"/>
+        </w:tabs>
+        <w:ind w:firstLine="960" w:firstLineChars="400"/>
+        <w:rPr>
+          <w:rFonts w:hint="default"/>
+          <w:sz w:val="24"/>
+          <w:szCs w:val="18"/>
+          <w:lang w:val="en-US"/>
+        </w:rPr>
+      </w:pPr>
+      <w:r>
+        <w:rPr>
+          <w:rFonts w:hint="default"/>
+          <w:sz w:val="24"/>
+          <w:szCs w:val="18"/>
+          <w:lang w:val="en-US"/>
+        </w:rPr>
+        <w:fldChar w:fldCharType="begin"/>
+      </w:r>
+      <w:r>
+        <w:rPr>
+          <w:rFonts w:hint="default"/>
+          <w:sz w:val="24"/>
+          <w:szCs w:val="18"/>
+          <w:lang w:val="en-US"/>
+        </w:rPr>
+        <w:instrText xml:space="preserve"> HYPERLINK \l _Toc26617 </w:instrText>
+      </w:r>
+      <w:r>
+        <w:rPr>
+          <w:rFonts w:hint="default"/>
+          <w:sz w:val="24"/>
+          <w:szCs w:val="18"/>
+          <w:lang w:val="en-US"/>
+        </w:rPr>
+        <w:fldChar w:fldCharType="separate"/>
+      </w:r>
+      <w:r>
+        <w:rPr>
+          <w:rFonts w:hint="default"/>
+          <w:sz w:val="24"/>
+          <w:szCs w:val="18"/>
+          <w:lang w:val="en-US"/>
+        </w:rPr>
+        <w:t>2.5. Launch-</w:t>
+      </w:r>
+      <w:r>
+        <w:rPr>
+          <w:rFonts w:hint="default"/>
+          <w:sz w:val="24"/>
+          <w:szCs w:val="18"/>
+          <w:lang w:val="ru-RU"/>
+        </w:rPr>
+        <w:t>файл load_map</w:t>
+      </w:r>
+      <w:r>
+        <w:rPr>
+          <w:rFonts w:hint="default"/>
+          <w:sz w:val="24"/>
+          <w:szCs w:val="18"/>
+          <w:lang w:val="en-US"/>
+        </w:rPr>
+        <w:t>.launch.py</w:t>
+      </w:r>
+      <w:r>
+        <w:rPr>
+          <w:sz w:val="24"/>
+          <w:szCs w:val="18"/>
+        </w:rPr>
+        <w:tab/>
+      </w:r>
+      <w:r>
+        <w:rPr>
+          <w:sz w:val="24"/>
+          <w:szCs w:val="18"/>
+        </w:rPr>
+        <w:fldChar w:fldCharType="begin"/>
+      </w:r>
+      <w:r>
+        <w:rPr>
+          <w:sz w:val="24"/>
+          <w:szCs w:val="18"/>
+        </w:rPr>
+        <w:instrText xml:space="preserve"> PAGEREF _Toc26617 \h </w:instrText>
+      </w:r>
+      <w:r>
+        <w:rPr>
+          <w:sz w:val="24"/>
+          <w:szCs w:val="18"/>
+        </w:rPr>
+        <w:fldChar w:fldCharType="separate"/>
+      </w:r>
+      <w:r>
+        <w:rPr>
+          <w:sz w:val="24"/>
+          <w:szCs w:val="18"/>
+        </w:rPr>
+        <w:t>16</w:t>
+      </w:r>
+      <w:r>
+        <w:rPr>
+          <w:sz w:val="24"/>
+          <w:szCs w:val="18"/>
+        </w:rPr>
+        <w:fldChar w:fldCharType="end"/>
+      </w:r>
+      <w:r>
+        <w:rPr>
+          <w:rFonts w:hint="default"/>
+          <w:sz w:val="24"/>
+          <w:szCs w:val="18"/>
+          <w:lang w:val="en-US"/>
+        </w:rPr>
+        <w:fldChar w:fldCharType="end"/>
+      </w:r>
+    </w:p>
+    <w:p>
+      <w:pPr>
+        <w:pStyle w:val="13"/>
         <w:tabs>
           <w:tab w:val="right" w:leader="dot" w:pos="8306"/>
         </w:tabs>
         <w:ind w:firstLine="480" w:firstLineChars="200"/>
         <w:rPr>
-          <w:rFonts w:hint="default"/>
-          <w:sz w:val="24"/>
-          <w:szCs w:val="18"/>
-          <w:lang w:val="en-US"/>
+          <w:sz w:val="24"/>
+          <w:szCs w:val="18"/>
         </w:rPr>
       </w:pPr>
       <w:r>
@@ -2256,7 +3644,7 @@
           <w:szCs w:val="18"/>
           <w:lang w:val="en-US"/>
         </w:rPr>
-        <w:instrText xml:space="preserve"> HYPERLINK \l _Toc16411 </w:instrText>
+        <w:instrText xml:space="preserve"> HYPERLINK \l _Toc4837 </w:instrText>
       </w:r>
       <w:r>
         <w:rPr>
@@ -2274,7 +3662,7 @@
           <w:szCs w:val="18"/>
           <w:lang w:val="ru-RU"/>
         </w:rPr>
-        <w:t>1. Короткое описание</w:t>
+        <w:t>3. Примечания и структура пакета</w:t>
       </w:r>
       <w:r>
         <w:rPr>
@@ -2295,7 +3683,7 @@
           <w:sz w:val="24"/>
           <w:szCs w:val="18"/>
         </w:rPr>
-        <w:instrText xml:space="preserve"> PAGEREF _Toc16411 \h </w:instrText>
+        <w:instrText xml:space="preserve"> PAGEREF _Toc4837 \h </w:instrText>
       </w:r>
       <w:r>
         <w:rPr>
@@ -2309,7 +3697,7 @@
           <w:sz w:val="24"/>
           <w:szCs w:val="18"/>
         </w:rPr>
-        <w:t>10</w:t>
+        <w:t>17</w:t>
       </w:r>
       <w:r>
         <w:rPr>
@@ -2330,1400 +3718,10 @@
     </w:p>
     <w:p>
       <w:pPr>
-        <w:pStyle w:val="11"/>
+        <w:pStyle w:val="13"/>
         <w:tabs>
           <w:tab w:val="right" w:leader="dot" w:pos="8306"/>
         </w:tabs>
-        <w:ind w:firstLine="480" w:firstLineChars="200"/>
-        <w:rPr>
-          <w:rFonts w:hint="default"/>
-          <w:sz w:val="24"/>
-          <w:szCs w:val="18"/>
-          <w:lang w:val="en-US"/>
-        </w:rPr>
-      </w:pPr>
-      <w:r>
-        <w:rPr>
-          <w:rFonts w:hint="default"/>
-          <w:sz w:val="24"/>
-          <w:szCs w:val="18"/>
-          <w:lang w:val="en-US"/>
-        </w:rPr>
-        <w:fldChar w:fldCharType="begin"/>
-      </w:r>
-      <w:r>
-        <w:rPr>
-          <w:rFonts w:hint="default"/>
-          <w:sz w:val="24"/>
-          <w:szCs w:val="18"/>
-          <w:lang w:val="en-US"/>
-        </w:rPr>
-        <w:instrText xml:space="preserve"> HYPERLINK \l _Toc30751 </w:instrText>
-      </w:r>
-      <w:r>
-        <w:rPr>
-          <w:rFonts w:hint="default"/>
-          <w:sz w:val="24"/>
-          <w:szCs w:val="18"/>
-          <w:lang w:val="en-US"/>
-        </w:rPr>
-        <w:fldChar w:fldCharType="separate"/>
-      </w:r>
-      <w:r>
-        <w:rPr>
-          <w:rFonts w:hint="default"/>
-          <w:sz w:val="24"/>
-          <w:szCs w:val="18"/>
-          <w:lang w:val="en-US"/>
-        </w:rPr>
-        <w:t xml:space="preserve">2. </w:t>
-      </w:r>
-      <w:r>
-        <w:rPr>
-          <w:rFonts w:hint="default"/>
-          <w:sz w:val="24"/>
-          <w:szCs w:val="18"/>
-          <w:lang w:val="ru-RU"/>
-        </w:rPr>
-        <w:t>Описание</w:t>
-      </w:r>
-      <w:r>
-        <w:rPr>
-          <w:sz w:val="24"/>
-          <w:szCs w:val="18"/>
-        </w:rPr>
-        <w:tab/>
-      </w:r>
-      <w:r>
-        <w:rPr>
-          <w:sz w:val="24"/>
-          <w:szCs w:val="18"/>
-        </w:rPr>
-        <w:fldChar w:fldCharType="begin"/>
-      </w:r>
-      <w:r>
-        <w:rPr>
-          <w:sz w:val="24"/>
-          <w:szCs w:val="18"/>
-        </w:rPr>
-        <w:instrText xml:space="preserve"> PAGEREF _Toc30751 \h </w:instrText>
-      </w:r>
-      <w:r>
-        <w:rPr>
-          <w:sz w:val="24"/>
-          <w:szCs w:val="18"/>
-        </w:rPr>
-        <w:fldChar w:fldCharType="separate"/>
-      </w:r>
-      <w:r>
-        <w:rPr>
-          <w:sz w:val="24"/>
-          <w:szCs w:val="18"/>
-        </w:rPr>
-        <w:t>10</w:t>
-      </w:r>
-      <w:r>
-        <w:rPr>
-          <w:sz w:val="24"/>
-          <w:szCs w:val="18"/>
-        </w:rPr>
-        <w:fldChar w:fldCharType="end"/>
-      </w:r>
-      <w:r>
-        <w:rPr>
-          <w:rFonts w:hint="default"/>
-          <w:sz w:val="24"/>
-          <w:szCs w:val="18"/>
-          <w:lang w:val="en-US"/>
-        </w:rPr>
-        <w:fldChar w:fldCharType="end"/>
-      </w:r>
-    </w:p>
-    <w:p>
-      <w:pPr>
-        <w:pStyle w:val="11"/>
-        <w:tabs>
-          <w:tab w:val="right" w:leader="dot" w:pos="8306"/>
-        </w:tabs>
-        <w:ind w:firstLine="960" w:firstLineChars="400"/>
-        <w:rPr>
-          <w:rFonts w:hint="default"/>
-          <w:sz w:val="24"/>
-          <w:szCs w:val="18"/>
-          <w:lang w:val="en-US"/>
-        </w:rPr>
-      </w:pPr>
-      <w:r>
-        <w:rPr>
-          <w:rFonts w:hint="default"/>
-          <w:sz w:val="24"/>
-          <w:szCs w:val="18"/>
-          <w:lang w:val="en-US"/>
-        </w:rPr>
-        <w:fldChar w:fldCharType="begin"/>
-      </w:r>
-      <w:r>
-        <w:rPr>
-          <w:rFonts w:hint="default"/>
-          <w:sz w:val="24"/>
-          <w:szCs w:val="18"/>
-          <w:lang w:val="en-US"/>
-        </w:rPr>
-        <w:instrText xml:space="preserve"> HYPERLINK \l _Toc16349 </w:instrText>
-      </w:r>
-      <w:r>
-        <w:rPr>
-          <w:rFonts w:hint="default"/>
-          <w:sz w:val="24"/>
-          <w:szCs w:val="18"/>
-          <w:lang w:val="en-US"/>
-        </w:rPr>
-        <w:fldChar w:fldCharType="separate"/>
-      </w:r>
-      <w:r>
-        <w:rPr>
-          <w:rFonts w:hint="default"/>
-          <w:sz w:val="24"/>
-          <w:szCs w:val="18"/>
-          <w:lang w:val="ru-RU"/>
-        </w:rPr>
-        <w:t xml:space="preserve">2.1. Нода </w:t>
-      </w:r>
-      <w:r>
-        <w:rPr>
-          <w:rFonts w:hint="default"/>
-          <w:sz w:val="24"/>
-          <w:szCs w:val="18"/>
-          <w:lang w:val="en-US"/>
-        </w:rPr>
-        <w:t>start_move_topic</w:t>
-      </w:r>
-      <w:r>
-        <w:rPr>
-          <w:sz w:val="24"/>
-          <w:szCs w:val="18"/>
-        </w:rPr>
-        <w:tab/>
-      </w:r>
-      <w:r>
-        <w:rPr>
-          <w:sz w:val="24"/>
-          <w:szCs w:val="18"/>
-        </w:rPr>
-        <w:fldChar w:fldCharType="begin"/>
-      </w:r>
-      <w:r>
-        <w:rPr>
-          <w:sz w:val="24"/>
-          <w:szCs w:val="18"/>
-        </w:rPr>
-        <w:instrText xml:space="preserve"> PAGEREF _Toc16349 \h </w:instrText>
-      </w:r>
-      <w:r>
-        <w:rPr>
-          <w:sz w:val="24"/>
-          <w:szCs w:val="18"/>
-        </w:rPr>
-        <w:fldChar w:fldCharType="separate"/>
-      </w:r>
-      <w:r>
-        <w:rPr>
-          <w:sz w:val="24"/>
-          <w:szCs w:val="18"/>
-        </w:rPr>
-        <w:t>11</w:t>
-      </w:r>
-      <w:r>
-        <w:rPr>
-          <w:sz w:val="24"/>
-          <w:szCs w:val="18"/>
-        </w:rPr>
-        <w:fldChar w:fldCharType="end"/>
-      </w:r>
-      <w:r>
-        <w:rPr>
-          <w:rFonts w:hint="default"/>
-          <w:sz w:val="24"/>
-          <w:szCs w:val="18"/>
-          <w:lang w:val="en-US"/>
-        </w:rPr>
-        <w:fldChar w:fldCharType="end"/>
-      </w:r>
-    </w:p>
-    <w:p>
-      <w:pPr>
-        <w:pStyle w:val="11"/>
-        <w:tabs>
-          <w:tab w:val="right" w:leader="dot" w:pos="8306"/>
-        </w:tabs>
-        <w:ind w:firstLine="960" w:firstLineChars="400"/>
-        <w:rPr>
-          <w:sz w:val="24"/>
-          <w:szCs w:val="18"/>
-        </w:rPr>
-      </w:pPr>
-      <w:r>
-        <w:rPr>
-          <w:rFonts w:hint="default"/>
-          <w:sz w:val="24"/>
-          <w:szCs w:val="18"/>
-          <w:lang w:val="en-US"/>
-        </w:rPr>
-        <w:fldChar w:fldCharType="begin"/>
-      </w:r>
-      <w:r>
-        <w:rPr>
-          <w:rFonts w:hint="default"/>
-          <w:sz w:val="24"/>
-          <w:szCs w:val="18"/>
-          <w:lang w:val="en-US"/>
-        </w:rPr>
-        <w:instrText xml:space="preserve"> HYPERLINK \l _Toc14707 </w:instrText>
-      </w:r>
-      <w:r>
-        <w:rPr>
-          <w:rFonts w:hint="default"/>
-          <w:sz w:val="24"/>
-          <w:szCs w:val="18"/>
-          <w:lang w:val="en-US"/>
-        </w:rPr>
-        <w:fldChar w:fldCharType="separate"/>
-      </w:r>
-      <w:r>
-        <w:rPr>
-          <w:rFonts w:hint="default"/>
-          <w:sz w:val="24"/>
-          <w:szCs w:val="18"/>
-          <w:lang w:val="ru-RU"/>
-        </w:rPr>
-        <w:t xml:space="preserve">2.2. Нода </w:t>
-      </w:r>
-      <w:r>
-        <w:rPr>
-          <w:rFonts w:hint="default"/>
-          <w:sz w:val="24"/>
-          <w:szCs w:val="18"/>
-          <w:lang w:val="en-US"/>
-        </w:rPr>
-        <w:t>start_move_action</w:t>
-      </w:r>
-      <w:r>
-        <w:rPr>
-          <w:sz w:val="24"/>
-          <w:szCs w:val="18"/>
-        </w:rPr>
-        <w:tab/>
-      </w:r>
-      <w:r>
-        <w:rPr>
-          <w:sz w:val="24"/>
-          <w:szCs w:val="18"/>
-        </w:rPr>
-        <w:fldChar w:fldCharType="begin"/>
-      </w:r>
-      <w:r>
-        <w:rPr>
-          <w:sz w:val="24"/>
-          <w:szCs w:val="18"/>
-        </w:rPr>
-        <w:instrText xml:space="preserve"> PAGEREF _Toc14707 \h </w:instrText>
-      </w:r>
-      <w:r>
-        <w:rPr>
-          <w:sz w:val="24"/>
-          <w:szCs w:val="18"/>
-        </w:rPr>
-        <w:fldChar w:fldCharType="separate"/>
-      </w:r>
-      <w:r>
-        <w:rPr>
-          <w:sz w:val="24"/>
-          <w:szCs w:val="18"/>
-        </w:rPr>
-        <w:t>11</w:t>
-      </w:r>
-      <w:r>
-        <w:rPr>
-          <w:sz w:val="24"/>
-          <w:szCs w:val="18"/>
-        </w:rPr>
-        <w:fldChar w:fldCharType="end"/>
-      </w:r>
-      <w:r>
-        <w:rPr>
-          <w:rFonts w:hint="default"/>
-          <w:sz w:val="24"/>
-          <w:szCs w:val="18"/>
-          <w:lang w:val="en-US"/>
-        </w:rPr>
-        <w:fldChar w:fldCharType="end"/>
-      </w:r>
-    </w:p>
-    <w:p>
-      <w:pPr>
-        <w:pStyle w:val="11"/>
-        <w:tabs>
-          <w:tab w:val="right" w:leader="dot" w:pos="8306"/>
-        </w:tabs>
-        <w:rPr>
-          <w:rFonts w:hint="default"/>
-          <w:sz w:val="24"/>
-          <w:szCs w:val="18"/>
-          <w:lang w:val="en-US"/>
-        </w:rPr>
-      </w:pPr>
-      <w:r>
-        <w:rPr>
-          <w:rFonts w:hint="default"/>
-          <w:sz w:val="24"/>
-          <w:szCs w:val="18"/>
-          <w:lang w:val="en-US"/>
-        </w:rPr>
-        <w:fldChar w:fldCharType="begin"/>
-      </w:r>
-      <w:r>
-        <w:rPr>
-          <w:rFonts w:hint="default"/>
-          <w:sz w:val="24"/>
-          <w:szCs w:val="18"/>
-          <w:lang w:val="en-US"/>
-        </w:rPr>
-        <w:instrText xml:space="preserve"> HYPERLINK \l _Toc14766 </w:instrText>
-      </w:r>
-      <w:r>
-        <w:rPr>
-          <w:rFonts w:hint="default"/>
-          <w:sz w:val="24"/>
-          <w:szCs w:val="18"/>
-          <w:lang w:val="en-US"/>
-        </w:rPr>
-        <w:fldChar w:fldCharType="separate"/>
-      </w:r>
-      <w:r>
-        <w:rPr>
-          <w:rFonts w:hint="default"/>
-          <w:sz w:val="24"/>
-          <w:szCs w:val="18"/>
-          <w:lang w:val="en-US"/>
-        </w:rPr>
-        <w:t>ROS2-</w:t>
-      </w:r>
-      <w:r>
-        <w:rPr>
-          <w:rFonts w:hint="default"/>
-          <w:sz w:val="24"/>
-          <w:szCs w:val="18"/>
-          <w:lang w:val="ru-RU"/>
-        </w:rPr>
-        <w:t xml:space="preserve">пакет, содержащий конечные </w:t>
-      </w:r>
-      <w:r>
-        <w:rPr>
-          <w:rFonts w:hint="default"/>
-          <w:sz w:val="24"/>
-          <w:szCs w:val="18"/>
-          <w:lang w:val="en-US"/>
-        </w:rPr>
-        <w:t>Launch-</w:t>
-      </w:r>
-      <w:r>
-        <w:rPr>
-          <w:rFonts w:hint="default"/>
-          <w:sz w:val="24"/>
-          <w:szCs w:val="18"/>
-          <w:lang w:val="ru-RU"/>
-        </w:rPr>
-        <w:t>файлы, позволяющие запустить стеки системы - «</w:t>
-      </w:r>
-      <w:r>
-        <w:rPr>
-          <w:rFonts w:hint="default"/>
-          <w:sz w:val="24"/>
-          <w:szCs w:val="18"/>
-          <w:lang w:val="en-US"/>
-        </w:rPr>
-        <w:t>completed_scripts_jetbot</w:t>
-      </w:r>
-      <w:r>
-        <w:rPr>
-          <w:rFonts w:hint="default"/>
-          <w:sz w:val="24"/>
-          <w:szCs w:val="18"/>
-          <w:lang w:val="ru-RU"/>
-        </w:rPr>
-        <w:t>»</w:t>
-      </w:r>
-      <w:r>
-        <w:rPr>
-          <w:sz w:val="24"/>
-          <w:szCs w:val="18"/>
-        </w:rPr>
-        <w:tab/>
-      </w:r>
-      <w:r>
-        <w:rPr>
-          <w:sz w:val="24"/>
-          <w:szCs w:val="18"/>
-        </w:rPr>
-        <w:fldChar w:fldCharType="begin"/>
-      </w:r>
-      <w:r>
-        <w:rPr>
-          <w:sz w:val="24"/>
-          <w:szCs w:val="18"/>
-        </w:rPr>
-        <w:instrText xml:space="preserve"> PAGEREF _Toc14766 \h </w:instrText>
-      </w:r>
-      <w:r>
-        <w:rPr>
-          <w:sz w:val="24"/>
-          <w:szCs w:val="18"/>
-        </w:rPr>
-        <w:fldChar w:fldCharType="separate"/>
-      </w:r>
-      <w:r>
-        <w:rPr>
-          <w:sz w:val="24"/>
-          <w:szCs w:val="18"/>
-        </w:rPr>
-        <w:t>12</w:t>
-      </w:r>
-      <w:r>
-        <w:rPr>
-          <w:sz w:val="24"/>
-          <w:szCs w:val="18"/>
-        </w:rPr>
-        <w:fldChar w:fldCharType="end"/>
-      </w:r>
-      <w:r>
-        <w:rPr>
-          <w:rFonts w:hint="default"/>
-          <w:sz w:val="24"/>
-          <w:szCs w:val="18"/>
-          <w:lang w:val="en-US"/>
-        </w:rPr>
-        <w:fldChar w:fldCharType="end"/>
-      </w:r>
-    </w:p>
-    <w:p>
-      <w:pPr>
-        <w:pStyle w:val="11"/>
-        <w:tabs>
-          <w:tab w:val="right" w:leader="dot" w:pos="8306"/>
-        </w:tabs>
-        <w:ind w:firstLine="480" w:firstLineChars="200"/>
-        <w:rPr>
-          <w:rFonts w:hint="default"/>
-          <w:sz w:val="24"/>
-          <w:szCs w:val="18"/>
-          <w:lang w:val="en-US"/>
-        </w:rPr>
-      </w:pPr>
-      <w:r>
-        <w:rPr>
-          <w:rFonts w:hint="default"/>
-          <w:sz w:val="24"/>
-          <w:szCs w:val="18"/>
-          <w:lang w:val="en-US"/>
-        </w:rPr>
-        <w:fldChar w:fldCharType="begin"/>
-      </w:r>
-      <w:r>
-        <w:rPr>
-          <w:rFonts w:hint="default"/>
-          <w:sz w:val="24"/>
-          <w:szCs w:val="18"/>
-          <w:lang w:val="en-US"/>
-        </w:rPr>
-        <w:instrText xml:space="preserve"> HYPERLINK \l _Toc5047 </w:instrText>
-      </w:r>
-      <w:r>
-        <w:rPr>
-          <w:rFonts w:hint="default"/>
-          <w:sz w:val="24"/>
-          <w:szCs w:val="18"/>
-          <w:lang w:val="en-US"/>
-        </w:rPr>
-        <w:fldChar w:fldCharType="separate"/>
-      </w:r>
-      <w:r>
-        <w:rPr>
-          <w:rFonts w:hint="default"/>
-          <w:sz w:val="24"/>
-          <w:szCs w:val="18"/>
-          <w:lang w:val="ru-RU"/>
-        </w:rPr>
-        <w:t>1. Короткое описание</w:t>
-      </w:r>
-      <w:r>
-        <w:rPr>
-          <w:sz w:val="24"/>
-          <w:szCs w:val="18"/>
-        </w:rPr>
-        <w:tab/>
-      </w:r>
-      <w:r>
-        <w:rPr>
-          <w:sz w:val="24"/>
-          <w:szCs w:val="18"/>
-        </w:rPr>
-        <w:fldChar w:fldCharType="begin"/>
-      </w:r>
-      <w:r>
-        <w:rPr>
-          <w:sz w:val="24"/>
-          <w:szCs w:val="18"/>
-        </w:rPr>
-        <w:instrText xml:space="preserve"> PAGEREF _Toc5047 \h </w:instrText>
-      </w:r>
-      <w:r>
-        <w:rPr>
-          <w:sz w:val="24"/>
-          <w:szCs w:val="18"/>
-        </w:rPr>
-        <w:fldChar w:fldCharType="separate"/>
-      </w:r>
-      <w:r>
-        <w:rPr>
-          <w:sz w:val="24"/>
-          <w:szCs w:val="18"/>
-        </w:rPr>
-        <w:t>12</w:t>
-      </w:r>
-      <w:r>
-        <w:rPr>
-          <w:sz w:val="24"/>
-          <w:szCs w:val="18"/>
-        </w:rPr>
-        <w:fldChar w:fldCharType="end"/>
-      </w:r>
-      <w:r>
-        <w:rPr>
-          <w:rFonts w:hint="default"/>
-          <w:sz w:val="24"/>
-          <w:szCs w:val="18"/>
-          <w:lang w:val="en-US"/>
-        </w:rPr>
-        <w:fldChar w:fldCharType="end"/>
-      </w:r>
-    </w:p>
-    <w:p>
-      <w:pPr>
-        <w:pStyle w:val="11"/>
-        <w:tabs>
-          <w:tab w:val="right" w:leader="dot" w:pos="8306"/>
-        </w:tabs>
-        <w:ind w:firstLine="480" w:firstLineChars="200"/>
-        <w:rPr>
-          <w:rFonts w:hint="default"/>
-          <w:sz w:val="24"/>
-          <w:szCs w:val="18"/>
-          <w:lang w:val="en-US"/>
-        </w:rPr>
-      </w:pPr>
-      <w:r>
-        <w:rPr>
-          <w:rFonts w:hint="default"/>
-          <w:sz w:val="24"/>
-          <w:szCs w:val="18"/>
-          <w:lang w:val="en-US"/>
-        </w:rPr>
-        <w:fldChar w:fldCharType="begin"/>
-      </w:r>
-      <w:r>
-        <w:rPr>
-          <w:rFonts w:hint="default"/>
-          <w:sz w:val="24"/>
-          <w:szCs w:val="18"/>
-          <w:lang w:val="en-US"/>
-        </w:rPr>
-        <w:instrText xml:space="preserve"> HYPERLINK \l _Toc20575 </w:instrText>
-      </w:r>
-      <w:r>
-        <w:rPr>
-          <w:rFonts w:hint="default"/>
-          <w:sz w:val="24"/>
-          <w:szCs w:val="18"/>
-          <w:lang w:val="en-US"/>
-        </w:rPr>
-        <w:fldChar w:fldCharType="separate"/>
-      </w:r>
-      <w:r>
-        <w:rPr>
-          <w:rFonts w:hint="default"/>
-          <w:sz w:val="24"/>
-          <w:szCs w:val="18"/>
-          <w:lang w:val="en-US"/>
-        </w:rPr>
-        <w:t xml:space="preserve">2. </w:t>
-      </w:r>
-      <w:r>
-        <w:rPr>
-          <w:rFonts w:hint="default"/>
-          <w:sz w:val="24"/>
-          <w:szCs w:val="18"/>
-          <w:lang w:val="ru-RU"/>
-        </w:rPr>
-        <w:t>Описание</w:t>
-      </w:r>
-      <w:r>
-        <w:rPr>
-          <w:sz w:val="24"/>
-          <w:szCs w:val="18"/>
-        </w:rPr>
-        <w:tab/>
-      </w:r>
-      <w:r>
-        <w:rPr>
-          <w:sz w:val="24"/>
-          <w:szCs w:val="18"/>
-        </w:rPr>
-        <w:fldChar w:fldCharType="begin"/>
-      </w:r>
-      <w:r>
-        <w:rPr>
-          <w:sz w:val="24"/>
-          <w:szCs w:val="18"/>
-        </w:rPr>
-        <w:instrText xml:space="preserve"> PAGEREF _Toc20575 \h </w:instrText>
-      </w:r>
-      <w:r>
-        <w:rPr>
-          <w:sz w:val="24"/>
-          <w:szCs w:val="18"/>
-        </w:rPr>
-        <w:fldChar w:fldCharType="separate"/>
-      </w:r>
-      <w:r>
-        <w:rPr>
-          <w:sz w:val="24"/>
-          <w:szCs w:val="18"/>
-        </w:rPr>
-        <w:t>13</w:t>
-      </w:r>
-      <w:r>
-        <w:rPr>
-          <w:sz w:val="24"/>
-          <w:szCs w:val="18"/>
-        </w:rPr>
-        <w:fldChar w:fldCharType="end"/>
-      </w:r>
-      <w:r>
-        <w:rPr>
-          <w:rFonts w:hint="default"/>
-          <w:sz w:val="24"/>
-          <w:szCs w:val="18"/>
-          <w:lang w:val="en-US"/>
-        </w:rPr>
-        <w:fldChar w:fldCharType="end"/>
-      </w:r>
-    </w:p>
-    <w:p>
-      <w:pPr>
-        <w:pStyle w:val="11"/>
-        <w:tabs>
-          <w:tab w:val="right" w:leader="dot" w:pos="8306"/>
-        </w:tabs>
-        <w:ind w:firstLine="960" w:firstLineChars="400"/>
-        <w:rPr>
-          <w:rFonts w:hint="default"/>
-          <w:sz w:val="24"/>
-          <w:szCs w:val="18"/>
-          <w:lang w:val="en-US"/>
-        </w:rPr>
-      </w:pPr>
-      <w:r>
-        <w:rPr>
-          <w:rFonts w:hint="default"/>
-          <w:sz w:val="24"/>
-          <w:szCs w:val="18"/>
-          <w:lang w:val="en-US"/>
-        </w:rPr>
-        <w:fldChar w:fldCharType="begin"/>
-      </w:r>
-      <w:r>
-        <w:rPr>
-          <w:rFonts w:hint="default"/>
-          <w:sz w:val="24"/>
-          <w:szCs w:val="18"/>
-          <w:lang w:val="en-US"/>
-        </w:rPr>
-        <w:instrText xml:space="preserve"> HYPERLINK \l _Toc26962 </w:instrText>
-      </w:r>
-      <w:r>
-        <w:rPr>
-          <w:rFonts w:hint="default"/>
-          <w:sz w:val="24"/>
-          <w:szCs w:val="18"/>
-          <w:lang w:val="en-US"/>
-        </w:rPr>
-        <w:fldChar w:fldCharType="separate"/>
-      </w:r>
-      <w:r>
-        <w:rPr>
-          <w:rFonts w:hint="default"/>
-          <w:sz w:val="24"/>
-          <w:szCs w:val="18"/>
-          <w:lang w:val="en-US"/>
-        </w:rPr>
-        <w:t>2.1. Launch-</w:t>
-      </w:r>
-      <w:r>
-        <w:rPr>
-          <w:rFonts w:hint="default"/>
-          <w:sz w:val="24"/>
-          <w:szCs w:val="18"/>
-          <w:lang w:val="ru-RU"/>
-        </w:rPr>
-        <w:t>файл</w:t>
-      </w:r>
-      <w:r>
-        <w:rPr>
-          <w:rFonts w:hint="default"/>
-          <w:sz w:val="24"/>
-          <w:szCs w:val="18"/>
-          <w:lang w:val="en-US"/>
-        </w:rPr>
-        <w:t xml:space="preserve"> rviz_and_robot_description.launch.py</w:t>
-      </w:r>
-      <w:r>
-        <w:rPr>
-          <w:sz w:val="24"/>
-          <w:szCs w:val="18"/>
-        </w:rPr>
-        <w:tab/>
-      </w:r>
-      <w:r>
-        <w:rPr>
-          <w:sz w:val="24"/>
-          <w:szCs w:val="18"/>
-        </w:rPr>
-        <w:fldChar w:fldCharType="begin"/>
-      </w:r>
-      <w:r>
-        <w:rPr>
-          <w:sz w:val="24"/>
-          <w:szCs w:val="18"/>
-        </w:rPr>
-        <w:instrText xml:space="preserve"> PAGEREF _Toc26962 \h </w:instrText>
-      </w:r>
-      <w:r>
-        <w:rPr>
-          <w:sz w:val="24"/>
-          <w:szCs w:val="18"/>
-        </w:rPr>
-        <w:fldChar w:fldCharType="separate"/>
-      </w:r>
-      <w:r>
-        <w:rPr>
-          <w:sz w:val="24"/>
-          <w:szCs w:val="18"/>
-        </w:rPr>
-        <w:t>13</w:t>
-      </w:r>
-      <w:r>
-        <w:rPr>
-          <w:sz w:val="24"/>
-          <w:szCs w:val="18"/>
-        </w:rPr>
-        <w:fldChar w:fldCharType="end"/>
-      </w:r>
-      <w:r>
-        <w:rPr>
-          <w:rFonts w:hint="default"/>
-          <w:sz w:val="24"/>
-          <w:szCs w:val="18"/>
-          <w:lang w:val="en-US"/>
-        </w:rPr>
-        <w:fldChar w:fldCharType="end"/>
-      </w:r>
-    </w:p>
-    <w:p>
-      <w:pPr>
-        <w:pStyle w:val="11"/>
-        <w:tabs>
-          <w:tab w:val="right" w:leader="dot" w:pos="8306"/>
-        </w:tabs>
-        <w:ind w:firstLine="960" w:firstLineChars="400"/>
-        <w:rPr>
-          <w:rFonts w:hint="default"/>
-          <w:sz w:val="24"/>
-          <w:szCs w:val="18"/>
-          <w:lang w:val="en-US"/>
-        </w:rPr>
-      </w:pPr>
-      <w:r>
-        <w:rPr>
-          <w:rFonts w:hint="default"/>
-          <w:sz w:val="24"/>
-          <w:szCs w:val="18"/>
-          <w:lang w:val="en-US"/>
-        </w:rPr>
-        <w:fldChar w:fldCharType="begin"/>
-      </w:r>
-      <w:r>
-        <w:rPr>
-          <w:rFonts w:hint="default"/>
-          <w:sz w:val="24"/>
-          <w:szCs w:val="18"/>
-          <w:lang w:val="en-US"/>
-        </w:rPr>
-        <w:instrText xml:space="preserve"> HYPERLINK \l _Toc25643 </w:instrText>
-      </w:r>
-      <w:r>
-        <w:rPr>
-          <w:rFonts w:hint="default"/>
-          <w:sz w:val="24"/>
-          <w:szCs w:val="18"/>
-          <w:lang w:val="en-US"/>
-        </w:rPr>
-        <w:fldChar w:fldCharType="separate"/>
-      </w:r>
-      <w:r>
-        <w:rPr>
-          <w:rFonts w:hint="default"/>
-          <w:sz w:val="24"/>
-          <w:szCs w:val="18"/>
-          <w:lang w:val="en-US"/>
-        </w:rPr>
-        <w:t>2.2. Launch-</w:t>
-      </w:r>
-      <w:r>
-        <w:rPr>
-          <w:rFonts w:hint="default"/>
-          <w:sz w:val="24"/>
-          <w:szCs w:val="18"/>
-          <w:lang w:val="ru-RU"/>
-        </w:rPr>
-        <w:t xml:space="preserve">файл </w:t>
-      </w:r>
-      <w:r>
-        <w:rPr>
-          <w:rFonts w:hint="default"/>
-          <w:sz w:val="24"/>
-          <w:szCs w:val="18"/>
-          <w:lang w:val="en-US"/>
-        </w:rPr>
-        <w:t>jetbot_sensors_and_motors.launch.py</w:t>
-      </w:r>
-      <w:r>
-        <w:rPr>
-          <w:sz w:val="24"/>
-          <w:szCs w:val="18"/>
-        </w:rPr>
-        <w:tab/>
-      </w:r>
-      <w:r>
-        <w:rPr>
-          <w:sz w:val="24"/>
-          <w:szCs w:val="18"/>
-        </w:rPr>
-        <w:fldChar w:fldCharType="begin"/>
-      </w:r>
-      <w:r>
-        <w:rPr>
-          <w:sz w:val="24"/>
-          <w:szCs w:val="18"/>
-        </w:rPr>
-        <w:instrText xml:space="preserve"> PAGEREF _Toc25643 \h </w:instrText>
-      </w:r>
-      <w:r>
-        <w:rPr>
-          <w:sz w:val="24"/>
-          <w:szCs w:val="18"/>
-        </w:rPr>
-        <w:fldChar w:fldCharType="separate"/>
-      </w:r>
-      <w:r>
-        <w:rPr>
-          <w:sz w:val="24"/>
-          <w:szCs w:val="18"/>
-        </w:rPr>
-        <w:t>14</w:t>
-      </w:r>
-      <w:r>
-        <w:rPr>
-          <w:sz w:val="24"/>
-          <w:szCs w:val="18"/>
-        </w:rPr>
-        <w:fldChar w:fldCharType="end"/>
-      </w:r>
-      <w:r>
-        <w:rPr>
-          <w:rFonts w:hint="default"/>
-          <w:sz w:val="24"/>
-          <w:szCs w:val="18"/>
-          <w:lang w:val="en-US"/>
-        </w:rPr>
-        <w:fldChar w:fldCharType="end"/>
-      </w:r>
-    </w:p>
-    <w:p>
-      <w:pPr>
-        <w:pStyle w:val="11"/>
-        <w:tabs>
-          <w:tab w:val="right" w:leader="dot" w:pos="8306"/>
-        </w:tabs>
-        <w:ind w:firstLine="960" w:firstLineChars="400"/>
-        <w:rPr>
-          <w:rFonts w:hint="default"/>
-          <w:sz w:val="24"/>
-          <w:szCs w:val="18"/>
-          <w:lang w:val="en-US"/>
-        </w:rPr>
-      </w:pPr>
-      <w:r>
-        <w:rPr>
-          <w:rFonts w:hint="default"/>
-          <w:sz w:val="24"/>
-          <w:szCs w:val="18"/>
-          <w:lang w:val="en-US"/>
-        </w:rPr>
-        <w:fldChar w:fldCharType="begin"/>
-      </w:r>
-      <w:r>
-        <w:rPr>
-          <w:rFonts w:hint="default"/>
-          <w:sz w:val="24"/>
-          <w:szCs w:val="18"/>
-          <w:lang w:val="en-US"/>
-        </w:rPr>
-        <w:instrText xml:space="preserve"> HYPERLINK \l _Toc19256 </w:instrText>
-      </w:r>
-      <w:r>
-        <w:rPr>
-          <w:rFonts w:hint="default"/>
-          <w:sz w:val="24"/>
-          <w:szCs w:val="18"/>
-          <w:lang w:val="en-US"/>
-        </w:rPr>
-        <w:fldChar w:fldCharType="separate"/>
-      </w:r>
-      <w:r>
-        <w:rPr>
-          <w:rFonts w:hint="default"/>
-          <w:sz w:val="24"/>
-          <w:szCs w:val="18"/>
-          <w:lang w:val="en-US"/>
-        </w:rPr>
-        <w:t>2.3. Launch-</w:t>
-      </w:r>
-      <w:r>
-        <w:rPr>
-          <w:rFonts w:hint="default"/>
-          <w:sz w:val="24"/>
-          <w:szCs w:val="18"/>
-          <w:lang w:val="ru-RU"/>
-        </w:rPr>
-        <w:t xml:space="preserve">файл </w:t>
-      </w:r>
-      <w:r>
-        <w:rPr>
-          <w:rFonts w:hint="default"/>
-          <w:sz w:val="24"/>
-          <w:szCs w:val="18"/>
-          <w:lang w:val="en-US"/>
-        </w:rPr>
-        <w:t>jetbot_sensors_and_motors.launch.py</w:t>
-      </w:r>
-      <w:r>
-        <w:rPr>
-          <w:sz w:val="24"/>
-          <w:szCs w:val="18"/>
-        </w:rPr>
-        <w:tab/>
-      </w:r>
-      <w:r>
-        <w:rPr>
-          <w:sz w:val="24"/>
-          <w:szCs w:val="18"/>
-        </w:rPr>
-        <w:fldChar w:fldCharType="begin"/>
-      </w:r>
-      <w:r>
-        <w:rPr>
-          <w:sz w:val="24"/>
-          <w:szCs w:val="18"/>
-        </w:rPr>
-        <w:instrText xml:space="preserve"> PAGEREF _Toc19256 \h </w:instrText>
-      </w:r>
-      <w:r>
-        <w:rPr>
-          <w:sz w:val="24"/>
-          <w:szCs w:val="18"/>
-        </w:rPr>
-        <w:fldChar w:fldCharType="separate"/>
-      </w:r>
-      <w:r>
-        <w:rPr>
-          <w:sz w:val="24"/>
-          <w:szCs w:val="18"/>
-        </w:rPr>
-        <w:t>15</w:t>
-      </w:r>
-      <w:r>
-        <w:rPr>
-          <w:sz w:val="24"/>
-          <w:szCs w:val="18"/>
-        </w:rPr>
-        <w:fldChar w:fldCharType="end"/>
-      </w:r>
-      <w:r>
-        <w:rPr>
-          <w:rFonts w:hint="default"/>
-          <w:sz w:val="24"/>
-          <w:szCs w:val="18"/>
-          <w:lang w:val="en-US"/>
-        </w:rPr>
-        <w:fldChar w:fldCharType="end"/>
-      </w:r>
-    </w:p>
-    <w:p>
-      <w:pPr>
-        <w:pStyle w:val="11"/>
-        <w:tabs>
-          <w:tab w:val="right" w:leader="dot" w:pos="8306"/>
-        </w:tabs>
-        <w:ind w:firstLine="960" w:firstLineChars="400"/>
-        <w:rPr>
-          <w:rFonts w:hint="default"/>
-          <w:sz w:val="24"/>
-          <w:szCs w:val="18"/>
-          <w:lang w:val="en-US"/>
-        </w:rPr>
-      </w:pPr>
-      <w:r>
-        <w:rPr>
-          <w:rFonts w:hint="default"/>
-          <w:sz w:val="24"/>
-          <w:szCs w:val="18"/>
-          <w:lang w:val="en-US"/>
-        </w:rPr>
-        <w:fldChar w:fldCharType="begin"/>
-      </w:r>
-      <w:r>
-        <w:rPr>
-          <w:rFonts w:hint="default"/>
-          <w:sz w:val="24"/>
-          <w:szCs w:val="18"/>
-          <w:lang w:val="en-US"/>
-        </w:rPr>
-        <w:instrText xml:space="preserve"> HYPERLINK \l _Toc21814 </w:instrText>
-      </w:r>
-      <w:r>
-        <w:rPr>
-          <w:rFonts w:hint="default"/>
-          <w:sz w:val="24"/>
-          <w:szCs w:val="18"/>
-          <w:lang w:val="en-US"/>
-        </w:rPr>
-        <w:fldChar w:fldCharType="separate"/>
-      </w:r>
-      <w:r>
-        <w:rPr>
-          <w:rFonts w:hint="default"/>
-          <w:sz w:val="24"/>
-          <w:szCs w:val="18"/>
-          <w:lang w:val="en-US"/>
-        </w:rPr>
-        <w:t>2.4. Launch-</w:t>
-      </w:r>
-      <w:r>
-        <w:rPr>
-          <w:rFonts w:hint="default"/>
-          <w:sz w:val="24"/>
-          <w:szCs w:val="18"/>
-          <w:lang w:val="ru-RU"/>
-        </w:rPr>
-        <w:t>файл navigation</w:t>
-      </w:r>
-      <w:r>
-        <w:rPr>
-          <w:rFonts w:hint="default"/>
-          <w:sz w:val="24"/>
-          <w:szCs w:val="18"/>
-          <w:lang w:val="en-US"/>
-        </w:rPr>
-        <w:t>.launch.py</w:t>
-      </w:r>
-      <w:r>
-        <w:rPr>
-          <w:sz w:val="24"/>
-          <w:szCs w:val="18"/>
-        </w:rPr>
-        <w:tab/>
-      </w:r>
-      <w:r>
-        <w:rPr>
-          <w:sz w:val="24"/>
-          <w:szCs w:val="18"/>
-        </w:rPr>
-        <w:fldChar w:fldCharType="begin"/>
-      </w:r>
-      <w:r>
-        <w:rPr>
-          <w:sz w:val="24"/>
-          <w:szCs w:val="18"/>
-        </w:rPr>
-        <w:instrText xml:space="preserve"> PAGEREF _Toc21814 \h </w:instrText>
-      </w:r>
-      <w:r>
-        <w:rPr>
-          <w:sz w:val="24"/>
-          <w:szCs w:val="18"/>
-        </w:rPr>
-        <w:fldChar w:fldCharType="separate"/>
-      </w:r>
-      <w:r>
-        <w:rPr>
-          <w:sz w:val="24"/>
-          <w:szCs w:val="18"/>
-        </w:rPr>
-        <w:t>16</w:t>
-      </w:r>
-      <w:r>
-        <w:rPr>
-          <w:sz w:val="24"/>
-          <w:szCs w:val="18"/>
-        </w:rPr>
-        <w:fldChar w:fldCharType="end"/>
-      </w:r>
-      <w:r>
-        <w:rPr>
-          <w:rFonts w:hint="default"/>
-          <w:sz w:val="24"/>
-          <w:szCs w:val="18"/>
-          <w:lang w:val="en-US"/>
-        </w:rPr>
-        <w:fldChar w:fldCharType="end"/>
-      </w:r>
-    </w:p>
-    <w:p>
-      <w:pPr>
-        <w:pStyle w:val="11"/>
-        <w:tabs>
-          <w:tab w:val="right" w:leader="dot" w:pos="8306"/>
-        </w:tabs>
-        <w:ind w:firstLine="960" w:firstLineChars="400"/>
-        <w:rPr>
-          <w:rFonts w:hint="default"/>
-          <w:sz w:val="24"/>
-          <w:szCs w:val="18"/>
-          <w:lang w:val="en-US"/>
-        </w:rPr>
-      </w:pPr>
-      <w:r>
-        <w:rPr>
-          <w:rFonts w:hint="default"/>
-          <w:sz w:val="24"/>
-          <w:szCs w:val="18"/>
-          <w:lang w:val="en-US"/>
-        </w:rPr>
-        <w:fldChar w:fldCharType="begin"/>
-      </w:r>
-      <w:r>
-        <w:rPr>
-          <w:rFonts w:hint="default"/>
-          <w:sz w:val="24"/>
-          <w:szCs w:val="18"/>
-          <w:lang w:val="en-US"/>
-        </w:rPr>
-        <w:instrText xml:space="preserve"> HYPERLINK \l _Toc26617 </w:instrText>
-      </w:r>
-      <w:r>
-        <w:rPr>
-          <w:rFonts w:hint="default"/>
-          <w:sz w:val="24"/>
-          <w:szCs w:val="18"/>
-          <w:lang w:val="en-US"/>
-        </w:rPr>
-        <w:fldChar w:fldCharType="separate"/>
-      </w:r>
-      <w:r>
-        <w:rPr>
-          <w:rFonts w:hint="default"/>
-          <w:sz w:val="24"/>
-          <w:szCs w:val="18"/>
-          <w:lang w:val="en-US"/>
-        </w:rPr>
-        <w:t>2.5. Launch-</w:t>
-      </w:r>
-      <w:r>
-        <w:rPr>
-          <w:rFonts w:hint="default"/>
-          <w:sz w:val="24"/>
-          <w:szCs w:val="18"/>
-          <w:lang w:val="ru-RU"/>
-        </w:rPr>
-        <w:t>файл load_map</w:t>
-      </w:r>
-      <w:r>
-        <w:rPr>
-          <w:rFonts w:hint="default"/>
-          <w:sz w:val="24"/>
-          <w:szCs w:val="18"/>
-          <w:lang w:val="en-US"/>
-        </w:rPr>
-        <w:t>.launch.py</w:t>
-      </w:r>
-      <w:r>
-        <w:rPr>
-          <w:sz w:val="24"/>
-          <w:szCs w:val="18"/>
-        </w:rPr>
-        <w:tab/>
-      </w:r>
-      <w:r>
-        <w:rPr>
-          <w:sz w:val="24"/>
-          <w:szCs w:val="18"/>
-        </w:rPr>
-        <w:fldChar w:fldCharType="begin"/>
-      </w:r>
-      <w:r>
-        <w:rPr>
-          <w:sz w:val="24"/>
-          <w:szCs w:val="18"/>
-        </w:rPr>
-        <w:instrText xml:space="preserve"> PAGEREF _Toc26617 \h </w:instrText>
-      </w:r>
-      <w:r>
-        <w:rPr>
-          <w:sz w:val="24"/>
-          <w:szCs w:val="18"/>
-        </w:rPr>
-        <w:fldChar w:fldCharType="separate"/>
-      </w:r>
-      <w:r>
-        <w:rPr>
-          <w:sz w:val="24"/>
-          <w:szCs w:val="18"/>
-        </w:rPr>
-        <w:t>16</w:t>
-      </w:r>
-      <w:r>
-        <w:rPr>
-          <w:sz w:val="24"/>
-          <w:szCs w:val="18"/>
-        </w:rPr>
-        <w:fldChar w:fldCharType="end"/>
-      </w:r>
-      <w:r>
-        <w:rPr>
-          <w:rFonts w:hint="default"/>
-          <w:sz w:val="24"/>
-          <w:szCs w:val="18"/>
-          <w:lang w:val="en-US"/>
-        </w:rPr>
-        <w:fldChar w:fldCharType="end"/>
-      </w:r>
-    </w:p>
-    <w:p>
-      <w:pPr>
-        <w:pStyle w:val="11"/>
-        <w:tabs>
-          <w:tab w:val="right" w:leader="dot" w:pos="8306"/>
-        </w:tabs>
-        <w:ind w:firstLine="480" w:firstLineChars="200"/>
-        <w:rPr>
-          <w:sz w:val="24"/>
-          <w:szCs w:val="18"/>
-        </w:rPr>
-      </w:pPr>
-      <w:r>
-        <w:rPr>
-          <w:rFonts w:hint="default"/>
-          <w:sz w:val="24"/>
-          <w:szCs w:val="18"/>
-          <w:lang w:val="en-US"/>
-        </w:rPr>
-        <w:fldChar w:fldCharType="begin"/>
-      </w:r>
-      <w:r>
-        <w:rPr>
-          <w:rFonts w:hint="default"/>
-          <w:sz w:val="24"/>
-          <w:szCs w:val="18"/>
-          <w:lang w:val="en-US"/>
-        </w:rPr>
-        <w:instrText xml:space="preserve"> HYPERLINK \l _Toc4837 </w:instrText>
-      </w:r>
-      <w:r>
-        <w:rPr>
-          <w:rFonts w:hint="default"/>
-          <w:sz w:val="24"/>
-          <w:szCs w:val="18"/>
-          <w:lang w:val="en-US"/>
-        </w:rPr>
-        <w:fldChar w:fldCharType="separate"/>
-      </w:r>
-      <w:r>
-        <w:rPr>
-          <w:rFonts w:hint="default"/>
-          <w:sz w:val="24"/>
-          <w:szCs w:val="18"/>
-          <w:lang w:val="ru-RU"/>
-        </w:rPr>
-        <w:t>3. Примечания и структура пакета</w:t>
-      </w:r>
-      <w:r>
-        <w:rPr>
-          <w:sz w:val="24"/>
-          <w:szCs w:val="18"/>
-        </w:rPr>
-        <w:tab/>
-      </w:r>
-      <w:r>
-        <w:rPr>
-          <w:sz w:val="24"/>
-          <w:szCs w:val="18"/>
-        </w:rPr>
-        <w:fldChar w:fldCharType="begin"/>
-      </w:r>
-      <w:r>
-        <w:rPr>
-          <w:sz w:val="24"/>
-          <w:szCs w:val="18"/>
-        </w:rPr>
-        <w:instrText xml:space="preserve"> PAGEREF _Toc4837 \h </w:instrText>
-      </w:r>
-      <w:r>
-        <w:rPr>
-          <w:sz w:val="24"/>
-          <w:szCs w:val="18"/>
-        </w:rPr>
-        <w:fldChar w:fldCharType="separate"/>
-      </w:r>
-      <w:r>
-        <w:rPr>
-          <w:sz w:val="24"/>
-          <w:szCs w:val="18"/>
-        </w:rPr>
-        <w:t>17</w:t>
-      </w:r>
-      <w:r>
-        <w:rPr>
-          <w:sz w:val="24"/>
-          <w:szCs w:val="18"/>
-        </w:rPr>
-        <w:fldChar w:fldCharType="end"/>
-      </w:r>
-      <w:r>
-        <w:rPr>
-          <w:rFonts w:hint="default"/>
-          <w:sz w:val="24"/>
-          <w:szCs w:val="18"/>
-          <w:lang w:val="en-US"/>
-        </w:rPr>
-        <w:fldChar w:fldCharType="end"/>
-      </w:r>
-    </w:p>
-    <w:p>
-      <w:pPr>
-        <w:pStyle w:val="11"/>
-        <w:tabs>
-          <w:tab w:val="right" w:leader="dot" w:pos="8306"/>
-        </w:tabs>
         <w:rPr>
           <w:sz w:val="24"/>
           <w:szCs w:val="18"/>
@@ -3860,7 +3858,8 @@
         <w:bidi w:val="0"/>
         <w:rPr>
           <w:rFonts w:hint="default"/>
-          <w:lang w:val="ru-RU"/>
+          <w:vertAlign w:val="baseline"/>
+          <w:lang w:val="en-US"/>
         </w:rPr>
       </w:pPr>
       <w:bookmarkStart w:id="0" w:name="_Toc24091"/>
@@ -3877,7 +3876,7 @@
           <w:rFonts w:hint="default"/>
           <w:lang w:val="ru-RU"/>
         </w:rPr>
-        <w:t xml:space="preserve">пакет для описания трансформов между системами координат и моделирования </w:t>
+        <w:t xml:space="preserve">пакет для моделирования </w:t>
       </w:r>
       <w:r>
         <w:rPr>
@@ -3908,6 +3907,27 @@
         <w:t>»</w:t>
       </w:r>
       <w:bookmarkEnd w:id="0"/>
+      <w:r>
+        <w:rPr>
+          <w:rFonts w:hint="default"/>
+          <w:lang w:val="en-US"/>
+        </w:rPr>
+        <w:t xml:space="preserve"> </w:t>
+      </w:r>
+      <w:r>
+        <w:rPr>
+          <w:rFonts w:hint="default"/>
+          <w:lang w:val="ru-RU"/>
+        </w:rPr>
+        <w:t xml:space="preserve">в симуляционной среде </w:t>
+      </w:r>
+      <w:r>
+        <w:rPr>
+          <w:rFonts w:hint="default"/>
+          <w:lang w:val="en-US"/>
+        </w:rPr>
+        <w:t>Gazebo</w:t>
+      </w:r>
     </w:p>
     <w:p>
       <w:pPr>
@@ -3936,7 +3956,7 @@
       <w:pPr>
         <w:rPr>
           <w:rFonts w:hint="default"/>
-          <w:lang w:val="en-US"/>
+          <w:lang w:val="ru-RU"/>
         </w:rPr>
       </w:pPr>
       <w:r>
@@ -3958,77 +3978,183 @@
           <w:rFonts w:hint="default"/>
           <w:lang w:val="ru-RU"/>
         </w:rPr>
-        <w:t xml:space="preserve">пакет, в котором содержатся описание </w:t>
-      </w:r>
-      <w:r>
-        <w:rPr>
-          <w:rFonts w:hint="default"/>
-          <w:lang w:val="en-US"/>
-        </w:rPr>
-        <w:t xml:space="preserve">jetbot_mirea </w:t>
-      </w:r>
-      <w:r>
-        <w:rPr>
-          <w:rFonts w:hint="default"/>
-          <w:lang w:val="ru-RU"/>
-        </w:rPr>
-        <w:t xml:space="preserve">с помощью </w:t>
-      </w:r>
-      <w:r>
-        <w:rPr>
-          <w:rFonts w:hint="default"/>
-          <w:lang w:val="en-US"/>
-        </w:rPr>
-        <w:t xml:space="preserve">URDF, </w:t>
-      </w:r>
-      <w:r>
-        <w:rPr>
-          <w:rFonts w:hint="default"/>
-          <w:lang w:val="ru-RU"/>
-        </w:rPr>
-        <w:t xml:space="preserve">а также дополнение для симуляции </w:t>
-      </w:r>
-      <w:r>
-        <w:rPr>
-          <w:rFonts w:hint="default"/>
-          <w:lang w:val="en-US"/>
-        </w:rPr>
-        <w:t>jetbot-</w:t>
-      </w:r>
-      <w:r>
-        <w:rPr>
-          <w:rFonts w:hint="default"/>
-          <w:lang w:val="ru-RU"/>
-        </w:rPr>
-        <w:t xml:space="preserve">подобного робота в среде моделирования </w:t>
-      </w:r>
-      <w:r>
-        <w:rPr>
-          <w:rFonts w:hint="default"/>
-          <w:lang w:val="en-US"/>
-        </w:rPr>
-        <w:t>Gabezo.</w:t>
-      </w:r>
-      <w:r>
-        <w:rPr>
-          <w:rFonts w:hint="default"/>
-          <w:lang w:val="ru-RU"/>
-        </w:rPr>
-        <w:t xml:space="preserve"> Также есть возможность запустить </w:t>
-      </w:r>
-      <w:r>
-        <w:rPr>
-          <w:rFonts w:hint="default"/>
-          <w:lang w:val="en-US"/>
-        </w:rPr>
-        <w:t>jetbot-</w:t>
-      </w:r>
-      <w:r>
-        <w:rPr>
-          <w:rFonts w:hint="default"/>
-          <w:lang w:val="ru-RU"/>
-        </w:rPr>
-        <w:t>подобного робота на полигоне аудитории-лаборатории Г-210.</w:t>
+        <w:t xml:space="preserve">пакет, для моделирования робота </w:t>
+      </w:r>
+      <w:r>
+        <w:rPr>
+          <w:rFonts w:hint="default"/>
+          <w:lang w:val="en-US"/>
+        </w:rPr>
+        <w:t>jetbot_mirea</w:t>
+      </w:r>
+      <w:r>
+        <w:rPr>
+          <w:rFonts w:hint="default"/>
+          <w:lang w:val="ru-RU"/>
+        </w:rPr>
+        <w:t>. Это</w:t>
+      </w:r>
+      <w:r>
+        <w:rPr>
+          <w:rFonts w:hint="default"/>
+          <w:lang w:val="en-US"/>
+        </w:rPr>
+        <w:t xml:space="preserve"> </w:t>
+      </w:r>
+      <w:r>
+        <w:rPr>
+          <w:rFonts w:hint="default"/>
+          <w:lang w:val="ru-RU"/>
+        </w:rPr>
+        <w:t xml:space="preserve">реалистичная модель описанныя с помощью </w:t>
+      </w:r>
+      <w:r>
+        <w:rPr>
+          <w:rFonts w:hint="default"/>
+          <w:lang w:val="en-US"/>
+        </w:rPr>
+        <w:t>URDF</w:t>
+      </w:r>
+      <w:r>
+        <w:rPr>
+          <w:rFonts w:hint="default"/>
+          <w:lang w:val="ru-RU"/>
+        </w:rPr>
+        <w:t xml:space="preserve">, соответсвующая массо-габаритным характеристикам робота и эмулирующая работу всех ключевых датчиков. Эмулируются такие датчики как обе камеры, лидар, </w:t>
+      </w:r>
+      <w:r>
+        <w:rPr>
+          <w:rFonts w:hint="default"/>
+          <w:lang w:val="en-US"/>
+        </w:rPr>
+        <w:t>IMU</w:t>
+      </w:r>
+      <w:r>
+        <w:rPr>
+          <w:rFonts w:hint="default"/>
+          <w:lang w:val="ru-RU"/>
+        </w:rPr>
+        <w:t xml:space="preserve">, энкодера на моторах и </w:t>
+      </w:r>
+      <w:r>
+        <w:rPr>
+          <w:rFonts w:hint="default"/>
+          <w:lang w:val="en-US"/>
+        </w:rPr>
+        <w:t>MarvelMind (</w:t>
+      </w:r>
+      <w:r>
+        <w:rPr>
+          <w:rFonts w:hint="default"/>
+          <w:lang w:val="ru-RU"/>
+        </w:rPr>
+        <w:t xml:space="preserve">реализовано </w:t>
+      </w:r>
+      <w:r>
+        <w:rPr>
+          <w:rFonts w:hint="default"/>
+          <w:lang w:val="en-US"/>
+        </w:rPr>
+        <w:t>GPS</w:t>
+      </w:r>
+      <w:r>
+        <w:rPr>
+          <w:rFonts w:hint="default"/>
+          <w:lang w:val="ru-RU"/>
+        </w:rPr>
+        <w:t xml:space="preserve">, вместо </w:t>
+      </w:r>
+      <w:r>
+        <w:rPr>
+          <w:rFonts w:hint="default"/>
+          <w:lang w:val="en-US"/>
+        </w:rPr>
+        <w:t>MarvelMind</w:t>
+      </w:r>
+      <w:r>
+        <w:rPr>
+          <w:rFonts w:hint="default"/>
+          <w:lang w:val="ru-RU"/>
+        </w:rPr>
+        <w:t>, из-за сходства технологий</w:t>
+      </w:r>
+      <w:r>
+        <w:rPr>
+          <w:rFonts w:hint="default"/>
+          <w:lang w:val="en-US"/>
+        </w:rPr>
+        <w:t>)</w:t>
+      </w:r>
+      <w:r>
+        <w:rPr>
+          <w:rFonts w:hint="default"/>
+          <w:lang w:val="ru-RU"/>
+        </w:rPr>
+        <w:t xml:space="preserve">. Эмулируется так же шум от датчиков. Одновременно с симуляцией реализован запуск </w:t>
+      </w:r>
+      <w:r>
+        <w:rPr>
+          <w:rFonts w:hint="default"/>
+          <w:lang w:val="en-US"/>
+        </w:rPr>
+        <w:t>Rviz</w:t>
+      </w:r>
+      <w:r>
+        <w:rPr>
+          <w:rFonts w:hint="default"/>
+          <w:lang w:val="ru-RU"/>
+        </w:rPr>
+        <w:t xml:space="preserve">, для просмотра показаний с перечисленных датчиков. Для упрощенного запуска предостален  </w:t>
+      </w:r>
+      <w:r>
+        <w:rPr>
+          <w:rFonts w:hint="default"/>
+          <w:lang w:val="en-US"/>
+        </w:rPr>
+        <w:t>launch-</w:t>
+      </w:r>
+      <w:r>
+        <w:rPr>
+          <w:rFonts w:hint="default"/>
+          <w:lang w:val="ru-RU"/>
+        </w:rPr>
+        <w:t>файл, котрый так же позволяет запустить два разных полгина.</w:t>
+      </w:r>
+    </w:p>
+    <w:p>
+      <w:pPr>
+        <w:rPr>
+          <w:rFonts w:hint="default"/>
+          <w:lang w:val="en-US"/>
+        </w:rPr>
+      </w:pPr>
+      <w:r>
+        <w:rPr>
+          <w:rFonts w:hint="default"/>
+          <w:lang w:val="ru-RU"/>
+        </w:rPr>
+        <w:t xml:space="preserve">Также в симуляционной среде воссоздан полигон - лаборатория Г-210, точнее, полигон для </w:t>
+      </w:r>
+      <w:r>
+        <w:rPr>
+          <w:rFonts w:hint="default"/>
+          <w:lang w:val="en-US"/>
+        </w:rPr>
+        <w:t xml:space="preserve">jetbot </w:t>
+      </w:r>
+      <w:r>
+        <w:rPr>
+          <w:rFonts w:hint="default"/>
+          <w:lang w:val="ru-RU"/>
+        </w:rPr>
+        <w:t>с кубическими подвижными препятсвиями.</w:t>
+      </w:r>
+      <w:r>
+        <w:rPr>
+          <w:rFonts w:hint="default"/>
+          <w:lang w:val="en-US"/>
+        </w:rPr>
+        <w:t xml:space="preserve"> </w:t>
       </w:r>
     </w:p>
     <w:p>
@@ -4036,37 +4162,35 @@
         <w:pStyle w:val="3"/>
         <w:numPr>
           <w:ilvl w:val="0"/>
-          <w:numId w:val="1"/>
+          <w:numId w:val="0"/>
         </w:numPr>
         <w:bidi w:val="0"/>
         <w:rPr>
           <w:rFonts w:hint="default"/>
-          <w:lang w:val="en-US"/>
-        </w:rPr>
-      </w:pPr>
-      <w:bookmarkStart w:id="3" w:name="_Toc4293"/>
-      <w:r>
-        <w:rPr>
-          <w:rFonts w:hint="default"/>
-          <w:lang w:val="ru-RU"/>
-        </w:rPr>
-        <w:t>Описание</w:t>
-      </w:r>
-      <w:bookmarkEnd w:id="3"/>
-    </w:p>
-    <w:p>
-      <w:pPr>
-        <w:rPr>
-          <w:rFonts w:hint="default"/>
-          <w:lang w:val="ru-RU"/>
-        </w:rPr>
-      </w:pPr>
-      <w:r>
-        <w:rPr>
-          <w:rFonts w:hint="default"/>
-          <w:lang w:val="ru-RU"/>
-        </w:rPr>
-        <w:t>В пакете не содержатся ноды, но есть следующие элементы:</w:t>
+          <w:lang w:val="ru-RU"/>
+        </w:rPr>
+      </w:pPr>
+      <w:r>
+        <w:rPr>
+          <w:rFonts w:hint="default"/>
+          <w:lang w:val="ru-RU"/>
+        </w:rPr>
+        <w:t>Содержание пакета</w:t>
+      </w:r>
+    </w:p>
+    <w:p>
+      <w:pPr>
+        <w:rPr>
+          <w:rFonts w:hint="default"/>
+          <w:lang w:val="ru-RU"/>
+        </w:rPr>
+      </w:pPr>
+      <w:r>
+        <w:rPr>
+          <w:rFonts w:hint="default"/>
+          <w:lang w:val="ru-RU"/>
+        </w:rPr>
+        <w:t>В пакете содержаться следующие модули:</w:t>
       </w:r>
     </w:p>
     <w:p>
@@ -4093,7 +4217,21 @@
           <w:rFonts w:hint="default"/>
           <w:lang w:val="ru-RU"/>
         </w:rPr>
-        <w:t>модель полигона аудитории-лаборатории Г-210;</w:t>
+        <w:t xml:space="preserve">модель полигона аудитории-лаборатории Г-210 в </w:t>
+      </w:r>
+      <w:r>
+        <w:rPr>
+          <w:rFonts w:hint="default"/>
+          <w:lang w:val="en-US"/>
+        </w:rPr>
+        <w:t>blender</w:t>
+      </w:r>
+      <w:r>
+        <w:rPr>
+          <w:rFonts w:hint="default"/>
+          <w:lang w:val="ru-RU"/>
+        </w:rPr>
+        <w:t>;</w:t>
       </w:r>
     </w:p>
     <w:p>
@@ -4120,7 +4258,21 @@
           <w:rFonts w:hint="default"/>
           <w:lang w:val="ru-RU"/>
         </w:rPr>
-        <w:t>файлы для запуска публикации описания, запуска симуляции;</w:t>
+        <w:t>файлы для запуска публикации описания робота в топик (</w:t>
+      </w:r>
+      <w:r>
+        <w:rPr>
+          <w:rFonts w:hint="default"/>
+          <w:lang w:val="en-US"/>
+        </w:rPr>
+        <w:t>URDF</w:t>
+      </w:r>
+      <w:r>
+        <w:rPr>
+          <w:rFonts w:hint="default"/>
+          <w:lang w:val="ru-RU"/>
+        </w:rPr>
+        <w:t>), запуска симуляции;</w:t>
       </w:r>
     </w:p>
     <w:p>
@@ -4161,7 +4313,7 @@
           <w:rFonts w:hint="default"/>
           <w:lang w:val="ru-RU"/>
         </w:rPr>
-        <w:t>(в нашем коде на данный момент не используются, но ранее использовались);</w:t>
+        <w:t>(в настоящий момент не используются);</w:t>
       </w:r>
     </w:p>
     <w:p>
@@ -4291,6 +4443,40 @@
       <w:pPr>
         <w:numPr>
           <w:ilvl w:val="0"/>
+          <w:numId w:val="2"/>
+        </w:numPr>
+        <w:ind w:left="420" w:leftChars="0" w:hanging="420" w:firstLineChars="0"/>
+        <w:rPr>
+          <w:rFonts w:hint="default"/>
+          <w:lang w:val="ru-RU"/>
+        </w:rPr>
+      </w:pPr>
+      <w:r>
+        <w:rPr>
+          <w:rFonts w:hint="default"/>
+          <w:lang w:val="ru-RU"/>
+        </w:rPr>
+        <w:t xml:space="preserve">готовый мир - простой лабиринт  для среды моделирования </w:t>
+      </w:r>
+      <w:r>
+        <w:rPr>
+          <w:rFonts w:hint="default"/>
+          <w:lang w:val="en-US"/>
+        </w:rPr>
+        <w:t>Gazebo</w:t>
+      </w:r>
+      <w:r>
+        <w:rPr>
+          <w:rFonts w:hint="default"/>
+          <w:lang w:val="ru-RU"/>
+        </w:rPr>
+        <w:t>.</w:t>
+      </w:r>
+    </w:p>
+    <w:p>
+      <w:pPr>
+        <w:numPr>
+          <w:ilvl w:val="0"/>
           <w:numId w:val="0"/>
         </w:numPr>
         <w:ind w:leftChars="0"/>
@@ -4304,7 +4490,7 @@
           <w:rFonts w:hint="default"/>
           <w:lang w:val="ru-RU"/>
         </w:rPr>
-        <w:t>Рассмотрим некоторые элементы подробнее:</w:t>
+        <w:t>Рассмотрим некоторые модули подробнее:</w:t>
       </w:r>
     </w:p>
     <w:p>
@@ -4320,7 +4506,7 @@
           <w:lang w:val="ru-RU"/>
         </w:rPr>
       </w:pPr>
-      <w:bookmarkStart w:id="4" w:name="_Toc10258"/>
+      <w:bookmarkStart w:id="3" w:name="_Toc10258"/>
       <w:r>
         <w:rPr>
           <w:rFonts w:hint="default"/>
@@ -4335,21 +4521,21 @@
         </w:rPr>
         <w:t>(URDF, SDF)</w:t>
       </w:r>
-      <w:bookmarkEnd w:id="4"/>
-    </w:p>
-    <w:p>
-      <w:pPr>
-        <w:rPr>
-          <w:rFonts w:hint="default"/>
-          <w:lang w:val="ru-RU"/>
-        </w:rPr>
-      </w:pPr>
-      <w:r>
-        <w:rPr>
-          <w:rFonts w:hint="default"/>
-          <w:lang w:val="ru-RU"/>
-        </w:rPr>
-        <w:t>Описание робота можно разделить на две логические части:</w:t>
+      <w:bookmarkEnd w:id="3"/>
+    </w:p>
+    <w:p>
+      <w:pPr>
+        <w:rPr>
+          <w:rFonts w:hint="default"/>
+          <w:lang w:val="ru-RU"/>
+        </w:rPr>
+      </w:pPr>
+      <w:r>
+        <w:rPr>
+          <w:rFonts w:hint="default"/>
+          <w:lang w:val="ru-RU"/>
+        </w:rPr>
+        <w:t>Описание робота делится на два подмодуля:</w:t>
       </w:r>
     </w:p>
     <w:p>
@@ -4390,7 +4576,7 @@
           <w:rFonts w:hint="default"/>
           <w:lang w:val="ru-RU"/>
         </w:rPr>
-        <w:t xml:space="preserve">и динамичные (суставы - </w:t>
+        <w:t xml:space="preserve">и динамичные (кинематические пары - </w:t>
       </w:r>
       <w:r>
         <w:rPr>
@@ -4452,7 +4638,7 @@
           <w:rFonts w:hint="default"/>
           <w:lang w:val="ru-RU"/>
         </w:rPr>
-        <w:t xml:space="preserve"> Оно позволяет роботу не быть просто набором звеньев и суставов, а придаёт им физические свойства свойства (например, трение). Также появляется возможность смоделировать датчики (камеру глубины, камеру, лидар и т.д.) и исполнительные элементы </w:t>
+        <w:t xml:space="preserve"> Оно задаёт физические свойства свойства (например, трение) звеньям и кинематическим парам. Также осуществляет возможность моделирования датчиков (камера глубины, камера, лидар и т.д.) и исполнительные элементы </w:t>
       </w:r>
       <w:r>
         <w:rPr>
@@ -4478,7 +4664,7 @@
         <w:ind w:leftChars="0"/>
         <w:rPr>
           <w:rFonts w:hint="default"/>
-          <w:lang w:val="en-US"/>
+          <w:lang w:val="ru-RU"/>
         </w:rPr>
       </w:pPr>
       <w:r>
@@ -4493,14 +4679,7 @@
           <w:rFonts w:hint="default"/>
           <w:lang w:val="ru-RU"/>
         </w:rPr>
-        <w:t xml:space="preserve">В коде описания используется такой инструмент как </w:t>
-      </w:r>
-      <w:r>
-        <w:rPr>
-          <w:rFonts w:hint="default"/>
-          <w:lang w:val="en-US"/>
-        </w:rPr>
-        <w:t>xacro. Xacro (XML Macros)— это инструмент командной строки в экосистеме ROS 2, который позволяет упростить и сделать более модульным написание URDF-файлов (описаний роботов) за счёт использования макросов. Вместо громоздкого и повторяющегося кода с множеством цифр, xacro даёт возможность программисту объявлять переменные (свойства) для переиспользуемых констант (например, размеров или масс), использовать математические выражения прямо в XML-разметке, а также создавать параметризованные макросы для целых частей робота (например, для руки или колеса), что позволяет подставлять разные значения аргументов и избегать дублирования кода. Файлы с расширением .xacro в конечном итоге автоматически «разворачиваются» (парсятся) в стандартный URDF-файл перед запуском симуляции или робота, что делает процесс разработки кинематики робота более гибким, читаемым и простым в поддержке.</w:t>
+        <w:t>Xacro — это инструмент командной строки в ROS 2 для упрощения URDF-файлов, позволяющий объявлять переменные, использовать математические выражения и создавать параметризованные макросы для переиспользуемых частей робота. Это избавляет от дублирования кода и громоздких цифр, делая описание робота более модульным, гибким и читаемым. Файлы .xacro затем автоматически преобразуются в стандартный URDF для симуляции.</w:t>
       </w:r>
     </w:p>
     <w:p>
@@ -4527,7 +4706,7 @@
           <w:rFonts w:hint="default"/>
           <w:lang w:val="ru-RU"/>
         </w:rPr>
-        <w:t xml:space="preserve">Стоит сказать, что были созданы 2 модели </w:t>
+        <w:t xml:space="preserve">Реализованы 2 версии </w:t>
       </w:r>
       <w:r>
         <w:rPr>
@@ -4541,7 +4720,7 @@
           <w:rFonts w:hint="default"/>
           <w:lang w:val="ru-RU"/>
         </w:rPr>
-        <w:t xml:space="preserve">идеальная и неидеальная. </w:t>
+        <w:t xml:space="preserve">идеальная и реалистичная. </w:t>
       </w:r>
       <w:r>
         <w:rPr>
@@ -4555,21 +4734,7 @@
           <w:rFonts w:hint="default"/>
           <w:lang w:val="ru-RU"/>
         </w:rPr>
-        <w:t xml:space="preserve"> тем, что неидеальная модель (также как реальная) при смене скорости может заваливаться назад или вперёд, что может негативно сказываться на показаниях лидара - они будут «прыгать». Это может мешать разработке, но очень хорошо соответствует реальной модели </w:t>
-      </w:r>
-      <w:r>
-        <w:rPr>
-          <w:rFonts w:hint="default"/>
-          <w:lang w:val="en-US"/>
-        </w:rPr>
-        <w:t xml:space="preserve">jetbot. </w:t>
-      </w:r>
-      <w:r>
-        <w:rPr>
-          <w:rFonts w:hint="default"/>
-          <w:lang w:val="ru-RU"/>
-        </w:rPr>
-        <w:t>У идеальной модели таких проблем нет.</w:t>
+        <w:t xml:space="preserve"> тем, что реалистичная модель пимеет колёса чуть больше чем касторы, а идеальная - нет. При торможении и старте реалистичный модель заваливается назад или вперёд. Такое поведение соответветсвует поведению реального робота на полигоне в Г-210, но искажачет показания лидара и усложняет картографирование местности. </w:t>
       </w:r>
     </w:p>
     <w:p>
@@ -4585,7 +4750,8 @@
           <w:lang w:val="en-US"/>
         </w:rPr>
       </w:pPr>
-      <w:bookmarkStart w:id="5" w:name="_Toc16002"/>
+      <w:commentRangeStart w:id="0"/>
+      <w:bookmarkStart w:id="4" w:name="_Toc16002"/>
       <w:r>
         <w:rPr>
           <w:rFonts w:hint="default"/>
@@ -4607,63 +4773,53 @@
         </w:rPr>
         <w:t>лаборатория Г-210</w:t>
       </w:r>
-      <w:bookmarkEnd w:id="5"/>
-    </w:p>
-    <w:p>
-      <w:pPr>
-        <w:rPr>
-          <w:rFonts w:hint="default"/>
-          <w:lang w:val="ru-RU"/>
-        </w:rPr>
-      </w:pPr>
-      <w:r>
-        <w:rPr>
-          <w:rFonts w:hint="default"/>
-          <w:lang w:val="ru-RU"/>
-        </w:rPr>
-        <w:t xml:space="preserve">Для удобства работы с </w:t>
-      </w:r>
-      <w:r>
-        <w:rPr>
-          <w:rFonts w:hint="default"/>
-          <w:lang w:val="en-US"/>
-        </w:rPr>
-        <w:t xml:space="preserve">jetbot_mirea </w:t>
-      </w:r>
-      <w:r>
-        <w:rPr>
-          <w:rFonts w:hint="default"/>
-          <w:lang w:val="ru-RU"/>
-        </w:rPr>
-        <w:t xml:space="preserve">был разработан мир, который является «родным» для робота - аудитория-лаборатория Г-210 вместе с полигоном и простыми препятствиями, с которыми можно взаимодействовать. Модели полигона  и препятствий были  разработаны в среде моделирования </w:t>
-      </w:r>
-      <w:r>
-        <w:rPr>
-          <w:rFonts w:hint="default"/>
-          <w:lang w:val="en-US"/>
-        </w:rPr>
-        <w:t xml:space="preserve">Blender, </w:t>
-      </w:r>
-      <w:r>
-        <w:rPr>
-          <w:rFonts w:hint="default"/>
-          <w:lang w:val="ru-RU"/>
-        </w:rPr>
-        <w:t xml:space="preserve">а затем перенесены в мир для среды моделирования </w:t>
-      </w:r>
-      <w:r>
-        <w:rPr>
-          <w:rFonts w:hint="default"/>
-          <w:lang w:val="en-US"/>
-        </w:rPr>
-        <w:t xml:space="preserve">Gazebo. </w:t>
-      </w:r>
-      <w:r>
-        <w:rPr>
-          <w:rFonts w:hint="default"/>
-          <w:lang w:val="ru-RU"/>
-        </w:rPr>
-        <w:t>Фото модели полигона представлено на рисунке 1.</w:t>
+      <w:commentRangeEnd w:id="0"/>
+      <w:bookmarkEnd w:id="4"/>
+      <w:r>
+        <w:commentReference w:id="0"/>
+      </w:r>
+    </w:p>
+    <w:p>
+      <w:pPr>
+        <w:rPr>
+          <w:rFonts w:hint="default"/>
+          <w:lang w:val="ru-RU"/>
+        </w:rPr>
+      </w:pPr>
+      <w:r>
+        <w:rPr>
+          <w:rFonts w:hint="default"/>
+          <w:lang w:val="ru-RU"/>
+        </w:rPr>
+        <w:t>Полгон повторяет рельные размеры и  масштаб лаборатории Г-210. Фото модели полигона представлено на рисунке 1.</w:t>
+      </w:r>
+      <w:r>
+        <w:rPr>
+          <w:rFonts w:hint="default"/>
+          <w:lang w:val="en-US"/>
+        </w:rPr>
+        <w:t xml:space="preserve"> </w:t>
+      </w:r>
+      <w:r>
+        <w:rPr>
+          <w:rFonts w:hint="default"/>
+          <w:lang w:val="ru-RU"/>
+        </w:rPr>
+        <w:t xml:space="preserve">Позицию кубов можно изменять. Так же они двигаются если воздействовать на них роботом. Можно добавить еще таких же препятсвий-кубов с помощью панели слева с помощью перетаскивания. Изображние </w:t>
+      </w:r>
+      <w:r>
+        <w:rPr>
+          <w:rFonts w:hint="default"/>
+          <w:lang w:val="en-US"/>
+        </w:rPr>
+        <w:t xml:space="preserve">n -  </w:t>
+      </w:r>
+      <w:r>
+        <w:rPr>
+          <w:rFonts w:hint="default"/>
+          <w:lang w:val="ru-RU"/>
+        </w:rPr>
+        <w:t>добавление новых препятсвий.</w:t>
       </w:r>
     </w:p>
     <w:p>
@@ -4674,7 +4830,7 @@
           <w:lang w:val="en-US"/>
         </w:rPr>
       </w:pPr>
-      <w:commentRangeStart w:id="0"/>
+      <w:commentRangeStart w:id="1"/>
       <w:r>
         <w:rPr>
           <w:rFonts w:hint="default"/>
@@ -4710,9 +4866,44 @@
         </w:rPr>
         <w:t>&gt;</w:t>
       </w:r>
-      <w:commentRangeEnd w:id="0"/>
-      <w:r>
-        <w:commentReference w:id="0"/>
+    </w:p>
+    <w:commentRangeEnd w:id="1"/>
+    <w:p>
+      <w:pPr>
+        <w:ind w:left="0" w:leftChars="0" w:firstLine="0" w:firstLineChars="0"/>
+        <w:rPr>
+          <w:rFonts w:hint="default"/>
+          <w:lang w:val="en-US"/>
+        </w:rPr>
+      </w:pPr>
+      <w:r>
+        <w:commentReference w:id="1"/>
+      </w:r>
+      <w:commentRangeStart w:id="2"/>
+      <w:r>
+        <w:rPr>
+          <w:rFonts w:hint="default"/>
+          <w:lang w:val="en-US"/>
+        </w:rPr>
+        <w:t>&lt;</w:t>
+      </w:r>
+      <w:r>
+        <w:rPr>
+          <w:rFonts w:hint="default"/>
+          <w:lang w:val="ru-RU"/>
+        </w:rPr>
+        <w:t>скрин как добавить кубик</w:t>
+      </w:r>
+      <w:r>
+        <w:rPr>
+          <w:rFonts w:hint="default"/>
+          <w:lang w:val="en-US"/>
+        </w:rPr>
+        <w:t>&gt;</w:t>
+      </w:r>
+      <w:commentRangeEnd w:id="2"/>
+      <w:r>
+        <w:commentReference w:id="2"/>
       </w:r>
     </w:p>
     <w:p>
@@ -4728,7 +4919,7 @@
           <w:lang w:val="en-US"/>
         </w:rPr>
       </w:pPr>
-      <w:bookmarkStart w:id="6" w:name="_Toc29980"/>
+      <w:bookmarkStart w:id="5" w:name="_Toc29980"/>
       <w:r>
         <w:rPr>
           <w:rFonts w:hint="default"/>
@@ -4743,7 +4934,14 @@
         </w:rPr>
         <w:t>файлы</w:t>
       </w:r>
-      <w:bookmarkEnd w:id="6"/>
+      <w:bookmarkEnd w:id="5"/>
+      <w:r>
+        <w:rPr>
+          <w:rFonts w:hint="default"/>
+          <w:lang w:val="ru-RU"/>
+        </w:rPr>
+        <w:t xml:space="preserve"> - быстрый запуск системы</w:t>
+      </w:r>
     </w:p>
     <w:p>
       <w:pPr>
@@ -4901,7 +5099,7 @@
           <w:rFonts w:hint="default"/>
           <w:lang w:val="ru-RU"/>
         </w:rPr>
-        <w:t>с некоторой конфигурацией.</w:t>
+        <w:t>с некоторой конфигурацией и миром.</w:t>
       </w:r>
     </w:p>
     <w:p>
@@ -4937,7 +5135,21 @@
           <w:rFonts w:hint="default"/>
           <w:lang w:val="ru-RU"/>
         </w:rPr>
-        <w:t>Публикация только преобразований систем координат. Подходит для реального робота. Запуск производится командой:</w:t>
+        <w:t xml:space="preserve">Публикация только преобразований систем координат - </w:t>
+      </w:r>
+      <w:r>
+        <w:rPr>
+          <w:rFonts w:hint="default"/>
+          <w:lang w:val="en-US"/>
+        </w:rPr>
+        <w:t>TF2</w:t>
+      </w:r>
+      <w:r>
+        <w:rPr>
+          <w:rFonts w:hint="default"/>
+          <w:lang w:val="ru-RU"/>
+        </w:rPr>
+        <w:t>. Подходит для реального робота. Запуск производится командой:</w:t>
       </w:r>
     </w:p>
     <w:p>
@@ -4981,7 +5193,7 @@
           <w:rFonts w:hint="default"/>
           <w:lang w:val="ru-RU"/>
         </w:rPr>
-        <w:t xml:space="preserve">Запуск симуляции реального/идеального </w:t>
+        <w:t xml:space="preserve">Запуск симуляции реалистичного/идеального </w:t>
       </w:r>
       <w:r>
         <w:rPr>
@@ -5256,13 +5468,14 @@
     </w:p>
     <w:p>
       <w:pPr>
-        <w:pStyle w:val="9"/>
+        <w:pStyle w:val="7"/>
         <w:jc w:val="right"/>
         <w:rPr>
           <w:rFonts w:hint="default"/>
           <w:lang w:val="en-US"/>
         </w:rPr>
       </w:pPr>
+      <w:commentRangeStart w:id="3"/>
       <w:r>
         <w:t xml:space="preserve">Таблица </w:t>
       </w:r>
@@ -5320,11 +5533,15 @@
           <w:lang w:val="ru-RU"/>
         </w:rPr>
         <w:t>.</w:t>
+      </w:r>
+      <w:commentRangeEnd w:id="3"/>
+      <w:r>
+        <w:commentReference w:id="3"/>
       </w:r>
     </w:p>
     <w:tbl>
       <w:tblPr>
-        <w:tblStyle w:val="15"/>
+        <w:tblStyle w:val="12"/>
         <w:tblW w:w="8404" w:type="dxa"/>
         <w:tblInd w:w="0" w:type="dxa"/>
         <w:tblBorders>
@@ -5606,7 +5823,7 @@
     </w:tbl>
     <w:p>
       <w:pPr>
-        <w:pStyle w:val="9"/>
+        <w:pStyle w:val="7"/>
         <w:jc w:val="right"/>
         <w:rPr>
           <w:rFonts w:hint="default"/>
@@ -5666,7 +5883,7 @@
     </w:p>
     <w:tbl>
       <w:tblPr>
-        <w:tblStyle w:val="15"/>
+        <w:tblStyle w:val="12"/>
         <w:tblW w:w="8404" w:type="dxa"/>
         <w:tblInd w:w="0" w:type="dxa"/>
         <w:tblBorders>
@@ -6079,12 +6296,6 @@
             <w:insideH w:val="single" w:color="auto" w:sz="4" w:space="0"/>
             <w:insideV w:val="single" w:color="auto" w:sz="4" w:space="0"/>
           </w:tblBorders>
-          <w:tblCellMar>
-            <w:top w:w="0" w:type="dxa"/>
-            <w:left w:w="108" w:type="dxa"/>
-            <w:bottom w:w="0" w:type="dxa"/>
-            <w:right w:w="108" w:type="dxa"/>
-          </w:tblCellMar>
         </w:tblPrEx>
         <w:tc>
           <w:tcPr>
@@ -6245,7 +6456,7 @@
           <w:lang w:val="ru-RU"/>
         </w:rPr>
       </w:pPr>
-      <w:bookmarkStart w:id="7" w:name="_Toc30398"/>
+      <w:bookmarkStart w:id="6" w:name="_Toc30398"/>
       <w:r>
         <w:rPr>
           <w:rFonts w:hint="default"/>
@@ -6258,7 +6469,16 @@
           <w:rFonts w:hint="default"/>
           <w:lang w:val="ru-RU"/>
         </w:rPr>
-        <w:t>пакет, фильтрующий данные с лидара - «</w:t>
+        <w:t xml:space="preserve">пакет, ограничивающий угол обзора </w:t>
+      </w:r>
+      <w:bookmarkStart w:id="33" w:name="_GoBack"/>
+      <w:bookmarkEnd w:id="33"/>
+      <w:r>
+        <w:rPr>
+          <w:rFonts w:hint="default"/>
+          <w:lang w:val="ru-RU"/>
+        </w:rPr>
+        <w:t xml:space="preserve"> лидара - «</w:t>
       </w:r>
       <w:r>
         <w:rPr>
@@ -6274,7 +6494,7 @@
         </w:rPr>
         <w:t>»</w:t>
       </w:r>
-      <w:bookmarkEnd w:id="7"/>
+      <w:bookmarkEnd w:id="6"/>
     </w:p>
     <w:p>
       <w:pPr>
@@ -6289,7 +6509,7 @@
           <w:lang w:val="ru-RU"/>
         </w:rPr>
       </w:pPr>
-      <w:bookmarkStart w:id="8" w:name="_Toc2042"/>
+      <w:bookmarkStart w:id="7" w:name="_Toc2042"/>
       <w:r>
         <w:rPr>
           <w:rFonts w:hint="default"/>
@@ -6297,7 +6517,7 @@
         </w:rPr>
         <w:t>Короткое описание</w:t>
       </w:r>
-      <w:bookmarkEnd w:id="8"/>
+      <w:bookmarkEnd w:id="7"/>
     </w:p>
     <w:p>
       <w:pPr>
@@ -6376,7 +6596,7 @@
           <w:lang w:val="en-US"/>
         </w:rPr>
       </w:pPr>
-      <w:bookmarkStart w:id="9" w:name="_Toc16012"/>
+      <w:bookmarkStart w:id="8" w:name="_Toc16012"/>
       <w:r>
         <w:rPr>
           <w:rFonts w:hint="default"/>
@@ -6384,7 +6604,7 @@
         </w:rPr>
         <w:t>Описание</w:t>
       </w:r>
-      <w:bookmarkEnd w:id="9"/>
+      <w:bookmarkEnd w:id="8"/>
     </w:p>
     <w:p>
       <w:pPr>
@@ -6554,7 +6774,7 @@
           <w:lang w:val="ru-RU"/>
         </w:rPr>
       </w:pPr>
-      <w:bookmarkStart w:id="10" w:name="_Toc5621"/>
+      <w:bookmarkStart w:id="9" w:name="_Toc5621"/>
       <w:r>
         <w:rPr>
           <w:rFonts w:hint="default"/>
@@ -6569,7 +6789,7 @@
         </w:rPr>
         <w:t>lidar_filter</w:t>
       </w:r>
-      <w:bookmarkEnd w:id="10"/>
+      <w:bookmarkEnd w:id="9"/>
     </w:p>
     <w:p>
       <w:pPr>
@@ -6701,7 +6921,7 @@
     </w:p>
     <w:p>
       <w:pPr>
-        <w:pStyle w:val="9"/>
+        <w:pStyle w:val="7"/>
         <w:jc w:val="right"/>
         <w:rPr>
           <w:rFonts w:hint="default"/>
@@ -6735,7 +6955,7 @@
     </w:p>
     <w:tbl>
       <w:tblPr>
-        <w:tblStyle w:val="15"/>
+        <w:tblStyle w:val="12"/>
         <w:tblW w:w="8593" w:type="dxa"/>
         <w:tblInd w:w="0" w:type="dxa"/>
         <w:tblBorders>
@@ -7131,7 +7351,7 @@
     </w:p>
     <w:p>
       <w:pPr>
-        <w:pStyle w:val="9"/>
+        <w:pStyle w:val="7"/>
         <w:jc w:val="right"/>
         <w:rPr>
           <w:rFonts w:hint="default"/>
@@ -7165,7 +7385,7 @@
     </w:p>
     <w:tbl>
       <w:tblPr>
-        <w:tblStyle w:val="15"/>
+        <w:tblStyle w:val="12"/>
         <w:tblW w:w="0" w:type="auto"/>
         <w:tblInd w:w="0" w:type="dxa"/>
         <w:tblBorders>
@@ -7554,12 +7774,6 @@
             <w:insideH w:val="single" w:color="auto" w:sz="4" w:space="0"/>
             <w:insideV w:val="single" w:color="auto" w:sz="4" w:space="0"/>
           </w:tblBorders>
-          <w:tblCellMar>
-            <w:top w:w="0" w:type="dxa"/>
-            <w:left w:w="108" w:type="dxa"/>
-            <w:bottom w:w="0" w:type="dxa"/>
-            <w:right w:w="108" w:type="dxa"/>
-          </w:tblCellMar>
         </w:tblPrEx>
         <w:tc>
           <w:tcPr>
@@ -8051,7 +8265,7 @@
           <w:lang w:val="en-US"/>
         </w:rPr>
       </w:pPr>
-      <w:bookmarkStart w:id="11" w:name="_Toc12428"/>
+      <w:bookmarkStart w:id="10" w:name="_Toc12428"/>
       <w:r>
         <w:rPr>
           <w:rFonts w:hint="default"/>
@@ -8073,7 +8287,7 @@
         </w:rPr>
         <w:t xml:space="preserve"> filter.launch.py</w:t>
       </w:r>
-      <w:bookmarkEnd w:id="11"/>
+      <w:bookmarkEnd w:id="10"/>
     </w:p>
     <w:p>
       <w:pPr>
@@ -8210,7 +8424,7 @@
     </w:p>
     <w:p>
       <w:pPr>
-        <w:pStyle w:val="9"/>
+        <w:pStyle w:val="7"/>
         <w:jc w:val="right"/>
         <w:rPr>
           <w:rFonts w:hint="default"/>
@@ -8271,7 +8485,7 @@
     </w:p>
     <w:tbl>
       <w:tblPr>
-        <w:tblStyle w:val="15"/>
+        <w:tblStyle w:val="12"/>
         <w:tblW w:w="0" w:type="auto"/>
         <w:tblInd w:w="0" w:type="dxa"/>
         <w:tblBorders>
@@ -8803,7 +9017,7 @@
           <w:lang w:val="ru-RU"/>
         </w:rPr>
       </w:pPr>
-      <w:bookmarkStart w:id="12" w:name="_Toc1981"/>
+      <w:bookmarkStart w:id="11" w:name="_Toc1981"/>
       <w:r>
         <w:rPr>
           <w:rFonts w:hint="default"/>
@@ -8860,7 +9074,7 @@
         </w:rPr>
         <w:t>»</w:t>
       </w:r>
-      <w:bookmarkEnd w:id="12"/>
+      <w:bookmarkEnd w:id="11"/>
     </w:p>
     <w:p>
       <w:pPr>
@@ -8875,7 +9089,7 @@
           <w:lang w:val="ru-RU"/>
         </w:rPr>
       </w:pPr>
-      <w:bookmarkStart w:id="13" w:name="_Toc12541"/>
+      <w:bookmarkStart w:id="12" w:name="_Toc12541"/>
       <w:r>
         <w:rPr>
           <w:rFonts w:hint="default"/>
@@ -8883,7 +9097,7 @@
         </w:rPr>
         <w:t>Короткое описание</w:t>
       </w:r>
-      <w:bookmarkEnd w:id="13"/>
+      <w:bookmarkEnd w:id="12"/>
     </w:p>
     <w:p>
       <w:pPr>
@@ -8962,7 +9176,7 @@
           <w:lang w:val="en-US"/>
         </w:rPr>
       </w:pPr>
-      <w:bookmarkStart w:id="14" w:name="_Toc32187"/>
+      <w:bookmarkStart w:id="13" w:name="_Toc32187"/>
       <w:r>
         <w:rPr>
           <w:rFonts w:hint="default"/>
@@ -8970,7 +9184,7 @@
         </w:rPr>
         <w:t>Описание</w:t>
       </w:r>
-      <w:bookmarkEnd w:id="14"/>
+      <w:bookmarkEnd w:id="13"/>
     </w:p>
     <w:p>
       <w:pPr>
@@ -9143,7 +9357,7 @@
       </w:r>
       <w:r>
         <w:rPr>
-          <w:rStyle w:val="8"/>
+          <w:rStyle w:val="11"/>
           <w:rFonts w:hint="default"/>
           <w:lang w:val="ru-RU"/>
         </w:rPr>
@@ -9166,7 +9380,7 @@
           <w:lang w:val="ru-RU"/>
         </w:rPr>
       </w:pPr>
-      <w:bookmarkStart w:id="15" w:name="_Toc32564"/>
+      <w:bookmarkStart w:id="14" w:name="_Toc32564"/>
       <w:r>
         <w:rPr>
           <w:rFonts w:hint="default"/>
@@ -9195,7 +9409,7 @@
         </w:rPr>
         <w:t>»</w:t>
       </w:r>
-      <w:bookmarkEnd w:id="15"/>
+      <w:bookmarkEnd w:id="14"/>
     </w:p>
     <w:p>
       <w:pPr>
@@ -9210,7 +9424,7 @@
           <w:lang w:val="ru-RU"/>
         </w:rPr>
       </w:pPr>
-      <w:bookmarkStart w:id="16" w:name="_Toc16411"/>
+      <w:bookmarkStart w:id="15" w:name="_Toc16411"/>
       <w:r>
         <w:rPr>
           <w:rFonts w:hint="default"/>
@@ -9218,7 +9432,7 @@
         </w:rPr>
         <w:t>Короткое описание</w:t>
       </w:r>
-      <w:bookmarkEnd w:id="16"/>
+      <w:bookmarkEnd w:id="15"/>
     </w:p>
     <w:p>
       <w:pPr>
@@ -9262,7 +9476,7 @@
           <w:lang w:val="en-US"/>
         </w:rPr>
       </w:pPr>
-      <w:bookmarkStart w:id="17" w:name="_Toc30751"/>
+      <w:bookmarkStart w:id="16" w:name="_Toc30751"/>
       <w:r>
         <w:rPr>
           <w:rFonts w:hint="default"/>
@@ -9270,7 +9484,7 @@
         </w:rPr>
         <w:t>Описание</w:t>
       </w:r>
-      <w:bookmarkEnd w:id="17"/>
+      <w:bookmarkEnd w:id="16"/>
     </w:p>
     <w:p>
       <w:pPr>
@@ -9306,7 +9520,7 @@
           <w:lang w:val="ru-RU"/>
         </w:rPr>
       </w:pPr>
-      <w:bookmarkStart w:id="18" w:name="_Toc16349"/>
+      <w:bookmarkStart w:id="17" w:name="_Toc16349"/>
       <w:r>
         <w:rPr>
           <w:rFonts w:hint="default"/>
@@ -9321,7 +9535,7 @@
         </w:rPr>
         <w:t>start_move_topic</w:t>
       </w:r>
-      <w:bookmarkEnd w:id="18"/>
+      <w:bookmarkEnd w:id="17"/>
     </w:p>
     <w:p>
       <w:pPr>
@@ -9395,7 +9609,7 @@
     </w:p>
     <w:p>
       <w:pPr>
-        <w:pStyle w:val="9"/>
+        <w:pStyle w:val="7"/>
         <w:jc w:val="right"/>
         <w:rPr>
           <w:rFonts w:hint="default"/>
@@ -9429,7 +9643,7 @@
     </w:p>
     <w:tbl>
       <w:tblPr>
-        <w:tblStyle w:val="15"/>
+        <w:tblStyle w:val="12"/>
         <w:tblW w:w="8593" w:type="dxa"/>
         <w:tblInd w:w="0" w:type="dxa"/>
         <w:tblBorders>
@@ -9839,7 +10053,7 @@
     </w:p>
     <w:p>
       <w:pPr>
-        <w:pStyle w:val="9"/>
+        <w:pStyle w:val="7"/>
         <w:jc w:val="right"/>
         <w:rPr>
           <w:rFonts w:hint="default"/>
@@ -9886,7 +10100,7 @@
     </w:p>
     <w:tbl>
       <w:tblPr>
-        <w:tblStyle w:val="15"/>
+        <w:tblStyle w:val="12"/>
         <w:tblW w:w="0" w:type="auto"/>
         <w:tblInd w:w="0" w:type="dxa"/>
         <w:tblBorders>
@@ -10289,12 +10503,6 @@
             <w:insideH w:val="single" w:color="auto" w:sz="4" w:space="0"/>
             <w:insideV w:val="single" w:color="auto" w:sz="4" w:space="0"/>
           </w:tblBorders>
-          <w:tblCellMar>
-            <w:top w:w="0" w:type="dxa"/>
-            <w:left w:w="108" w:type="dxa"/>
-            <w:bottom w:w="0" w:type="dxa"/>
-            <w:right w:w="108" w:type="dxa"/>
-          </w:tblCellMar>
         </w:tblPrEx>
         <w:tc>
           <w:tcPr>
@@ -10443,7 +10651,7 @@
           <w:lang w:val="ru-RU"/>
         </w:rPr>
       </w:pPr>
-      <w:bookmarkStart w:id="19" w:name="_Toc14707"/>
+      <w:bookmarkStart w:id="18" w:name="_Toc14707"/>
       <w:r>
         <w:rPr>
           <w:rFonts w:hint="default"/>
@@ -10458,7 +10666,7 @@
         </w:rPr>
         <w:t>start_move_action</w:t>
       </w:r>
-      <w:bookmarkEnd w:id="19"/>
+      <w:bookmarkEnd w:id="18"/>
     </w:p>
     <w:p>
       <w:pPr>
@@ -10532,7 +10740,7 @@
     </w:p>
     <w:p>
       <w:pPr>
-        <w:pStyle w:val="9"/>
+        <w:pStyle w:val="7"/>
         <w:jc w:val="right"/>
         <w:rPr>
           <w:rFonts w:hint="default"/>
@@ -10566,7 +10774,7 @@
     </w:p>
     <w:tbl>
       <w:tblPr>
-        <w:tblStyle w:val="15"/>
+        <w:tblStyle w:val="12"/>
         <w:tblW w:w="8593" w:type="dxa"/>
         <w:tblInd w:w="0" w:type="dxa"/>
         <w:tblBorders>
@@ -10976,7 +11184,7 @@
     </w:p>
     <w:p>
       <w:pPr>
-        <w:pStyle w:val="9"/>
+        <w:pStyle w:val="7"/>
         <w:jc w:val="right"/>
         <w:rPr>
           <w:rFonts w:hint="default"/>
@@ -11023,7 +11231,7 @@
     </w:p>
     <w:tbl>
       <w:tblPr>
-        <w:tblStyle w:val="15"/>
+        <w:tblStyle w:val="12"/>
         <w:tblW w:w="0" w:type="auto"/>
         <w:tblInd w:w="0" w:type="dxa"/>
         <w:tblBorders>
@@ -11337,7 +11545,7 @@
           <w:lang w:val="ru-RU"/>
         </w:rPr>
       </w:pPr>
-      <w:bookmarkStart w:id="20" w:name="_Toc14766"/>
+      <w:bookmarkStart w:id="19" w:name="_Toc14766"/>
       <w:r>
         <w:rPr>
           <w:rFonts w:hint="default"/>
@@ -11380,7 +11588,7 @@
         </w:rPr>
         <w:t>»</w:t>
       </w:r>
-      <w:bookmarkEnd w:id="20"/>
+      <w:bookmarkEnd w:id="19"/>
     </w:p>
     <w:p>
       <w:pPr>
@@ -11395,7 +11603,7 @@
           <w:lang w:val="ru-RU"/>
         </w:rPr>
       </w:pPr>
-      <w:bookmarkStart w:id="21" w:name="_Toc5047"/>
+      <w:bookmarkStart w:id="20" w:name="_Toc5047"/>
       <w:r>
         <w:rPr>
           <w:rFonts w:hint="default"/>
@@ -11403,7 +11611,7 @@
         </w:rPr>
         <w:t>Короткое описание</w:t>
       </w:r>
-      <w:bookmarkEnd w:id="21"/>
+      <w:bookmarkEnd w:id="20"/>
     </w:p>
     <w:p>
       <w:pPr>
@@ -11433,7 +11641,7 @@
           <w:lang w:val="en-US"/>
         </w:rPr>
       </w:pPr>
-      <w:bookmarkStart w:id="22" w:name="_Toc20575"/>
+      <w:bookmarkStart w:id="21" w:name="_Toc20575"/>
       <w:r>
         <w:rPr>
           <w:rFonts w:hint="default"/>
@@ -11441,7 +11649,7 @@
         </w:rPr>
         <w:t>Описание</w:t>
       </w:r>
-      <w:bookmarkEnd w:id="22"/>
+      <w:bookmarkEnd w:id="21"/>
     </w:p>
     <w:p>
       <w:pPr>
@@ -11497,7 +11705,7 @@
           <w:lang w:val="en-US"/>
         </w:rPr>
       </w:pPr>
-      <w:bookmarkStart w:id="23" w:name="_Toc26962"/>
+      <w:bookmarkStart w:id="22" w:name="_Toc26962"/>
       <w:r>
         <w:rPr>
           <w:rFonts w:hint="default"/>
@@ -11519,7 +11727,7 @@
         </w:rPr>
         <w:t xml:space="preserve"> rviz_and_robot_description.launch.py</w:t>
       </w:r>
-      <w:bookmarkEnd w:id="23"/>
+      <w:bookmarkEnd w:id="22"/>
     </w:p>
     <w:p>
       <w:pPr>
@@ -11669,7 +11877,7 @@
           <w:lang w:val="en-US"/>
         </w:rPr>
       </w:pPr>
-      <w:bookmarkStart w:id="24" w:name="_Toc25643"/>
+      <w:bookmarkStart w:id="23" w:name="_Toc25643"/>
       <w:r>
         <w:rPr>
           <w:rFonts w:hint="default"/>
@@ -11691,7 +11899,7 @@
         </w:rPr>
         <w:t>jetbot_sensors_and_motors.launch.py</w:t>
       </w:r>
-      <w:bookmarkEnd w:id="24"/>
+      <w:bookmarkEnd w:id="23"/>
     </w:p>
     <w:p>
       <w:pPr>
@@ -11848,7 +12056,7 @@
     </w:p>
     <w:p>
       <w:pPr>
-        <w:pStyle w:val="9"/>
+        <w:pStyle w:val="7"/>
         <w:rPr>
           <w:rFonts w:hint="default"/>
           <w:lang w:val="ru-RU"/>
@@ -11888,7 +12096,7 @@
     </w:p>
     <w:tbl>
       <w:tblPr>
-        <w:tblStyle w:val="15"/>
+        <w:tblStyle w:val="12"/>
         <w:tblW w:w="8404" w:type="dxa"/>
         <w:tblInd w:w="0" w:type="dxa"/>
         <w:tblBorders>
@@ -12272,12 +12480,6 @@
             <w:insideH w:val="single" w:color="auto" w:sz="4" w:space="0"/>
             <w:insideV w:val="single" w:color="auto" w:sz="4" w:space="0"/>
           </w:tblBorders>
-          <w:tblCellMar>
-            <w:top w:w="0" w:type="dxa"/>
-            <w:left w:w="108" w:type="dxa"/>
-            <w:bottom w:w="0" w:type="dxa"/>
-            <w:right w:w="108" w:type="dxa"/>
-          </w:tblCellMar>
         </w:tblPrEx>
         <w:tc>
           <w:tcPr>
@@ -12753,9 +12955,9 @@
           <w:lang w:val="en-US"/>
         </w:rPr>
       </w:pPr>
-      <w:bookmarkStart w:id="25" w:name="_Toc19256"/>
+      <w:bookmarkStart w:id="24" w:name="_Toc19256"/>
+      <w:bookmarkStart w:id="25" w:name="_Toc1302352556"/>
       <w:bookmarkStart w:id="26" w:name="_Toc540280343"/>
-      <w:bookmarkStart w:id="27" w:name="_Toc1302352556"/>
       <w:r>
         <w:rPr>
           <w:rFonts w:hint="default"/>
@@ -12777,7 +12979,7 @@
         </w:rPr>
         <w:t>jetbot_sensors_and_motors.launch.py</w:t>
       </w:r>
-      <w:bookmarkEnd w:id="25"/>
+      <w:bookmarkEnd w:id="24"/>
     </w:p>
     <w:p>
       <w:pPr>
@@ -12934,7 +13136,7 @@
     </w:p>
     <w:p>
       <w:pPr>
-        <w:pStyle w:val="9"/>
+        <w:pStyle w:val="7"/>
         <w:jc w:val="right"/>
         <w:rPr>
           <w:rFonts w:hint="default"/>
@@ -12975,7 +13177,7 @@
     </w:p>
     <w:tbl>
       <w:tblPr>
-        <w:tblStyle w:val="15"/>
+        <w:tblStyle w:val="12"/>
         <w:tblW w:w="8404" w:type="dxa"/>
         <w:tblInd w:w="0" w:type="dxa"/>
         <w:tblBorders>
@@ -13359,12 +13561,6 @@
             <w:insideH w:val="single" w:color="auto" w:sz="4" w:space="0"/>
             <w:insideV w:val="single" w:color="auto" w:sz="4" w:space="0"/>
           </w:tblBorders>
-          <w:tblCellMar>
-            <w:top w:w="0" w:type="dxa"/>
-            <w:left w:w="108" w:type="dxa"/>
-            <w:bottom w:w="0" w:type="dxa"/>
-            <w:right w:w="108" w:type="dxa"/>
-          </w:tblCellMar>
         </w:tblPrEx>
         <w:tc>
           <w:tcPr>
@@ -13846,7 +14042,7 @@
           <w:lang w:val="en-US"/>
         </w:rPr>
       </w:pPr>
-      <w:bookmarkStart w:id="28" w:name="_Toc21814"/>
+      <w:bookmarkStart w:id="27" w:name="_Toc21814"/>
       <w:r>
         <w:rPr>
           <w:rFonts w:hint="default"/>
@@ -13868,7 +14064,7 @@
         </w:rPr>
         <w:t>.launch.py</w:t>
       </w:r>
-      <w:bookmarkEnd w:id="28"/>
+      <w:bookmarkEnd w:id="27"/>
     </w:p>
     <w:p>
       <w:pPr>
@@ -13945,7 +14141,7 @@
     </w:p>
     <w:p>
       <w:pPr>
-        <w:pStyle w:val="9"/>
+        <w:pStyle w:val="7"/>
         <w:jc w:val="right"/>
         <w:rPr>
           <w:rFonts w:hint="default"/>
@@ -13999,7 +14195,7 @@
     </w:p>
     <w:tbl>
       <w:tblPr>
-        <w:tblStyle w:val="15"/>
+        <w:tblStyle w:val="12"/>
         <w:tblW w:w="8404" w:type="dxa"/>
         <w:tblInd w:w="0" w:type="dxa"/>
         <w:tblBorders>
@@ -14372,8 +14568,8 @@
         <w:t>ros2 launch completed_scripts_jetbot mapping.launch.py</w:t>
       </w:r>
     </w:p>
+    <w:bookmarkEnd w:id="25"/>
     <w:bookmarkEnd w:id="26"/>
-    <w:bookmarkEnd w:id="27"/>
     <w:p>
       <w:pPr>
         <w:pStyle w:val="3"/>
@@ -14388,7 +14584,7 @@
           <w:lang w:val="en-US"/>
         </w:rPr>
       </w:pPr>
-      <w:bookmarkStart w:id="29" w:name="_Toc26617"/>
+      <w:bookmarkStart w:id="28" w:name="_Toc26617"/>
       <w:r>
         <w:rPr>
           <w:rFonts w:hint="default"/>
@@ -14410,7 +14606,7 @@
         </w:rPr>
         <w:t>.launch.py</w:t>
       </w:r>
-      <w:bookmarkEnd w:id="29"/>
+      <w:bookmarkEnd w:id="28"/>
     </w:p>
     <w:p>
       <w:pPr>
@@ -14503,7 +14699,7 @@
     </w:p>
     <w:p>
       <w:pPr>
-        <w:pStyle w:val="9"/>
+        <w:pStyle w:val="7"/>
         <w:jc w:val="right"/>
         <w:rPr>
           <w:rFonts w:hint="default"/>
@@ -14557,7 +14753,7 @@
     </w:p>
     <w:tbl>
       <w:tblPr>
-        <w:tblStyle w:val="15"/>
+        <w:tblStyle w:val="12"/>
         <w:tblW w:w="8404" w:type="dxa"/>
         <w:tblInd w:w="0" w:type="dxa"/>
         <w:tblBorders>
@@ -15056,7 +15252,7 @@
           <w:lang w:val="ru-RU"/>
         </w:rPr>
       </w:pPr>
-      <w:bookmarkStart w:id="30" w:name="_Toc4837"/>
+      <w:bookmarkStart w:id="29" w:name="_Toc4837"/>
       <w:r>
         <w:rPr>
           <w:rFonts w:hint="default"/>
@@ -15064,7 +15260,7 @@
         </w:rPr>
         <w:t>Примечания и структура пакета</w:t>
       </w:r>
-      <w:bookmarkEnd w:id="30"/>
+      <w:bookmarkEnd w:id="29"/>
     </w:p>
     <w:p>
       <w:pPr>
@@ -15214,6 +15410,7 @@
         <w:keepNext/>
         <w:keepLines/>
         <w:numPr>
+          <w:ilvl w:val="0"/>
           <w:numId w:val="0"/>
         </w:numPr>
         <w:bidi w:val="0"/>
@@ -15230,9 +15427,9 @@
           <w:lang w:val="ru-RU" w:eastAsia="zh-CN" w:bidi="ar-SA"/>
         </w:rPr>
       </w:pPr>
-      <w:bookmarkStart w:id="31" w:name="_Toc32683"/>
-      <w:bookmarkStart w:id="32" w:name="_Toc12266"/>
-      <w:bookmarkStart w:id="33" w:name="_Toc18487"/>
+      <w:bookmarkStart w:id="30" w:name="_Toc32683"/>
+      <w:bookmarkStart w:id="31" w:name="_Toc12266"/>
+      <w:bookmarkStart w:id="32" w:name="_Toc18487"/>
       <w:r>
         <w:rPr>
           <w:rFonts w:hint="default" w:ascii="Times New Roman" w:hAnsi="Times New Roman" w:eastAsiaTheme="minorEastAsia" w:cstheme="minorBidi"/>
@@ -15245,9 +15442,9 @@
         </w:rPr>
         <w:t>Обратная связь</w:t>
       </w:r>
+      <w:bookmarkEnd w:id="30"/>
       <w:bookmarkEnd w:id="31"/>
       <w:bookmarkEnd w:id="32"/>
-      <w:bookmarkEnd w:id="33"/>
     </w:p>
     <w:p>
       <w:pPr>
@@ -15286,7 +15483,7 @@
       </w:r>
       <w:r>
         <w:rPr>
-          <w:rStyle w:val="8"/>
+          <w:rStyle w:val="11"/>
           <w:rFonts w:hint="default"/>
           <w:lang w:val="ru-RU"/>
         </w:rPr>
@@ -15329,7 +15526,7 @@
       </w:r>
       <w:r>
         <w:rPr>
-          <w:rStyle w:val="8"/>
+          <w:rStyle w:val="11"/>
           <w:rFonts w:hint="default"/>
           <w:lang w:val="ru-RU"/>
         </w:rPr>
@@ -15374,7 +15571,7 @@
     </w:p>
     <w:tbl>
       <w:tblPr>
-        <w:tblStyle w:val="15"/>
+        <w:tblStyle w:val="12"/>
         <w:tblW w:w="0" w:type="auto"/>
         <w:tblInd w:w="0" w:type="dxa"/>
         <w:tblBorders>
@@ -15644,6 +15841,7 @@
     <w:p>
       <w:pPr>
         <w:numPr>
+          <w:ilvl w:val="0"/>
           <w:numId w:val="0"/>
         </w:numPr>
         <w:ind w:leftChars="0"/>
@@ -15667,10 +15865,38 @@
 
 <file path=word/comments.xml><?xml version="1.0" encoding="utf-8"?>
 <w:comments xmlns:wpc="http://schemas.microsoft.com/office/word/2010/wordprocessingCanvas" xmlns:mc="http://schemas.openxmlformats.org/markup-compatibility/2006" xmlns:o="urn:schemas-microsoft-com:office:office" xmlns:r="http://schemas.openxmlformats.org/officeDocument/2006/relationships" xmlns:m="http://schemas.openxmlformats.org/officeDocument/2006/math" xmlns:v="urn:schemas-microsoft-com:vml" xmlns:wp14="http://schemas.microsoft.com/office/word/2010/wordprocessingDrawing" xmlns:wp="http://schemas.openxmlformats.org/drawingml/2006/wordprocessingDrawing" xmlns:w="http://schemas.openxmlformats.org/wordprocessingml/2006/main" xmlns:w14="http://schemas.microsoft.com/office/word/2010/wordml" xmlns:w15="http://schemas.microsoft.com/office/word/2012/wordml" xmlns:w10="urn:schemas-microsoft-com:office:word" xmlns:wpg="http://schemas.microsoft.com/office/word/2010/wordprocessingGroup" xmlns:wpi="http://schemas.microsoft.com/office/word/2010/wordprocessingInk" xmlns:wne="http://schemas.microsoft.com/office/word/2006/wordml" xmlns:wps="http://schemas.microsoft.com/office/word/2010/wordprocessingShape" xmlns:wpsCustomData="http://www.wps.cn/officeDocument/2013/wpsCustomData" mc:Ignorable="w14 w15 wp14">
-  <w:comment w:id="0" w:author="Alexander Grachev" w:date="2026-02-15T17:07:05Z" w:initials="">
-    <w:p>
-      <w:pPr>
-        <w:pStyle w:val="10"/>
+  <w:comment w:id="0" w:author="banana-killer" w:date="2026-02-18T12:42:08Z" w:initials="b">
+    <w:p>
+      <w:pPr>
+        <w:pStyle w:val="8"/>
+        <w:rPr>
+          <w:rFonts w:hint="default"/>
+          <w:lang w:val="ru-RU"/>
+        </w:rPr>
+      </w:pPr>
+      <w:r>
+        <w:rPr>
+          <w:rFonts w:hint="default"/>
+          <w:lang w:val="ru-RU"/>
+        </w:rPr>
+        <w:t>Всё, что ниже, не проверено Алисой</w:t>
+      </w:r>
+    </w:p>
+    <w:p>
+      <w:pPr>
+        <w:pStyle w:val="8"/>
+        <w:ind w:left="0" w:leftChars="0" w:firstLine="0" w:firstLineChars="0"/>
+        <w:rPr>
+          <w:rFonts w:hint="default"/>
+          <w:lang w:val="ru-RU"/>
+        </w:rPr>
+      </w:pPr>
+    </w:p>
+  </w:comment>
+  <w:comment w:id="1" w:author="Alexander Grachev" w:date="2026-02-15T17:07:05Z" w:initials="">
+    <w:p>
+      <w:pPr>
+        <w:pStyle w:val="8"/>
         <w:rPr>
           <w:rFonts w:hint="default"/>
           <w:lang w:val="ru-RU"/>
@@ -15688,6 +15914,54 @@
           <w:lang w:val="ru-RU"/>
         </w:rPr>
         <w:t xml:space="preserve"> позже</w:t>
+      </w:r>
+    </w:p>
+  </w:comment>
+  <w:comment w:id="2" w:author="banana-killer" w:date="2026-02-19T11:04:58Z" w:initials="b">
+    <w:p>
+      <w:pPr>
+        <w:pStyle w:val="8"/>
+        <w:rPr>
+          <w:rFonts w:hint="default"/>
+          <w:lang w:val="ru-RU"/>
+        </w:rPr>
+      </w:pPr>
+      <w:r>
+        <w:rPr>
+          <w:lang w:val="ru-RU"/>
+        </w:rPr>
+        <w:t>Добавить</w:t>
+      </w:r>
+      <w:r>
+        <w:rPr>
+          <w:rFonts w:hint="default"/>
+          <w:lang w:val="ru-RU"/>
+        </w:rPr>
+        <w:t xml:space="preserve"> позже</w:t>
+      </w:r>
+    </w:p>
+  </w:comment>
+  <w:comment w:id="3" w:author="banana-killer" w:date="2026-02-19T11:07:26Z" w:initials="b">
+    <w:p>
+      <w:pPr>
+        <w:pStyle w:val="8"/>
+        <w:rPr>
+          <w:rFonts w:hint="default"/>
+          <w:lang w:val="ru-RU"/>
+        </w:rPr>
+      </w:pPr>
+      <w:r>
+        <w:rPr>
+          <w:lang w:val="ru-RU"/>
+        </w:rPr>
+        <w:t>Поменять</w:t>
+      </w:r>
+      <w:r>
+        <w:rPr>
+          <w:rFonts w:hint="default"/>
+          <w:lang w:val="ru-RU"/>
+        </w:rPr>
+        <w:t xml:space="preserve"> аргументы мира</w:t>
       </w:r>
     </w:p>
   </w:comment>
@@ -15696,7 +15970,10 @@
 
 <file path=word/commentsExtended.xml><?xml version="1.0" encoding="utf-8"?>
 <w15:commentsEx xmlns:wpc="http://schemas.microsoft.com/office/word/2010/wordprocessingCanvas" xmlns:mc="http://schemas.openxmlformats.org/markup-compatibility/2006" xmlns:o="urn:schemas-microsoft-com:office:office" xmlns:r="http://schemas.openxmlformats.org/officeDocument/2006/relationships" xmlns:m="http://schemas.openxmlformats.org/officeDocument/2006/math" xmlns:v="urn:schemas-microsoft-com:vml" xmlns:wp14="http://schemas.microsoft.com/office/word/2010/wordprocessingDrawing" xmlns:wp="http://schemas.openxmlformats.org/drawingml/2006/wordprocessingDrawing" xmlns:w="http://schemas.openxmlformats.org/wordprocessingml/2006/main" xmlns:w14="http://schemas.microsoft.com/office/word/2010/wordml" xmlns:w15="http://schemas.microsoft.com/office/word/2012/wordml" xmlns:w10="urn:schemas-microsoft-com:office:word" xmlns:wpg="http://schemas.microsoft.com/office/word/2010/wordprocessingGroup" xmlns:wpi="http://schemas.microsoft.com/office/word/2010/wordprocessingInk" xmlns:wne="http://schemas.microsoft.com/office/word/2006/wordml" xmlns:wps="http://schemas.microsoft.com/office/word/2010/wordprocessingShape" xmlns:wpsCustomData="http://www.wps.cn/officeDocument/2013/wpsCustomData" mc:Ignorable="w14 w15 wp14">
-  <w15:commentEx w15:paraId="4D4072FE" w15:done="0"/>
+  <w15:commentEx w15:paraId="E2B6FDCC" w15:done="0"/>
+  <w15:commentEx w15:paraId="F9F744C9" w15:done="0"/>
+  <w15:commentEx w15:paraId="1EE7B3AF" w15:done="0"/>
+  <w15:commentEx w15:paraId="B47D878D" w15:done="0"/>
 </w15:commentsEx>
 </file>
 
@@ -15704,7 +15981,7 @@
 <w:ftr xmlns:wpc="http://schemas.microsoft.com/office/word/2010/wordprocessingCanvas" xmlns:mc="http://schemas.openxmlformats.org/markup-compatibility/2006" xmlns:o="urn:schemas-microsoft-com:office:office" xmlns:r="http://schemas.openxmlformats.org/officeDocument/2006/relationships" xmlns:m="http://schemas.openxmlformats.org/officeDocument/2006/math" xmlns:v="urn:schemas-microsoft-com:vml" xmlns:wp14="http://schemas.microsoft.com/office/word/2010/wordprocessingDrawing" xmlns:wp="http://schemas.openxmlformats.org/drawingml/2006/wordprocessingDrawing" xmlns:w10="urn:schemas-microsoft-com:office:word" xmlns:w="http://schemas.openxmlformats.org/wordprocessingml/2006/main" xmlns:w14="http://schemas.microsoft.com/office/word/2010/wordml" xmlns:w15="http://schemas.microsoft.com/office/word/2012/wordml" xmlns:wpg="http://schemas.microsoft.com/office/word/2010/wordprocessingGroup" xmlns:wpi="http://schemas.microsoft.com/office/word/2010/wordprocessingInk" xmlns:wne="http://schemas.microsoft.com/office/word/2006/wordml" xmlns:wps="http://schemas.microsoft.com/office/word/2010/wordprocessingShape" xmlns:wpsCustomData="http://www.wps.cn/officeDocument/2013/wpsCustomData" mc:Ignorable="w14 w15 wp14">
   <w:p>
     <w:pPr>
-      <w:pStyle w:val="14"/>
+      <w:pStyle w:val="10"/>
     </w:pPr>
     <w:r>
       <w:rPr>
@@ -15761,7 +16038,7 @@
                       <w:txbxContent>
                         <w:p>
                           <w:pPr>
-                            <w:pStyle w:val="14"/>
+                            <w:pStyle w:val="10"/>
                             <w:rPr>
                               <w:sz w:val="24"/>
                               <w:szCs w:val="24"/>
@@ -15816,7 +16093,7 @@
         </mc:Choice>
         <mc:Fallback>
           <w:pict>
-            <v:shape id="Text Box 18" o:spid="_x0000_s1026" o:spt="202" type="#_x0000_t202" style="position:absolute;left:0pt;margin-top:0pt;height:144pt;width:144pt;mso-position-horizontal:center;mso-position-horizontal-relative:margin;mso-wrap-style:none;z-index:251659264;mso-width-relative:page;mso-height-relative:page;" filled="f" stroked="f" coordsize="21600,21600" o:gfxdata="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">
+            <v:shape id="_x0000_s1026" o:spid="_x0000_s1026" o:spt="202" type="#_x0000_t202" style="position:absolute;left:0pt;margin-top:0pt;height:144pt;width:144pt;mso-position-horizontal:center;mso-position-horizontal-relative:margin;mso-wrap-style:none;z-index:251659264;mso-width-relative:page;mso-height-relative:page;" filled="f" stroked="f" coordsize="21600,21600" o:gfxdata="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">
               <v:fill on="f" focussize="0,0"/>
               <v:stroke on="f" weight="0.5pt"/>
               <v:imagedata o:title=""/>
@@ -15825,7 +16102,7 @@
                 <w:txbxContent>
                   <w:p>
                     <w:pPr>
-                      <w:pStyle w:val="14"/>
+                      <w:pStyle w:val="10"/>
                       <w:rPr>
                         <w:sz w:val="24"/>
                         <w:szCs w:val="24"/>
@@ -16707,6 +16984,9 @@
 
 <file path=word/people.xml><?xml version="1.0" encoding="utf-8"?>
 <w15:people xmlns:wpc="http://schemas.microsoft.com/office/word/2010/wordprocessingCanvas" xmlns:mc="http://schemas.openxmlformats.org/markup-compatibility/2006" xmlns:o="urn:schemas-microsoft-com:office:office" xmlns:r="http://schemas.openxmlformats.org/officeDocument/2006/relationships" xmlns:m="http://schemas.openxmlformats.org/officeDocument/2006/math" xmlns:v="urn:schemas-microsoft-com:vml" xmlns:wp14="http://schemas.microsoft.com/office/word/2010/wordprocessingDrawing" xmlns:wp="http://schemas.openxmlformats.org/drawingml/2006/wordprocessingDrawing" xmlns:w="http://schemas.openxmlformats.org/wordprocessingml/2006/main" xmlns:w14="http://schemas.microsoft.com/office/word/2010/wordml" xmlns:w15="http://schemas.microsoft.com/office/word/2012/wordml" xmlns:w10="urn:schemas-microsoft-com:office:word" xmlns:wpg="http://schemas.microsoft.com/office/word/2010/wordprocessingGroup" xmlns:wpi="http://schemas.microsoft.com/office/word/2010/wordprocessingInk" xmlns:wne="http://schemas.microsoft.com/office/word/2006/wordml" xmlns:wps="http://schemas.microsoft.com/office/word/2010/wordprocessingShape" xmlns:wpsCustomData="http://www.wps.cn/officeDocument/2013/wpsCustomData" mc:Ignorable="w14 w15 wp14">
+  <w15:person w15:author="banana-killer">
+    <w15:presenceInfo w15:providerId="None" w15:userId="banana-killer"/>
+  </w15:person>
   <w15:person w15:author="Alexander Grachev">
     <w15:presenceInfo w15:providerId="WPS Office" w15:userId="2759270982"/>
   </w15:person>
@@ -16874,6 +17154,104 @@
     <w:lsdException w:unhideWhenUsed="0" w:uiPriority="0" w:semiHidden="0" w:name="Balloon Text"/>
     <w:lsdException w:qFormat="1" w:unhideWhenUsed="0" w:uiPriority="0" w:semiHidden="0" w:name="Table Grid"/>
     <w:lsdException w:unhideWhenUsed="0" w:uiPriority="0" w:semiHidden="0" w:name="Table Theme"/>
+    <w:lsdException w:unhideWhenUsed="0" w:uiPriority="60" w:semiHidden="0" w:name="Light Shading"/>
+    <w:lsdException w:unhideWhenUsed="0" w:uiPriority="61" w:semiHidden="0" w:name="Light List"/>
+    <w:lsdException w:unhideWhenUsed="0" w:uiPriority="62" w:semiHidden="0" w:name="Light Grid"/>
+    <w:lsdException w:unhideWhenUsed="0" w:uiPriority="63" w:semiHidden="0" w:name="Medium Shading 1"/>
+    <w:lsdException w:unhideWhenUsed="0" w:uiPriority="64" w:semiHidden="0" w:name="Medium Shading 2"/>
+    <w:lsdException w:unhideWhenUsed="0" w:uiPriority="65" w:semiHidden="0" w:name="Medium List 1"/>
+    <w:lsdException w:unhideWhenUsed="0" w:uiPriority="66" w:semiHidden="0" w:name="Medium List 2"/>
+    <w:lsdException w:unhideWhenUsed="0" w:uiPriority="67" w:semiHidden="0" w:name="Medium Grid 1"/>
+    <w:lsdException w:unhideWhenUsed="0" w:uiPriority="68" w:semiHidden="0" w:name="Medium Grid 2"/>
+    <w:lsdException w:unhideWhenUsed="0" w:uiPriority="69" w:semiHidden="0" w:name="Medium Grid 3"/>
+    <w:lsdException w:unhideWhenUsed="0" w:uiPriority="70" w:semiHidden="0" w:name="Dark List"/>
+    <w:lsdException w:unhideWhenUsed="0" w:uiPriority="71" w:semiHidden="0" w:name="Colorful Shading"/>
+    <w:lsdException w:unhideWhenUsed="0" w:uiPriority="72" w:semiHidden="0" w:name="Colorful List"/>
+    <w:lsdException w:unhideWhenUsed="0" w:uiPriority="73" w:semiHidden="0" w:name="Colorful Grid"/>
+    <w:lsdException w:unhideWhenUsed="0" w:uiPriority="60" w:semiHidden="0" w:name="Light Shading Accent 1"/>
+    <w:lsdException w:unhideWhenUsed="0" w:uiPriority="61" w:semiHidden="0" w:name="Light List Accent 1"/>
+    <w:lsdException w:unhideWhenUsed="0" w:uiPriority="62" w:semiHidden="0" w:name="Light Grid Accent 1"/>
+    <w:lsdException w:unhideWhenUsed="0" w:uiPriority="63" w:semiHidden="0" w:name="Medium Shading 1 Accent 1"/>
+    <w:lsdException w:unhideWhenUsed="0" w:uiPriority="64" w:semiHidden="0" w:name="Medium Shading 2 Accent 1"/>
+    <w:lsdException w:unhideWhenUsed="0" w:uiPriority="65" w:semiHidden="0" w:name="Medium List 1 Accent 1"/>
+    <w:lsdException w:unhideWhenUsed="0" w:uiPriority="66" w:semiHidden="0" w:name="Medium List 2 Accent 1"/>
+    <w:lsdException w:unhideWhenUsed="0" w:uiPriority="67" w:semiHidden="0" w:name="Medium Grid 1 Accent 1"/>
+    <w:lsdException w:unhideWhenUsed="0" w:uiPriority="68" w:semiHidden="0" w:name="Medium Grid 2 Accent 1"/>
+    <w:lsdException w:unhideWhenUsed="0" w:uiPriority="69" w:semiHidden="0" w:name="Medium Grid 3 Accent 1"/>
+    <w:lsdException w:unhideWhenUsed="0" w:uiPriority="70" w:semiHidden="0" w:name="Dark List Accent 1"/>
+    <w:lsdException w:unhideWhenUsed="0" w:uiPriority="71" w:semiHidden="0" w:name="Colorful Shading Accent 1"/>
+    <w:lsdException w:unhideWhenUsed="0" w:uiPriority="72" w:semiHidden="0" w:name="Colorful List Accent 1"/>
+    <w:lsdException w:unhideWhenUsed="0" w:uiPriority="73" w:semiHidden="0" w:name="Colorful Grid Accent 1"/>
+    <w:lsdException w:unhideWhenUsed="0" w:uiPriority="60" w:semiHidden="0" w:name="Light Shading Accent 2"/>
+    <w:lsdException w:unhideWhenUsed="0" w:uiPriority="61" w:semiHidden="0" w:name="Light List Accent 2"/>
+    <w:lsdException w:unhideWhenUsed="0" w:uiPriority="62" w:semiHidden="0" w:name="Light Grid Accent 2"/>
+    <w:lsdException w:unhideWhenUsed="0" w:uiPriority="63" w:semiHidden="0" w:name="Medium Shading 1 Accent 2"/>
+    <w:lsdException w:unhideWhenUsed="0" w:uiPriority="64" w:semiHidden="0" w:name="Medium Shading 2 Accent 2"/>
+    <w:lsdException w:unhideWhenUsed="0" w:uiPriority="65" w:semiHidden="0" w:name="Medium List 1 Accent 2"/>
+    <w:lsdException w:unhideWhenUsed="0" w:uiPriority="66" w:semiHidden="0" w:name="Medium List 2 Accent 2"/>
+    <w:lsdException w:unhideWhenUsed="0" w:uiPriority="67" w:semiHidden="0" w:name="Medium Grid 1 Accent 2"/>
+    <w:lsdException w:unhideWhenUsed="0" w:uiPriority="68" w:semiHidden="0" w:name="Medium Grid 2 Accent 2"/>
+    <w:lsdException w:unhideWhenUsed="0" w:uiPriority="69" w:semiHidden="0" w:name="Medium Grid 3 Accent 2"/>
+    <w:lsdException w:unhideWhenUsed="0" w:uiPriority="70" w:semiHidden="0" w:name="Dark List Accent 2"/>
+    <w:lsdException w:unhideWhenUsed="0" w:uiPriority="71" w:semiHidden="0" w:name="Colorful Shading Accent 2"/>
+    <w:lsdException w:unhideWhenUsed="0" w:uiPriority="72" w:semiHidden="0" w:name="Colorful List Accent 2"/>
+    <w:lsdException w:unhideWhenUsed="0" w:uiPriority="73" w:semiHidden="0" w:name="Colorful Grid Accent 2"/>
+    <w:lsdException w:unhideWhenUsed="0" w:uiPriority="60" w:semiHidden="0" w:name="Light Shading Accent 3"/>
+    <w:lsdException w:unhideWhenUsed="0" w:uiPriority="61" w:semiHidden="0" w:name="Light List Accent 3"/>
+    <w:lsdException w:unhideWhenUsed="0" w:uiPriority="62" w:semiHidden="0" w:name="Light Grid Accent 3"/>
+    <w:lsdException w:unhideWhenUsed="0" w:uiPriority="63" w:semiHidden="0" w:name="Medium Shading 1 Accent 3"/>
+    <w:lsdException w:unhideWhenUsed="0" w:uiPriority="64" w:semiHidden="0" w:name="Medium Shading 2 Accent 3"/>
+    <w:lsdException w:unhideWhenUsed="0" w:uiPriority="65" w:semiHidden="0" w:name="Medium List 1 Accent 3"/>
+    <w:lsdException w:unhideWhenUsed="0" w:uiPriority="66" w:semiHidden="0" w:name="Medium List 2 Accent 3"/>
+    <w:lsdException w:unhideWhenUsed="0" w:uiPriority="67" w:semiHidden="0" w:name="Medium Grid 1 Accent 3"/>
+    <w:lsdException w:unhideWhenUsed="0" w:uiPriority="68" w:semiHidden="0" w:name="Medium Grid 2 Accent 3"/>
+    <w:lsdException w:unhideWhenUsed="0" w:uiPriority="69" w:semiHidden="0" w:name="Medium Grid 3 Accent 3"/>
+    <w:lsdException w:unhideWhenUsed="0" w:uiPriority="70" w:semiHidden="0" w:name="Dark List Accent 3"/>
+    <w:lsdException w:unhideWhenUsed="0" w:uiPriority="71" w:semiHidden="0" w:name="Colorful Shading Accent 3"/>
+    <w:lsdException w:unhideWhenUsed="0" w:uiPriority="72" w:semiHidden="0" w:name="Colorful List Accent 3"/>
+    <w:lsdException w:unhideWhenUsed="0" w:uiPriority="73" w:semiHidden="0" w:name="Colorful Grid Accent 3"/>
+    <w:lsdException w:unhideWhenUsed="0" w:uiPriority="60" w:semiHidden="0" w:name="Light Shading Accent 4"/>
+    <w:lsdException w:unhideWhenUsed="0" w:uiPriority="61" w:semiHidden="0" w:name="Light List Accent 4"/>
+    <w:lsdException w:unhideWhenUsed="0" w:uiPriority="62" w:semiHidden="0" w:name="Light Grid Accent 4"/>
+    <w:lsdException w:unhideWhenUsed="0" w:uiPriority="63" w:semiHidden="0" w:name="Medium Shading 1 Accent 4"/>
+    <w:lsdException w:unhideWhenUsed="0" w:uiPriority="64" w:semiHidden="0" w:name="Medium Shading 2 Accent 4"/>
+    <w:lsdException w:unhideWhenUsed="0" w:uiPriority="65" w:semiHidden="0" w:name="Medium List 1 Accent 4"/>
+    <w:lsdException w:unhideWhenUsed="0" w:uiPriority="66" w:semiHidden="0" w:name="Medium List 2 Accent 4"/>
+    <w:lsdException w:unhideWhenUsed="0" w:uiPriority="67" w:semiHidden="0" w:name="Medium Grid 1 Accent 4"/>
+    <w:lsdException w:unhideWhenUsed="0" w:uiPriority="68" w:semiHidden="0" w:name="Medium Grid 2 Accent 4"/>
+    <w:lsdException w:unhideWhenUsed="0" w:uiPriority="69" w:semiHidden="0" w:name="Medium Grid 3 Accent 4"/>
+    <w:lsdException w:unhideWhenUsed="0" w:uiPriority="70" w:semiHidden="0" w:name="Dark List Accent 4"/>
+    <w:lsdException w:unhideWhenUsed="0" w:uiPriority="71" w:semiHidden="0" w:name="Colorful Shading Accent 4"/>
+    <w:lsdException w:unhideWhenUsed="0" w:uiPriority="72" w:semiHidden="0" w:name="Colorful List Accent 4"/>
+    <w:lsdException w:unhideWhenUsed="0" w:uiPriority="73" w:semiHidden="0" w:name="Colorful Grid Accent 4"/>
+    <w:lsdException w:unhideWhenUsed="0" w:uiPriority="60" w:semiHidden="0" w:name="Light Shading Accent 5"/>
+    <w:lsdException w:unhideWhenUsed="0" w:uiPriority="61" w:semiHidden="0" w:name="Light List Accent 5"/>
+    <w:lsdException w:unhideWhenUsed="0" w:uiPriority="62" w:semiHidden="0" w:name="Light Grid Accent 5"/>
+    <w:lsdException w:unhideWhenUsed="0" w:uiPriority="63" w:semiHidden="0" w:name="Medium Shading 1 Accent 5"/>
+    <w:lsdException w:unhideWhenUsed="0" w:uiPriority="64" w:semiHidden="0" w:name="Medium Shading 2 Accent 5"/>
+    <w:lsdException w:unhideWhenUsed="0" w:uiPriority="65" w:semiHidden="0" w:name="Medium List 1 Accent 5"/>
+    <w:lsdException w:unhideWhenUsed="0" w:uiPriority="66" w:semiHidden="0" w:name="Medium List 2 Accent 5"/>
+    <w:lsdException w:unhideWhenUsed="0" w:uiPriority="67" w:semiHidden="0" w:name="Medium Grid 1 Accent 5"/>
+    <w:lsdException w:unhideWhenUsed="0" w:uiPriority="68" w:semiHidden="0" w:name="Medium Grid 2 Accent 5"/>
+    <w:lsdException w:unhideWhenUsed="0" w:uiPriority="69" w:semiHidden="0" w:name="Medium Grid 3 Accent 5"/>
+    <w:lsdException w:unhideWhenUsed="0" w:uiPriority="70" w:semiHidden="0" w:name="Dark List Accent 5"/>
+    <w:lsdException w:unhideWhenUsed="0" w:uiPriority="71" w:semiHidden="0" w:name="Colorful Shading Accent 5"/>
+    <w:lsdException w:unhideWhenUsed="0" w:uiPriority="72" w:semiHidden="0" w:name="Colorful List Accent 5"/>
+    <w:lsdException w:unhideWhenUsed="0" w:uiPriority="73" w:semiHidden="0" w:name="Colorful Grid Accent 5"/>
+    <w:lsdException w:unhideWhenUsed="0" w:uiPriority="60" w:semiHidden="0" w:name="Light Shading Accent 6"/>
+    <w:lsdException w:unhideWhenUsed="0" w:uiPriority="61" w:semiHidden="0" w:name="Light List Accent 6"/>
+    <w:lsdException w:unhideWhenUsed="0" w:uiPriority="62" w:semiHidden="0" w:name="Light Grid Accent 6"/>
+    <w:lsdException w:unhideWhenUsed="0" w:uiPriority="63" w:semiHidden="0" w:name="Medium Shading 1 Accent 6"/>
+    <w:lsdException w:unhideWhenUsed="0" w:uiPriority="64" w:semiHidden="0" w:name="Medium Shading 2 Accent 6"/>
+    <w:lsdException w:unhideWhenUsed="0" w:uiPriority="65" w:semiHidden="0" w:name="Medium List 1 Accent 6"/>
+    <w:lsdException w:unhideWhenUsed="0" w:uiPriority="66" w:semiHidden="0" w:name="Medium List 2 Accent 6"/>
+    <w:lsdException w:unhideWhenUsed="0" w:uiPriority="67" w:semiHidden="0" w:name="Medium Grid 1 Accent 6"/>
+    <w:lsdException w:unhideWhenUsed="0" w:uiPriority="68" w:semiHidden="0" w:name="Medium Grid 2 Accent 6"/>
+    <w:lsdException w:unhideWhenUsed="0" w:uiPriority="69" w:semiHidden="0" w:name="Medium Grid 3 Accent 6"/>
+    <w:lsdException w:unhideWhenUsed="0" w:uiPriority="70" w:semiHidden="0" w:name="Dark List Accent 6"/>
+    <w:lsdException w:unhideWhenUsed="0" w:uiPriority="71" w:semiHidden="0" w:name="Colorful Shading Accent 6"/>
+    <w:lsdException w:unhideWhenUsed="0" w:uiPriority="72" w:semiHidden="0" w:name="Colorful List Accent 6"/>
+    <w:lsdException w:unhideWhenUsed="0" w:uiPriority="73" w:semiHidden="0" w:name="Colorful Grid Accent 6"/>
   </w:latentStyles>
   <w:style w:type="paragraph" w:default="1" w:styleId="1">
     <w:name w:val="Normal"/>
@@ -16976,27 +17354,7 @@
       </w:tblCellMar>
     </w:tblPr>
   </w:style>
-  <w:style w:type="character" w:styleId="7">
-    <w:name w:val="FollowedHyperlink"/>
-    <w:basedOn w:val="5"/>
-    <w:qFormat/>
-    <w:uiPriority w:val="0"/>
-    <w:rPr>
-      <w:color w:val="800080"/>
-      <w:u w:val="single"/>
-    </w:rPr>
-  </w:style>
-  <w:style w:type="character" w:styleId="8">
-    <w:name w:val="Hyperlink"/>
-    <w:basedOn w:val="5"/>
-    <w:qFormat/>
-    <w:uiPriority w:val="0"/>
-    <w:rPr>
-      <w:color w:val="0000FF"/>
-      <w:u w:val="single"/>
-    </w:rPr>
-  </w:style>
-  <w:style w:type="paragraph" w:styleId="9">
+  <w:style w:type="paragraph" w:styleId="7">
     <w:name w:val="caption"/>
     <w:basedOn w:val="1"/>
     <w:next w:val="1"/>
@@ -17011,7 +17369,7 @@
       <w:sz w:val="24"/>
     </w:rPr>
   </w:style>
-  <w:style w:type="paragraph" w:styleId="10">
+  <w:style w:type="paragraph" w:styleId="8">
     <w:name w:val="annotation text"/>
     <w:basedOn w:val="1"/>
     <w:qFormat/>
@@ -17020,37 +17378,17 @@
       <w:jc w:val="left"/>
     </w:pPr>
   </w:style>
-  <w:style w:type="paragraph" w:styleId="11">
-    <w:name w:val="toc 1"/>
-    <w:basedOn w:val="1"/>
-    <w:next w:val="1"/>
+  <w:style w:type="character" w:styleId="9">
+    <w:name w:val="FollowedHyperlink"/>
+    <w:basedOn w:val="5"/>
     <w:qFormat/>
     <w:uiPriority w:val="0"/>
-    <w:pPr>
-      <w:ind w:firstLine="0"/>
-    </w:pPr>
+    <w:rPr>
+      <w:color w:val="800080"/>
+      <w:u w:val="single"/>
+    </w:rPr>
   </w:style>
-  <w:style w:type="paragraph" w:styleId="12">
-    <w:name w:val="toc 3"/>
-    <w:basedOn w:val="1"/>
-    <w:next w:val="1"/>
-    <w:qFormat/>
-    <w:uiPriority w:val="0"/>
-    <w:pPr>
-      <w:ind w:left="840" w:leftChars="400"/>
-    </w:pPr>
-  </w:style>
-  <w:style w:type="paragraph" w:styleId="13">
-    <w:name w:val="toc 2"/>
-    <w:basedOn w:val="1"/>
-    <w:next w:val="1"/>
-    <w:qFormat/>
-    <w:uiPriority w:val="0"/>
-    <w:pPr>
-      <w:ind w:left="420" w:leftChars="200"/>
-    </w:pPr>
-  </w:style>
-  <w:style w:type="paragraph" w:styleId="14">
+  <w:style w:type="paragraph" w:styleId="10">
     <w:name w:val="footer"/>
     <w:basedOn w:val="1"/>
     <w:qFormat/>
@@ -17068,7 +17406,17 @@
       <w:szCs w:val="18"/>
     </w:rPr>
   </w:style>
-  <w:style w:type="table" w:styleId="15">
+  <w:style w:type="character" w:styleId="11">
+    <w:name w:val="Hyperlink"/>
+    <w:basedOn w:val="5"/>
+    <w:qFormat/>
+    <w:uiPriority w:val="0"/>
+    <w:rPr>
+      <w:color w:val="0000FF"/>
+      <w:u w:val="single"/>
+    </w:rPr>
+  </w:style>
+  <w:style w:type="table" w:styleId="12">
     <w:name w:val="Table Grid"/>
     <w:basedOn w:val="6"/>
     <w:qFormat/>
@@ -17087,6 +17435,36 @@
         <w:insideV w:val="single" w:color="auto" w:sz="4" w:space="0"/>
       </w:tblBorders>
     </w:tblPr>
+  </w:style>
+  <w:style w:type="paragraph" w:styleId="13">
+    <w:name w:val="toc 1"/>
+    <w:basedOn w:val="1"/>
+    <w:next w:val="1"/>
+    <w:qFormat/>
+    <w:uiPriority w:val="0"/>
+    <w:pPr>
+      <w:ind w:firstLine="0"/>
+    </w:pPr>
+  </w:style>
+  <w:style w:type="paragraph" w:styleId="14">
+    <w:name w:val="toc 2"/>
+    <w:basedOn w:val="1"/>
+    <w:next w:val="1"/>
+    <w:qFormat/>
+    <w:uiPriority w:val="0"/>
+    <w:pPr>
+      <w:ind w:left="420" w:leftChars="200"/>
+    </w:pPr>
+  </w:style>
+  <w:style w:type="paragraph" w:styleId="15">
+    <w:name w:val="toc 3"/>
+    <w:basedOn w:val="1"/>
+    <w:next w:val="1"/>
+    <w:qFormat/>
+    <w:uiPriority w:val="0"/>
+    <w:pPr>
+      <w:ind w:left="840" w:leftChars="400"/>
+    </w:pPr>
   </w:style>
   <w:style w:type="paragraph" w:customStyle="1" w:styleId="16">
     <w:name w:val="Code"/>
@@ -17417,6 +17795,7 @@
 <s:customData xmlns="http://www.wps.cn/officeDocument/2013/wpsCustomData" xmlns:s="http://www.wps.cn/officeDocument/2013/wpsCustomData">
   <customSectProps>
     <customSectPr/>
+    <customSectPr/>
   </customSectProps>
   <customShpExts>
     <customShpInfo spid="_x0000_s1026" textRotate="1"/>
